--- a/paper/Dry_Bean_机器学习课程论文.docx
+++ b/paper/Dry_Bean_机器学习课程论文.docx
@@ -87,60 +87,6 @@
           <w:lang w:eastAsia="zh-CN"/>
         </w:rPr>
       </w:pPr>
-      <w:r>
-        <w:rPr>
-          <w:rFonts w:cs="宋体"/>
-          <w:sz w:val="24"/>
-          <w:szCs w:val="24"/>
-          <w:lang w:eastAsia="zh-CN"/>
-        </w:rPr>
-        <w:t>数据分析</w:t>
-      </w:r>
-      <w:r>
-        <w:rPr>
-          <w:rFonts w:cs="宋体"/>
-          <w:sz w:val="24"/>
-          <w:szCs w:val="24"/>
-          <w:lang w:eastAsia="zh-CN"/>
-        </w:rPr>
-        <w:t xml:space="preserve">   </w:t>
-      </w:r>
-      <w:r>
-        <w:rPr>
-          <w:rFonts w:cs="宋体"/>
-          <w:sz w:val="24"/>
-          <w:szCs w:val="24"/>
-          <w:lang w:eastAsia="zh-CN"/>
-        </w:rPr>
-        <w:t>数据清洗 · 五算法实验</w:t>
-      </w:r>
-      <w:r>
-        <w:rPr>
-          <w:rFonts w:cs="宋体"/>
-          <w:sz w:val="24"/>
-          <w:szCs w:val="24"/>
-          <w:lang w:eastAsia="zh-CN"/>
-        </w:rPr>
-        <w:t>分析</w:t>
-      </w:r>
-      <w:r>
-        <w:rPr>
-          <w:rFonts w:cs="宋体"/>
-          <w:sz w:val="24"/>
-          <w:szCs w:val="24"/>
-          <w:lang w:eastAsia="zh-CN"/>
-        </w:rPr>
-        <w:t xml:space="preserve"> · 系统展示</w:t>
-      </w:r>
-      <w:r>
-        <w:rPr>
-          <w:rFonts w:cs="宋体"/>
-          <w:sz w:val="24"/>
-          <w:szCs w:val="24"/>
-          <w:lang w:eastAsia="zh-CN"/>
-        </w:rPr>
-        <w:t xml:space="preserve">   课程总结</w:t>
-      </w:r>
     </w:p>
     <w:tbl>
       <w:tblPr>
@@ -9656,15 +9602,6 @@
         </w:rPr>
         <w:t>实验使用 Python 3.11，主要依赖 pandas、NumPy、scikit-learn 和 XGBoost。随机种子固定为 42。五种算法使用相同的训练、验证和测试划分；不同算法只在是否标准化方面按其机制区分。</w:t>
       </w:r>
-      <w:r>
-        <w:rPr>
-          <w:rFonts w:cs="宋体"/>
-          <w:sz w:val="24"/>
-          <w:szCs w:val="24"/>
-          <w:lang w:eastAsia="zh-CN"/>
-        </w:rPr>
-        <w:t>模型选择不读取测试标签，最终结果统一写入 CSV，论文和展示网页从同一份结果文件读取，避免数字不一致。</w:t>
-      </w:r>
     </w:p>
     <w:p>
       <w:pPr>
@@ -9706,9 +9643,719 @@
         <w:tblLook w:val="04A0" w:firstRow="1" w:lastRow="0" w:firstColumn="1" w:lastColumn="0" w:noHBand="0" w:noVBand="1"/>
       </w:tblPr>
       <w:tblGrid>
+        <w:gridCol w:w="2054"/>
+        <w:gridCol w:w="3773"/>
+        <w:gridCol w:w="3283"/>
+      </w:tblGrid>
+      <w:tr>
+        <w:trPr>
+          <w:tblHeader/>
+          <w:jc w:val="center"/>
+        </w:trPr>
+        <w:tc>
+          <w:tcPr>
+            <w:tcW w:w="2054" w:type="dxa"/>
+            <w:shd w:val="clear" w:color="auto" w:fill="E9F1EC"/>
+            <w:tcMar>
+              <w:top w:w="90" w:type="dxa"/>
+              <w:left w:w="120" w:type="dxa"/>
+              <w:bottom w:w="90" w:type="dxa"/>
+              <w:right w:w="120" w:type="dxa"/>
+            </w:tcMar>
+            <w:vAlign w:val="center"/>
+          </w:tcPr>
+          <w:p>
+            <w:pPr>
+              <w:spacing w:line="360" w:lineRule="auto"/>
+              <w:rPr>
+                <w:rFonts w:cs="宋体" w:hint="eastAsia"/>
+                <w:sz w:val="24"/>
+                <w:szCs w:val="24"/>
+              </w:rPr>
+            </w:pPr>
+            <w:proofErr w:type="spellStart"/>
+            <w:r>
+              <w:rPr>
+                <w:rFonts w:cs="宋体"/>
+                <w:b/>
+                <w:sz w:val="24"/>
+                <w:szCs w:val="24"/>
+              </w:rPr>
+              <w:t>指标</w:t>
+            </w:r>
+            <w:proofErr w:type="spellEnd"/>
+          </w:p>
+        </w:tc>
+        <w:tc>
+          <w:tcPr>
+            <w:tcW w:w="3773" w:type="dxa"/>
+            <w:shd w:val="clear" w:color="auto" w:fill="E9F1EC"/>
+            <w:tcMar>
+              <w:top w:w="90" w:type="dxa"/>
+              <w:left w:w="120" w:type="dxa"/>
+              <w:bottom w:w="90" w:type="dxa"/>
+              <w:right w:w="120" w:type="dxa"/>
+            </w:tcMar>
+            <w:vAlign w:val="center"/>
+          </w:tcPr>
+          <w:p>
+            <w:pPr>
+              <w:spacing w:line="360" w:lineRule="auto"/>
+              <w:rPr>
+                <w:rFonts w:cs="宋体" w:hint="eastAsia"/>
+                <w:sz w:val="24"/>
+                <w:szCs w:val="24"/>
+              </w:rPr>
+            </w:pPr>
+            <w:r>
+              <w:rPr>
+                <w:rFonts w:cs="宋体"/>
+                <w:b/>
+                <w:sz w:val="24"/>
+                <w:szCs w:val="24"/>
+              </w:rPr>
+              <w:t>计算口径</w:t>
+            </w:r>
+          </w:p>
+        </w:tc>
+        <w:tc>
+          <w:tcPr>
+            <w:tcW w:w="3283" w:type="dxa"/>
+            <w:shd w:val="clear" w:color="auto" w:fill="E9F1EC"/>
+            <w:tcMar>
+              <w:top w:w="90" w:type="dxa"/>
+              <w:left w:w="120" w:type="dxa"/>
+              <w:bottom w:w="90" w:type="dxa"/>
+              <w:right w:w="120" w:type="dxa"/>
+            </w:tcMar>
+            <w:vAlign w:val="center"/>
+          </w:tcPr>
+          <w:p>
+            <w:pPr>
+              <w:spacing w:line="360" w:lineRule="auto"/>
+              <w:rPr>
+                <w:rFonts w:cs="宋体" w:hint="eastAsia"/>
+                <w:sz w:val="24"/>
+                <w:szCs w:val="24"/>
+              </w:rPr>
+            </w:pPr>
+            <w:r>
+              <w:rPr>
+                <w:rFonts w:cs="宋体"/>
+                <w:b/>
+                <w:sz w:val="24"/>
+                <w:szCs w:val="24"/>
+              </w:rPr>
+              <w:t>作用</w:t>
+            </w:r>
+          </w:p>
+        </w:tc>
+      </w:tr>
+      <w:tr>
+        <w:trPr>
+          <w:jc w:val="center"/>
+        </w:trPr>
+        <w:tc>
+          <w:tcPr>
+            <w:tcW w:w="2054" w:type="dxa"/>
+            <w:tcMar>
+              <w:top w:w="90" w:type="dxa"/>
+              <w:left w:w="120" w:type="dxa"/>
+              <w:bottom w:w="90" w:type="dxa"/>
+              <w:right w:w="120" w:type="dxa"/>
+            </w:tcMar>
+            <w:vAlign w:val="center"/>
+          </w:tcPr>
+          <w:p>
+            <w:pPr>
+              <w:spacing w:line="360" w:lineRule="auto"/>
+              <w:rPr>
+                <w:rFonts w:cs="宋体" w:hint="eastAsia"/>
+                <w:sz w:val="24"/>
+                <w:szCs w:val="24"/>
+              </w:rPr>
+            </w:pPr>
+            <w:r>
+              <w:rPr>
+                <w:rFonts w:cs="宋体"/>
+                <w:sz w:val="24"/>
+                <w:szCs w:val="24"/>
+              </w:rPr>
+              <w:t>Accuracy</w:t>
+            </w:r>
+          </w:p>
+        </w:tc>
+        <w:tc>
+          <w:tcPr>
+            <w:tcW w:w="3773" w:type="dxa"/>
+            <w:tcMar>
+              <w:top w:w="90" w:type="dxa"/>
+              <w:left w:w="120" w:type="dxa"/>
+              <w:bottom w:w="90" w:type="dxa"/>
+              <w:right w:w="120" w:type="dxa"/>
+            </w:tcMar>
+            <w:vAlign w:val="center"/>
+          </w:tcPr>
+          <w:p>
+            <w:pPr>
+              <w:spacing w:line="360" w:lineRule="auto"/>
+              <w:rPr>
+                <w:rFonts w:cs="宋体" w:hint="eastAsia"/>
+                <w:sz w:val="24"/>
+                <w:szCs w:val="24"/>
+                <w:lang w:eastAsia="zh-CN"/>
+              </w:rPr>
+            </w:pPr>
+            <w:r>
+              <w:rPr>
+                <w:rFonts w:cs="宋体"/>
+                <w:sz w:val="24"/>
+                <w:szCs w:val="24"/>
+                <w:lang w:eastAsia="zh-CN"/>
+              </w:rPr>
+              <w:t>正确分类样本数 / 总样本数</w:t>
+            </w:r>
+          </w:p>
+        </w:tc>
+        <w:tc>
+          <w:tcPr>
+            <w:tcW w:w="3283" w:type="dxa"/>
+            <w:tcMar>
+              <w:top w:w="90" w:type="dxa"/>
+              <w:left w:w="120" w:type="dxa"/>
+              <w:bottom w:w="90" w:type="dxa"/>
+              <w:right w:w="120" w:type="dxa"/>
+            </w:tcMar>
+            <w:vAlign w:val="center"/>
+          </w:tcPr>
+          <w:p>
+            <w:pPr>
+              <w:spacing w:line="360" w:lineRule="auto"/>
+              <w:rPr>
+                <w:rFonts w:cs="宋体" w:hint="eastAsia"/>
+                <w:sz w:val="24"/>
+                <w:szCs w:val="24"/>
+              </w:rPr>
+            </w:pPr>
+            <w:proofErr w:type="spellStart"/>
+            <w:r>
+              <w:rPr>
+                <w:rFonts w:cs="宋体"/>
+                <w:sz w:val="24"/>
+                <w:szCs w:val="24"/>
+              </w:rPr>
+              <w:t>总体正确率</w:t>
+            </w:r>
+            <w:proofErr w:type="spellEnd"/>
+          </w:p>
+        </w:tc>
+      </w:tr>
+      <w:tr>
+        <w:trPr>
+          <w:jc w:val="center"/>
+        </w:trPr>
+        <w:tc>
+          <w:tcPr>
+            <w:tcW w:w="2054" w:type="dxa"/>
+            <w:tcMar>
+              <w:top w:w="90" w:type="dxa"/>
+              <w:left w:w="120" w:type="dxa"/>
+              <w:bottom w:w="90" w:type="dxa"/>
+              <w:right w:w="120" w:type="dxa"/>
+            </w:tcMar>
+            <w:vAlign w:val="center"/>
+          </w:tcPr>
+          <w:p>
+            <w:pPr>
+              <w:spacing w:line="360" w:lineRule="auto"/>
+              <w:rPr>
+                <w:rFonts w:cs="宋体" w:hint="eastAsia"/>
+                <w:sz w:val="24"/>
+                <w:szCs w:val="24"/>
+              </w:rPr>
+            </w:pPr>
+            <w:r>
+              <w:rPr>
+                <w:rFonts w:cs="宋体"/>
+                <w:sz w:val="24"/>
+                <w:szCs w:val="24"/>
+              </w:rPr>
+              <w:t>Macro-F1</w:t>
+            </w:r>
+          </w:p>
+        </w:tc>
+        <w:tc>
+          <w:tcPr>
+            <w:tcW w:w="3773" w:type="dxa"/>
+            <w:tcMar>
+              <w:top w:w="90" w:type="dxa"/>
+              <w:left w:w="120" w:type="dxa"/>
+              <w:bottom w:w="90" w:type="dxa"/>
+              <w:right w:w="120" w:type="dxa"/>
+            </w:tcMar>
+            <w:vAlign w:val="center"/>
+          </w:tcPr>
+          <w:p>
+            <w:pPr>
+              <w:spacing w:line="360" w:lineRule="auto"/>
+              <w:rPr>
+                <w:rFonts w:cs="宋体" w:hint="eastAsia"/>
+                <w:sz w:val="24"/>
+                <w:szCs w:val="24"/>
+              </w:rPr>
+            </w:pPr>
+            <w:r>
+              <w:rPr>
+                <w:rFonts w:cs="宋体"/>
+                <w:sz w:val="24"/>
+                <w:szCs w:val="24"/>
+              </w:rPr>
+              <w:t>各类别 F1 的算术平均</w:t>
+            </w:r>
+          </w:p>
+        </w:tc>
+        <w:tc>
+          <w:tcPr>
+            <w:tcW w:w="3283" w:type="dxa"/>
+            <w:tcMar>
+              <w:top w:w="90" w:type="dxa"/>
+              <w:left w:w="120" w:type="dxa"/>
+              <w:bottom w:w="90" w:type="dxa"/>
+              <w:right w:w="120" w:type="dxa"/>
+            </w:tcMar>
+            <w:vAlign w:val="center"/>
+          </w:tcPr>
+          <w:p>
+            <w:pPr>
+              <w:spacing w:line="360" w:lineRule="auto"/>
+              <w:rPr>
+                <w:rFonts w:cs="宋体" w:hint="eastAsia"/>
+                <w:sz w:val="24"/>
+                <w:szCs w:val="24"/>
+              </w:rPr>
+            </w:pPr>
+            <w:r>
+              <w:rPr>
+                <w:rFonts w:cs="宋体"/>
+                <w:sz w:val="24"/>
+                <w:szCs w:val="24"/>
+              </w:rPr>
+              <w:t>减少类别不平衡影响</w:t>
+            </w:r>
+          </w:p>
+        </w:tc>
+      </w:tr>
+      <w:tr>
+        <w:trPr>
+          <w:jc w:val="center"/>
+        </w:trPr>
+        <w:tc>
+          <w:tcPr>
+            <w:tcW w:w="2054" w:type="dxa"/>
+            <w:tcMar>
+              <w:top w:w="90" w:type="dxa"/>
+              <w:left w:w="120" w:type="dxa"/>
+              <w:bottom w:w="90" w:type="dxa"/>
+              <w:right w:w="120" w:type="dxa"/>
+            </w:tcMar>
+            <w:vAlign w:val="center"/>
+          </w:tcPr>
+          <w:p>
+            <w:pPr>
+              <w:spacing w:line="360" w:lineRule="auto"/>
+              <w:rPr>
+                <w:rFonts w:cs="宋体" w:hint="eastAsia"/>
+                <w:sz w:val="24"/>
+                <w:szCs w:val="24"/>
+              </w:rPr>
+            </w:pPr>
+            <w:r>
+              <w:rPr>
+                <w:rFonts w:cs="宋体"/>
+                <w:sz w:val="24"/>
+                <w:szCs w:val="24"/>
+              </w:rPr>
+              <w:t>Log Loss</w:t>
+            </w:r>
+          </w:p>
+        </w:tc>
+        <w:tc>
+          <w:tcPr>
+            <w:tcW w:w="3773" w:type="dxa"/>
+            <w:tcMar>
+              <w:top w:w="90" w:type="dxa"/>
+              <w:left w:w="120" w:type="dxa"/>
+              <w:bottom w:w="90" w:type="dxa"/>
+              <w:right w:w="120" w:type="dxa"/>
+            </w:tcMar>
+            <w:vAlign w:val="center"/>
+          </w:tcPr>
+          <w:p>
+            <w:pPr>
+              <w:spacing w:line="360" w:lineRule="auto"/>
+              <w:rPr>
+                <w:rFonts w:cs="宋体" w:hint="eastAsia"/>
+                <w:sz w:val="24"/>
+                <w:szCs w:val="24"/>
+              </w:rPr>
+            </w:pPr>
+            <w:r>
+              <w:rPr>
+                <w:rFonts w:cs="宋体"/>
+                <w:sz w:val="24"/>
+                <w:szCs w:val="24"/>
+              </w:rPr>
+              <w:t>−Σ y·log(p)</w:t>
+            </w:r>
+          </w:p>
+        </w:tc>
+        <w:tc>
+          <w:tcPr>
+            <w:tcW w:w="3283" w:type="dxa"/>
+            <w:tcMar>
+              <w:top w:w="90" w:type="dxa"/>
+              <w:left w:w="120" w:type="dxa"/>
+              <w:bottom w:w="90" w:type="dxa"/>
+              <w:right w:w="120" w:type="dxa"/>
+            </w:tcMar>
+            <w:vAlign w:val="center"/>
+          </w:tcPr>
+          <w:p>
+            <w:pPr>
+              <w:spacing w:line="360" w:lineRule="auto"/>
+              <w:rPr>
+                <w:rFonts w:cs="宋体" w:hint="eastAsia"/>
+                <w:sz w:val="24"/>
+                <w:szCs w:val="24"/>
+                <w:lang w:eastAsia="zh-CN"/>
+              </w:rPr>
+            </w:pPr>
+            <w:r>
+              <w:rPr>
+                <w:rFonts w:cs="宋体"/>
+                <w:sz w:val="24"/>
+                <w:szCs w:val="24"/>
+                <w:lang w:eastAsia="zh-CN"/>
+              </w:rPr>
+              <w:t>评价概率预测与训练收敛</w:t>
+            </w:r>
+          </w:p>
+        </w:tc>
+      </w:tr>
+      <w:tr>
+        <w:trPr>
+          <w:jc w:val="center"/>
+        </w:trPr>
+        <w:tc>
+          <w:tcPr>
+            <w:tcW w:w="2054" w:type="dxa"/>
+            <w:tcMar>
+              <w:top w:w="90" w:type="dxa"/>
+              <w:left w:w="120" w:type="dxa"/>
+              <w:bottom w:w="90" w:type="dxa"/>
+              <w:right w:w="120" w:type="dxa"/>
+            </w:tcMar>
+            <w:vAlign w:val="center"/>
+          </w:tcPr>
+          <w:p>
+            <w:pPr>
+              <w:spacing w:line="360" w:lineRule="auto"/>
+              <w:rPr>
+                <w:rFonts w:cs="宋体" w:hint="eastAsia"/>
+                <w:sz w:val="24"/>
+                <w:szCs w:val="24"/>
+              </w:rPr>
+            </w:pPr>
+            <w:proofErr w:type="spellStart"/>
+            <w:r>
+              <w:rPr>
+                <w:rFonts w:cs="宋体"/>
+                <w:sz w:val="24"/>
+                <w:szCs w:val="24"/>
+              </w:rPr>
+              <w:t>推理时间</w:t>
+            </w:r>
+            <w:proofErr w:type="spellEnd"/>
+          </w:p>
+        </w:tc>
+        <w:tc>
+          <w:tcPr>
+            <w:tcW w:w="3773" w:type="dxa"/>
+            <w:tcMar>
+              <w:top w:w="90" w:type="dxa"/>
+              <w:left w:w="120" w:type="dxa"/>
+              <w:bottom w:w="90" w:type="dxa"/>
+              <w:right w:w="120" w:type="dxa"/>
+            </w:tcMar>
+            <w:vAlign w:val="center"/>
+          </w:tcPr>
+          <w:p>
+            <w:pPr>
+              <w:spacing w:line="360" w:lineRule="auto"/>
+              <w:rPr>
+                <w:rFonts w:cs="宋体" w:hint="eastAsia"/>
+                <w:sz w:val="24"/>
+                <w:szCs w:val="24"/>
+                <w:lang w:eastAsia="zh-CN"/>
+              </w:rPr>
+            </w:pPr>
+            <w:r>
+              <w:rPr>
+                <w:rFonts w:cs="宋体"/>
+                <w:sz w:val="24"/>
+                <w:szCs w:val="24"/>
+                <w:lang w:eastAsia="zh-CN"/>
+              </w:rPr>
+              <w:t>多次预热后批量预测中位数</w:t>
+            </w:r>
+          </w:p>
+        </w:tc>
+        <w:tc>
+          <w:tcPr>
+            <w:tcW w:w="3283" w:type="dxa"/>
+            <w:tcMar>
+              <w:top w:w="90" w:type="dxa"/>
+              <w:left w:w="120" w:type="dxa"/>
+              <w:bottom w:w="90" w:type="dxa"/>
+              <w:right w:w="120" w:type="dxa"/>
+            </w:tcMar>
+            <w:vAlign w:val="center"/>
+          </w:tcPr>
+          <w:p>
+            <w:pPr>
+              <w:spacing w:line="360" w:lineRule="auto"/>
+              <w:rPr>
+                <w:rFonts w:cs="宋体" w:hint="eastAsia"/>
+                <w:sz w:val="24"/>
+                <w:szCs w:val="24"/>
+              </w:rPr>
+            </w:pPr>
+            <w:proofErr w:type="spellStart"/>
+            <w:r>
+              <w:rPr>
+                <w:rFonts w:cs="宋体"/>
+                <w:sz w:val="24"/>
+                <w:szCs w:val="24"/>
+              </w:rPr>
+              <w:t>评价在线预测成本</w:t>
+            </w:r>
+            <w:proofErr w:type="spellEnd"/>
+          </w:p>
+        </w:tc>
+      </w:tr>
+      <w:tr>
+        <w:trPr>
+          <w:jc w:val="center"/>
+        </w:trPr>
+        <w:tc>
+          <w:tcPr>
+            <w:tcW w:w="2054" w:type="dxa"/>
+            <w:tcMar>
+              <w:top w:w="90" w:type="dxa"/>
+              <w:left w:w="120" w:type="dxa"/>
+              <w:bottom w:w="90" w:type="dxa"/>
+              <w:right w:w="120" w:type="dxa"/>
+            </w:tcMar>
+            <w:vAlign w:val="center"/>
+          </w:tcPr>
+          <w:p>
+            <w:pPr>
+              <w:spacing w:line="360" w:lineRule="auto"/>
+              <w:rPr>
+                <w:rFonts w:cs="宋体" w:hint="eastAsia"/>
+                <w:sz w:val="24"/>
+                <w:szCs w:val="24"/>
+              </w:rPr>
+            </w:pPr>
+            <w:r>
+              <w:rPr>
+                <w:rFonts w:cs="宋体"/>
+                <w:sz w:val="24"/>
+                <w:szCs w:val="24"/>
+              </w:rPr>
+              <w:t>过拟合差距</w:t>
+            </w:r>
+          </w:p>
+        </w:tc>
+        <w:tc>
+          <w:tcPr>
+            <w:tcW w:w="3773" w:type="dxa"/>
+            <w:tcMar>
+              <w:top w:w="90" w:type="dxa"/>
+              <w:left w:w="120" w:type="dxa"/>
+              <w:bottom w:w="90" w:type="dxa"/>
+              <w:right w:w="120" w:type="dxa"/>
+            </w:tcMar>
+            <w:vAlign w:val="center"/>
+          </w:tcPr>
+          <w:p>
+            <w:pPr>
+              <w:spacing w:line="360" w:lineRule="auto"/>
+              <w:rPr>
+                <w:rFonts w:cs="宋体" w:hint="eastAsia"/>
+                <w:sz w:val="24"/>
+                <w:szCs w:val="24"/>
+              </w:rPr>
+            </w:pPr>
+            <w:r>
+              <w:rPr>
+                <w:rFonts w:cs="宋体"/>
+                <w:sz w:val="24"/>
+                <w:szCs w:val="24"/>
+              </w:rPr>
+              <w:t>训练指标 − 测试指标</w:t>
+            </w:r>
+          </w:p>
+        </w:tc>
+        <w:tc>
+          <w:tcPr>
+            <w:tcW w:w="3283" w:type="dxa"/>
+            <w:tcMar>
+              <w:top w:w="90" w:type="dxa"/>
+              <w:left w:w="120" w:type="dxa"/>
+              <w:bottom w:w="90" w:type="dxa"/>
+              <w:right w:w="120" w:type="dxa"/>
+            </w:tcMar>
+            <w:vAlign w:val="center"/>
+          </w:tcPr>
+          <w:p>
+            <w:pPr>
+              <w:spacing w:line="360" w:lineRule="auto"/>
+              <w:rPr>
+                <w:rFonts w:cs="宋体" w:hint="eastAsia"/>
+                <w:sz w:val="24"/>
+                <w:szCs w:val="24"/>
+              </w:rPr>
+            </w:pPr>
+            <w:r>
+              <w:rPr>
+                <w:rFonts w:cs="宋体"/>
+                <w:sz w:val="24"/>
+                <w:szCs w:val="24"/>
+              </w:rPr>
+              <w:t>评价泛化差距</w:t>
+            </w:r>
+          </w:p>
+        </w:tc>
+      </w:tr>
+    </w:tbl>
+    <w:p>
+      <w:pPr>
+        <w:spacing w:after="40"/>
+        <w:rPr>
+          <w:rFonts w:hint="eastAsia"/>
+        </w:rPr>
+      </w:pPr>
+    </w:p>
+    <w:p>
+      <w:pPr>
+        <w:spacing w:line="360" w:lineRule="auto"/>
+        <w:jc w:val="center"/>
+        <w:rPr>
+          <w:rFonts w:cs="宋体" w:hint="eastAsia"/>
+          <w:sz w:val="24"/>
+          <w:szCs w:val="24"/>
+          <w:lang w:eastAsia="zh-CN"/>
+        </w:rPr>
+      </w:pPr>
+      <w:r>
+        <w:rPr>
+          <w:rFonts w:cs="宋体"/>
+          <w:sz w:val="24"/>
+          <w:szCs w:val="24"/>
+          <w:lang w:eastAsia="zh-CN"/>
+        </w:rPr>
+        <w:t>表5-1 主要评价指标</w:t>
+      </w:r>
+    </w:p>
+    <w:p>
+      <w:pPr>
+        <w:pStyle w:val="21"/>
+        <w:spacing w:beforeLines="50" w:before="120" w:afterLines="50" w:line="360" w:lineRule="auto"/>
+        <w:rPr>
+          <w:rFonts w:ascii="黑体" w:eastAsia="黑体" w:hAnsi="黑体" w:cs="黑体" w:hint="eastAsia"/>
+          <w:sz w:val="28"/>
+          <w:szCs w:val="28"/>
+          <w:lang w:eastAsia="zh-CN"/>
+        </w:rPr>
+      </w:pPr>
+      <w:bookmarkStart w:id="24" w:name="_Toc233156923"/>
+      <w:r>
+        <w:rPr>
+          <w:rFonts w:ascii="黑体" w:eastAsia="黑体" w:hAnsi="黑体" w:cs="黑体"/>
+          <w:sz w:val="28"/>
+          <w:szCs w:val="28"/>
+          <w:lang w:eastAsia="zh-CN"/>
+        </w:rPr>
+        <w:t>5.3 额外对比维度</w:t>
+      </w:r>
+      <w:bookmarkEnd w:id="24"/>
+    </w:p>
+    <w:p>
+      <w:pPr>
+        <w:spacing w:line="360" w:lineRule="auto"/>
+        <w:ind w:firstLineChars="200" w:firstLine="480"/>
+        <w:rPr>
+          <w:rFonts w:cs="宋体" w:hint="eastAsia"/>
+          <w:sz w:val="24"/>
+          <w:szCs w:val="24"/>
+          <w:lang w:eastAsia="zh-CN"/>
+        </w:rPr>
+      </w:pPr>
+      <w:r>
+        <w:rPr>
+          <w:rFonts w:cs="宋体"/>
+          <w:sz w:val="24"/>
+          <w:szCs w:val="24"/>
+          <w:lang w:eastAsia="zh-CN"/>
+        </w:rPr>
+        <w:t>在要求之外，本文只保留四项信息增益较高的维度：Macro-F1、训练时间、模型文件大小和特征工程消融。训练时间与推理时间共同反映计算成本；模型大小反映存储成本；消融实验直接证明数据处理是否带来收益。</w:t>
+      </w:r>
+    </w:p>
+    <w:p>
+      <w:pPr>
+        <w:pStyle w:val="21"/>
+        <w:spacing w:beforeLines="50" w:before="120" w:afterLines="50" w:line="360" w:lineRule="auto"/>
+        <w:rPr>
+          <w:rFonts w:ascii="黑体" w:eastAsia="黑体" w:hAnsi="黑体" w:cs="黑体" w:hint="eastAsia"/>
+          <w:sz w:val="28"/>
+          <w:szCs w:val="28"/>
+        </w:rPr>
+      </w:pPr>
+      <w:bookmarkStart w:id="25" w:name="_Toc233156924"/>
+      <w:r>
+        <w:rPr>
+          <w:rFonts w:ascii="黑体" w:eastAsia="黑体" w:hAnsi="黑体" w:cs="黑体"/>
+          <w:sz w:val="28"/>
+          <w:szCs w:val="28"/>
+        </w:rPr>
+        <w:lastRenderedPageBreak/>
+        <w:t xml:space="preserve">5.4 </w:t>
+      </w:r>
+      <w:proofErr w:type="spellStart"/>
+      <w:r>
+        <w:rPr>
+          <w:rFonts w:ascii="黑体" w:eastAsia="黑体" w:hAnsi="黑体" w:cs="黑体"/>
+          <w:sz w:val="28"/>
+          <w:szCs w:val="28"/>
+        </w:rPr>
+        <w:t>鲁棒性实验</w:t>
+      </w:r>
+      <w:bookmarkEnd w:id="25"/>
+      <w:proofErr w:type="spellEnd"/>
+    </w:p>
+    <w:tbl>
+      <w:tblPr>
+        <w:tblStyle w:val="aff1"/>
+        <w:tblW w:w="0" w:type="auto"/>
+        <w:jc w:val="center"/>
+        <w:tblLayout w:type="fixed"/>
+        <w:tblLook w:val="04A0" w:firstRow="1" w:lastRow="0" w:firstColumn="1" w:lastColumn="0" w:noHBand="0" w:noVBand="1"/>
+      </w:tblPr>
+      <w:tblGrid>
         <w:gridCol w:w="1800"/>
-        <w:gridCol w:w="3456"/>
-        <w:gridCol w:w="3600"/>
+        <w:gridCol w:w="3083"/>
+        <w:gridCol w:w="4324"/>
       </w:tblGrid>
       <w:tr>
         <w:trPr>
@@ -9744,14 +10391,14 @@
                 <w:sz w:val="24"/>
                 <w:szCs w:val="24"/>
               </w:rPr>
-              <w:t>指标</w:t>
+              <w:t>噪声类型</w:t>
             </w:r>
             <w:proofErr w:type="spellEnd"/>
           </w:p>
         </w:tc>
         <w:tc>
           <w:tcPr>
-            <w:tcW w:w="3456" w:type="dxa"/>
+            <w:tcW w:w="3083" w:type="dxa"/>
             <w:shd w:val="clear" w:color="auto" w:fill="E9F1EC"/>
             <w:tcMar>
               <w:top w:w="90" w:type="dxa"/>
@@ -9777,721 +10424,13 @@
                 <w:sz w:val="24"/>
                 <w:szCs w:val="24"/>
               </w:rPr>
-              <w:t>计算口径</w:t>
-            </w:r>
-          </w:p>
-        </w:tc>
-        <w:tc>
-          <w:tcPr>
-            <w:tcW w:w="3600" w:type="dxa"/>
-            <w:shd w:val="clear" w:color="auto" w:fill="E9F1EC"/>
-            <w:tcMar>
-              <w:top w:w="90" w:type="dxa"/>
-              <w:left w:w="120" w:type="dxa"/>
-              <w:bottom w:w="90" w:type="dxa"/>
-              <w:right w:w="120" w:type="dxa"/>
-            </w:tcMar>
-            <w:vAlign w:val="center"/>
-          </w:tcPr>
-          <w:p>
-            <w:pPr>
-              <w:spacing w:line="360" w:lineRule="auto"/>
-              <w:rPr>
-                <w:rFonts w:cs="宋体" w:hint="eastAsia"/>
-                <w:sz w:val="24"/>
-                <w:szCs w:val="24"/>
-              </w:rPr>
-            </w:pPr>
-            <w:r>
-              <w:rPr>
-                <w:rFonts w:cs="宋体"/>
-                <w:b/>
-                <w:sz w:val="24"/>
-                <w:szCs w:val="24"/>
-              </w:rPr>
-              <w:t>作用</w:t>
-            </w:r>
-          </w:p>
-        </w:tc>
-      </w:tr>
-      <w:tr>
-        <w:trPr>
-          <w:jc w:val="center"/>
-        </w:trPr>
-        <w:tc>
-          <w:tcPr>
-            <w:tcW w:w="1800" w:type="dxa"/>
-            <w:tcMar>
-              <w:top w:w="90" w:type="dxa"/>
-              <w:left w:w="120" w:type="dxa"/>
-              <w:bottom w:w="90" w:type="dxa"/>
-              <w:right w:w="120" w:type="dxa"/>
-            </w:tcMar>
-            <w:vAlign w:val="center"/>
-          </w:tcPr>
-          <w:p>
-            <w:pPr>
-              <w:spacing w:line="360" w:lineRule="auto"/>
-              <w:rPr>
-                <w:rFonts w:cs="宋体" w:hint="eastAsia"/>
-                <w:sz w:val="24"/>
-                <w:szCs w:val="24"/>
-              </w:rPr>
-            </w:pPr>
-            <w:r>
-              <w:rPr>
-                <w:rFonts w:cs="宋体"/>
-                <w:sz w:val="24"/>
-                <w:szCs w:val="24"/>
-              </w:rPr>
-              <w:t>Accuracy</w:t>
-            </w:r>
-          </w:p>
-        </w:tc>
-        <w:tc>
-          <w:tcPr>
-            <w:tcW w:w="3456" w:type="dxa"/>
-            <w:tcMar>
-              <w:top w:w="90" w:type="dxa"/>
-              <w:left w:w="120" w:type="dxa"/>
-              <w:bottom w:w="90" w:type="dxa"/>
-              <w:right w:w="120" w:type="dxa"/>
-            </w:tcMar>
-            <w:vAlign w:val="center"/>
-          </w:tcPr>
-          <w:p>
-            <w:pPr>
-              <w:spacing w:line="360" w:lineRule="auto"/>
-              <w:rPr>
-                <w:rFonts w:cs="宋体" w:hint="eastAsia"/>
-                <w:sz w:val="24"/>
-                <w:szCs w:val="24"/>
-                <w:lang w:eastAsia="zh-CN"/>
-              </w:rPr>
-            </w:pPr>
-            <w:r>
-              <w:rPr>
-                <w:rFonts w:cs="宋体"/>
-                <w:sz w:val="24"/>
-                <w:szCs w:val="24"/>
-                <w:lang w:eastAsia="zh-CN"/>
-              </w:rPr>
-              <w:t>正确分类样本数 / 总样本数</w:t>
-            </w:r>
-          </w:p>
-        </w:tc>
-        <w:tc>
-          <w:tcPr>
-            <w:tcW w:w="3600" w:type="dxa"/>
-            <w:tcMar>
-              <w:top w:w="90" w:type="dxa"/>
-              <w:left w:w="120" w:type="dxa"/>
-              <w:bottom w:w="90" w:type="dxa"/>
-              <w:right w:w="120" w:type="dxa"/>
-            </w:tcMar>
-            <w:vAlign w:val="center"/>
-          </w:tcPr>
-          <w:p>
-            <w:pPr>
-              <w:spacing w:line="360" w:lineRule="auto"/>
-              <w:rPr>
-                <w:rFonts w:cs="宋体" w:hint="eastAsia"/>
-                <w:sz w:val="24"/>
-                <w:szCs w:val="24"/>
-              </w:rPr>
-            </w:pPr>
-            <w:proofErr w:type="spellStart"/>
-            <w:r>
-              <w:rPr>
-                <w:rFonts w:cs="宋体"/>
-                <w:sz w:val="24"/>
-                <w:szCs w:val="24"/>
-              </w:rPr>
-              <w:t>总体正确率</w:t>
-            </w:r>
-            <w:proofErr w:type="spellEnd"/>
-          </w:p>
-        </w:tc>
-      </w:tr>
-      <w:tr>
-        <w:trPr>
-          <w:jc w:val="center"/>
-        </w:trPr>
-        <w:tc>
-          <w:tcPr>
-            <w:tcW w:w="1800" w:type="dxa"/>
-            <w:tcMar>
-              <w:top w:w="90" w:type="dxa"/>
-              <w:left w:w="120" w:type="dxa"/>
-              <w:bottom w:w="90" w:type="dxa"/>
-              <w:right w:w="120" w:type="dxa"/>
-            </w:tcMar>
-            <w:vAlign w:val="center"/>
-          </w:tcPr>
-          <w:p>
-            <w:pPr>
-              <w:spacing w:line="360" w:lineRule="auto"/>
-              <w:rPr>
-                <w:rFonts w:cs="宋体" w:hint="eastAsia"/>
-                <w:sz w:val="24"/>
-                <w:szCs w:val="24"/>
-              </w:rPr>
-            </w:pPr>
-            <w:r>
-              <w:rPr>
-                <w:rFonts w:cs="宋体"/>
-                <w:sz w:val="24"/>
-                <w:szCs w:val="24"/>
-              </w:rPr>
-              <w:t>Macro-F1</w:t>
-            </w:r>
-          </w:p>
-        </w:tc>
-        <w:tc>
-          <w:tcPr>
-            <w:tcW w:w="3456" w:type="dxa"/>
-            <w:tcMar>
-              <w:top w:w="90" w:type="dxa"/>
-              <w:left w:w="120" w:type="dxa"/>
-              <w:bottom w:w="90" w:type="dxa"/>
-              <w:right w:w="120" w:type="dxa"/>
-            </w:tcMar>
-            <w:vAlign w:val="center"/>
-          </w:tcPr>
-          <w:p>
-            <w:pPr>
-              <w:spacing w:line="360" w:lineRule="auto"/>
-              <w:rPr>
-                <w:rFonts w:cs="宋体" w:hint="eastAsia"/>
-                <w:sz w:val="24"/>
-                <w:szCs w:val="24"/>
-              </w:rPr>
-            </w:pPr>
-            <w:r>
-              <w:rPr>
-                <w:rFonts w:cs="宋体"/>
-                <w:sz w:val="24"/>
-                <w:szCs w:val="24"/>
-              </w:rPr>
-              <w:t>各类别 F1 的算术平均</w:t>
-            </w:r>
-          </w:p>
-        </w:tc>
-        <w:tc>
-          <w:tcPr>
-            <w:tcW w:w="3600" w:type="dxa"/>
-            <w:tcMar>
-              <w:top w:w="90" w:type="dxa"/>
-              <w:left w:w="120" w:type="dxa"/>
-              <w:bottom w:w="90" w:type="dxa"/>
-              <w:right w:w="120" w:type="dxa"/>
-            </w:tcMar>
-            <w:vAlign w:val="center"/>
-          </w:tcPr>
-          <w:p>
-            <w:pPr>
-              <w:spacing w:line="360" w:lineRule="auto"/>
-              <w:rPr>
-                <w:rFonts w:cs="宋体" w:hint="eastAsia"/>
-                <w:sz w:val="24"/>
-                <w:szCs w:val="24"/>
-              </w:rPr>
-            </w:pPr>
-            <w:r>
-              <w:rPr>
-                <w:rFonts w:cs="宋体"/>
-                <w:sz w:val="24"/>
-                <w:szCs w:val="24"/>
-              </w:rPr>
-              <w:t>减少类别不平衡影响</w:t>
-            </w:r>
-          </w:p>
-        </w:tc>
-      </w:tr>
-      <w:tr>
-        <w:trPr>
-          <w:jc w:val="center"/>
-        </w:trPr>
-        <w:tc>
-          <w:tcPr>
-            <w:tcW w:w="1800" w:type="dxa"/>
-            <w:tcMar>
-              <w:top w:w="90" w:type="dxa"/>
-              <w:left w:w="120" w:type="dxa"/>
-              <w:bottom w:w="90" w:type="dxa"/>
-              <w:right w:w="120" w:type="dxa"/>
-            </w:tcMar>
-            <w:vAlign w:val="center"/>
-          </w:tcPr>
-          <w:p>
-            <w:pPr>
-              <w:spacing w:line="360" w:lineRule="auto"/>
-              <w:rPr>
-                <w:rFonts w:cs="宋体" w:hint="eastAsia"/>
-                <w:sz w:val="24"/>
-                <w:szCs w:val="24"/>
-              </w:rPr>
-            </w:pPr>
-            <w:r>
-              <w:rPr>
-                <w:rFonts w:cs="宋体"/>
-                <w:sz w:val="24"/>
-                <w:szCs w:val="24"/>
-              </w:rPr>
-              <w:t>Log Loss</w:t>
-            </w:r>
-          </w:p>
-        </w:tc>
-        <w:tc>
-          <w:tcPr>
-            <w:tcW w:w="3456" w:type="dxa"/>
-            <w:tcMar>
-              <w:top w:w="90" w:type="dxa"/>
-              <w:left w:w="120" w:type="dxa"/>
-              <w:bottom w:w="90" w:type="dxa"/>
-              <w:right w:w="120" w:type="dxa"/>
-            </w:tcMar>
-            <w:vAlign w:val="center"/>
-          </w:tcPr>
-          <w:p>
-            <w:pPr>
-              <w:spacing w:line="360" w:lineRule="auto"/>
-              <w:rPr>
-                <w:rFonts w:cs="宋体" w:hint="eastAsia"/>
-                <w:sz w:val="24"/>
-                <w:szCs w:val="24"/>
-              </w:rPr>
-            </w:pPr>
-            <w:r>
-              <w:rPr>
-                <w:rFonts w:cs="宋体"/>
-                <w:sz w:val="24"/>
-                <w:szCs w:val="24"/>
-              </w:rPr>
-              <w:t>−Σ y·log(p)</w:t>
-            </w:r>
-          </w:p>
-        </w:tc>
-        <w:tc>
-          <w:tcPr>
-            <w:tcW w:w="3600" w:type="dxa"/>
-            <w:tcMar>
-              <w:top w:w="90" w:type="dxa"/>
-              <w:left w:w="120" w:type="dxa"/>
-              <w:bottom w:w="90" w:type="dxa"/>
-              <w:right w:w="120" w:type="dxa"/>
-            </w:tcMar>
-            <w:vAlign w:val="center"/>
-          </w:tcPr>
-          <w:p>
-            <w:pPr>
-              <w:spacing w:line="360" w:lineRule="auto"/>
-              <w:rPr>
-                <w:rFonts w:cs="宋体" w:hint="eastAsia"/>
-                <w:sz w:val="24"/>
-                <w:szCs w:val="24"/>
-                <w:lang w:eastAsia="zh-CN"/>
-              </w:rPr>
-            </w:pPr>
-            <w:r>
-              <w:rPr>
-                <w:rFonts w:cs="宋体"/>
-                <w:sz w:val="24"/>
-                <w:szCs w:val="24"/>
-                <w:lang w:eastAsia="zh-CN"/>
-              </w:rPr>
-              <w:t>评价概率预测与训练收敛</w:t>
-            </w:r>
-          </w:p>
-        </w:tc>
-      </w:tr>
-      <w:tr>
-        <w:trPr>
-          <w:jc w:val="center"/>
-        </w:trPr>
-        <w:tc>
-          <w:tcPr>
-            <w:tcW w:w="1800" w:type="dxa"/>
-            <w:tcMar>
-              <w:top w:w="90" w:type="dxa"/>
-              <w:left w:w="120" w:type="dxa"/>
-              <w:bottom w:w="90" w:type="dxa"/>
-              <w:right w:w="120" w:type="dxa"/>
-            </w:tcMar>
-            <w:vAlign w:val="center"/>
-          </w:tcPr>
-          <w:p>
-            <w:pPr>
-              <w:spacing w:line="360" w:lineRule="auto"/>
-              <w:rPr>
-                <w:rFonts w:cs="宋体" w:hint="eastAsia"/>
-                <w:sz w:val="24"/>
-                <w:szCs w:val="24"/>
-              </w:rPr>
-            </w:pPr>
-            <w:proofErr w:type="spellStart"/>
-            <w:r>
-              <w:rPr>
-                <w:rFonts w:cs="宋体"/>
-                <w:sz w:val="24"/>
-                <w:szCs w:val="24"/>
-              </w:rPr>
-              <w:t>推理时间</w:t>
-            </w:r>
-            <w:proofErr w:type="spellEnd"/>
-          </w:p>
-        </w:tc>
-        <w:tc>
-          <w:tcPr>
-            <w:tcW w:w="3456" w:type="dxa"/>
-            <w:tcMar>
-              <w:top w:w="90" w:type="dxa"/>
-              <w:left w:w="120" w:type="dxa"/>
-              <w:bottom w:w="90" w:type="dxa"/>
-              <w:right w:w="120" w:type="dxa"/>
-            </w:tcMar>
-            <w:vAlign w:val="center"/>
-          </w:tcPr>
-          <w:p>
-            <w:pPr>
-              <w:spacing w:line="360" w:lineRule="auto"/>
-              <w:rPr>
-                <w:rFonts w:cs="宋体" w:hint="eastAsia"/>
-                <w:sz w:val="24"/>
-                <w:szCs w:val="24"/>
-                <w:lang w:eastAsia="zh-CN"/>
-              </w:rPr>
-            </w:pPr>
-            <w:r>
-              <w:rPr>
-                <w:rFonts w:cs="宋体"/>
-                <w:sz w:val="24"/>
-                <w:szCs w:val="24"/>
-                <w:lang w:eastAsia="zh-CN"/>
-              </w:rPr>
-              <w:t>多次预热后批量预测中位数</w:t>
-            </w:r>
-          </w:p>
-        </w:tc>
-        <w:tc>
-          <w:tcPr>
-            <w:tcW w:w="3600" w:type="dxa"/>
-            <w:tcMar>
-              <w:top w:w="90" w:type="dxa"/>
-              <w:left w:w="120" w:type="dxa"/>
-              <w:bottom w:w="90" w:type="dxa"/>
-              <w:right w:w="120" w:type="dxa"/>
-            </w:tcMar>
-            <w:vAlign w:val="center"/>
-          </w:tcPr>
-          <w:p>
-            <w:pPr>
-              <w:spacing w:line="360" w:lineRule="auto"/>
-              <w:rPr>
-                <w:rFonts w:cs="宋体" w:hint="eastAsia"/>
-                <w:sz w:val="24"/>
-                <w:szCs w:val="24"/>
-              </w:rPr>
-            </w:pPr>
-            <w:proofErr w:type="spellStart"/>
-            <w:r>
-              <w:rPr>
-                <w:rFonts w:cs="宋体"/>
-                <w:sz w:val="24"/>
-                <w:szCs w:val="24"/>
-              </w:rPr>
-              <w:t>评价在线预测成本</w:t>
-            </w:r>
-            <w:proofErr w:type="spellEnd"/>
-          </w:p>
-        </w:tc>
-      </w:tr>
-      <w:tr>
-        <w:trPr>
-          <w:jc w:val="center"/>
-        </w:trPr>
-        <w:tc>
-          <w:tcPr>
-            <w:tcW w:w="1800" w:type="dxa"/>
-            <w:tcMar>
-              <w:top w:w="90" w:type="dxa"/>
-              <w:left w:w="120" w:type="dxa"/>
-              <w:bottom w:w="90" w:type="dxa"/>
-              <w:right w:w="120" w:type="dxa"/>
-            </w:tcMar>
-            <w:vAlign w:val="center"/>
-          </w:tcPr>
-          <w:p>
-            <w:pPr>
-              <w:spacing w:line="360" w:lineRule="auto"/>
-              <w:rPr>
-                <w:rFonts w:cs="宋体" w:hint="eastAsia"/>
-                <w:sz w:val="24"/>
-                <w:szCs w:val="24"/>
-              </w:rPr>
-            </w:pPr>
-            <w:r>
-              <w:rPr>
-                <w:rFonts w:cs="宋体"/>
-                <w:sz w:val="24"/>
-                <w:szCs w:val="24"/>
-              </w:rPr>
-              <w:t>过拟合差距</w:t>
-            </w:r>
-          </w:p>
-        </w:tc>
-        <w:tc>
-          <w:tcPr>
-            <w:tcW w:w="3456" w:type="dxa"/>
-            <w:tcMar>
-              <w:top w:w="90" w:type="dxa"/>
-              <w:left w:w="120" w:type="dxa"/>
-              <w:bottom w:w="90" w:type="dxa"/>
-              <w:right w:w="120" w:type="dxa"/>
-            </w:tcMar>
-            <w:vAlign w:val="center"/>
-          </w:tcPr>
-          <w:p>
-            <w:pPr>
-              <w:spacing w:line="360" w:lineRule="auto"/>
-              <w:rPr>
-                <w:rFonts w:cs="宋体" w:hint="eastAsia"/>
-                <w:sz w:val="24"/>
-                <w:szCs w:val="24"/>
-              </w:rPr>
-            </w:pPr>
-            <w:r>
-              <w:rPr>
-                <w:rFonts w:cs="宋体"/>
-                <w:sz w:val="24"/>
-                <w:szCs w:val="24"/>
-              </w:rPr>
-              <w:t>训练指标 − 测试指标</w:t>
-            </w:r>
-          </w:p>
-        </w:tc>
-        <w:tc>
-          <w:tcPr>
-            <w:tcW w:w="3600" w:type="dxa"/>
-            <w:tcMar>
-              <w:top w:w="90" w:type="dxa"/>
-              <w:left w:w="120" w:type="dxa"/>
-              <w:bottom w:w="90" w:type="dxa"/>
-              <w:right w:w="120" w:type="dxa"/>
-            </w:tcMar>
-            <w:vAlign w:val="center"/>
-          </w:tcPr>
-          <w:p>
-            <w:pPr>
-              <w:spacing w:line="360" w:lineRule="auto"/>
-              <w:rPr>
-                <w:rFonts w:cs="宋体" w:hint="eastAsia"/>
-                <w:sz w:val="24"/>
-                <w:szCs w:val="24"/>
-              </w:rPr>
-            </w:pPr>
-            <w:r>
-              <w:rPr>
-                <w:rFonts w:cs="宋体"/>
-                <w:sz w:val="24"/>
-                <w:szCs w:val="24"/>
-              </w:rPr>
-              <w:t>评价泛化差距</w:t>
-            </w:r>
-          </w:p>
-        </w:tc>
-      </w:tr>
-    </w:tbl>
-    <w:p>
-      <w:pPr>
-        <w:spacing w:after="40"/>
-        <w:rPr>
-          <w:rFonts w:hint="eastAsia"/>
-        </w:rPr>
-      </w:pPr>
-    </w:p>
-    <w:p>
-      <w:pPr>
-        <w:spacing w:line="360" w:lineRule="auto"/>
-        <w:jc w:val="center"/>
-        <w:rPr>
-          <w:rFonts w:cs="宋体" w:hint="eastAsia"/>
-          <w:sz w:val="24"/>
-          <w:szCs w:val="24"/>
-          <w:lang w:eastAsia="zh-CN"/>
-        </w:rPr>
-      </w:pPr>
-      <w:r>
-        <w:rPr>
-          <w:rFonts w:cs="宋体"/>
-          <w:sz w:val="24"/>
-          <w:szCs w:val="24"/>
-          <w:lang w:eastAsia="zh-CN"/>
-        </w:rPr>
-        <w:t>表5-1 主要评价指标</w:t>
-      </w:r>
-    </w:p>
-    <w:p>
-      <w:pPr>
-        <w:pStyle w:val="21"/>
-        <w:spacing w:beforeLines="50" w:before="120" w:afterLines="50" w:line="360" w:lineRule="auto"/>
-        <w:rPr>
-          <w:rFonts w:ascii="黑体" w:eastAsia="黑体" w:hAnsi="黑体" w:cs="黑体" w:hint="eastAsia"/>
-          <w:sz w:val="28"/>
-          <w:szCs w:val="28"/>
-          <w:lang w:eastAsia="zh-CN"/>
-        </w:rPr>
-      </w:pPr>
-      <w:bookmarkStart w:id="24" w:name="_Toc233156923"/>
-      <w:r>
-        <w:rPr>
-          <w:rFonts w:ascii="黑体" w:eastAsia="黑体" w:hAnsi="黑体" w:cs="黑体"/>
-          <w:sz w:val="28"/>
-          <w:szCs w:val="28"/>
-          <w:lang w:eastAsia="zh-CN"/>
-        </w:rPr>
-        <w:t>5.3 额外对比维度</w:t>
-      </w:r>
-      <w:bookmarkEnd w:id="24"/>
-    </w:p>
-    <w:p>
-      <w:pPr>
-        <w:spacing w:line="360" w:lineRule="auto"/>
-        <w:ind w:firstLineChars="200" w:firstLine="480"/>
-        <w:rPr>
-          <w:rFonts w:cs="宋体" w:hint="eastAsia"/>
-          <w:sz w:val="24"/>
-          <w:szCs w:val="24"/>
-          <w:lang w:eastAsia="zh-CN"/>
-        </w:rPr>
-      </w:pPr>
-      <w:r>
-        <w:rPr>
-          <w:rFonts w:cs="宋体"/>
-          <w:sz w:val="24"/>
-          <w:szCs w:val="24"/>
-          <w:lang w:eastAsia="zh-CN"/>
-        </w:rPr>
-        <w:t>在要求之外，本文只保留四项信息增益较高的维度：Macro-F1、训练时间、模型文件大小和特征工程消融。训练时间与推理时间共同反映计算成本；模型大小反映存储成本；消融实验直接证明数据处理是否带来收益。</w:t>
-      </w:r>
-    </w:p>
-    <w:p>
-      <w:pPr>
-        <w:pStyle w:val="21"/>
-        <w:spacing w:beforeLines="50" w:before="120" w:afterLines="50" w:line="360" w:lineRule="auto"/>
-        <w:rPr>
-          <w:rFonts w:ascii="黑体" w:eastAsia="黑体" w:hAnsi="黑体" w:cs="黑体" w:hint="eastAsia"/>
-          <w:sz w:val="28"/>
-          <w:szCs w:val="28"/>
-        </w:rPr>
-      </w:pPr>
-      <w:bookmarkStart w:id="25" w:name="_Toc233156924"/>
-      <w:r>
-        <w:rPr>
-          <w:rFonts w:ascii="黑体" w:eastAsia="黑体" w:hAnsi="黑体" w:cs="黑体"/>
-          <w:sz w:val="28"/>
-          <w:szCs w:val="28"/>
-        </w:rPr>
-        <w:lastRenderedPageBreak/>
-        <w:t xml:space="preserve">5.4 </w:t>
-      </w:r>
-      <w:proofErr w:type="spellStart"/>
-      <w:r>
-        <w:rPr>
-          <w:rFonts w:ascii="黑体" w:eastAsia="黑体" w:hAnsi="黑体" w:cs="黑体"/>
-          <w:sz w:val="28"/>
-          <w:szCs w:val="28"/>
-        </w:rPr>
-        <w:t>鲁棒性实验</w:t>
-      </w:r>
-      <w:bookmarkEnd w:id="25"/>
-      <w:proofErr w:type="spellEnd"/>
-    </w:p>
-    <w:tbl>
-      <w:tblPr>
-        <w:tblStyle w:val="aff1"/>
-        <w:tblW w:w="0" w:type="auto"/>
-        <w:jc w:val="center"/>
-        <w:tblLayout w:type="fixed"/>
-        <w:tblLook w:val="04A0" w:firstRow="1" w:lastRow="0" w:firstColumn="1" w:lastColumn="0" w:noHBand="0" w:noVBand="1"/>
-      </w:tblPr>
-      <w:tblGrid>
-        <w:gridCol w:w="1800"/>
-        <w:gridCol w:w="2448"/>
-        <w:gridCol w:w="4536"/>
-      </w:tblGrid>
-      <w:tr>
-        <w:trPr>
-          <w:tblHeader/>
-          <w:jc w:val="center"/>
-        </w:trPr>
-        <w:tc>
-          <w:tcPr>
-            <w:tcW w:w="1800" w:type="dxa"/>
-            <w:shd w:val="clear" w:color="auto" w:fill="E9F1EC"/>
-            <w:tcMar>
-              <w:top w:w="90" w:type="dxa"/>
-              <w:left w:w="120" w:type="dxa"/>
-              <w:bottom w:w="90" w:type="dxa"/>
-              <w:right w:w="120" w:type="dxa"/>
-            </w:tcMar>
-            <w:vAlign w:val="center"/>
-          </w:tcPr>
-          <w:p>
-            <w:pPr>
-              <w:spacing w:line="360" w:lineRule="auto"/>
-              <w:rPr>
-                <w:rFonts w:cs="宋体" w:hint="eastAsia"/>
-                <w:sz w:val="24"/>
-                <w:szCs w:val="24"/>
-              </w:rPr>
-            </w:pPr>
-            <w:r>
-              <w:rPr>
-                <w:rFonts w:cs="宋体"/>
-                <w:b/>
-                <w:sz w:val="24"/>
-                <w:szCs w:val="24"/>
-              </w:rPr>
-              <w:t>噪声类型</w:t>
-            </w:r>
-          </w:p>
-        </w:tc>
-        <w:tc>
-          <w:tcPr>
-            <w:tcW w:w="2448" w:type="dxa"/>
-            <w:shd w:val="clear" w:color="auto" w:fill="E9F1EC"/>
-            <w:tcMar>
-              <w:top w:w="90" w:type="dxa"/>
-              <w:left w:w="120" w:type="dxa"/>
-              <w:bottom w:w="90" w:type="dxa"/>
-              <w:right w:w="120" w:type="dxa"/>
-            </w:tcMar>
-            <w:vAlign w:val="center"/>
-          </w:tcPr>
-          <w:p>
-            <w:pPr>
-              <w:spacing w:line="360" w:lineRule="auto"/>
-              <w:rPr>
-                <w:rFonts w:cs="宋体" w:hint="eastAsia"/>
-                <w:sz w:val="24"/>
-                <w:szCs w:val="24"/>
-              </w:rPr>
-            </w:pPr>
-            <w:r>
-              <w:rPr>
-                <w:rFonts w:cs="宋体"/>
-                <w:b/>
-                <w:sz w:val="24"/>
-                <w:szCs w:val="24"/>
-              </w:rPr>
               <w:t>强度</w:t>
             </w:r>
           </w:p>
         </w:tc>
         <w:tc>
           <w:tcPr>
-            <w:tcW w:w="4536" w:type="dxa"/>
+            <w:tcW w:w="4324" w:type="dxa"/>
             <w:shd w:val="clear" w:color="auto" w:fill="E9F1EC"/>
             <w:tcMar>
               <w:top w:w="90" w:type="dxa"/>
@@ -10558,7 +10497,7 @@
         </w:tc>
         <w:tc>
           <w:tcPr>
-            <w:tcW w:w="2448" w:type="dxa"/>
+            <w:tcW w:w="3083" w:type="dxa"/>
             <w:tcMar>
               <w:top w:w="90" w:type="dxa"/>
               <w:left w:w="120" w:type="dxa"/>
@@ -10588,7 +10527,7 @@
         </w:tc>
         <w:tc>
           <w:tcPr>
-            <w:tcW w:w="4536" w:type="dxa"/>
+            <w:tcW w:w="4324" w:type="dxa"/>
             <w:tcMar>
               <w:top w:w="90" w:type="dxa"/>
               <w:left w:w="120" w:type="dxa"/>
@@ -10668,7 +10607,7 @@
         </w:tc>
         <w:tc>
           <w:tcPr>
-            <w:tcW w:w="2448" w:type="dxa"/>
+            <w:tcW w:w="3083" w:type="dxa"/>
             <w:tcMar>
               <w:top w:w="90" w:type="dxa"/>
               <w:left w:w="120" w:type="dxa"/>
@@ -10698,7 +10637,7 @@
         </w:tc>
         <w:tc>
           <w:tcPr>
-            <w:tcW w:w="4536" w:type="dxa"/>
+            <w:tcW w:w="4324" w:type="dxa"/>
             <w:tcMar>
               <w:top w:w="90" w:type="dxa"/>
               <w:left w:w="120" w:type="dxa"/>
@@ -10767,7 +10706,7 @@
         </w:tc>
         <w:tc>
           <w:tcPr>
-            <w:tcW w:w="2448" w:type="dxa"/>
+            <w:tcW w:w="3083" w:type="dxa"/>
             <w:tcMar>
               <w:top w:w="90" w:type="dxa"/>
               <w:left w:w="120" w:type="dxa"/>
@@ -10797,7 +10736,7 @@
         </w:tc>
         <w:tc>
           <w:tcPr>
-            <w:tcW w:w="4536" w:type="dxa"/>
+            <w:tcW w:w="4324" w:type="dxa"/>
             <w:tcMar>
               <w:top w:w="90" w:type="dxa"/>
               <w:left w:w="120" w:type="dxa"/>
@@ -10862,7 +10801,7 @@
         </w:tc>
         <w:tc>
           <w:tcPr>
-            <w:tcW w:w="2448" w:type="dxa"/>
+            <w:tcW w:w="3083" w:type="dxa"/>
             <w:tcMar>
               <w:top w:w="90" w:type="dxa"/>
               <w:left w:w="120" w:type="dxa"/>
@@ -10892,7 +10831,7 @@
         </w:tc>
         <w:tc>
           <w:tcPr>
-            <w:tcW w:w="4536" w:type="dxa"/>
+            <w:tcW w:w="4324" w:type="dxa"/>
             <w:tcMar>
               <w:top w:w="90" w:type="dxa"/>
               <w:left w:w="120" w:type="dxa"/>
@@ -11091,12 +11030,12 @@
         <w:tblLook w:val="04A0" w:firstRow="1" w:lastRow="0" w:firstColumn="1" w:lastColumn="0" w:noHBand="0" w:noVBand="1"/>
       </w:tblPr>
       <w:tblGrid>
-        <w:gridCol w:w="2160"/>
-        <w:gridCol w:w="1224"/>
-        <w:gridCol w:w="1296"/>
-        <w:gridCol w:w="1224"/>
-        <w:gridCol w:w="1655"/>
-        <w:gridCol w:w="1296"/>
+        <w:gridCol w:w="1742"/>
+        <w:gridCol w:w="1701"/>
+        <w:gridCol w:w="1276"/>
+        <w:gridCol w:w="1377"/>
+        <w:gridCol w:w="1701"/>
+        <w:gridCol w:w="1648"/>
       </w:tblGrid>
       <w:tr>
         <w:trPr>
@@ -11105,7 +11044,7 @@
         </w:trPr>
         <w:tc>
           <w:tcPr>
-            <w:tcW w:w="2160" w:type="dxa"/>
+            <w:tcW w:w="1742" w:type="dxa"/>
             <w:shd w:val="clear" w:color="auto" w:fill="E9F1EC"/>
             <w:tcMar>
               <w:top w:w="90" w:type="dxa"/>
@@ -11124,6 +11063,7 @@
                 <w:szCs w:val="24"/>
               </w:rPr>
             </w:pPr>
+            <w:proofErr w:type="spellStart"/>
             <w:r>
               <w:rPr>
                 <w:rFonts w:cs="宋体"/>
@@ -11133,11 +11073,12 @@
               </w:rPr>
               <w:t>模型</w:t>
             </w:r>
+            <w:proofErr w:type="spellEnd"/>
           </w:p>
         </w:tc>
         <w:tc>
           <w:tcPr>
-            <w:tcW w:w="1224" w:type="dxa"/>
+            <w:tcW w:w="1701" w:type="dxa"/>
             <w:shd w:val="clear" w:color="auto" w:fill="E9F1EC"/>
             <w:tcMar>
               <w:top w:w="90" w:type="dxa"/>
@@ -11169,7 +11110,7 @@
         </w:tc>
         <w:tc>
           <w:tcPr>
-            <w:tcW w:w="1296" w:type="dxa"/>
+            <w:tcW w:w="1276" w:type="dxa"/>
             <w:shd w:val="clear" w:color="auto" w:fill="E9F1EC"/>
             <w:tcMar>
               <w:top w:w="90" w:type="dxa"/>
@@ -11201,7 +11142,7 @@
         </w:tc>
         <w:tc>
           <w:tcPr>
-            <w:tcW w:w="1224" w:type="dxa"/>
+            <w:tcW w:w="1377" w:type="dxa"/>
             <w:shd w:val="clear" w:color="auto" w:fill="E9F1EC"/>
             <w:tcMar>
               <w:top w:w="90" w:type="dxa"/>
@@ -11233,7 +11174,7 @@
         </w:tc>
         <w:tc>
           <w:tcPr>
-            <w:tcW w:w="1655" w:type="dxa"/>
+            <w:tcW w:w="1701" w:type="dxa"/>
             <w:shd w:val="clear" w:color="auto" w:fill="E9F1EC"/>
             <w:tcMar>
               <w:top w:w="90" w:type="dxa"/>
@@ -11265,7 +11206,7 @@
         </w:tc>
         <w:tc>
           <w:tcPr>
-            <w:tcW w:w="1296" w:type="dxa"/>
+            <w:tcW w:w="1648" w:type="dxa"/>
             <w:shd w:val="clear" w:color="auto" w:fill="E9F1EC"/>
             <w:tcMar>
               <w:top w:w="90" w:type="dxa"/>
@@ -11313,7 +11254,7 @@
         </w:trPr>
         <w:tc>
           <w:tcPr>
-            <w:tcW w:w="2160" w:type="dxa"/>
+            <w:tcW w:w="1742" w:type="dxa"/>
             <w:tcMar>
               <w:top w:w="90" w:type="dxa"/>
               <w:left w:w="120" w:type="dxa"/>
@@ -11343,7 +11284,7 @@
         </w:tc>
         <w:tc>
           <w:tcPr>
-            <w:tcW w:w="1224" w:type="dxa"/>
+            <w:tcW w:w="1701" w:type="dxa"/>
             <w:tcMar>
               <w:top w:w="90" w:type="dxa"/>
               <w:left w:w="120" w:type="dxa"/>
@@ -11373,7 +11314,7 @@
         </w:tc>
         <w:tc>
           <w:tcPr>
-            <w:tcW w:w="1296" w:type="dxa"/>
+            <w:tcW w:w="1276" w:type="dxa"/>
             <w:tcMar>
               <w:top w:w="90" w:type="dxa"/>
               <w:left w:w="120" w:type="dxa"/>
@@ -11403,7 +11344,7 @@
         </w:tc>
         <w:tc>
           <w:tcPr>
-            <w:tcW w:w="1224" w:type="dxa"/>
+            <w:tcW w:w="1377" w:type="dxa"/>
             <w:tcMar>
               <w:top w:w="90" w:type="dxa"/>
               <w:left w:w="120" w:type="dxa"/>
@@ -11433,7 +11374,7 @@
         </w:tc>
         <w:tc>
           <w:tcPr>
-            <w:tcW w:w="1655" w:type="dxa"/>
+            <w:tcW w:w="1701" w:type="dxa"/>
             <w:tcMar>
               <w:top w:w="90" w:type="dxa"/>
               <w:left w:w="120" w:type="dxa"/>
@@ -11463,7 +11404,7 @@
         </w:tc>
         <w:tc>
           <w:tcPr>
-            <w:tcW w:w="1296" w:type="dxa"/>
+            <w:tcW w:w="1648" w:type="dxa"/>
             <w:tcMar>
               <w:top w:w="90" w:type="dxa"/>
               <w:left w:w="120" w:type="dxa"/>
@@ -11498,7 +11439,7 @@
         </w:trPr>
         <w:tc>
           <w:tcPr>
-            <w:tcW w:w="2160" w:type="dxa"/>
+            <w:tcW w:w="1742" w:type="dxa"/>
             <w:tcMar>
               <w:top w:w="90" w:type="dxa"/>
               <w:left w:w="120" w:type="dxa"/>
@@ -11516,6 +11457,7 @@
                 <w:szCs w:val="24"/>
               </w:rPr>
             </w:pPr>
+            <w:proofErr w:type="spellStart"/>
             <w:r>
               <w:rPr>
                 <w:rFonts w:cs="宋体"/>
@@ -11524,11 +11466,12 @@
               </w:rPr>
               <w:t>XGBoost</w:t>
             </w:r>
+            <w:proofErr w:type="spellEnd"/>
           </w:p>
         </w:tc>
         <w:tc>
           <w:tcPr>
-            <w:tcW w:w="1224" w:type="dxa"/>
+            <w:tcW w:w="1701" w:type="dxa"/>
             <w:tcMar>
               <w:top w:w="90" w:type="dxa"/>
               <w:left w:w="120" w:type="dxa"/>
@@ -11558,7 +11501,7 @@
         </w:tc>
         <w:tc>
           <w:tcPr>
-            <w:tcW w:w="1296" w:type="dxa"/>
+            <w:tcW w:w="1276" w:type="dxa"/>
             <w:tcMar>
               <w:top w:w="90" w:type="dxa"/>
               <w:left w:w="120" w:type="dxa"/>
@@ -11588,7 +11531,7 @@
         </w:tc>
         <w:tc>
           <w:tcPr>
-            <w:tcW w:w="1224" w:type="dxa"/>
+            <w:tcW w:w="1377" w:type="dxa"/>
             <w:tcMar>
               <w:top w:w="90" w:type="dxa"/>
               <w:left w:w="120" w:type="dxa"/>
@@ -11618,7 +11561,7 @@
         </w:tc>
         <w:tc>
           <w:tcPr>
-            <w:tcW w:w="1655" w:type="dxa"/>
+            <w:tcW w:w="1701" w:type="dxa"/>
             <w:tcMar>
               <w:top w:w="90" w:type="dxa"/>
               <w:left w:w="120" w:type="dxa"/>
@@ -11648,7 +11591,7 @@
         </w:tc>
         <w:tc>
           <w:tcPr>
-            <w:tcW w:w="1296" w:type="dxa"/>
+            <w:tcW w:w="1648" w:type="dxa"/>
             <w:tcMar>
               <w:top w:w="90" w:type="dxa"/>
               <w:left w:w="120" w:type="dxa"/>
@@ -11683,7 +11626,7 @@
         </w:trPr>
         <w:tc>
           <w:tcPr>
-            <w:tcW w:w="2160" w:type="dxa"/>
+            <w:tcW w:w="1742" w:type="dxa"/>
             <w:tcMar>
               <w:top w:w="90" w:type="dxa"/>
               <w:left w:w="120" w:type="dxa"/>
@@ -11713,7 +11656,7 @@
         </w:tc>
         <w:tc>
           <w:tcPr>
-            <w:tcW w:w="1224" w:type="dxa"/>
+            <w:tcW w:w="1701" w:type="dxa"/>
             <w:tcMar>
               <w:top w:w="90" w:type="dxa"/>
               <w:left w:w="120" w:type="dxa"/>
@@ -11743,7 +11686,7 @@
         </w:tc>
         <w:tc>
           <w:tcPr>
-            <w:tcW w:w="1296" w:type="dxa"/>
+            <w:tcW w:w="1276" w:type="dxa"/>
             <w:tcMar>
               <w:top w:w="90" w:type="dxa"/>
               <w:left w:w="120" w:type="dxa"/>
@@ -11773,7 +11716,7 @@
         </w:tc>
         <w:tc>
           <w:tcPr>
-            <w:tcW w:w="1224" w:type="dxa"/>
+            <w:tcW w:w="1377" w:type="dxa"/>
             <w:tcMar>
               <w:top w:w="90" w:type="dxa"/>
               <w:left w:w="120" w:type="dxa"/>
@@ -11803,7 +11746,7 @@
         </w:tc>
         <w:tc>
           <w:tcPr>
-            <w:tcW w:w="1655" w:type="dxa"/>
+            <w:tcW w:w="1701" w:type="dxa"/>
             <w:tcMar>
               <w:top w:w="90" w:type="dxa"/>
               <w:left w:w="120" w:type="dxa"/>
@@ -11833,7 +11776,7 @@
         </w:tc>
         <w:tc>
           <w:tcPr>
-            <w:tcW w:w="1296" w:type="dxa"/>
+            <w:tcW w:w="1648" w:type="dxa"/>
             <w:tcMar>
               <w:top w:w="90" w:type="dxa"/>
               <w:left w:w="120" w:type="dxa"/>
@@ -11868,7 +11811,7 @@
         </w:trPr>
         <w:tc>
           <w:tcPr>
-            <w:tcW w:w="2160" w:type="dxa"/>
+            <w:tcW w:w="1742" w:type="dxa"/>
             <w:tcMar>
               <w:top w:w="90" w:type="dxa"/>
               <w:left w:w="120" w:type="dxa"/>
@@ -11898,7 +11841,7 @@
         </w:tc>
         <w:tc>
           <w:tcPr>
-            <w:tcW w:w="1224" w:type="dxa"/>
+            <w:tcW w:w="1701" w:type="dxa"/>
             <w:tcMar>
               <w:top w:w="90" w:type="dxa"/>
               <w:left w:w="120" w:type="dxa"/>
@@ -11928,7 +11871,7 @@
         </w:tc>
         <w:tc>
           <w:tcPr>
-            <w:tcW w:w="1296" w:type="dxa"/>
+            <w:tcW w:w="1276" w:type="dxa"/>
             <w:tcMar>
               <w:top w:w="90" w:type="dxa"/>
               <w:left w:w="120" w:type="dxa"/>
@@ -11958,7 +11901,7 @@
         </w:tc>
         <w:tc>
           <w:tcPr>
-            <w:tcW w:w="1224" w:type="dxa"/>
+            <w:tcW w:w="1377" w:type="dxa"/>
             <w:tcMar>
               <w:top w:w="90" w:type="dxa"/>
               <w:left w:w="120" w:type="dxa"/>
@@ -11988,7 +11931,7 @@
         </w:tc>
         <w:tc>
           <w:tcPr>
-            <w:tcW w:w="1655" w:type="dxa"/>
+            <w:tcW w:w="1701" w:type="dxa"/>
             <w:tcMar>
               <w:top w:w="90" w:type="dxa"/>
               <w:left w:w="120" w:type="dxa"/>
@@ -12018,7 +11961,7 @@
         </w:tc>
         <w:tc>
           <w:tcPr>
-            <w:tcW w:w="1296" w:type="dxa"/>
+            <w:tcW w:w="1648" w:type="dxa"/>
             <w:tcMar>
               <w:top w:w="90" w:type="dxa"/>
               <w:left w:w="120" w:type="dxa"/>
@@ -12053,7 +11996,7 @@
         </w:trPr>
         <w:tc>
           <w:tcPr>
-            <w:tcW w:w="2160" w:type="dxa"/>
+            <w:tcW w:w="1742" w:type="dxa"/>
             <w:tcMar>
               <w:top w:w="90" w:type="dxa"/>
               <w:left w:w="120" w:type="dxa"/>
@@ -12083,7 +12026,7 @@
         </w:tc>
         <w:tc>
           <w:tcPr>
-            <w:tcW w:w="1224" w:type="dxa"/>
+            <w:tcW w:w="1701" w:type="dxa"/>
             <w:tcMar>
               <w:top w:w="90" w:type="dxa"/>
               <w:left w:w="120" w:type="dxa"/>
@@ -12113,7 +12056,7 @@
         </w:tc>
         <w:tc>
           <w:tcPr>
-            <w:tcW w:w="1296" w:type="dxa"/>
+            <w:tcW w:w="1276" w:type="dxa"/>
             <w:tcMar>
               <w:top w:w="90" w:type="dxa"/>
               <w:left w:w="120" w:type="dxa"/>
@@ -12143,7 +12086,7 @@
         </w:tc>
         <w:tc>
           <w:tcPr>
-            <w:tcW w:w="1224" w:type="dxa"/>
+            <w:tcW w:w="1377" w:type="dxa"/>
             <w:tcMar>
               <w:top w:w="90" w:type="dxa"/>
               <w:left w:w="120" w:type="dxa"/>
@@ -12173,7 +12116,7 @@
         </w:tc>
         <w:tc>
           <w:tcPr>
-            <w:tcW w:w="1655" w:type="dxa"/>
+            <w:tcW w:w="1701" w:type="dxa"/>
             <w:tcMar>
               <w:top w:w="90" w:type="dxa"/>
               <w:left w:w="120" w:type="dxa"/>
@@ -12203,7 +12146,7 @@
         </w:tc>
         <w:tc>
           <w:tcPr>
-            <w:tcW w:w="1296" w:type="dxa"/>
+            <w:tcW w:w="1648" w:type="dxa"/>
             <w:tcMar>
               <w:top w:w="90" w:type="dxa"/>
               <w:left w:w="120" w:type="dxa"/>
@@ -13096,10 +13039,10 @@
         <w:tblLook w:val="04A0" w:firstRow="1" w:lastRow="0" w:firstColumn="1" w:lastColumn="0" w:noHBand="0" w:noVBand="1"/>
       </w:tblPr>
       <w:tblGrid>
-        <w:gridCol w:w="2592"/>
+        <w:gridCol w:w="2777"/>
         <w:gridCol w:w="1728"/>
         <w:gridCol w:w="2015"/>
-        <w:gridCol w:w="2304"/>
+        <w:gridCol w:w="2375"/>
       </w:tblGrid>
       <w:tr>
         <w:trPr>
@@ -13108,7 +13051,7 @@
         </w:trPr>
         <w:tc>
           <w:tcPr>
-            <w:tcW w:w="2592" w:type="dxa"/>
+            <w:tcW w:w="2777" w:type="dxa"/>
             <w:shd w:val="clear" w:color="auto" w:fill="E9F1EC"/>
             <w:tcMar>
               <w:top w:w="90" w:type="dxa"/>
@@ -13206,7 +13149,7 @@
         </w:tc>
         <w:tc>
           <w:tcPr>
-            <w:tcW w:w="2304" w:type="dxa"/>
+            <w:tcW w:w="2375" w:type="dxa"/>
             <w:shd w:val="clear" w:color="auto" w:fill="E9F1EC"/>
             <w:tcMar>
               <w:top w:w="90" w:type="dxa"/>
@@ -13219,6 +13162,7 @@
           <w:p>
             <w:pPr>
               <w:spacing w:line="360" w:lineRule="auto"/>
+              <w:jc w:val="center"/>
               <w:rPr>
                 <w:rFonts w:cs="宋体" w:hint="eastAsia"/>
                 <w:sz w:val="24"/>
@@ -13243,7 +13187,7 @@
         </w:trPr>
         <w:tc>
           <w:tcPr>
-            <w:tcW w:w="2592" w:type="dxa"/>
+            <w:tcW w:w="2777" w:type="dxa"/>
             <w:tcMar>
               <w:top w:w="90" w:type="dxa"/>
               <w:left w:w="120" w:type="dxa"/>
@@ -13333,7 +13277,7 @@
         </w:tc>
         <w:tc>
           <w:tcPr>
-            <w:tcW w:w="2304" w:type="dxa"/>
+            <w:tcW w:w="2375" w:type="dxa"/>
             <w:tcMar>
               <w:top w:w="90" w:type="dxa"/>
               <w:left w:w="120" w:type="dxa"/>
@@ -13345,6 +13289,7 @@
           <w:p>
             <w:pPr>
               <w:spacing w:line="360" w:lineRule="auto"/>
+              <w:jc w:val="center"/>
               <w:rPr>
                 <w:rFonts w:cs="宋体" w:hint="eastAsia"/>
                 <w:sz w:val="24"/>
@@ -13368,7 +13313,7 @@
         </w:trPr>
         <w:tc>
           <w:tcPr>
-            <w:tcW w:w="2592" w:type="dxa"/>
+            <w:tcW w:w="2777" w:type="dxa"/>
             <w:tcMar>
               <w:top w:w="90" w:type="dxa"/>
               <w:left w:w="120" w:type="dxa"/>
@@ -13458,7 +13403,7 @@
         </w:tc>
         <w:tc>
           <w:tcPr>
-            <w:tcW w:w="2304" w:type="dxa"/>
+            <w:tcW w:w="2375" w:type="dxa"/>
             <w:tcMar>
               <w:top w:w="90" w:type="dxa"/>
               <w:left w:w="120" w:type="dxa"/>
@@ -13470,6 +13415,7 @@
           <w:p>
             <w:pPr>
               <w:spacing w:line="360" w:lineRule="auto"/>
+              <w:jc w:val="center"/>
               <w:rPr>
                 <w:rFonts w:cs="宋体" w:hint="eastAsia"/>
                 <w:sz w:val="24"/>
@@ -13493,7 +13439,7 @@
         </w:trPr>
         <w:tc>
           <w:tcPr>
-            <w:tcW w:w="2592" w:type="dxa"/>
+            <w:tcW w:w="2777" w:type="dxa"/>
             <w:tcMar>
               <w:top w:w="90" w:type="dxa"/>
               <w:left w:w="120" w:type="dxa"/>
@@ -13583,7 +13529,7 @@
         </w:tc>
         <w:tc>
           <w:tcPr>
-            <w:tcW w:w="2304" w:type="dxa"/>
+            <w:tcW w:w="2375" w:type="dxa"/>
             <w:tcMar>
               <w:top w:w="90" w:type="dxa"/>
               <w:left w:w="120" w:type="dxa"/>
@@ -13595,6 +13541,7 @@
           <w:p>
             <w:pPr>
               <w:spacing w:line="360" w:lineRule="auto"/>
+              <w:jc w:val="center"/>
               <w:rPr>
                 <w:rFonts w:cs="宋体" w:hint="eastAsia"/>
                 <w:sz w:val="24"/>
@@ -13618,7 +13565,7 @@
         </w:trPr>
         <w:tc>
           <w:tcPr>
-            <w:tcW w:w="2592" w:type="dxa"/>
+            <w:tcW w:w="2777" w:type="dxa"/>
             <w:tcMar>
               <w:top w:w="90" w:type="dxa"/>
               <w:left w:w="120" w:type="dxa"/>
@@ -13708,7 +13655,7 @@
         </w:tc>
         <w:tc>
           <w:tcPr>
-            <w:tcW w:w="2304" w:type="dxa"/>
+            <w:tcW w:w="2375" w:type="dxa"/>
             <w:tcMar>
               <w:top w:w="90" w:type="dxa"/>
               <w:left w:w="120" w:type="dxa"/>
@@ -13720,6 +13667,7 @@
           <w:p>
             <w:pPr>
               <w:spacing w:line="360" w:lineRule="auto"/>
+              <w:jc w:val="center"/>
               <w:rPr>
                 <w:rFonts w:cs="宋体" w:hint="eastAsia"/>
                 <w:sz w:val="24"/>
@@ -13743,7 +13691,7 @@
         </w:trPr>
         <w:tc>
           <w:tcPr>
-            <w:tcW w:w="2592" w:type="dxa"/>
+            <w:tcW w:w="2777" w:type="dxa"/>
             <w:tcMar>
               <w:top w:w="90" w:type="dxa"/>
               <w:left w:w="120" w:type="dxa"/>
@@ -13833,7 +13781,7 @@
         </w:tc>
         <w:tc>
           <w:tcPr>
-            <w:tcW w:w="2304" w:type="dxa"/>
+            <w:tcW w:w="2375" w:type="dxa"/>
             <w:tcMar>
               <w:top w:w="90" w:type="dxa"/>
               <w:left w:w="120" w:type="dxa"/>
@@ -13845,6 +13793,7 @@
           <w:p>
             <w:pPr>
               <w:spacing w:line="360" w:lineRule="auto"/>
+              <w:jc w:val="center"/>
               <w:rPr>
                 <w:rFonts w:cs="宋体" w:hint="eastAsia"/>
                 <w:sz w:val="24"/>
@@ -13857,16 +13806,7 @@
                 <w:sz w:val="24"/>
                 <w:szCs w:val="24"/>
               </w:rPr>
-              <w:t>-0.22 个百分</w:t>
-            </w:r>
-            <w:r>
-              <w:rPr>
-                <w:rFonts w:cs="宋体"/>
-                <w:sz w:val="24"/>
-                <w:szCs w:val="24"/>
-              </w:rPr>
-              <w:lastRenderedPageBreak/>
-              <w:t>点</w:t>
+              <w:t>-0.22 个百分点</w:t>
             </w:r>
           </w:p>
         </w:tc>
@@ -13917,6 +13857,7 @@
           <w:szCs w:val="24"/>
           <w:lang w:eastAsia="zh-CN"/>
         </w:rPr>
+        <w:lastRenderedPageBreak/>
         <w:t xml:space="preserve">衍生特征对手写高斯朴素贝叶斯的提升达到 7.64 </w:t>
       </w:r>
       <w:proofErr w:type="gramStart"/>
@@ -15230,7 +15171,7 @@
         <w:tblLook w:val="04A0" w:firstRow="1" w:lastRow="0" w:firstColumn="1" w:lastColumn="0" w:noHBand="0" w:noVBand="1"/>
       </w:tblPr>
       <w:tblGrid>
-        <w:gridCol w:w="2592"/>
+        <w:gridCol w:w="2958"/>
         <w:gridCol w:w="1944"/>
         <w:gridCol w:w="1944"/>
         <w:gridCol w:w="1584"/>
@@ -15242,7 +15183,7 @@
         </w:trPr>
         <w:tc>
           <w:tcPr>
-            <w:tcW w:w="2592" w:type="dxa"/>
+            <w:tcW w:w="2958" w:type="dxa"/>
             <w:shd w:val="clear" w:color="auto" w:fill="E9F1EC"/>
             <w:tcMar>
               <w:top w:w="90" w:type="dxa"/>
@@ -15261,6 +15202,7 @@
                 <w:szCs w:val="24"/>
               </w:rPr>
             </w:pPr>
+            <w:proofErr w:type="spellStart"/>
             <w:r>
               <w:rPr>
                 <w:rFonts w:cs="宋体"/>
@@ -15270,6 +15212,7 @@
               </w:rPr>
               <w:t>模型</w:t>
             </w:r>
+            <w:proofErr w:type="spellEnd"/>
           </w:p>
         </w:tc>
         <w:tc>
@@ -15375,7 +15318,7 @@
         </w:trPr>
         <w:tc>
           <w:tcPr>
-            <w:tcW w:w="2592" w:type="dxa"/>
+            <w:tcW w:w="2958" w:type="dxa"/>
             <w:tcMar>
               <w:top w:w="90" w:type="dxa"/>
               <w:left w:w="120" w:type="dxa"/>
@@ -15500,7 +15443,7 @@
         </w:trPr>
         <w:tc>
           <w:tcPr>
-            <w:tcW w:w="2592" w:type="dxa"/>
+            <w:tcW w:w="2958" w:type="dxa"/>
             <w:tcMar>
               <w:top w:w="90" w:type="dxa"/>
               <w:left w:w="120" w:type="dxa"/>
@@ -15625,7 +15568,7 @@
         </w:trPr>
         <w:tc>
           <w:tcPr>
-            <w:tcW w:w="2592" w:type="dxa"/>
+            <w:tcW w:w="2958" w:type="dxa"/>
             <w:tcMar>
               <w:top w:w="90" w:type="dxa"/>
               <w:left w:w="120" w:type="dxa"/>
@@ -15750,7 +15693,7 @@
         </w:trPr>
         <w:tc>
           <w:tcPr>
-            <w:tcW w:w="2592" w:type="dxa"/>
+            <w:tcW w:w="2958" w:type="dxa"/>
             <w:tcMar>
               <w:top w:w="90" w:type="dxa"/>
               <w:left w:w="120" w:type="dxa"/>
@@ -15875,7 +15818,7 @@
         </w:trPr>
         <w:tc>
           <w:tcPr>
-            <w:tcW w:w="2592" w:type="dxa"/>
+            <w:tcW w:w="2958" w:type="dxa"/>
             <w:tcMar>
               <w:top w:w="90" w:type="dxa"/>
               <w:left w:w="120" w:type="dxa"/>
@@ -16193,8 +16136,8 @@
         <w:tblLook w:val="04A0" w:firstRow="1" w:lastRow="0" w:firstColumn="1" w:lastColumn="0" w:noHBand="0" w:noVBand="1"/>
       </w:tblPr>
       <w:tblGrid>
-        <w:gridCol w:w="3888"/>
-        <w:gridCol w:w="4752"/>
+        <w:gridCol w:w="4209"/>
+        <w:gridCol w:w="4785"/>
       </w:tblGrid>
       <w:tr>
         <w:trPr>
@@ -16203,7 +16146,7 @@
         </w:trPr>
         <w:tc>
           <w:tcPr>
-            <w:tcW w:w="3888" w:type="dxa"/>
+            <w:tcW w:w="4209" w:type="dxa"/>
             <w:shd w:val="clear" w:color="auto" w:fill="E9F1EC"/>
             <w:tcMar>
               <w:top w:w="90" w:type="dxa"/>
@@ -16257,7 +16200,7 @@
         </w:tc>
         <w:tc>
           <w:tcPr>
-            <w:tcW w:w="4752" w:type="dxa"/>
+            <w:tcW w:w="4785" w:type="dxa"/>
             <w:shd w:val="clear" w:color="auto" w:fill="E9F1EC"/>
             <w:tcMar>
               <w:top w:w="90" w:type="dxa"/>
@@ -16294,7 +16237,7 @@
         </w:trPr>
         <w:tc>
           <w:tcPr>
-            <w:tcW w:w="3888" w:type="dxa"/>
+            <w:tcW w:w="4209" w:type="dxa"/>
             <w:tcMar>
               <w:top w:w="90" w:type="dxa"/>
               <w:left w:w="120" w:type="dxa"/>
@@ -16324,7 +16267,7 @@
         </w:tc>
         <w:tc>
           <w:tcPr>
-            <w:tcW w:w="4752" w:type="dxa"/>
+            <w:tcW w:w="4785" w:type="dxa"/>
             <w:tcMar>
               <w:top w:w="90" w:type="dxa"/>
               <w:left w:w="120" w:type="dxa"/>
@@ -16361,7 +16304,7 @@
         </w:trPr>
         <w:tc>
           <w:tcPr>
-            <w:tcW w:w="3888" w:type="dxa"/>
+            <w:tcW w:w="4209" w:type="dxa"/>
             <w:tcMar>
               <w:top w:w="90" w:type="dxa"/>
               <w:left w:w="120" w:type="dxa"/>
@@ -16391,7 +16334,7 @@
         </w:tc>
         <w:tc>
           <w:tcPr>
-            <w:tcW w:w="4752" w:type="dxa"/>
+            <w:tcW w:w="4785" w:type="dxa"/>
             <w:tcMar>
               <w:top w:w="90" w:type="dxa"/>
               <w:left w:w="120" w:type="dxa"/>
@@ -16448,7 +16391,7 @@
         </w:trPr>
         <w:tc>
           <w:tcPr>
-            <w:tcW w:w="3888" w:type="dxa"/>
+            <w:tcW w:w="4209" w:type="dxa"/>
             <w:tcMar>
               <w:top w:w="90" w:type="dxa"/>
               <w:left w:w="120" w:type="dxa"/>
@@ -16506,7 +16449,7 @@
         </w:tc>
         <w:tc>
           <w:tcPr>
-            <w:tcW w:w="4752" w:type="dxa"/>
+            <w:tcW w:w="4785" w:type="dxa"/>
             <w:tcMar>
               <w:top w:w="90" w:type="dxa"/>
               <w:left w:w="120" w:type="dxa"/>
@@ -16543,7 +16486,7 @@
         </w:trPr>
         <w:tc>
           <w:tcPr>
-            <w:tcW w:w="3888" w:type="dxa"/>
+            <w:tcW w:w="4209" w:type="dxa"/>
             <w:tcMar>
               <w:top w:w="90" w:type="dxa"/>
               <w:left w:w="120" w:type="dxa"/>
@@ -16601,7 +16544,7 @@
         </w:tc>
         <w:tc>
           <w:tcPr>
-            <w:tcW w:w="4752" w:type="dxa"/>
+            <w:tcW w:w="4785" w:type="dxa"/>
             <w:tcMar>
               <w:top w:w="90" w:type="dxa"/>
               <w:left w:w="120" w:type="dxa"/>
@@ -16638,7 +16581,7 @@
         </w:trPr>
         <w:tc>
           <w:tcPr>
-            <w:tcW w:w="3888" w:type="dxa"/>
+            <w:tcW w:w="4209" w:type="dxa"/>
             <w:tcMar>
               <w:top w:w="90" w:type="dxa"/>
               <w:left w:w="120" w:type="dxa"/>
@@ -16668,7 +16611,7 @@
         </w:tc>
         <w:tc>
           <w:tcPr>
-            <w:tcW w:w="4752" w:type="dxa"/>
+            <w:tcW w:w="4785" w:type="dxa"/>
             <w:tcMar>
               <w:top w:w="90" w:type="dxa"/>
               <w:left w:w="120" w:type="dxa"/>
@@ -16703,7 +16646,7 @@
         </w:trPr>
         <w:tc>
           <w:tcPr>
-            <w:tcW w:w="3888" w:type="dxa"/>
+            <w:tcW w:w="4209" w:type="dxa"/>
             <w:tcMar>
               <w:top w:w="90" w:type="dxa"/>
               <w:left w:w="120" w:type="dxa"/>
@@ -16733,7 +16676,7 @@
         </w:tc>
         <w:tc>
           <w:tcPr>
-            <w:tcW w:w="4752" w:type="dxa"/>
+            <w:tcW w:w="4785" w:type="dxa"/>
             <w:tcMar>
               <w:top w:w="90" w:type="dxa"/>
               <w:left w:w="120" w:type="dxa"/>
@@ -16768,7 +16711,7 @@
         </w:trPr>
         <w:tc>
           <w:tcPr>
-            <w:tcW w:w="3888" w:type="dxa"/>
+            <w:tcW w:w="4209" w:type="dxa"/>
             <w:tcMar>
               <w:top w:w="90" w:type="dxa"/>
               <w:left w:w="120" w:type="dxa"/>
@@ -16798,7 +16741,7 @@
         </w:tc>
         <w:tc>
           <w:tcPr>
-            <w:tcW w:w="4752" w:type="dxa"/>
+            <w:tcW w:w="4785" w:type="dxa"/>
             <w:tcMar>
               <w:top w:w="90" w:type="dxa"/>
               <w:left w:w="120" w:type="dxa"/>
@@ -16989,16 +16932,7 @@
                 <w:sz w:val="24"/>
                 <w:szCs w:val="24"/>
               </w:rPr>
-              <w:t>streamlit_app_scoring.py，用于</w:t>
-            </w:r>
-            <w:r>
-              <w:rPr>
-                <w:rFonts w:cs="宋体"/>
-                <w:sz w:val="24"/>
-                <w:szCs w:val="24"/>
-              </w:rPr>
-              <w:lastRenderedPageBreak/>
-              <w:t>打开</w:t>
+              <w:t>streamlit_app_scoring.py，用于打开</w:t>
             </w:r>
             <w:proofErr w:type="spellEnd"/>
             <w:r>
@@ -17057,6 +16991,7 @@
           <w:sz w:val="24"/>
           <w:szCs w:val="24"/>
         </w:rPr>
+        <w:lastRenderedPageBreak/>
         <w:t>项目还支持 drybean analyze、drybean train、drybean ablation、drybean robustness 和 drybean plot 分阶段运行。算法运行期间仅输出命令行日志，不调用 UI；Streamlit 页面只读取 artifacts 中已经生成的结果表和图表，用于展示和截图。</w:t>
       </w:r>
     </w:p>
@@ -17894,18 +17829,34 @@
         </w:rPr>
         <w:t>README 包含项目简介、污染说明、数据处理、五算法介绍、完整结果表、关键图表、项目结构、运行命令和评分项导向的展示说明。仓库链接</w:t>
       </w:r>
-      <w:hyperlink r:id="rId31" w:history="1">
-        <w:r>
-          <w:rPr>
-            <w:rStyle w:val="aff9"/>
-            <w:rFonts w:cs="宋体"/>
-            <w:sz w:val="24"/>
-            <w:szCs w:val="24"/>
-            <w:lang w:eastAsia="zh-CN"/>
-          </w:rPr>
-          <w:t>WenYulin0418/dry-bean-ml-project</w:t>
-        </w:r>
-      </w:hyperlink>
+      <w:r>
+        <w:fldChar w:fldCharType="begin"/>
+      </w:r>
+      <w:r>
+        <w:rPr>
+          <w:lang w:eastAsia="zh-CN"/>
+        </w:rPr>
+        <w:instrText>HYPERLINK "https://github.com/WenYulin0418/dry-bean-ml-project"</w:instrText>
+      </w:r>
+      <w:r>
+        <w:rPr>
+          <w:rFonts w:hint="eastAsia"/>
+        </w:rPr>
+        <w:fldChar w:fldCharType="separate"/>
+      </w:r>
+      <w:r>
+        <w:rPr>
+          <w:rStyle w:val="aff9"/>
+          <w:rFonts w:cs="宋体"/>
+          <w:sz w:val="24"/>
+          <w:szCs w:val="24"/>
+          <w:lang w:eastAsia="zh-CN"/>
+        </w:rPr>
+        <w:t>WenYulin0418/dry-bean-ml-project</w:t>
+      </w:r>
+      <w:r>
+        <w:fldChar w:fldCharType="end"/>
+      </w:r>
       <w:r>
         <w:rPr>
           <w:rFonts w:cs="宋体"/>
@@ -18252,7 +18203,7 @@
       </w:r>
     </w:p>
     <w:sectPr>
-      <w:footerReference w:type="default" r:id="rId32"/>
+      <w:footerReference w:type="default" r:id="rId31"/>
       <w:pgSz w:w="12240" w:h="15840"/>
       <w:pgMar w:top="1224" w:right="1296" w:bottom="1152" w:left="1296" w:header="605" w:footer="605" w:gutter="0"/>
       <w:cols w:space="720"/>
@@ -19208,6 +19159,7 @@
   <w:style w:type="character" w:default="1" w:styleId="a2">
     <w:name w:val="Default Paragraph Font"/>
     <w:uiPriority w:val="1"/>
+    <w:semiHidden/>
     <w:unhideWhenUsed/>
   </w:style>
   <w:style w:type="table" w:default="1" w:styleId="a3">

--- a/paper/Dry_Bean_机器学习课程论文.docx
+++ b/paper/Dry_Bean_机器学习课程论文.docx
@@ -28,18 +28,33 @@
     <w:p>
       <w:pPr>
         <w:rPr>
-          <w:rFonts w:hint="eastAsia"/>
+          <w:lang w:eastAsia="zh-CN"/>
         </w:rPr>
       </w:pPr>
     </w:p>
     <w:p>
       <w:pPr>
+        <w:rPr>
+          <w:lang w:eastAsia="zh-CN"/>
+        </w:rPr>
+      </w:pPr>
+    </w:p>
+    <w:p>
+      <w:pPr>
+        <w:rPr>
+          <w:rFonts w:hint="eastAsia"/>
+          <w:lang w:eastAsia="zh-CN"/>
+        </w:rPr>
+      </w:pPr>
+    </w:p>
+    <w:p>
+      <w:pPr>
         <w:spacing w:line="360" w:lineRule="auto"/>
         <w:jc w:val="center"/>
         <w:rPr>
           <w:rFonts w:cs="宋体" w:hint="eastAsia"/>
-          <w:sz w:val="24"/>
-          <w:szCs w:val="24"/>
+          <w:sz w:val="44"/>
+          <w:szCs w:val="44"/>
           <w:lang w:eastAsia="zh-CN"/>
         </w:rPr>
       </w:pPr>
@@ -47,8 +62,8 @@
         <w:rPr>
           <w:rFonts w:cs="宋体"/>
           <w:b/>
-          <w:sz w:val="24"/>
-          <w:szCs w:val="24"/>
+          <w:sz w:val="44"/>
+          <w:szCs w:val="44"/>
           <w:lang w:eastAsia="zh-CN"/>
         </w:rPr>
         <w:t>机器学习与项目实践</w:t>
@@ -78,347 +93,80 @@
     </w:p>
     <w:p>
       <w:pPr>
+        <w:jc w:val="center"/>
+        <w:rPr>
+          <w:rFonts w:ascii="黑体" w:eastAsia="黑体" w:hAnsi="黑体" w:hint="eastAsia"/>
+          <w:lang w:eastAsia="zh-CN"/>
+        </w:rPr>
+      </w:pPr>
+      <w:r>
+        <w:rPr>
+          <w:rFonts w:ascii="黑体" w:eastAsia="黑体" w:hAnsi="黑体"/>
+          <w:sz w:val="28"/>
+          <w:lang w:eastAsia="zh-CN"/>
+        </w:rPr>
+        <w:t>姓名：文渝霖</w:t>
+      </w:r>
+    </w:p>
+    <w:p>
+      <w:pPr>
+        <w:jc w:val="center"/>
+        <w:rPr>
+          <w:rFonts w:ascii="黑体" w:eastAsia="黑体" w:hAnsi="黑体" w:hint="eastAsia"/>
+          <w:lang w:eastAsia="zh-CN"/>
+        </w:rPr>
+      </w:pPr>
+      <w:r>
+        <w:rPr>
+          <w:rFonts w:ascii="黑体" w:eastAsia="黑体" w:hAnsi="黑体"/>
+          <w:sz w:val="28"/>
+          <w:lang w:eastAsia="zh-CN"/>
+        </w:rPr>
+        <w:t>学号：202493030</w:t>
+      </w:r>
+    </w:p>
+    <w:p>
+      <w:pPr>
+        <w:jc w:val="center"/>
+        <w:rPr>
+          <w:rFonts w:ascii="黑体" w:eastAsia="黑体" w:hAnsi="黑体" w:hint="eastAsia"/>
+          <w:lang w:eastAsia="zh-CN"/>
+        </w:rPr>
+      </w:pPr>
+      <w:r>
+        <w:rPr>
+          <w:rFonts w:ascii="黑体" w:eastAsia="黑体" w:hAnsi="黑体"/>
+          <w:sz w:val="28"/>
+          <w:lang w:eastAsia="zh-CN"/>
+        </w:rPr>
+        <w:t>完成日期：2026-06-23</w:t>
+      </w:r>
+    </w:p>
+    <w:p>
+      <w:pPr>
+        <w:rPr>
+          <w:rFonts w:hint="eastAsia"/>
+        </w:rPr>
+      </w:pPr>
+    </w:p>
+    <w:p>
+      <w:pPr>
         <w:spacing w:line="360" w:lineRule="auto"/>
         <w:jc w:val="center"/>
         <w:rPr>
           <w:rFonts w:cs="宋体" w:hint="eastAsia"/>
           <w:sz w:val="24"/>
           <w:szCs w:val="24"/>
-          <w:lang w:eastAsia="zh-CN"/>
-        </w:rPr>
-      </w:pPr>
-    </w:p>
-    <w:tbl>
-      <w:tblPr>
-        <w:tblStyle w:val="aff1"/>
-        <w:tblW w:w="0" w:type="auto"/>
-        <w:jc w:val="center"/>
-        <w:tblLayout w:type="fixed"/>
-        <w:tblLook w:val="04A0" w:firstRow="1" w:lastRow="0" w:firstColumn="1" w:lastColumn="0" w:noHBand="0" w:noVBand="1"/>
-      </w:tblPr>
-      <w:tblGrid>
-        <w:gridCol w:w="2160"/>
-        <w:gridCol w:w="5472"/>
-      </w:tblGrid>
-      <w:tr>
-        <w:trPr>
-          <w:tblHeader/>
-          <w:jc w:val="center"/>
-        </w:trPr>
-        <w:tc>
-          <w:tcPr>
-            <w:tcW w:w="2160" w:type="dxa"/>
-            <w:tcMar>
-              <w:top w:w="90" w:type="dxa"/>
-              <w:left w:w="120" w:type="dxa"/>
-              <w:bottom w:w="90" w:type="dxa"/>
-              <w:right w:w="120" w:type="dxa"/>
-            </w:tcMar>
-            <w:vAlign w:val="center"/>
-          </w:tcPr>
-          <w:p>
-            <w:pPr>
-              <w:spacing w:line="360" w:lineRule="auto"/>
-              <w:rPr>
-                <w:rFonts w:cs="宋体" w:hint="eastAsia"/>
-                <w:sz w:val="24"/>
-                <w:szCs w:val="24"/>
-              </w:rPr>
-            </w:pPr>
-            <w:proofErr w:type="spellStart"/>
-            <w:r>
-              <w:rPr>
-                <w:rFonts w:cs="宋体"/>
-                <w:b/>
-                <w:sz w:val="24"/>
-                <w:szCs w:val="24"/>
-              </w:rPr>
-              <w:t>项目信息</w:t>
-            </w:r>
-            <w:proofErr w:type="spellEnd"/>
-          </w:p>
-        </w:tc>
-        <w:tc>
-          <w:tcPr>
-            <w:tcW w:w="5472" w:type="dxa"/>
-            <w:tcMar>
-              <w:top w:w="90" w:type="dxa"/>
-              <w:left w:w="120" w:type="dxa"/>
-              <w:bottom w:w="90" w:type="dxa"/>
-              <w:right w:w="120" w:type="dxa"/>
-            </w:tcMar>
-            <w:vAlign w:val="center"/>
-          </w:tcPr>
-          <w:p>
-            <w:pPr>
-              <w:spacing w:line="360" w:lineRule="auto"/>
-              <w:rPr>
-                <w:rFonts w:cs="宋体" w:hint="eastAsia"/>
-                <w:sz w:val="24"/>
-                <w:szCs w:val="24"/>
-              </w:rPr>
-            </w:pPr>
-            <w:r>
-              <w:rPr>
-                <w:rFonts w:cs="宋体"/>
-                <w:b/>
-                <w:sz w:val="24"/>
-                <w:szCs w:val="24"/>
-              </w:rPr>
-              <w:t>内容</w:t>
-            </w:r>
-          </w:p>
-        </w:tc>
-      </w:tr>
-      <w:tr>
-        <w:trPr>
-          <w:jc w:val="center"/>
-        </w:trPr>
-        <w:tc>
-          <w:tcPr>
-            <w:tcW w:w="2160" w:type="dxa"/>
-            <w:tcMar>
-              <w:top w:w="90" w:type="dxa"/>
-              <w:left w:w="120" w:type="dxa"/>
-              <w:bottom w:w="90" w:type="dxa"/>
-              <w:right w:w="120" w:type="dxa"/>
-            </w:tcMar>
-            <w:vAlign w:val="center"/>
-          </w:tcPr>
-          <w:p>
-            <w:pPr>
-              <w:spacing w:line="360" w:lineRule="auto"/>
-              <w:rPr>
-                <w:rFonts w:cs="宋体" w:hint="eastAsia"/>
-                <w:sz w:val="24"/>
-                <w:szCs w:val="24"/>
-              </w:rPr>
-            </w:pPr>
-            <w:r>
-              <w:rPr>
-                <w:rFonts w:cs="宋体"/>
-                <w:sz w:val="24"/>
-                <w:szCs w:val="24"/>
-              </w:rPr>
-              <w:t>姓名</w:t>
-            </w:r>
-          </w:p>
-        </w:tc>
-        <w:tc>
-          <w:tcPr>
-            <w:tcW w:w="5472" w:type="dxa"/>
-            <w:tcMar>
-              <w:top w:w="90" w:type="dxa"/>
-              <w:left w:w="120" w:type="dxa"/>
-              <w:bottom w:w="90" w:type="dxa"/>
-              <w:right w:w="120" w:type="dxa"/>
-            </w:tcMar>
-            <w:vAlign w:val="center"/>
-          </w:tcPr>
-          <w:p>
-            <w:pPr>
-              <w:spacing w:line="360" w:lineRule="auto"/>
-              <w:rPr>
-                <w:rFonts w:cs="宋体" w:hint="eastAsia"/>
-                <w:sz w:val="24"/>
-                <w:szCs w:val="24"/>
-              </w:rPr>
-            </w:pPr>
-            <w:r>
-              <w:rPr>
-                <w:rFonts w:cs="宋体"/>
-                <w:sz w:val="24"/>
-                <w:szCs w:val="24"/>
-              </w:rPr>
-              <w:t>文渝霖</w:t>
-            </w:r>
-          </w:p>
-        </w:tc>
-      </w:tr>
-      <w:tr>
-        <w:trPr>
-          <w:jc w:val="center"/>
-        </w:trPr>
-        <w:tc>
-          <w:tcPr>
-            <w:tcW w:w="2160" w:type="dxa"/>
-            <w:tcMar>
-              <w:top w:w="90" w:type="dxa"/>
-              <w:left w:w="120" w:type="dxa"/>
-              <w:bottom w:w="90" w:type="dxa"/>
-              <w:right w:w="120" w:type="dxa"/>
-            </w:tcMar>
-            <w:vAlign w:val="center"/>
-          </w:tcPr>
-          <w:p>
-            <w:pPr>
-              <w:spacing w:line="360" w:lineRule="auto"/>
-              <w:rPr>
-                <w:rFonts w:cs="宋体" w:hint="eastAsia"/>
-                <w:sz w:val="24"/>
-                <w:szCs w:val="24"/>
-              </w:rPr>
-            </w:pPr>
-            <w:r>
-              <w:rPr>
-                <w:rFonts w:cs="宋体"/>
-                <w:sz w:val="24"/>
-                <w:szCs w:val="24"/>
-              </w:rPr>
-              <w:t>学号</w:t>
-            </w:r>
-          </w:p>
-        </w:tc>
-        <w:tc>
-          <w:tcPr>
-            <w:tcW w:w="5472" w:type="dxa"/>
-            <w:tcMar>
-              <w:top w:w="90" w:type="dxa"/>
-              <w:left w:w="120" w:type="dxa"/>
-              <w:bottom w:w="90" w:type="dxa"/>
-              <w:right w:w="120" w:type="dxa"/>
-            </w:tcMar>
-            <w:vAlign w:val="center"/>
-          </w:tcPr>
-          <w:p>
-            <w:pPr>
-              <w:spacing w:line="360" w:lineRule="auto"/>
-              <w:rPr>
-                <w:rFonts w:cs="宋体" w:hint="eastAsia"/>
-                <w:sz w:val="24"/>
-                <w:szCs w:val="24"/>
-              </w:rPr>
-            </w:pPr>
-            <w:r>
-              <w:rPr>
-                <w:rFonts w:cs="宋体"/>
-                <w:sz w:val="24"/>
-                <w:szCs w:val="24"/>
-              </w:rPr>
-              <w:t>202493030</w:t>
-            </w:r>
-          </w:p>
-        </w:tc>
-      </w:tr>
-      <w:tr>
-        <w:trPr>
-          <w:jc w:val="center"/>
-        </w:trPr>
-        <w:tc>
-          <w:tcPr>
-            <w:tcW w:w="2160" w:type="dxa"/>
-            <w:tcMar>
-              <w:top w:w="90" w:type="dxa"/>
-              <w:left w:w="120" w:type="dxa"/>
-              <w:bottom w:w="90" w:type="dxa"/>
-              <w:right w:w="120" w:type="dxa"/>
-            </w:tcMar>
-            <w:vAlign w:val="center"/>
-          </w:tcPr>
-          <w:p>
-            <w:pPr>
-              <w:spacing w:line="360" w:lineRule="auto"/>
-              <w:rPr>
-                <w:rFonts w:cs="宋体" w:hint="eastAsia"/>
-                <w:sz w:val="24"/>
-                <w:szCs w:val="24"/>
-              </w:rPr>
-            </w:pPr>
-            <w:r>
-              <w:rPr>
-                <w:rFonts w:cs="宋体"/>
-                <w:sz w:val="24"/>
-                <w:szCs w:val="24"/>
-              </w:rPr>
-              <w:t>完成日期</w:t>
-            </w:r>
-          </w:p>
-        </w:tc>
-        <w:tc>
-          <w:tcPr>
-            <w:tcW w:w="5472" w:type="dxa"/>
-            <w:tcMar>
-              <w:top w:w="90" w:type="dxa"/>
-              <w:left w:w="120" w:type="dxa"/>
-              <w:bottom w:w="90" w:type="dxa"/>
-              <w:right w:w="120" w:type="dxa"/>
-            </w:tcMar>
-            <w:vAlign w:val="center"/>
-          </w:tcPr>
-          <w:p>
-            <w:pPr>
-              <w:spacing w:line="360" w:lineRule="auto"/>
-              <w:rPr>
-                <w:rFonts w:cs="宋体" w:hint="eastAsia"/>
-                <w:sz w:val="24"/>
-                <w:szCs w:val="24"/>
-              </w:rPr>
-            </w:pPr>
-            <w:r>
-              <w:rPr>
-                <w:rFonts w:cs="宋体"/>
-                <w:sz w:val="24"/>
-                <w:szCs w:val="24"/>
-              </w:rPr>
-              <w:t>2026年6月</w:t>
-            </w:r>
-          </w:p>
-        </w:tc>
-      </w:tr>
-    </w:tbl>
-    <w:p>
-      <w:pPr>
-        <w:spacing w:after="40"/>
-        <w:rPr>
-          <w:rFonts w:hint="eastAsia"/>
-        </w:rPr>
-      </w:pPr>
-    </w:p>
-    <w:p>
-      <w:pPr>
-        <w:rPr>
-          <w:rFonts w:hint="eastAsia"/>
-        </w:rPr>
-      </w:pPr>
-    </w:p>
-    <w:p>
-      <w:pPr>
-        <w:spacing w:line="360" w:lineRule="auto"/>
-        <w:jc w:val="center"/>
-        <w:rPr>
-          <w:rFonts w:cs="宋体" w:hint="eastAsia"/>
-          <w:sz w:val="24"/>
-          <w:szCs w:val="24"/>
-        </w:rPr>
-      </w:pPr>
-      <w:proofErr w:type="spellStart"/>
+        </w:rPr>
+      </w:pPr>
       <w:r>
         <w:rPr>
           <w:rFonts w:cs="宋体"/>
           <w:sz w:val="24"/>
           <w:szCs w:val="24"/>
         </w:rPr>
-        <w:t>基于</w:t>
+        <w:t>基于 Dry Bean 数据集</w:t>
       </w:r>
-      <w:proofErr w:type="spellEnd"/>
-      <w:r>
-        <w:rPr>
-          <w:rFonts w:cs="宋体"/>
-          <w:sz w:val="24"/>
-          <w:szCs w:val="24"/>
-        </w:rPr>
-        <w:t xml:space="preserve"> Dry Bean </w:t>
-      </w:r>
-      <w:proofErr w:type="spellStart"/>
-      <w:r>
-        <w:rPr>
-          <w:rFonts w:cs="宋体"/>
-          <w:sz w:val="24"/>
-          <w:szCs w:val="24"/>
-        </w:rPr>
-        <w:t>脏数据集</w:t>
-      </w:r>
-      <w:proofErr w:type="spellEnd"/>
     </w:p>
     <w:p>
       <w:pPr>
@@ -441,8 +189,7 @@
           <w:szCs w:val="24"/>
         </w:rPr>
       </w:pPr>
-      <w:bookmarkStart w:id="0" w:name="_Toc233156899"/>
-      <w:proofErr w:type="spellStart"/>
+      <w:bookmarkStart w:id="0" w:name="_Toc233219557"/>
       <w:r>
         <w:rPr>
           <w:rFonts w:ascii="黑体" w:eastAsia="黑体" w:hAnsi="黑体" w:cs="黑体"/>
@@ -453,7 +200,6 @@
         <w:t>摘要</w:t>
       </w:r>
       <w:bookmarkEnd w:id="0"/>
-      <w:proofErr w:type="spellEnd"/>
     </w:p>
     <w:p>
       <w:pPr>
@@ -473,9 +219,28 @@
           <w:szCs w:val="24"/>
           <w:lang w:eastAsia="zh-CN"/>
         </w:rPr>
-        <w:t>干</w:t>
+        <w:t>干豆品种识别是一个典型的多分类问题，其输入由豆粒轮廓和几何形态特征构成。本文基于 Dry Bean Dataset 训练集、验证集和测试集，完成了从污染清洗、特征工程到多算法训练、鲁棒性分析和系统展示的完整机器学习流程。数据分析发现，原始数据同时包含数值缺失、问号哨兵、带单位字符串、重复记录以及大小写、尾随空格和数字替字等标签污染。针对上述问题，本文构建了仅在训练集拟合的中位数填补、稳健截尾和标准化流水线，并设计四项具有几何意义的衍生特征。实验比较逻辑回归、K近邻、随机森林、XGBoost 和高斯朴素贝叶斯五种算法。结果表明，KNN 在测试集取得最高 Accuracy 92.69% 和 Macro-F1 93.80%；XGBoost 在多类型、多强度噪声实验中的平均精度下降最低。特征消融进一步表明，衍生特征对概率模型帮助明显，但对线性模型并非必然有效。项目最终通过统一命令行完成离线实验，并使用 Streamlit 展示数据处理、模型性能、Loss、鲁棒性、过拟合和消融结果。研究说明，可信的数据处理和多维评价比单纯追求某一项精度指标更能支持合理的模型选择。</w:t>
       </w:r>
-      <w:proofErr w:type="gramStart"/>
+    </w:p>
+    <w:p>
+      <w:pPr>
+        <w:spacing w:line="360" w:lineRule="auto"/>
+        <w:rPr>
+          <w:rFonts w:cs="宋体" w:hint="eastAsia"/>
+          <w:sz w:val="24"/>
+          <w:szCs w:val="24"/>
+          <w:lang w:eastAsia="zh-CN"/>
+        </w:rPr>
+      </w:pPr>
+      <w:r>
+        <w:rPr>
+          <w:rFonts w:ascii="黑体" w:eastAsia="黑体" w:hAnsi="黑体" w:cs="黑体"/>
+          <w:sz w:val="24"/>
+          <w:szCs w:val="24"/>
+          <w:lang w:eastAsia="zh-CN"/>
+        </w:rPr>
+        <w:t>关键词：</w:t>
+      </w:r>
       <w:r>
         <w:rPr>
           <w:rFonts w:cs="宋体"/>
@@ -483,178 +248,8 @@
           <w:szCs w:val="24"/>
           <w:lang w:eastAsia="zh-CN"/>
         </w:rPr>
-        <w:t>豆品种</w:t>
+        <w:t>干豆分类；数据清洗；多分类；鲁棒性；特征工程；XGBoost</w:t>
       </w:r>
-      <w:proofErr w:type="gramEnd"/>
-      <w:r>
-        <w:rPr>
-          <w:rFonts w:cs="宋体"/>
-          <w:sz w:val="24"/>
-          <w:szCs w:val="24"/>
-          <w:lang w:eastAsia="zh-CN"/>
-        </w:rPr>
-        <w:t>识别是一个典型的多分类问题，其输入由豆粒轮廓和几何形态特征构成。本文基于 Dry Bean Dataset 训练集、验证集和测试集，完成了从数据审计、污染清洗、特征工程到多算法训练、鲁棒性分析和系统展示的完整机器学习流程。数据分析发现，原始数据同时包含数值缺失、问号哨兵、带单位字符串、重复记录以及大小写、尾随空格和</w:t>
-      </w:r>
-      <w:proofErr w:type="gramStart"/>
-      <w:r>
-        <w:rPr>
-          <w:rFonts w:cs="宋体"/>
-          <w:sz w:val="24"/>
-          <w:szCs w:val="24"/>
-          <w:lang w:eastAsia="zh-CN"/>
-        </w:rPr>
-        <w:t>数字替字等</w:t>
-      </w:r>
-      <w:proofErr w:type="gramEnd"/>
-      <w:r>
-        <w:rPr>
-          <w:rFonts w:cs="宋体"/>
-          <w:sz w:val="24"/>
-          <w:szCs w:val="24"/>
-          <w:lang w:eastAsia="zh-CN"/>
-        </w:rPr>
-        <w:t>标签污染。针对上述问题，本文构建了仅在训练集拟合的中位数填补、</w:t>
-      </w:r>
-      <w:proofErr w:type="gramStart"/>
-      <w:r>
-        <w:rPr>
-          <w:rFonts w:cs="宋体"/>
-          <w:sz w:val="24"/>
-          <w:szCs w:val="24"/>
-          <w:lang w:eastAsia="zh-CN"/>
-        </w:rPr>
-        <w:t>稳健截尾和</w:t>
-      </w:r>
-      <w:proofErr w:type="gramEnd"/>
-      <w:r>
-        <w:rPr>
-          <w:rFonts w:cs="宋体"/>
-          <w:sz w:val="24"/>
-          <w:szCs w:val="24"/>
-          <w:lang w:eastAsia="zh-CN"/>
-        </w:rPr>
-        <w:t>标准化流水线，并设计四项具有几何意义的衍生特征。实验比较逻辑回归、K近邻、随机森林、</w:t>
-      </w:r>
-      <w:proofErr w:type="spellStart"/>
-      <w:r>
-        <w:rPr>
-          <w:rFonts w:cs="宋体"/>
-          <w:sz w:val="24"/>
-          <w:szCs w:val="24"/>
-          <w:lang w:eastAsia="zh-CN"/>
-        </w:rPr>
-        <w:t>XGBoost</w:t>
-      </w:r>
-      <w:proofErr w:type="spellEnd"/>
-      <w:r>
-        <w:rPr>
-          <w:rFonts w:cs="宋体"/>
-          <w:sz w:val="24"/>
-          <w:szCs w:val="24"/>
-          <w:lang w:eastAsia="zh-CN"/>
-        </w:rPr>
-        <w:t xml:space="preserve"> 和手写高斯朴素贝叶斯五种算法。结果表明，KNN 在测试</w:t>
-      </w:r>
-      <w:proofErr w:type="gramStart"/>
-      <w:r>
-        <w:rPr>
-          <w:rFonts w:cs="宋体"/>
-          <w:sz w:val="24"/>
-          <w:szCs w:val="24"/>
-          <w:lang w:eastAsia="zh-CN"/>
-        </w:rPr>
-        <w:t>集取得</w:t>
-      </w:r>
-      <w:proofErr w:type="gramEnd"/>
-      <w:r>
-        <w:rPr>
-          <w:rFonts w:cs="宋体"/>
-          <w:sz w:val="24"/>
-          <w:szCs w:val="24"/>
-          <w:lang w:eastAsia="zh-CN"/>
-        </w:rPr>
-        <w:t>最高 Accuracy 92.69% 和 Macro-F1 93.80%；</w:t>
-      </w:r>
-      <w:proofErr w:type="spellStart"/>
-      <w:r>
-        <w:rPr>
-          <w:rFonts w:cs="宋体"/>
-          <w:sz w:val="24"/>
-          <w:szCs w:val="24"/>
-          <w:lang w:eastAsia="zh-CN"/>
-        </w:rPr>
-        <w:t>XGBoost</w:t>
-      </w:r>
-      <w:proofErr w:type="spellEnd"/>
-      <w:r>
-        <w:rPr>
-          <w:rFonts w:cs="宋体"/>
-          <w:sz w:val="24"/>
-          <w:szCs w:val="24"/>
-          <w:lang w:eastAsia="zh-CN"/>
-        </w:rPr>
-        <w:t xml:space="preserve"> 在多类型、多强度噪声实验中的平均精度下降最低。特征消融进一步表明，衍生特征对概率模型帮助明显，但对线性模型并非必然有效。项目最终通过统一命令行完成离线实验，并使用 </w:t>
-      </w:r>
-      <w:proofErr w:type="spellStart"/>
-      <w:r>
-        <w:rPr>
-          <w:rFonts w:cs="宋体"/>
-          <w:sz w:val="24"/>
-          <w:szCs w:val="24"/>
-          <w:lang w:eastAsia="zh-CN"/>
-        </w:rPr>
-        <w:t>Streamlit</w:t>
-      </w:r>
-      <w:proofErr w:type="spellEnd"/>
-      <w:r>
-        <w:rPr>
-          <w:rFonts w:cs="宋体"/>
-          <w:sz w:val="24"/>
-          <w:szCs w:val="24"/>
-          <w:lang w:eastAsia="zh-CN"/>
-        </w:rPr>
-        <w:t xml:space="preserve"> 展示数据处理、模型性能、Loss、鲁棒性、过拟合和消融结果。研究说明，可信的数据处理和多维评价比单纯追求某一项精度指标更能支持合理的模型选择。</w:t>
-      </w:r>
-    </w:p>
-    <w:p>
-      <w:pPr>
-        <w:spacing w:line="360" w:lineRule="auto"/>
-        <w:rPr>
-          <w:rFonts w:cs="宋体" w:hint="eastAsia"/>
-          <w:sz w:val="24"/>
-          <w:szCs w:val="24"/>
-          <w:lang w:eastAsia="zh-CN"/>
-        </w:rPr>
-      </w:pPr>
-      <w:r>
-        <w:rPr>
-          <w:rFonts w:ascii="黑体" w:eastAsia="黑体" w:hAnsi="黑体" w:cs="黑体"/>
-          <w:sz w:val="24"/>
-          <w:szCs w:val="24"/>
-          <w:lang w:eastAsia="zh-CN"/>
-        </w:rPr>
-        <w:t>关键词：</w:t>
-      </w:r>
-      <w:r>
-        <w:rPr>
-          <w:rFonts w:cs="宋体"/>
-          <w:sz w:val="24"/>
-          <w:szCs w:val="24"/>
-          <w:lang w:eastAsia="zh-CN"/>
-        </w:rPr>
-        <w:t>干豆分类；数据清洗；多分类；鲁棒性；特征工程；</w:t>
-      </w:r>
-      <w:proofErr w:type="spellStart"/>
-      <w:r>
-        <w:rPr>
-          <w:rFonts w:cs="宋体"/>
-          <w:sz w:val="24"/>
-          <w:szCs w:val="24"/>
-          <w:lang w:eastAsia="zh-CN"/>
-        </w:rPr>
-        <w:t>XGBoost</w:t>
-      </w:r>
-      <w:proofErr w:type="spellEnd"/>
     </w:p>
     <w:p>
       <w:pPr>
@@ -679,7 +274,7 @@
           <w:szCs w:val="32"/>
         </w:rPr>
       </w:pPr>
-      <w:bookmarkStart w:id="1" w:name="_Toc233156900"/>
+      <w:bookmarkStart w:id="1" w:name="_Toc233219558"/>
       <w:r>
         <w:rPr>
           <w:rFonts w:ascii="黑体" w:eastAsia="黑体" w:hAnsi="黑体" w:cs="黑体"/>
@@ -697,7 +292,7 @@
           <w:tab w:val="right" w:leader="dot" w:pos="9638"/>
         </w:tabs>
         <w:rPr>
-          <w:rFonts w:asciiTheme="minorHAnsi" w:eastAsiaTheme="minorEastAsia" w:hAnsiTheme="minorHAnsi"/>
+          <w:rFonts w:asciiTheme="minorHAnsi" w:eastAsiaTheme="minorEastAsia" w:hAnsiTheme="minorHAnsi" w:hint="eastAsia"/>
           <w:noProof/>
           <w:color w:val="auto"/>
           <w:kern w:val="2"/>
@@ -716,10 +311,11 @@
       <w:r>
         <w:fldChar w:fldCharType="separate"/>
       </w:r>
-      <w:hyperlink w:anchor="_Toc233156899" w:history="1">
+      <w:hyperlink w:anchor="_Toc233219557" w:history="1">
         <w:r>
           <w:rPr>
             <w:rStyle w:val="aff9"/>
+            <w:rFonts w:ascii="黑体" w:eastAsia="黑体" w:hAnsi="黑体" w:cs="黑体"/>
             <w:noProof/>
           </w:rPr>
           <w:t>摘要</w:t>
@@ -753,7 +349,7 @@
             <w:noProof/>
             <w:webHidden/>
           </w:rPr>
-          <w:instrText>PAGEREF _Toc233156899 \h</w:instrText>
+          <w:instrText>PAGEREF _Toc233219557 \h</w:instrText>
         </w:r>
         <w:r>
           <w:rPr>
@@ -803,7 +399,7 @@
           <w:tab w:val="right" w:leader="dot" w:pos="9638"/>
         </w:tabs>
         <w:rPr>
-          <w:rFonts w:asciiTheme="minorHAnsi" w:eastAsiaTheme="minorEastAsia" w:hAnsiTheme="minorHAnsi"/>
+          <w:rFonts w:asciiTheme="minorHAnsi" w:eastAsiaTheme="minorEastAsia" w:hAnsiTheme="minorHAnsi" w:hint="eastAsia"/>
           <w:noProof/>
           <w:color w:val="auto"/>
           <w:kern w:val="2"/>
@@ -813,10 +409,11 @@
           <w14:ligatures w14:val="standardContextual"/>
         </w:rPr>
       </w:pPr>
-      <w:hyperlink w:anchor="_Toc233156900" w:history="1">
+      <w:hyperlink w:anchor="_Toc233219558" w:history="1">
         <w:r>
           <w:rPr>
             <w:rStyle w:val="aff9"/>
+            <w:rFonts w:ascii="黑体" w:eastAsia="黑体" w:hAnsi="黑体" w:cs="黑体"/>
             <w:noProof/>
           </w:rPr>
           <w:t>目　录</w:t>
@@ -850,7 +447,7 @@
             <w:noProof/>
             <w:webHidden/>
           </w:rPr>
-          <w:instrText>PAGEREF _Toc233156900 \h</w:instrText>
+          <w:instrText>PAGEREF _Toc233219558 \h</w:instrText>
         </w:r>
         <w:r>
           <w:rPr>
@@ -900,7 +497,7 @@
           <w:tab w:val="right" w:leader="dot" w:pos="9638"/>
         </w:tabs>
         <w:rPr>
-          <w:rFonts w:asciiTheme="minorHAnsi" w:eastAsiaTheme="minorEastAsia" w:hAnsiTheme="minorHAnsi"/>
+          <w:rFonts w:asciiTheme="minorHAnsi" w:eastAsiaTheme="minorEastAsia" w:hAnsiTheme="minorHAnsi" w:hint="eastAsia"/>
           <w:noProof/>
           <w:color w:val="auto"/>
           <w:kern w:val="2"/>
@@ -910,10 +507,11 @@
           <w14:ligatures w14:val="standardContextual"/>
         </w:rPr>
       </w:pPr>
-      <w:hyperlink w:anchor="_Toc233156901" w:history="1">
+      <w:hyperlink w:anchor="_Toc233219559" w:history="1">
         <w:r>
           <w:rPr>
             <w:rStyle w:val="aff9"/>
+            <w:rFonts w:ascii="黑体" w:eastAsia="黑体" w:hAnsi="黑体" w:cs="黑体"/>
             <w:noProof/>
           </w:rPr>
           <w:t>第1章 绪论</w:t>
@@ -947,7 +545,7 @@
             <w:noProof/>
             <w:webHidden/>
           </w:rPr>
-          <w:instrText>PAGEREF _Toc233156901 \h</w:instrText>
+          <w:instrText>PAGEREF _Toc233219559 \h</w:instrText>
         </w:r>
         <w:r>
           <w:rPr>
@@ -997,7 +595,7 @@
           <w:tab w:val="right" w:leader="dot" w:pos="9638"/>
         </w:tabs>
         <w:rPr>
-          <w:rFonts w:asciiTheme="minorHAnsi" w:eastAsiaTheme="minorEastAsia" w:hAnsiTheme="minorHAnsi"/>
+          <w:rFonts w:asciiTheme="minorHAnsi" w:eastAsiaTheme="minorEastAsia" w:hAnsiTheme="minorHAnsi" w:hint="eastAsia"/>
           <w:noProof/>
           <w:color w:val="auto"/>
           <w:kern w:val="2"/>
@@ -1007,10 +605,11 @@
           <w14:ligatures w14:val="standardContextual"/>
         </w:rPr>
       </w:pPr>
-      <w:hyperlink w:anchor="_Toc233156902" w:history="1">
+      <w:hyperlink w:anchor="_Toc233219560" w:history="1">
         <w:r>
           <w:rPr>
             <w:rStyle w:val="aff9"/>
+            <w:rFonts w:ascii="黑体" w:eastAsia="黑体" w:hAnsi="黑体" w:cs="黑体"/>
             <w:noProof/>
           </w:rPr>
           <w:t>1.1 研究背景</w:t>
@@ -1044,7 +643,7 @@
             <w:noProof/>
             <w:webHidden/>
           </w:rPr>
-          <w:instrText>PAGEREF _Toc233156902 \h</w:instrText>
+          <w:instrText>PAGEREF _Toc233219560 \h</w:instrText>
         </w:r>
         <w:r>
           <w:rPr>
@@ -1094,7 +693,7 @@
           <w:tab w:val="right" w:leader="dot" w:pos="9638"/>
         </w:tabs>
         <w:rPr>
-          <w:rFonts w:asciiTheme="minorHAnsi" w:eastAsiaTheme="minorEastAsia" w:hAnsiTheme="minorHAnsi"/>
+          <w:rFonts w:asciiTheme="minorHAnsi" w:eastAsiaTheme="minorEastAsia" w:hAnsiTheme="minorHAnsi" w:hint="eastAsia"/>
           <w:noProof/>
           <w:color w:val="auto"/>
           <w:kern w:val="2"/>
@@ -1104,10 +703,11 @@
           <w14:ligatures w14:val="standardContextual"/>
         </w:rPr>
       </w:pPr>
-      <w:hyperlink w:anchor="_Toc233156903" w:history="1">
+      <w:hyperlink w:anchor="_Toc233219561" w:history="1">
         <w:r>
           <w:rPr>
             <w:rStyle w:val="aff9"/>
+            <w:rFonts w:ascii="黑体" w:eastAsia="黑体" w:hAnsi="黑体" w:cs="黑体"/>
             <w:noProof/>
           </w:rPr>
           <w:t>1.2 研究目标与主要工作</w:t>
@@ -1141,7 +741,7 @@
             <w:noProof/>
             <w:webHidden/>
           </w:rPr>
-          <w:instrText>PAGEREF _Toc233156903 \h</w:instrText>
+          <w:instrText>PAGEREF _Toc233219561 \h</w:instrText>
         </w:r>
         <w:r>
           <w:rPr>
@@ -1191,7 +791,7 @@
           <w:tab w:val="right" w:leader="dot" w:pos="9638"/>
         </w:tabs>
         <w:rPr>
-          <w:rFonts w:asciiTheme="minorHAnsi" w:eastAsiaTheme="minorEastAsia" w:hAnsiTheme="minorHAnsi"/>
+          <w:rFonts w:asciiTheme="minorHAnsi" w:eastAsiaTheme="minorEastAsia" w:hAnsiTheme="minorHAnsi" w:hint="eastAsia"/>
           <w:noProof/>
           <w:color w:val="auto"/>
           <w:kern w:val="2"/>
@@ -1201,10 +801,11 @@
           <w14:ligatures w14:val="standardContextual"/>
         </w:rPr>
       </w:pPr>
-      <w:hyperlink w:anchor="_Toc233156904" w:history="1">
+      <w:hyperlink w:anchor="_Toc233219562" w:history="1">
         <w:r>
           <w:rPr>
             <w:rStyle w:val="aff9"/>
+            <w:rFonts w:ascii="黑体" w:eastAsia="黑体" w:hAnsi="黑体" w:cs="黑体"/>
             <w:noProof/>
           </w:rPr>
           <w:t>1.3 论文结构</w:t>
@@ -1238,7 +839,7 @@
             <w:noProof/>
             <w:webHidden/>
           </w:rPr>
-          <w:instrText>PAGEREF _Toc233156904 \h</w:instrText>
+          <w:instrText>PAGEREF _Toc233219562 \h</w:instrText>
         </w:r>
         <w:r>
           <w:rPr>
@@ -1288,7 +889,7 @@
           <w:tab w:val="right" w:leader="dot" w:pos="9638"/>
         </w:tabs>
         <w:rPr>
-          <w:rFonts w:asciiTheme="minorHAnsi" w:eastAsiaTheme="minorEastAsia" w:hAnsiTheme="minorHAnsi"/>
+          <w:rFonts w:asciiTheme="minorHAnsi" w:eastAsiaTheme="minorEastAsia" w:hAnsiTheme="minorHAnsi" w:hint="eastAsia"/>
           <w:noProof/>
           <w:color w:val="auto"/>
           <w:kern w:val="2"/>
@@ -1298,11 +899,11 @@
           <w14:ligatures w14:val="standardContextual"/>
         </w:rPr>
       </w:pPr>
-      <w:hyperlink w:anchor="_Toc233156905" w:history="1">
+      <w:hyperlink w:anchor="_Toc233219563" w:history="1">
         <w:r>
           <w:rPr>
             <w:rStyle w:val="aff9"/>
-            <w:rFonts w:ascii="黑体" w:eastAsia="黑体" w:hAnsi="黑体"/>
+            <w:rFonts w:ascii="黑体" w:eastAsia="黑体" w:hAnsi="黑体" w:cs="黑体"/>
             <w:noProof/>
             <w:lang w:eastAsia="zh-CN"/>
           </w:rPr>
@@ -1337,7 +938,7 @@
             <w:noProof/>
             <w:webHidden/>
           </w:rPr>
-          <w:instrText>PAGEREF _Toc233156905 \h</w:instrText>
+          <w:instrText>PAGEREF _Toc233219563 \h</w:instrText>
         </w:r>
         <w:r>
           <w:rPr>
@@ -1387,7 +988,7 @@
           <w:tab w:val="right" w:leader="dot" w:pos="9638"/>
         </w:tabs>
         <w:rPr>
-          <w:rFonts w:asciiTheme="minorHAnsi" w:eastAsiaTheme="minorEastAsia" w:hAnsiTheme="minorHAnsi"/>
+          <w:rFonts w:asciiTheme="minorHAnsi" w:eastAsiaTheme="minorEastAsia" w:hAnsiTheme="minorHAnsi" w:hint="eastAsia"/>
           <w:noProof/>
           <w:color w:val="auto"/>
           <w:kern w:val="2"/>
@@ -1397,10 +998,11 @@
           <w14:ligatures w14:val="standardContextual"/>
         </w:rPr>
       </w:pPr>
-      <w:hyperlink w:anchor="_Toc233156906" w:history="1">
+      <w:hyperlink w:anchor="_Toc233219564" w:history="1">
         <w:r>
           <w:rPr>
             <w:rStyle w:val="aff9"/>
+            <w:rFonts w:ascii="黑体" w:eastAsia="黑体" w:hAnsi="黑体" w:cs="黑体"/>
             <w:noProof/>
             <w:lang w:eastAsia="zh-CN"/>
           </w:rPr>
@@ -1435,7 +1037,7 @@
             <w:noProof/>
             <w:webHidden/>
           </w:rPr>
-          <w:instrText>PAGEREF _Toc233156906 \h</w:instrText>
+          <w:instrText>PAGEREF _Toc233219564 \h</w:instrText>
         </w:r>
         <w:r>
           <w:rPr>
@@ -1485,7 +1087,7 @@
           <w:tab w:val="right" w:leader="dot" w:pos="9638"/>
         </w:tabs>
         <w:rPr>
-          <w:rFonts w:asciiTheme="minorHAnsi" w:eastAsiaTheme="minorEastAsia" w:hAnsiTheme="minorHAnsi"/>
+          <w:rFonts w:asciiTheme="minorHAnsi" w:eastAsiaTheme="minorEastAsia" w:hAnsiTheme="minorHAnsi" w:hint="eastAsia"/>
           <w:noProof/>
           <w:color w:val="auto"/>
           <w:kern w:val="2"/>
@@ -1495,10 +1097,11 @@
           <w14:ligatures w14:val="standardContextual"/>
         </w:rPr>
       </w:pPr>
-      <w:hyperlink w:anchor="_Toc233156907" w:history="1">
+      <w:hyperlink w:anchor="_Toc233219565" w:history="1">
         <w:r>
           <w:rPr>
             <w:rStyle w:val="aff9"/>
+            <w:rFonts w:ascii="黑体" w:eastAsia="黑体" w:hAnsi="黑体" w:cs="黑体"/>
             <w:noProof/>
             <w:lang w:eastAsia="zh-CN"/>
           </w:rPr>
@@ -1533,7 +1136,7 @@
             <w:noProof/>
             <w:webHidden/>
           </w:rPr>
-          <w:instrText>PAGEREF _Toc233156907 \h</w:instrText>
+          <w:instrText>PAGEREF _Toc233219565 \h</w:instrText>
         </w:r>
         <w:r>
           <w:rPr>
@@ -1583,7 +1186,7 @@
           <w:tab w:val="right" w:leader="dot" w:pos="9638"/>
         </w:tabs>
         <w:rPr>
-          <w:rFonts w:asciiTheme="minorHAnsi" w:eastAsiaTheme="minorEastAsia" w:hAnsiTheme="minorHAnsi"/>
+          <w:rFonts w:asciiTheme="minorHAnsi" w:eastAsiaTheme="minorEastAsia" w:hAnsiTheme="minorHAnsi" w:hint="eastAsia"/>
           <w:noProof/>
           <w:color w:val="auto"/>
           <w:kern w:val="2"/>
@@ -1593,10 +1196,11 @@
           <w14:ligatures w14:val="standardContextual"/>
         </w:rPr>
       </w:pPr>
-      <w:hyperlink w:anchor="_Toc233156908" w:history="1">
+      <w:hyperlink w:anchor="_Toc233219566" w:history="1">
         <w:r>
           <w:rPr>
             <w:rStyle w:val="aff9"/>
+            <w:rFonts w:ascii="黑体" w:eastAsia="黑体" w:hAnsi="黑体" w:cs="黑体"/>
             <w:noProof/>
           </w:rPr>
           <w:t>2.3 类别分布与评价影响</w:t>
@@ -1630,7 +1234,7 @@
             <w:noProof/>
             <w:webHidden/>
           </w:rPr>
-          <w:instrText>PAGEREF _Toc233156908 \h</w:instrText>
+          <w:instrText>PAGEREF _Toc233219566 \h</w:instrText>
         </w:r>
         <w:r>
           <w:rPr>
@@ -1680,7 +1284,7 @@
           <w:tab w:val="right" w:leader="dot" w:pos="9638"/>
         </w:tabs>
         <w:rPr>
-          <w:rFonts w:asciiTheme="minorHAnsi" w:eastAsiaTheme="minorEastAsia" w:hAnsiTheme="minorHAnsi"/>
+          <w:rFonts w:asciiTheme="minorHAnsi" w:eastAsiaTheme="minorEastAsia" w:hAnsiTheme="minorHAnsi" w:hint="eastAsia"/>
           <w:noProof/>
           <w:color w:val="auto"/>
           <w:kern w:val="2"/>
@@ -1690,11 +1294,13 @@
           <w14:ligatures w14:val="standardContextual"/>
         </w:rPr>
       </w:pPr>
-      <w:hyperlink w:anchor="_Toc233156909" w:history="1">
+      <w:hyperlink w:anchor="_Toc233219567" w:history="1">
         <w:r>
           <w:rPr>
             <w:rStyle w:val="aff9"/>
-            <w:noProof/>
+            <w:rFonts w:ascii="黑体" w:eastAsia="黑体" w:hAnsi="黑体" w:cs="黑体"/>
+            <w:noProof/>
+            <w:lang w:eastAsia="zh-CN"/>
           </w:rPr>
           <w:t>第3章 数据清洗与特征工程</w:t>
         </w:r>
@@ -1727,7 +1333,7 @@
             <w:noProof/>
             <w:webHidden/>
           </w:rPr>
-          <w:instrText>PAGEREF _Toc233156909 \h</w:instrText>
+          <w:instrText>PAGEREF _Toc233219567 \h</w:instrText>
         </w:r>
         <w:r>
           <w:rPr>
@@ -1777,7 +1383,7 @@
           <w:tab w:val="right" w:leader="dot" w:pos="9638"/>
         </w:tabs>
         <w:rPr>
-          <w:rFonts w:asciiTheme="minorHAnsi" w:eastAsiaTheme="minorEastAsia" w:hAnsiTheme="minorHAnsi"/>
+          <w:rFonts w:asciiTheme="minorHAnsi" w:eastAsiaTheme="minorEastAsia" w:hAnsiTheme="minorHAnsi" w:hint="eastAsia"/>
           <w:noProof/>
           <w:color w:val="auto"/>
           <w:kern w:val="2"/>
@@ -1787,14 +1393,15 @@
           <w14:ligatures w14:val="standardContextual"/>
         </w:rPr>
       </w:pPr>
-      <w:hyperlink w:anchor="_Toc233156910" w:history="1">
+      <w:hyperlink w:anchor="_Toc233219568" w:history="1">
         <w:r>
           <w:rPr>
             <w:rStyle w:val="aff9"/>
+            <w:rFonts w:ascii="黑体" w:eastAsia="黑体" w:hAnsi="黑体" w:cs="黑体"/>
             <w:noProof/>
             <w:lang w:eastAsia="zh-CN"/>
           </w:rPr>
-          <w:t>3.1 防止数据泄漏的总体原则</w:t>
+          <w:t>3.1 标签与数值清洗</w:t>
         </w:r>
         <w:r>
           <w:rPr>
@@ -1825,7 +1432,7 @@
             <w:noProof/>
             <w:webHidden/>
           </w:rPr>
-          <w:instrText>PAGEREF _Toc233156910 \h</w:instrText>
+          <w:instrText>PAGEREF _Toc233219568 \h</w:instrText>
         </w:r>
         <w:r>
           <w:rPr>
@@ -1875,7 +1482,7 @@
           <w:tab w:val="right" w:leader="dot" w:pos="9638"/>
         </w:tabs>
         <w:rPr>
-          <w:rFonts w:asciiTheme="minorHAnsi" w:eastAsiaTheme="minorEastAsia" w:hAnsiTheme="minorHAnsi"/>
+          <w:rFonts w:asciiTheme="minorHAnsi" w:eastAsiaTheme="minorEastAsia" w:hAnsiTheme="minorHAnsi" w:hint="eastAsia"/>
           <w:noProof/>
           <w:color w:val="auto"/>
           <w:kern w:val="2"/>
@@ -1885,13 +1492,15 @@
           <w14:ligatures w14:val="standardContextual"/>
         </w:rPr>
       </w:pPr>
-      <w:hyperlink w:anchor="_Toc233156911" w:history="1">
+      <w:hyperlink w:anchor="_Toc233219569" w:history="1">
         <w:r>
           <w:rPr>
             <w:rStyle w:val="aff9"/>
-            <w:noProof/>
-          </w:rPr>
-          <w:t>3.2 标签与数值清洗</w:t>
+            <w:rFonts w:ascii="黑体" w:eastAsia="黑体" w:hAnsi="黑体" w:cs="黑体"/>
+            <w:noProof/>
+            <w:lang w:eastAsia="zh-CN"/>
+          </w:rPr>
+          <w:t>3.2 缺失值与异常值处理</w:t>
         </w:r>
         <w:r>
           <w:rPr>
@@ -1922,7 +1531,7 @@
             <w:noProof/>
             <w:webHidden/>
           </w:rPr>
-          <w:instrText>PAGEREF _Toc233156911 \h</w:instrText>
+          <w:instrText>PAGEREF _Toc233219569 \h</w:instrText>
         </w:r>
         <w:r>
           <w:rPr>
@@ -1972,7 +1581,7 @@
           <w:tab w:val="right" w:leader="dot" w:pos="9638"/>
         </w:tabs>
         <w:rPr>
-          <w:rFonts w:asciiTheme="minorHAnsi" w:eastAsiaTheme="minorEastAsia" w:hAnsiTheme="minorHAnsi"/>
+          <w:rFonts w:asciiTheme="minorHAnsi" w:eastAsiaTheme="minorEastAsia" w:hAnsiTheme="minorHAnsi" w:hint="eastAsia"/>
           <w:noProof/>
           <w:color w:val="auto"/>
           <w:kern w:val="2"/>
@@ -1982,14 +1591,31 @@
           <w14:ligatures w14:val="standardContextual"/>
         </w:rPr>
       </w:pPr>
-      <w:hyperlink w:anchor="_Toc233156912" w:history="1">
+      <w:hyperlink w:anchor="_Toc233219570" w:history="1">
         <w:r>
           <w:rPr>
             <w:rStyle w:val="aff9"/>
+            <w:rFonts w:ascii="黑体" w:eastAsia="黑体" w:hAnsi="黑体" w:cs="黑体"/>
+            <w:noProof/>
+          </w:rPr>
+          <w:t>3.</w:t>
+        </w:r>
+        <w:r>
+          <w:rPr>
+            <w:rStyle w:val="aff9"/>
+            <w:rFonts w:ascii="黑体" w:eastAsia="黑体" w:hAnsi="黑体" w:cs="黑体"/>
             <w:noProof/>
             <w:lang w:eastAsia="zh-CN"/>
           </w:rPr>
-          <w:t>3.3 缺失值与异常值处理</w:t>
+          <w:t>3</w:t>
+        </w:r>
+        <w:r>
+          <w:rPr>
+            <w:rStyle w:val="aff9"/>
+            <w:rFonts w:ascii="黑体" w:eastAsia="黑体" w:hAnsi="黑体" w:cs="黑体"/>
+            <w:noProof/>
+          </w:rPr>
+          <w:t xml:space="preserve"> 衍生特征设计</w:t>
         </w:r>
         <w:r>
           <w:rPr>
@@ -2020,7 +1646,7 @@
             <w:noProof/>
             <w:webHidden/>
           </w:rPr>
-          <w:instrText>PAGEREF _Toc233156912 \h</w:instrText>
+          <w:instrText>PAGEREF _Toc233219570 \h</w:instrText>
         </w:r>
         <w:r>
           <w:rPr>
@@ -2065,12 +1691,12 @@
     </w:p>
     <w:p>
       <w:pPr>
-        <w:pStyle w:val="TOC2"/>
+        <w:pStyle w:val="TOC1"/>
         <w:tabs>
           <w:tab w:val="right" w:leader="dot" w:pos="9638"/>
         </w:tabs>
         <w:rPr>
-          <w:rFonts w:asciiTheme="minorHAnsi" w:eastAsiaTheme="minorEastAsia" w:hAnsiTheme="minorHAnsi"/>
+          <w:rFonts w:asciiTheme="minorHAnsi" w:eastAsiaTheme="minorEastAsia" w:hAnsiTheme="minorHAnsi" w:hint="eastAsia"/>
           <w:noProof/>
           <w:color w:val="auto"/>
           <w:kern w:val="2"/>
@@ -2080,13 +1706,15 @@
           <w14:ligatures w14:val="standardContextual"/>
         </w:rPr>
       </w:pPr>
-      <w:hyperlink w:anchor="_Toc233156913" w:history="1">
+      <w:hyperlink w:anchor="_Toc233219571" w:history="1">
         <w:r>
           <w:rPr>
             <w:rStyle w:val="aff9"/>
-            <w:noProof/>
-          </w:rPr>
-          <w:t>3.4 衍生特征设计</w:t>
+            <w:rFonts w:ascii="黑体" w:eastAsia="黑体" w:hAnsi="黑体" w:cs="黑体"/>
+            <w:noProof/>
+            <w:lang w:eastAsia="zh-CN"/>
+          </w:rPr>
+          <w:t>第4章 五种分类算法原理与实现</w:t>
         </w:r>
         <w:r>
           <w:rPr>
@@ -2117,7 +1745,7 @@
             <w:noProof/>
             <w:webHidden/>
           </w:rPr>
-          <w:instrText>PAGEREF _Toc233156913 \h</w:instrText>
+          <w:instrText>PAGEREF _Toc233219571 \h</w:instrText>
         </w:r>
         <w:r>
           <w:rPr>
@@ -2148,7 +1776,7 @@
             <w:noProof/>
             <w:webHidden/>
           </w:rPr>
-          <w:t>8</w:t>
+          <w:t>9</w:t>
         </w:r>
         <w:r>
           <w:rPr>
@@ -2162,12 +1790,12 @@
     </w:p>
     <w:p>
       <w:pPr>
-        <w:pStyle w:val="TOC1"/>
+        <w:pStyle w:val="TOC2"/>
         <w:tabs>
           <w:tab w:val="right" w:leader="dot" w:pos="9638"/>
         </w:tabs>
         <w:rPr>
-          <w:rFonts w:asciiTheme="minorHAnsi" w:eastAsiaTheme="minorEastAsia" w:hAnsiTheme="minorHAnsi"/>
+          <w:rFonts w:asciiTheme="minorHAnsi" w:eastAsiaTheme="minorEastAsia" w:hAnsiTheme="minorHAnsi" w:hint="eastAsia"/>
           <w:noProof/>
           <w:color w:val="auto"/>
           <w:kern w:val="2"/>
@@ -2177,14 +1805,15 @@
           <w14:ligatures w14:val="standardContextual"/>
         </w:rPr>
       </w:pPr>
-      <w:hyperlink w:anchor="_Toc233156914" w:history="1">
+      <w:hyperlink w:anchor="_Toc233219572" w:history="1">
         <w:r>
           <w:rPr>
             <w:rStyle w:val="aff9"/>
+            <w:rFonts w:ascii="黑体" w:eastAsia="黑体" w:hAnsi="黑体" w:cs="黑体"/>
             <w:noProof/>
             <w:lang w:eastAsia="zh-CN"/>
           </w:rPr>
-          <w:t>第4章 五种分类算法原理与实现</w:t>
+          <w:t>4.1 逻辑回归</w:t>
         </w:r>
         <w:r>
           <w:rPr>
@@ -2215,7 +1844,7 @@
             <w:noProof/>
             <w:webHidden/>
           </w:rPr>
-          <w:instrText>PAGEREF _Toc233156914 \h</w:instrText>
+          <w:instrText>PAGEREF _Toc233219572 \h</w:instrText>
         </w:r>
         <w:r>
           <w:rPr>
@@ -2246,7 +1875,7 @@
             <w:noProof/>
             <w:webHidden/>
           </w:rPr>
-          <w:t>10</w:t>
+          <w:t>9</w:t>
         </w:r>
         <w:r>
           <w:rPr>
@@ -2265,7 +1894,7 @@
           <w:tab w:val="right" w:leader="dot" w:pos="9638"/>
         </w:tabs>
         <w:rPr>
-          <w:rFonts w:asciiTheme="minorHAnsi" w:eastAsiaTheme="minorEastAsia" w:hAnsiTheme="minorHAnsi"/>
+          <w:rFonts w:asciiTheme="minorHAnsi" w:eastAsiaTheme="minorEastAsia" w:hAnsiTheme="minorHAnsi" w:hint="eastAsia"/>
           <w:noProof/>
           <w:color w:val="auto"/>
           <w:kern w:val="2"/>
@@ -2275,14 +1904,15 @@
           <w14:ligatures w14:val="standardContextual"/>
         </w:rPr>
       </w:pPr>
-      <w:hyperlink w:anchor="_Toc233156915" w:history="1">
+      <w:hyperlink w:anchor="_Toc233219573" w:history="1">
         <w:r>
           <w:rPr>
             <w:rStyle w:val="aff9"/>
+            <w:rFonts w:ascii="黑体" w:eastAsia="黑体" w:hAnsi="黑体" w:cs="黑体"/>
             <w:noProof/>
             <w:lang w:eastAsia="zh-CN"/>
           </w:rPr>
-          <w:t>4.1 逻辑回归</w:t>
+          <w:t>4.2 K近邻</w:t>
         </w:r>
         <w:r>
           <w:rPr>
@@ -2313,7 +1943,7 @@
             <w:noProof/>
             <w:webHidden/>
           </w:rPr>
-          <w:instrText>PAGEREF _Toc233156915 \h</w:instrText>
+          <w:instrText>PAGEREF _Toc233219573 \h</w:instrText>
         </w:r>
         <w:r>
           <w:rPr>
@@ -2344,7 +1974,7 @@
             <w:noProof/>
             <w:webHidden/>
           </w:rPr>
-          <w:t>10</w:t>
+          <w:t>9</w:t>
         </w:r>
         <w:r>
           <w:rPr>
@@ -2363,7 +1993,7 @@
           <w:tab w:val="right" w:leader="dot" w:pos="9638"/>
         </w:tabs>
         <w:rPr>
-          <w:rFonts w:asciiTheme="minorHAnsi" w:eastAsiaTheme="minorEastAsia" w:hAnsiTheme="minorHAnsi"/>
+          <w:rFonts w:asciiTheme="minorHAnsi" w:eastAsiaTheme="minorEastAsia" w:hAnsiTheme="minorHAnsi" w:hint="eastAsia"/>
           <w:noProof/>
           <w:color w:val="auto"/>
           <w:kern w:val="2"/>
@@ -2373,14 +2003,15 @@
           <w14:ligatures w14:val="standardContextual"/>
         </w:rPr>
       </w:pPr>
-      <w:hyperlink w:anchor="_Toc233156916" w:history="1">
+      <w:hyperlink w:anchor="_Toc233219574" w:history="1">
         <w:r>
           <w:rPr>
             <w:rStyle w:val="aff9"/>
+            <w:rFonts w:ascii="黑体" w:eastAsia="黑体" w:hAnsi="黑体" w:cs="黑体"/>
             <w:noProof/>
             <w:lang w:eastAsia="zh-CN"/>
           </w:rPr>
-          <w:t>4.2 K近邻</w:t>
+          <w:t>4.3 随机森林</w:t>
         </w:r>
         <w:r>
           <w:rPr>
@@ -2411,7 +2042,7 @@
             <w:noProof/>
             <w:webHidden/>
           </w:rPr>
-          <w:instrText>PAGEREF _Toc233156916 \h</w:instrText>
+          <w:instrText>PAGEREF _Toc233219574 \h</w:instrText>
         </w:r>
         <w:r>
           <w:rPr>
@@ -2442,7 +2073,7 @@
             <w:noProof/>
             <w:webHidden/>
           </w:rPr>
-          <w:t>10</w:t>
+          <w:t>9</w:t>
         </w:r>
         <w:r>
           <w:rPr>
@@ -2461,7 +2092,7 @@
           <w:tab w:val="right" w:leader="dot" w:pos="9638"/>
         </w:tabs>
         <w:rPr>
-          <w:rFonts w:asciiTheme="minorHAnsi" w:eastAsiaTheme="minorEastAsia" w:hAnsiTheme="minorHAnsi"/>
+          <w:rFonts w:asciiTheme="minorHAnsi" w:eastAsiaTheme="minorEastAsia" w:hAnsiTheme="minorHAnsi" w:hint="eastAsia"/>
           <w:noProof/>
           <w:color w:val="auto"/>
           <w:kern w:val="2"/>
@@ -2471,14 +2102,15 @@
           <w14:ligatures w14:val="standardContextual"/>
         </w:rPr>
       </w:pPr>
-      <w:hyperlink w:anchor="_Toc233156917" w:history="1">
+      <w:hyperlink w:anchor="_Toc233219575" w:history="1">
         <w:r>
           <w:rPr>
             <w:rStyle w:val="aff9"/>
+            <w:rFonts w:ascii="黑体" w:eastAsia="黑体" w:hAnsi="黑体" w:cs="黑体"/>
             <w:noProof/>
             <w:lang w:eastAsia="zh-CN"/>
           </w:rPr>
-          <w:t>4.3 随机森林</w:t>
+          <w:t>4.4 XGBoost</w:t>
         </w:r>
         <w:r>
           <w:rPr>
@@ -2509,7 +2141,7 @@
             <w:noProof/>
             <w:webHidden/>
           </w:rPr>
-          <w:instrText>PAGEREF _Toc233156917 \h</w:instrText>
+          <w:instrText>PAGEREF _Toc233219575 \h</w:instrText>
         </w:r>
         <w:r>
           <w:rPr>
@@ -2540,7 +2172,7 @@
             <w:noProof/>
             <w:webHidden/>
           </w:rPr>
-          <w:t>10</w:t>
+          <w:t>9</w:t>
         </w:r>
         <w:r>
           <w:rPr>
@@ -2559,7 +2191,7 @@
           <w:tab w:val="right" w:leader="dot" w:pos="9638"/>
         </w:tabs>
         <w:rPr>
-          <w:rFonts w:asciiTheme="minorHAnsi" w:eastAsiaTheme="minorEastAsia" w:hAnsiTheme="minorHAnsi"/>
+          <w:rFonts w:asciiTheme="minorHAnsi" w:eastAsiaTheme="minorEastAsia" w:hAnsiTheme="minorHAnsi" w:hint="eastAsia"/>
           <w:noProof/>
           <w:color w:val="auto"/>
           <w:kern w:val="2"/>
@@ -2569,14 +2201,15 @@
           <w14:ligatures w14:val="standardContextual"/>
         </w:rPr>
       </w:pPr>
-      <w:hyperlink w:anchor="_Toc233156918" w:history="1">
+      <w:hyperlink w:anchor="_Toc233219576" w:history="1">
         <w:r>
           <w:rPr>
             <w:rStyle w:val="aff9"/>
+            <w:rFonts w:ascii="黑体" w:eastAsia="黑体" w:hAnsi="黑体" w:cs="黑体"/>
             <w:noProof/>
             <w:lang w:eastAsia="zh-CN"/>
           </w:rPr>
-          <w:t>4.4 XGBoost</w:t>
+          <w:t>4.5 高斯朴素贝叶斯</w:t>
         </w:r>
         <w:r>
           <w:rPr>
@@ -2607,7 +2240,7 @@
             <w:noProof/>
             <w:webHidden/>
           </w:rPr>
-          <w:instrText>PAGEREF _Toc233156918 \h</w:instrText>
+          <w:instrText>PAGEREF _Toc233219576 \h</w:instrText>
         </w:r>
         <w:r>
           <w:rPr>
@@ -2638,7 +2271,7 @@
             <w:noProof/>
             <w:webHidden/>
           </w:rPr>
-          <w:t>10</w:t>
+          <w:t>9</w:t>
         </w:r>
         <w:r>
           <w:rPr>
@@ -2652,12 +2285,12 @@
     </w:p>
     <w:p>
       <w:pPr>
-        <w:pStyle w:val="TOC2"/>
+        <w:pStyle w:val="TOC1"/>
         <w:tabs>
           <w:tab w:val="right" w:leader="dot" w:pos="9638"/>
         </w:tabs>
         <w:rPr>
-          <w:rFonts w:asciiTheme="minorHAnsi" w:eastAsiaTheme="minorEastAsia" w:hAnsiTheme="minorHAnsi"/>
+          <w:rFonts w:asciiTheme="minorHAnsi" w:eastAsiaTheme="minorEastAsia" w:hAnsiTheme="minorHAnsi" w:hint="eastAsia"/>
           <w:noProof/>
           <w:color w:val="auto"/>
           <w:kern w:val="2"/>
@@ -2667,14 +2300,15 @@
           <w14:ligatures w14:val="standardContextual"/>
         </w:rPr>
       </w:pPr>
-      <w:hyperlink w:anchor="_Toc233156919" w:history="1">
+      <w:hyperlink w:anchor="_Toc233219577" w:history="1">
         <w:r>
           <w:rPr>
             <w:rStyle w:val="aff9"/>
+            <w:rFonts w:ascii="黑体" w:eastAsia="黑体" w:hAnsi="黑体" w:cs="黑体"/>
             <w:noProof/>
             <w:lang w:eastAsia="zh-CN"/>
           </w:rPr>
-          <w:t>4.5 手写高斯朴素贝叶斯</w:t>
+          <w:t>第5章 实验设计与评价指标</w:t>
         </w:r>
         <w:r>
           <w:rPr>
@@ -2705,7 +2339,7 @@
             <w:noProof/>
             <w:webHidden/>
           </w:rPr>
-          <w:instrText>PAGEREF _Toc233156919 \h</w:instrText>
+          <w:instrText>PAGEREF _Toc233219577 \h</w:instrText>
         </w:r>
         <w:r>
           <w:rPr>
@@ -2750,12 +2384,12 @@
     </w:p>
     <w:p>
       <w:pPr>
-        <w:pStyle w:val="TOC1"/>
+        <w:pStyle w:val="TOC2"/>
         <w:tabs>
           <w:tab w:val="right" w:leader="dot" w:pos="9638"/>
         </w:tabs>
         <w:rPr>
-          <w:rFonts w:asciiTheme="minorHAnsi" w:eastAsiaTheme="minorEastAsia" w:hAnsiTheme="minorHAnsi"/>
+          <w:rFonts w:asciiTheme="minorHAnsi" w:eastAsiaTheme="minorEastAsia" w:hAnsiTheme="minorHAnsi" w:hint="eastAsia"/>
           <w:noProof/>
           <w:color w:val="auto"/>
           <w:kern w:val="2"/>
@@ -2765,14 +2399,14 @@
           <w14:ligatures w14:val="standardContextual"/>
         </w:rPr>
       </w:pPr>
-      <w:hyperlink w:anchor="_Toc233156920" w:history="1">
+      <w:hyperlink w:anchor="_Toc233219578" w:history="1">
         <w:r>
           <w:rPr>
             <w:rStyle w:val="aff9"/>
-            <w:noProof/>
-            <w:lang w:eastAsia="zh-CN"/>
-          </w:rPr>
-          <w:t>第5章 实验设计与评价指标</w:t>
+            <w:rFonts w:ascii="黑体" w:eastAsia="黑体" w:hAnsi="黑体" w:cs="黑体"/>
+            <w:noProof/>
+          </w:rPr>
+          <w:t>5.1 实验环境与统一口径</w:t>
         </w:r>
         <w:r>
           <w:rPr>
@@ -2803,7 +2437,7 @@
             <w:noProof/>
             <w:webHidden/>
           </w:rPr>
-          <w:instrText>PAGEREF _Toc233156920 \h</w:instrText>
+          <w:instrText>PAGEREF _Toc233219578 \h</w:instrText>
         </w:r>
         <w:r>
           <w:rPr>
@@ -2834,7 +2468,7 @@
             <w:noProof/>
             <w:webHidden/>
           </w:rPr>
-          <w:t>11</w:t>
+          <w:t>10</w:t>
         </w:r>
         <w:r>
           <w:rPr>
@@ -2853,7 +2487,7 @@
           <w:tab w:val="right" w:leader="dot" w:pos="9638"/>
         </w:tabs>
         <w:rPr>
-          <w:rFonts w:asciiTheme="minorHAnsi" w:eastAsiaTheme="minorEastAsia" w:hAnsiTheme="minorHAnsi"/>
+          <w:rFonts w:asciiTheme="minorHAnsi" w:eastAsiaTheme="minorEastAsia" w:hAnsiTheme="minorHAnsi" w:hint="eastAsia"/>
           <w:noProof/>
           <w:color w:val="auto"/>
           <w:kern w:val="2"/>
@@ -2863,13 +2497,14 @@
           <w14:ligatures w14:val="standardContextual"/>
         </w:rPr>
       </w:pPr>
-      <w:hyperlink w:anchor="_Toc233156921" w:history="1">
+      <w:hyperlink w:anchor="_Toc233219579" w:history="1">
         <w:r>
           <w:rPr>
             <w:rStyle w:val="aff9"/>
-            <w:noProof/>
-          </w:rPr>
-          <w:t>5.1 实验环境与统一口径</w:t>
+            <w:rFonts w:ascii="黑体" w:eastAsia="黑体" w:hAnsi="黑体" w:cs="黑体"/>
+            <w:noProof/>
+          </w:rPr>
+          <w:t>5.2 基础评价指标</w:t>
         </w:r>
         <w:r>
           <w:rPr>
@@ -2900,7 +2535,7 @@
             <w:noProof/>
             <w:webHidden/>
           </w:rPr>
-          <w:instrText>PAGEREF _Toc233156921 \h</w:instrText>
+          <w:instrText>PAGEREF _Toc233219579 \h</w:instrText>
         </w:r>
         <w:r>
           <w:rPr>
@@ -2931,7 +2566,7 @@
             <w:noProof/>
             <w:webHidden/>
           </w:rPr>
-          <w:t>11</w:t>
+          <w:t>10</w:t>
         </w:r>
         <w:r>
           <w:rPr>
@@ -2950,7 +2585,7 @@
           <w:tab w:val="right" w:leader="dot" w:pos="9638"/>
         </w:tabs>
         <w:rPr>
-          <w:rFonts w:asciiTheme="minorHAnsi" w:eastAsiaTheme="minorEastAsia" w:hAnsiTheme="minorHAnsi"/>
+          <w:rFonts w:asciiTheme="minorHAnsi" w:eastAsiaTheme="minorEastAsia" w:hAnsiTheme="minorHAnsi" w:hint="eastAsia"/>
           <w:noProof/>
           <w:color w:val="auto"/>
           <w:kern w:val="2"/>
@@ -2960,13 +2595,15 @@
           <w14:ligatures w14:val="standardContextual"/>
         </w:rPr>
       </w:pPr>
-      <w:hyperlink w:anchor="_Toc233156922" w:history="1">
+      <w:hyperlink w:anchor="_Toc233219580" w:history="1">
         <w:r>
           <w:rPr>
             <w:rStyle w:val="aff9"/>
-            <w:noProof/>
-          </w:rPr>
-          <w:t>5.2 基础评价指标</w:t>
+            <w:rFonts w:ascii="黑体" w:eastAsia="黑体" w:hAnsi="黑体" w:cs="黑体"/>
+            <w:noProof/>
+            <w:lang w:eastAsia="zh-CN"/>
+          </w:rPr>
+          <w:t>5.3 额外对比维度</w:t>
         </w:r>
         <w:r>
           <w:rPr>
@@ -2997,7 +2634,7 @@
             <w:noProof/>
             <w:webHidden/>
           </w:rPr>
-          <w:instrText>PAGEREF _Toc233156922 \h</w:instrText>
+          <w:instrText>PAGEREF _Toc233219580 \h</w:instrText>
         </w:r>
         <w:r>
           <w:rPr>
@@ -3028,7 +2665,7 @@
             <w:noProof/>
             <w:webHidden/>
           </w:rPr>
-          <w:t>11</w:t>
+          <w:t>10</w:t>
         </w:r>
         <w:r>
           <w:rPr>
@@ -3047,7 +2684,7 @@
           <w:tab w:val="right" w:leader="dot" w:pos="9638"/>
         </w:tabs>
         <w:rPr>
-          <w:rFonts w:asciiTheme="minorHAnsi" w:eastAsiaTheme="minorEastAsia" w:hAnsiTheme="minorHAnsi"/>
+          <w:rFonts w:asciiTheme="minorHAnsi" w:eastAsiaTheme="minorEastAsia" w:hAnsiTheme="minorHAnsi" w:hint="eastAsia"/>
           <w:noProof/>
           <w:color w:val="auto"/>
           <w:kern w:val="2"/>
@@ -3057,14 +2694,14 @@
           <w14:ligatures w14:val="standardContextual"/>
         </w:rPr>
       </w:pPr>
-      <w:hyperlink w:anchor="_Toc233156923" w:history="1">
+      <w:hyperlink w:anchor="_Toc233219581" w:history="1">
         <w:r>
           <w:rPr>
             <w:rStyle w:val="aff9"/>
-            <w:noProof/>
-            <w:lang w:eastAsia="zh-CN"/>
-          </w:rPr>
-          <w:t>5.3 额外对比维度</w:t>
+            <w:rFonts w:ascii="黑体" w:eastAsia="黑体" w:hAnsi="黑体" w:cs="黑体"/>
+            <w:noProof/>
+          </w:rPr>
+          <w:t>5.4 鲁棒性实验</w:t>
         </w:r>
         <w:r>
           <w:rPr>
@@ -3095,7 +2732,7 @@
             <w:noProof/>
             <w:webHidden/>
           </w:rPr>
-          <w:instrText>PAGEREF _Toc233156923 \h</w:instrText>
+          <w:instrText>PAGEREF _Toc233219581 \h</w:instrText>
         </w:r>
         <w:r>
           <w:rPr>
@@ -3140,12 +2777,12 @@
     </w:p>
     <w:p>
       <w:pPr>
-        <w:pStyle w:val="TOC2"/>
+        <w:pStyle w:val="TOC1"/>
         <w:tabs>
           <w:tab w:val="right" w:leader="dot" w:pos="9638"/>
         </w:tabs>
         <w:rPr>
-          <w:rFonts w:asciiTheme="minorHAnsi" w:eastAsiaTheme="minorEastAsia" w:hAnsiTheme="minorHAnsi"/>
+          <w:rFonts w:asciiTheme="minorHAnsi" w:eastAsiaTheme="minorEastAsia" w:hAnsiTheme="minorHAnsi" w:hint="eastAsia"/>
           <w:noProof/>
           <w:color w:val="auto"/>
           <w:kern w:val="2"/>
@@ -3155,13 +2792,15 @@
           <w14:ligatures w14:val="standardContextual"/>
         </w:rPr>
       </w:pPr>
-      <w:hyperlink w:anchor="_Toc233156924" w:history="1">
+      <w:hyperlink w:anchor="_Toc233219582" w:history="1">
         <w:r>
           <w:rPr>
             <w:rStyle w:val="aff9"/>
-            <w:noProof/>
-          </w:rPr>
-          <w:t>5.4 鲁棒性实验</w:t>
+            <w:rFonts w:ascii="黑体" w:eastAsia="黑体" w:hAnsi="黑体" w:cs="黑体"/>
+            <w:noProof/>
+            <w:lang w:eastAsia="zh-CN"/>
+          </w:rPr>
+          <w:t>第6章 实验结果与多维分析</w:t>
         </w:r>
         <w:r>
           <w:rPr>
@@ -3192,7 +2831,7 @@
             <w:noProof/>
             <w:webHidden/>
           </w:rPr>
-          <w:instrText>PAGEREF _Toc233156924 \h</w:instrText>
+          <w:instrText>PAGEREF _Toc233219582 \h</w:instrText>
         </w:r>
         <w:r>
           <w:rPr>
@@ -3237,12 +2876,12 @@
     </w:p>
     <w:p>
       <w:pPr>
-        <w:pStyle w:val="TOC1"/>
+        <w:pStyle w:val="TOC2"/>
         <w:tabs>
           <w:tab w:val="right" w:leader="dot" w:pos="9638"/>
         </w:tabs>
         <w:rPr>
-          <w:rFonts w:asciiTheme="minorHAnsi" w:eastAsiaTheme="minorEastAsia" w:hAnsiTheme="minorHAnsi"/>
+          <w:rFonts w:asciiTheme="minorHAnsi" w:eastAsiaTheme="minorEastAsia" w:hAnsiTheme="minorHAnsi" w:hint="eastAsia"/>
           <w:noProof/>
           <w:color w:val="auto"/>
           <w:kern w:val="2"/>
@@ -3252,14 +2891,14 @@
           <w14:ligatures w14:val="standardContextual"/>
         </w:rPr>
       </w:pPr>
-      <w:hyperlink w:anchor="_Toc233156925" w:history="1">
+      <w:hyperlink w:anchor="_Toc233219583" w:history="1">
         <w:r>
           <w:rPr>
             <w:rStyle w:val="aff9"/>
-            <w:noProof/>
-            <w:lang w:eastAsia="zh-CN"/>
-          </w:rPr>
-          <w:t>第6章 实验结果与多维分析</w:t>
+            <w:rFonts w:ascii="黑体" w:eastAsia="黑体" w:hAnsi="黑体" w:cs="黑体"/>
+            <w:noProof/>
+          </w:rPr>
+          <w:t>6.1 五算法测试集结果</w:t>
         </w:r>
         <w:r>
           <w:rPr>
@@ -3290,7 +2929,7 @@
             <w:noProof/>
             <w:webHidden/>
           </w:rPr>
-          <w:instrText>PAGEREF _Toc233156925 \h</w:instrText>
+          <w:instrText>PAGEREF _Toc233219583 \h</w:instrText>
         </w:r>
         <w:r>
           <w:rPr>
@@ -3321,7 +2960,7 @@
             <w:noProof/>
             <w:webHidden/>
           </w:rPr>
-          <w:t>13</w:t>
+          <w:t>11</w:t>
         </w:r>
         <w:r>
           <w:rPr>
@@ -3340,7 +2979,7 @@
           <w:tab w:val="right" w:leader="dot" w:pos="9638"/>
         </w:tabs>
         <w:rPr>
-          <w:rFonts w:asciiTheme="minorHAnsi" w:eastAsiaTheme="minorEastAsia" w:hAnsiTheme="minorHAnsi"/>
+          <w:rFonts w:asciiTheme="minorHAnsi" w:eastAsiaTheme="minorEastAsia" w:hAnsiTheme="minorHAnsi" w:hint="eastAsia"/>
           <w:noProof/>
           <w:color w:val="auto"/>
           <w:kern w:val="2"/>
@@ -3350,13 +2989,14 @@
           <w14:ligatures w14:val="standardContextual"/>
         </w:rPr>
       </w:pPr>
-      <w:hyperlink w:anchor="_Toc233156926" w:history="1">
+      <w:hyperlink w:anchor="_Toc233219584" w:history="1">
         <w:r>
           <w:rPr>
             <w:rStyle w:val="aff9"/>
-            <w:noProof/>
-          </w:rPr>
-          <w:t>6.1 五算法测试集结果</w:t>
+            <w:rFonts w:ascii="黑体" w:eastAsia="黑体" w:hAnsi="黑体" w:cs="黑体"/>
+            <w:noProof/>
+          </w:rPr>
+          <w:t>6.2 Loss 曲线分析</w:t>
         </w:r>
         <w:r>
           <w:rPr>
@@ -3387,7 +3027,7 @@
             <w:noProof/>
             <w:webHidden/>
           </w:rPr>
-          <w:instrText>PAGEREF _Toc233156926 \h</w:instrText>
+          <w:instrText>PAGEREF _Toc233219584 \h</w:instrText>
         </w:r>
         <w:r>
           <w:rPr>
@@ -3437,7 +3077,7 @@
           <w:tab w:val="right" w:leader="dot" w:pos="9638"/>
         </w:tabs>
         <w:rPr>
-          <w:rFonts w:asciiTheme="minorHAnsi" w:eastAsiaTheme="minorEastAsia" w:hAnsiTheme="minorHAnsi"/>
+          <w:rFonts w:asciiTheme="minorHAnsi" w:eastAsiaTheme="minorEastAsia" w:hAnsiTheme="minorHAnsi" w:hint="eastAsia"/>
           <w:noProof/>
           <w:color w:val="auto"/>
           <w:kern w:val="2"/>
@@ -3447,13 +3087,15 @@
           <w14:ligatures w14:val="standardContextual"/>
         </w:rPr>
       </w:pPr>
-      <w:hyperlink w:anchor="_Toc233156927" w:history="1">
+      <w:hyperlink w:anchor="_Toc233219585" w:history="1">
         <w:r>
           <w:rPr>
             <w:rStyle w:val="aff9"/>
-            <w:noProof/>
-          </w:rPr>
-          <w:t>6.2 Loss 曲线分析</w:t>
+            <w:rFonts w:ascii="黑体" w:eastAsia="黑体" w:hAnsi="黑体" w:cs="黑体"/>
+            <w:noProof/>
+            <w:lang w:eastAsia="zh-CN"/>
+          </w:rPr>
+          <w:t>6.3 训练时间、推理速度与模型大小</w:t>
         </w:r>
         <w:r>
           <w:rPr>
@@ -3484,7 +3126,7 @@
             <w:noProof/>
             <w:webHidden/>
           </w:rPr>
-          <w:instrText>PAGEREF _Toc233156927 \h</w:instrText>
+          <w:instrText>PAGEREF _Toc233219585 \h</w:instrText>
         </w:r>
         <w:r>
           <w:rPr>
@@ -3534,7 +3176,7 @@
           <w:tab w:val="right" w:leader="dot" w:pos="9638"/>
         </w:tabs>
         <w:rPr>
-          <w:rFonts w:asciiTheme="minorHAnsi" w:eastAsiaTheme="minorEastAsia" w:hAnsiTheme="minorHAnsi"/>
+          <w:rFonts w:asciiTheme="minorHAnsi" w:eastAsiaTheme="minorEastAsia" w:hAnsiTheme="minorHAnsi" w:hint="eastAsia"/>
           <w:noProof/>
           <w:color w:val="auto"/>
           <w:kern w:val="2"/>
@@ -3544,14 +3186,15 @@
           <w14:ligatures w14:val="standardContextual"/>
         </w:rPr>
       </w:pPr>
-      <w:hyperlink w:anchor="_Toc233156928" w:history="1">
+      <w:hyperlink w:anchor="_Toc233219586" w:history="1">
         <w:r>
           <w:rPr>
             <w:rStyle w:val="aff9"/>
+            <w:rFonts w:ascii="黑体" w:eastAsia="黑体" w:hAnsi="黑体" w:cs="黑体"/>
             <w:noProof/>
             <w:lang w:eastAsia="zh-CN"/>
           </w:rPr>
-          <w:t>6.3 训练时间、推理速度与模型大小</w:t>
+          <w:t>6.4 混淆矩阵与类别错误</w:t>
         </w:r>
         <w:r>
           <w:rPr>
@@ -3582,7 +3225,7 @@
             <w:noProof/>
             <w:webHidden/>
           </w:rPr>
-          <w:instrText>PAGEREF _Toc233156928 \h</w:instrText>
+          <w:instrText>PAGEREF _Toc233219586 \h</w:instrText>
         </w:r>
         <w:r>
           <w:rPr>
@@ -3632,7 +3275,7 @@
           <w:tab w:val="right" w:leader="dot" w:pos="9638"/>
         </w:tabs>
         <w:rPr>
-          <w:rFonts w:asciiTheme="minorHAnsi" w:eastAsiaTheme="minorEastAsia" w:hAnsiTheme="minorHAnsi"/>
+          <w:rFonts w:asciiTheme="minorHAnsi" w:eastAsiaTheme="minorEastAsia" w:hAnsiTheme="minorHAnsi" w:hint="eastAsia"/>
           <w:noProof/>
           <w:color w:val="auto"/>
           <w:kern w:val="2"/>
@@ -3642,14 +3285,14 @@
           <w14:ligatures w14:val="standardContextual"/>
         </w:rPr>
       </w:pPr>
-      <w:hyperlink w:anchor="_Toc233156929" w:history="1">
+      <w:hyperlink w:anchor="_Toc233219587" w:history="1">
         <w:r>
           <w:rPr>
             <w:rStyle w:val="aff9"/>
-            <w:noProof/>
-            <w:lang w:eastAsia="zh-CN"/>
-          </w:rPr>
-          <w:t>6.4 混淆矩阵与类别错误</w:t>
+            <w:rFonts w:ascii="黑体" w:eastAsia="黑体" w:hAnsi="黑体" w:cs="黑体"/>
+            <w:noProof/>
+          </w:rPr>
+          <w:t>6.5 特征工程消融</w:t>
         </w:r>
         <w:r>
           <w:rPr>
@@ -3680,7 +3323,7 @@
             <w:noProof/>
             <w:webHidden/>
           </w:rPr>
-          <w:instrText>PAGEREF _Toc233156929 \h</w:instrText>
+          <w:instrText>PAGEREF _Toc233219587 \h</w:instrText>
         </w:r>
         <w:r>
           <w:rPr>
@@ -3711,7 +3354,7 @@
             <w:noProof/>
             <w:webHidden/>
           </w:rPr>
-          <w:t>16</w:t>
+          <w:t>18</w:t>
         </w:r>
         <w:r>
           <w:rPr>
@@ -3730,7 +3373,7 @@
           <w:tab w:val="right" w:leader="dot" w:pos="9638"/>
         </w:tabs>
         <w:rPr>
-          <w:rFonts w:asciiTheme="minorHAnsi" w:eastAsiaTheme="minorEastAsia" w:hAnsiTheme="minorHAnsi"/>
+          <w:rFonts w:asciiTheme="minorHAnsi" w:eastAsiaTheme="minorEastAsia" w:hAnsiTheme="minorHAnsi" w:hint="eastAsia"/>
           <w:noProof/>
           <w:color w:val="auto"/>
           <w:kern w:val="2"/>
@@ -3740,13 +3383,14 @@
           <w14:ligatures w14:val="standardContextual"/>
         </w:rPr>
       </w:pPr>
-      <w:hyperlink w:anchor="_Toc233156930" w:history="1">
+      <w:hyperlink w:anchor="_Toc233219588" w:history="1">
         <w:r>
           <w:rPr>
             <w:rStyle w:val="aff9"/>
-            <w:noProof/>
-          </w:rPr>
-          <w:t>6.5 特征工程消融</w:t>
+            <w:rFonts w:ascii="黑体" w:eastAsia="黑体" w:hAnsi="黑体" w:cs="黑体"/>
+            <w:noProof/>
+          </w:rPr>
+          <w:t>6.6 特征重要性</w:t>
         </w:r>
         <w:r>
           <w:rPr>
@@ -3777,7 +3421,7 @@
             <w:noProof/>
             <w:webHidden/>
           </w:rPr>
-          <w:instrText>PAGEREF _Toc233156930 \h</w:instrText>
+          <w:instrText>PAGEREF _Toc233219588 \h</w:instrText>
         </w:r>
         <w:r>
           <w:rPr>
@@ -3808,7 +3452,7 @@
             <w:noProof/>
             <w:webHidden/>
           </w:rPr>
-          <w:t>18</w:t>
+          <w:t>19</w:t>
         </w:r>
         <w:r>
           <w:rPr>
@@ -3822,12 +3466,12 @@
     </w:p>
     <w:p>
       <w:pPr>
-        <w:pStyle w:val="TOC2"/>
+        <w:pStyle w:val="TOC1"/>
         <w:tabs>
           <w:tab w:val="right" w:leader="dot" w:pos="9638"/>
         </w:tabs>
         <w:rPr>
-          <w:rFonts w:asciiTheme="minorHAnsi" w:eastAsiaTheme="minorEastAsia" w:hAnsiTheme="minorHAnsi"/>
+          <w:rFonts w:asciiTheme="minorHAnsi" w:eastAsiaTheme="minorEastAsia" w:hAnsiTheme="minorHAnsi" w:hint="eastAsia"/>
           <w:noProof/>
           <w:color w:val="auto"/>
           <w:kern w:val="2"/>
@@ -3837,13 +3481,15 @@
           <w14:ligatures w14:val="standardContextual"/>
         </w:rPr>
       </w:pPr>
-      <w:hyperlink w:anchor="_Toc233156931" w:history="1">
+      <w:hyperlink w:anchor="_Toc233219589" w:history="1">
         <w:r>
           <w:rPr>
             <w:rStyle w:val="aff9"/>
-            <w:noProof/>
-          </w:rPr>
-          <w:t>6.6 特征重要性</w:t>
+            <w:rFonts w:ascii="黑体" w:eastAsia="黑体" w:hAnsi="黑体" w:cs="黑体"/>
+            <w:noProof/>
+            <w:lang w:eastAsia="zh-CN"/>
+          </w:rPr>
+          <w:t>第7章 鲁棒性与过拟合分析</w:t>
         </w:r>
         <w:r>
           <w:rPr>
@@ -3874,7 +3520,7 @@
             <w:noProof/>
             <w:webHidden/>
           </w:rPr>
-          <w:instrText>PAGEREF _Toc233156931 \h</w:instrText>
+          <w:instrText>PAGEREF _Toc233219589 \h</w:instrText>
         </w:r>
         <w:r>
           <w:rPr>
@@ -3905,7 +3551,7 @@
             <w:noProof/>
             <w:webHidden/>
           </w:rPr>
-          <w:t>19</w:t>
+          <w:t>20</w:t>
         </w:r>
         <w:r>
           <w:rPr>
@@ -3919,12 +3565,12 @@
     </w:p>
     <w:p>
       <w:pPr>
-        <w:pStyle w:val="TOC1"/>
+        <w:pStyle w:val="TOC2"/>
         <w:tabs>
           <w:tab w:val="right" w:leader="dot" w:pos="9638"/>
         </w:tabs>
         <w:rPr>
-          <w:rFonts w:asciiTheme="minorHAnsi" w:eastAsiaTheme="minorEastAsia" w:hAnsiTheme="minorHAnsi"/>
+          <w:rFonts w:asciiTheme="minorHAnsi" w:eastAsiaTheme="minorEastAsia" w:hAnsiTheme="minorHAnsi" w:hint="eastAsia"/>
           <w:noProof/>
           <w:color w:val="auto"/>
           <w:kern w:val="2"/>
@@ -3934,14 +3580,14 @@
           <w14:ligatures w14:val="standardContextual"/>
         </w:rPr>
       </w:pPr>
-      <w:hyperlink w:anchor="_Toc233156932" w:history="1">
+      <w:hyperlink w:anchor="_Toc233219590" w:history="1">
         <w:r>
           <w:rPr>
             <w:rStyle w:val="aff9"/>
-            <w:noProof/>
-            <w:lang w:eastAsia="zh-CN"/>
-          </w:rPr>
-          <w:t>第7章 鲁棒性与过拟合分析</w:t>
+            <w:rFonts w:ascii="黑体" w:eastAsia="黑体" w:hAnsi="黑体" w:cs="黑体"/>
+            <w:noProof/>
+          </w:rPr>
+          <w:t>7.1 多类型噪声鲁棒性</w:t>
         </w:r>
         <w:r>
           <w:rPr>
@@ -3972,7 +3618,7 @@
             <w:noProof/>
             <w:webHidden/>
           </w:rPr>
-          <w:instrText>PAGEREF _Toc233156932 \h</w:instrText>
+          <w:instrText>PAGEREF _Toc233219590 \h</w:instrText>
         </w:r>
         <w:r>
           <w:rPr>
@@ -4003,7 +3649,7 @@
             <w:noProof/>
             <w:webHidden/>
           </w:rPr>
-          <w:t>21</w:t>
+          <w:t>20</w:t>
         </w:r>
         <w:r>
           <w:rPr>
@@ -4022,7 +3668,7 @@
           <w:tab w:val="right" w:leader="dot" w:pos="9638"/>
         </w:tabs>
         <w:rPr>
-          <w:rFonts w:asciiTheme="minorHAnsi" w:eastAsiaTheme="minorEastAsia" w:hAnsiTheme="minorHAnsi"/>
+          <w:rFonts w:asciiTheme="minorHAnsi" w:eastAsiaTheme="minorEastAsia" w:hAnsiTheme="minorHAnsi" w:hint="eastAsia"/>
           <w:noProof/>
           <w:color w:val="auto"/>
           <w:kern w:val="2"/>
@@ -4032,13 +3678,14 @@
           <w14:ligatures w14:val="standardContextual"/>
         </w:rPr>
       </w:pPr>
-      <w:hyperlink w:anchor="_Toc233156933" w:history="1">
+      <w:hyperlink w:anchor="_Toc233219591" w:history="1">
         <w:r>
           <w:rPr>
             <w:rStyle w:val="aff9"/>
-            <w:noProof/>
-          </w:rPr>
-          <w:t>7.1 多类型噪声鲁棒性</w:t>
+            <w:rFonts w:ascii="黑体" w:eastAsia="黑体" w:hAnsi="黑体" w:cs="黑体"/>
+            <w:noProof/>
+          </w:rPr>
+          <w:t>7.2 过拟合分析</w:t>
         </w:r>
         <w:r>
           <w:rPr>
@@ -4069,7 +3716,7 @@
             <w:noProof/>
             <w:webHidden/>
           </w:rPr>
-          <w:instrText>PAGEREF _Toc233156933 \h</w:instrText>
+          <w:instrText>PAGEREF _Toc233219591 \h</w:instrText>
         </w:r>
         <w:r>
           <w:rPr>
@@ -4100,7 +3747,7 @@
             <w:noProof/>
             <w:webHidden/>
           </w:rPr>
-          <w:t>21</w:t>
+          <w:t>23</w:t>
         </w:r>
         <w:r>
           <w:rPr>
@@ -4114,12 +3761,12 @@
     </w:p>
     <w:p>
       <w:pPr>
-        <w:pStyle w:val="TOC2"/>
+        <w:pStyle w:val="TOC1"/>
         <w:tabs>
           <w:tab w:val="right" w:leader="dot" w:pos="9638"/>
         </w:tabs>
         <w:rPr>
-          <w:rFonts w:asciiTheme="minorHAnsi" w:eastAsiaTheme="minorEastAsia" w:hAnsiTheme="minorHAnsi"/>
+          <w:rFonts w:asciiTheme="minorHAnsi" w:eastAsiaTheme="minorEastAsia" w:hAnsiTheme="minorHAnsi" w:hint="eastAsia"/>
           <w:noProof/>
           <w:color w:val="auto"/>
           <w:kern w:val="2"/>
@@ -4129,13 +3776,15 @@
           <w14:ligatures w14:val="standardContextual"/>
         </w:rPr>
       </w:pPr>
-      <w:hyperlink w:anchor="_Toc233156934" w:history="1">
+      <w:hyperlink w:anchor="_Toc233219592" w:history="1">
         <w:r>
           <w:rPr>
             <w:rStyle w:val="aff9"/>
-            <w:noProof/>
-          </w:rPr>
-          <w:t>7.2 过拟合分析</w:t>
+            <w:rFonts w:ascii="黑体" w:eastAsia="黑体" w:hAnsi="黑体" w:cs="黑体"/>
+            <w:noProof/>
+            <w:lang w:eastAsia="zh-CN"/>
+          </w:rPr>
+          <w:t>第8章 系统设计与网页展示</w:t>
         </w:r>
         <w:r>
           <w:rPr>
@@ -4166,7 +3815,7 @@
             <w:noProof/>
             <w:webHidden/>
           </w:rPr>
-          <w:instrText>PAGEREF _Toc233156934 \h</w:instrText>
+          <w:instrText>PAGEREF _Toc233219592 \h</w:instrText>
         </w:r>
         <w:r>
           <w:rPr>
@@ -4211,12 +3860,12 @@
     </w:p>
     <w:p>
       <w:pPr>
-        <w:pStyle w:val="TOC1"/>
+        <w:pStyle w:val="TOC2"/>
         <w:tabs>
           <w:tab w:val="right" w:leader="dot" w:pos="9638"/>
         </w:tabs>
         <w:rPr>
-          <w:rFonts w:asciiTheme="minorHAnsi" w:eastAsiaTheme="minorEastAsia" w:hAnsiTheme="minorHAnsi"/>
+          <w:rFonts w:asciiTheme="minorHAnsi" w:eastAsiaTheme="minorEastAsia" w:hAnsiTheme="minorHAnsi" w:hint="eastAsia"/>
           <w:noProof/>
           <w:color w:val="auto"/>
           <w:kern w:val="2"/>
@@ -4226,14 +3875,15 @@
           <w14:ligatures w14:val="standardContextual"/>
         </w:rPr>
       </w:pPr>
-      <w:hyperlink w:anchor="_Toc233156935" w:history="1">
+      <w:hyperlink w:anchor="_Toc233219593" w:history="1">
         <w:r>
           <w:rPr>
             <w:rStyle w:val="aff9"/>
+            <w:rFonts w:ascii="黑体" w:eastAsia="黑体" w:hAnsi="黑体" w:cs="黑体"/>
             <w:noProof/>
             <w:lang w:eastAsia="zh-CN"/>
           </w:rPr>
-          <w:t>第8章 系统设计与网页展示</w:t>
+          <w:t>8.1 工程文件结构</w:t>
         </w:r>
         <w:r>
           <w:rPr>
@@ -4264,7 +3914,7 @@
             <w:noProof/>
             <w:webHidden/>
           </w:rPr>
-          <w:instrText>PAGEREF _Toc233156935 \h</w:instrText>
+          <w:instrText>PAGEREF _Toc233219593 \h</w:instrText>
         </w:r>
         <w:r>
           <w:rPr>
@@ -4295,7 +3945,7 @@
             <w:noProof/>
             <w:webHidden/>
           </w:rPr>
-          <w:t>25</w:t>
+          <w:t>24</w:t>
         </w:r>
         <w:r>
           <w:rPr>
@@ -4314,7 +3964,7 @@
           <w:tab w:val="right" w:leader="dot" w:pos="9638"/>
         </w:tabs>
         <w:rPr>
-          <w:rFonts w:asciiTheme="minorHAnsi" w:eastAsiaTheme="minorEastAsia" w:hAnsiTheme="minorHAnsi"/>
+          <w:rFonts w:asciiTheme="minorHAnsi" w:eastAsiaTheme="minorEastAsia" w:hAnsiTheme="minorHAnsi" w:hint="eastAsia"/>
           <w:noProof/>
           <w:color w:val="auto"/>
           <w:kern w:val="2"/>
@@ -4324,14 +3974,15 @@
           <w14:ligatures w14:val="standardContextual"/>
         </w:rPr>
       </w:pPr>
-      <w:hyperlink w:anchor="_Toc233156936" w:history="1">
+      <w:hyperlink w:anchor="_Toc233219594" w:history="1">
         <w:r>
           <w:rPr>
             <w:rStyle w:val="aff9"/>
+            <w:rFonts w:ascii="黑体" w:eastAsia="黑体" w:hAnsi="黑体" w:cs="黑体"/>
             <w:noProof/>
             <w:lang w:eastAsia="zh-CN"/>
           </w:rPr>
-          <w:t>8.1 工程文件结构</w:t>
+          <w:t>8.2 命令行运行方式</w:t>
         </w:r>
         <w:r>
           <w:rPr>
@@ -4362,7 +4013,7 @@
             <w:noProof/>
             <w:webHidden/>
           </w:rPr>
-          <w:instrText>PAGEREF _Toc233156936 \h</w:instrText>
+          <w:instrText>PAGEREF _Toc233219594 \h</w:instrText>
         </w:r>
         <w:r>
           <w:rPr>
@@ -4393,7 +4044,7 @@
             <w:noProof/>
             <w:webHidden/>
           </w:rPr>
-          <w:t>25</w:t>
+          <w:t>24</w:t>
         </w:r>
         <w:r>
           <w:rPr>
@@ -4412,7 +4063,7 @@
           <w:tab w:val="right" w:leader="dot" w:pos="9638"/>
         </w:tabs>
         <w:rPr>
-          <w:rFonts w:asciiTheme="minorHAnsi" w:eastAsiaTheme="minorEastAsia" w:hAnsiTheme="minorHAnsi"/>
+          <w:rFonts w:asciiTheme="minorHAnsi" w:eastAsiaTheme="minorEastAsia" w:hAnsiTheme="minorHAnsi" w:hint="eastAsia"/>
           <w:noProof/>
           <w:color w:val="auto"/>
           <w:kern w:val="2"/>
@@ -4422,14 +4073,14 @@
           <w14:ligatures w14:val="standardContextual"/>
         </w:rPr>
       </w:pPr>
-      <w:hyperlink w:anchor="_Toc233156937" w:history="1">
+      <w:hyperlink w:anchor="_Toc233219595" w:history="1">
         <w:r>
           <w:rPr>
             <w:rStyle w:val="aff9"/>
-            <w:noProof/>
-            <w:lang w:eastAsia="zh-CN"/>
-          </w:rPr>
-          <w:t>8.2 命令行运行方式</w:t>
+            <w:rFonts w:ascii="黑体" w:eastAsia="黑体" w:hAnsi="黑体" w:cs="黑体"/>
+            <w:noProof/>
+          </w:rPr>
+          <w:t>8.3 Streamlit 展示界面</w:t>
         </w:r>
         <w:r>
           <w:rPr>
@@ -4460,7 +4111,7 @@
             <w:noProof/>
             <w:webHidden/>
           </w:rPr>
-          <w:instrText>PAGEREF _Toc233156937 \h</w:instrText>
+          <w:instrText>PAGEREF _Toc233219595 \h</w:instrText>
         </w:r>
         <w:r>
           <w:rPr>
@@ -4510,7 +4161,7 @@
           <w:tab w:val="right" w:leader="dot" w:pos="9638"/>
         </w:tabs>
         <w:rPr>
-          <w:rFonts w:asciiTheme="minorHAnsi" w:eastAsiaTheme="minorEastAsia" w:hAnsiTheme="minorHAnsi"/>
+          <w:rFonts w:asciiTheme="minorHAnsi" w:eastAsiaTheme="minorEastAsia" w:hAnsiTheme="minorHAnsi" w:hint="eastAsia"/>
           <w:noProof/>
           <w:color w:val="auto"/>
           <w:kern w:val="2"/>
@@ -4520,13 +4171,15 @@
           <w14:ligatures w14:val="standardContextual"/>
         </w:rPr>
       </w:pPr>
-      <w:hyperlink w:anchor="_Toc233156938" w:history="1">
+      <w:hyperlink w:anchor="_Toc233219596" w:history="1">
         <w:r>
           <w:rPr>
             <w:rStyle w:val="aff9"/>
-            <w:noProof/>
-          </w:rPr>
-          <w:t>8.3 Streamlit 展示界面</w:t>
+            <w:rFonts w:ascii="黑体" w:eastAsia="黑体" w:hAnsi="黑体" w:cs="黑体"/>
+            <w:noProof/>
+            <w:lang w:eastAsia="zh-CN"/>
+          </w:rPr>
+          <w:t>8.4 GitHub 展示说明</w:t>
         </w:r>
         <w:r>
           <w:rPr>
@@ -4557,7 +4210,7 @@
             <w:noProof/>
             <w:webHidden/>
           </w:rPr>
-          <w:instrText>PAGEREF _Toc233156938 \h</w:instrText>
+          <w:instrText>PAGEREF _Toc233219596 \h</w:instrText>
         </w:r>
         <w:r>
           <w:rPr>
@@ -4588,7 +4241,7 @@
             <w:noProof/>
             <w:webHidden/>
           </w:rPr>
-          <w:t>26</w:t>
+          <w:t>30</w:t>
         </w:r>
         <w:r>
           <w:rPr>
@@ -4602,12 +4255,12 @@
     </w:p>
     <w:p>
       <w:pPr>
-        <w:pStyle w:val="TOC2"/>
+        <w:pStyle w:val="TOC1"/>
         <w:tabs>
           <w:tab w:val="right" w:leader="dot" w:pos="9638"/>
         </w:tabs>
         <w:rPr>
-          <w:rFonts w:asciiTheme="minorHAnsi" w:eastAsiaTheme="minorEastAsia" w:hAnsiTheme="minorHAnsi"/>
+          <w:rFonts w:asciiTheme="minorHAnsi" w:eastAsiaTheme="minorEastAsia" w:hAnsiTheme="minorHAnsi" w:hint="eastAsia"/>
           <w:noProof/>
           <w:color w:val="auto"/>
           <w:kern w:val="2"/>
@@ -4617,14 +4270,15 @@
           <w14:ligatures w14:val="standardContextual"/>
         </w:rPr>
       </w:pPr>
-      <w:hyperlink w:anchor="_Toc233156939" w:history="1">
+      <w:hyperlink w:anchor="_Toc233219597" w:history="1">
         <w:r>
           <w:rPr>
             <w:rStyle w:val="aff9"/>
+            <w:rFonts w:ascii="黑体" w:eastAsia="黑体" w:hAnsi="黑体" w:cs="黑体"/>
             <w:noProof/>
             <w:lang w:eastAsia="zh-CN"/>
           </w:rPr>
-          <w:t>8.4 GitHub 展示说明</w:t>
+          <w:t>第9章 课程总结</w:t>
         </w:r>
         <w:r>
           <w:rPr>
@@ -4655,7 +4309,7 @@
             <w:noProof/>
             <w:webHidden/>
           </w:rPr>
-          <w:instrText>PAGEREF _Toc233156939 \h</w:instrText>
+          <w:instrText>PAGEREF _Toc233219597 \h</w:instrText>
         </w:r>
         <w:r>
           <w:rPr>
@@ -4705,7 +4359,7 @@
           <w:tab w:val="right" w:leader="dot" w:pos="9638"/>
         </w:tabs>
         <w:rPr>
-          <w:rFonts w:asciiTheme="minorHAnsi" w:eastAsiaTheme="minorEastAsia" w:hAnsiTheme="minorHAnsi"/>
+          <w:rFonts w:asciiTheme="minorHAnsi" w:eastAsiaTheme="minorEastAsia" w:hAnsiTheme="minorHAnsi" w:hint="eastAsia"/>
           <w:noProof/>
           <w:color w:val="auto"/>
           <w:kern w:val="2"/>
@@ -4715,14 +4369,14 @@
           <w14:ligatures w14:val="standardContextual"/>
         </w:rPr>
       </w:pPr>
-      <w:hyperlink w:anchor="_Toc233156940" w:history="1">
+      <w:hyperlink w:anchor="_Toc233219598" w:history="1">
         <w:r>
           <w:rPr>
             <w:rStyle w:val="aff9"/>
-            <w:noProof/>
-            <w:lang w:eastAsia="zh-CN"/>
-          </w:rPr>
-          <w:t>第9章 课程总结</w:t>
+            <w:rFonts w:ascii="黑体" w:eastAsia="黑体" w:hAnsi="黑体" w:cs="黑体"/>
+            <w:noProof/>
+          </w:rPr>
+          <w:t>参考文献</w:t>
         </w:r>
         <w:r>
           <w:rPr>
@@ -4753,7 +4407,7 @@
             <w:noProof/>
             <w:webHidden/>
           </w:rPr>
-          <w:instrText>PAGEREF _Toc233156940 \h</w:instrText>
+          <w:instrText>PAGEREF _Toc233219598 \h</w:instrText>
         </w:r>
         <w:r>
           <w:rPr>
@@ -4785,103 +4439,6 @@
             <w:webHidden/>
           </w:rPr>
           <w:t>32</w:t>
-        </w:r>
-        <w:r>
-          <w:rPr>
-            <w:rFonts w:hint="eastAsia"/>
-            <w:noProof/>
-            <w:webHidden/>
-          </w:rPr>
-          <w:fldChar w:fldCharType="end"/>
-        </w:r>
-      </w:hyperlink>
-    </w:p>
-    <w:p>
-      <w:pPr>
-        <w:pStyle w:val="TOC1"/>
-        <w:tabs>
-          <w:tab w:val="right" w:leader="dot" w:pos="9638"/>
-        </w:tabs>
-        <w:rPr>
-          <w:rFonts w:asciiTheme="minorHAnsi" w:eastAsiaTheme="minorEastAsia" w:hAnsiTheme="minorHAnsi"/>
-          <w:noProof/>
-          <w:color w:val="auto"/>
-          <w:kern w:val="2"/>
-          <w:sz w:val="22"/>
-          <w:szCs w:val="24"/>
-          <w:lang w:eastAsia="zh-CN"/>
-          <w14:ligatures w14:val="standardContextual"/>
-        </w:rPr>
-      </w:pPr>
-      <w:hyperlink w:anchor="_Toc233156941" w:history="1">
-        <w:r>
-          <w:rPr>
-            <w:rStyle w:val="aff9"/>
-            <w:noProof/>
-          </w:rPr>
-          <w:t>参考文献</w:t>
-        </w:r>
-        <w:r>
-          <w:rPr>
-            <w:rFonts w:hint="eastAsia"/>
-            <w:noProof/>
-            <w:webHidden/>
-          </w:rPr>
-          <w:tab/>
-        </w:r>
-        <w:r>
-          <w:rPr>
-            <w:rFonts w:hint="eastAsia"/>
-            <w:noProof/>
-            <w:webHidden/>
-          </w:rPr>
-          <w:fldChar w:fldCharType="begin"/>
-        </w:r>
-        <w:r>
-          <w:rPr>
-            <w:rFonts w:hint="eastAsia"/>
-            <w:noProof/>
-            <w:webHidden/>
-          </w:rPr>
-          <w:instrText xml:space="preserve"> </w:instrText>
-        </w:r>
-        <w:r>
-          <w:rPr>
-            <w:noProof/>
-            <w:webHidden/>
-          </w:rPr>
-          <w:instrText>PAGEREF _Toc233156941 \h</w:instrText>
-        </w:r>
-        <w:r>
-          <w:rPr>
-            <w:rFonts w:hint="eastAsia"/>
-            <w:noProof/>
-            <w:webHidden/>
-          </w:rPr>
-          <w:instrText xml:space="preserve"> </w:instrText>
-        </w:r>
-        <w:r>
-          <w:rPr>
-            <w:rFonts w:hint="eastAsia"/>
-            <w:noProof/>
-            <w:webHidden/>
-          </w:rPr>
-        </w:r>
-        <w:r>
-          <w:rPr>
-            <w:rFonts w:hint="eastAsia"/>
-            <w:noProof/>
-            <w:webHidden/>
-          </w:rPr>
-          <w:fldChar w:fldCharType="separate"/>
-        </w:r>
-        <w:r>
-          <w:rPr>
-            <w:rFonts w:hint="eastAsia"/>
-            <w:noProof/>
-            <w:webHidden/>
-          </w:rPr>
-          <w:t>33</w:t>
         </w:r>
         <w:r>
           <w:rPr>
@@ -4932,7 +4489,7 @@
           <w:szCs w:val="32"/>
         </w:rPr>
       </w:pPr>
-      <w:bookmarkStart w:id="2" w:name="_Toc233156901"/>
+      <w:bookmarkStart w:id="2" w:name="_Toc233219559"/>
       <w:r>
         <w:rPr>
           <w:rFonts w:ascii="黑体" w:eastAsia="黑体" w:hAnsi="黑体" w:cs="黑体"/>
@@ -4953,7 +4510,7 @@
           <w:szCs w:val="28"/>
         </w:rPr>
       </w:pPr>
-      <w:bookmarkStart w:id="3" w:name="_Toc233156902"/>
+      <w:bookmarkStart w:id="3" w:name="_Toc233219560"/>
       <w:r>
         <w:rPr>
           <w:rFonts w:ascii="黑体" w:eastAsia="黑体" w:hAnsi="黑体" w:cs="黑体"/>
@@ -4982,132 +4539,11 @@
           <w:szCs w:val="24"/>
           <w:lang w:eastAsia="zh-CN"/>
         </w:rPr>
-        <w:t>随着农产品品质检测和自动分选技术的发展，利用计算机视觉提取外观特征并结合机器学习完成品种识别，已经成为农业信息化中的重要应用方向。干</w:t>
-      </w:r>
-      <w:proofErr w:type="gramStart"/>
-      <w:r>
-        <w:rPr>
-          <w:rFonts w:cs="宋体"/>
-          <w:sz w:val="24"/>
-          <w:szCs w:val="24"/>
-          <w:lang w:eastAsia="zh-CN"/>
-        </w:rPr>
-        <w:t>豆品种</w:t>
-      </w:r>
-      <w:proofErr w:type="gramEnd"/>
-      <w:r>
-        <w:rPr>
-          <w:rFonts w:cs="宋体"/>
-          <w:sz w:val="24"/>
-          <w:szCs w:val="24"/>
-          <w:lang w:eastAsia="zh-CN"/>
-        </w:rPr>
-        <w:t>在颜色、面积、长短轴、圆度和</w:t>
-      </w:r>
-      <w:proofErr w:type="gramStart"/>
-      <w:r>
-        <w:rPr>
-          <w:rFonts w:cs="宋体"/>
-          <w:sz w:val="24"/>
-          <w:szCs w:val="24"/>
-          <w:lang w:eastAsia="zh-CN"/>
-        </w:rPr>
-        <w:t>紧致度</w:t>
-      </w:r>
-      <w:proofErr w:type="gramEnd"/>
-      <w:r>
-        <w:rPr>
-          <w:rFonts w:cs="宋体"/>
-          <w:sz w:val="24"/>
-          <w:szCs w:val="24"/>
-          <w:lang w:eastAsia="zh-CN"/>
-        </w:rPr>
-        <w:t>等方面存在差异，但不同品种之间仍可能出现明显的形态重叠，因此该任务适合用来研究多分类算法的性能边界。</w:t>
+        <w:t>随着农产品品质检测和自动分选技术的发展，利用计算机视觉提取外观特征并结合机器学习完成品种识别，已经成为农业信息化中的重要应用方向。干豆品种在颜色、面积、长短轴、圆度和紧致度等方面存在差异，但不同品种之间仍可能出现明显的形态重叠，因此该任务适合用来研究多分类算法的性能边界。</w:t>
       </w:r>
     </w:p>
     <w:p>
       <w:pPr>
-        <w:spacing w:line="360" w:lineRule="auto"/>
-        <w:ind w:firstLineChars="200" w:firstLine="480"/>
-        <w:rPr>
-          <w:rFonts w:cs="宋体" w:hint="eastAsia"/>
-          <w:sz w:val="24"/>
-          <w:szCs w:val="24"/>
-          <w:lang w:eastAsia="zh-CN"/>
-        </w:rPr>
-      </w:pPr>
-      <w:r>
-        <w:rPr>
-          <w:rFonts w:cs="宋体"/>
-          <w:sz w:val="24"/>
-          <w:szCs w:val="24"/>
-          <w:lang w:eastAsia="zh-CN"/>
-        </w:rPr>
-        <w:t>本课程项目的难点不仅是训练分类器，还包括对教师提供的</w:t>
-      </w:r>
-      <w:proofErr w:type="gramStart"/>
-      <w:r>
-        <w:rPr>
-          <w:rFonts w:cs="宋体"/>
-          <w:sz w:val="24"/>
-          <w:szCs w:val="24"/>
-          <w:lang w:eastAsia="zh-CN"/>
-        </w:rPr>
-        <w:t>脏数据</w:t>
-      </w:r>
-      <w:proofErr w:type="gramEnd"/>
-      <w:r>
-        <w:rPr>
-          <w:rFonts w:cs="宋体"/>
-          <w:sz w:val="24"/>
-          <w:szCs w:val="24"/>
-          <w:lang w:eastAsia="zh-CN"/>
-        </w:rPr>
-        <w:t>进行主观观察和系统清洗，保证训练集、验证集和测试</w:t>
-      </w:r>
-      <w:proofErr w:type="gramStart"/>
-      <w:r>
-        <w:rPr>
-          <w:rFonts w:cs="宋体"/>
-          <w:sz w:val="24"/>
-          <w:szCs w:val="24"/>
-          <w:lang w:eastAsia="zh-CN"/>
-        </w:rPr>
-        <w:t>集之间</w:t>
-      </w:r>
-      <w:proofErr w:type="gramEnd"/>
-      <w:r>
-        <w:rPr>
-          <w:rFonts w:cs="宋体"/>
-          <w:sz w:val="24"/>
-          <w:szCs w:val="24"/>
-          <w:lang w:eastAsia="zh-CN"/>
-        </w:rPr>
-        <w:t>不存在数据泄漏，并从精度、损失、速度、鲁棒性和过拟合等维</w:t>
-      </w:r>
-      <w:proofErr w:type="gramStart"/>
-      <w:r>
-        <w:rPr>
-          <w:rFonts w:cs="宋体"/>
-          <w:sz w:val="24"/>
-          <w:szCs w:val="24"/>
-          <w:lang w:eastAsia="zh-CN"/>
-        </w:rPr>
-        <w:t>度解释</w:t>
-      </w:r>
-      <w:proofErr w:type="gramEnd"/>
-      <w:r>
-        <w:rPr>
-          <w:rFonts w:cs="宋体"/>
-          <w:sz w:val="24"/>
-          <w:szCs w:val="24"/>
-          <w:lang w:eastAsia="zh-CN"/>
-        </w:rPr>
-        <w:t>算法差异。由此，项目重点放在可复现的实验设计和有依据的模型比较，而不是建设与评分无关的复杂工程设施。</w:t>
-      </w:r>
-    </w:p>
-    <w:p>
-      <w:pPr>
         <w:pStyle w:val="21"/>
         <w:spacing w:beforeLines="50" w:before="120" w:afterLines="50" w:line="360" w:lineRule="auto"/>
         <w:rPr>
@@ -5116,26 +4552,16 @@
           <w:szCs w:val="28"/>
         </w:rPr>
       </w:pPr>
-      <w:bookmarkStart w:id="4" w:name="_Toc233156903"/>
+      <w:bookmarkStart w:id="4" w:name="_Toc233219561"/>
       <w:r>
         <w:rPr>
           <w:rFonts w:ascii="黑体" w:eastAsia="黑体" w:hAnsi="黑体" w:cs="黑体"/>
           <w:sz w:val="28"/>
           <w:szCs w:val="28"/>
         </w:rPr>
-        <w:t xml:space="preserve">1.2 </w:t>
-      </w:r>
-      <w:proofErr w:type="spellStart"/>
-      <w:r>
-        <w:rPr>
-          <w:rFonts w:ascii="黑体" w:eastAsia="黑体" w:hAnsi="黑体" w:cs="黑体"/>
-          <w:sz w:val="28"/>
-          <w:szCs w:val="28"/>
-        </w:rPr>
-        <w:t>研究目标与主要工作</w:t>
+        <w:t>1.2 研究目标与主要工作</w:t>
       </w:r>
       <w:bookmarkEnd w:id="4"/>
-      <w:proofErr w:type="spellEnd"/>
     </w:p>
     <w:p>
       <w:pPr>
@@ -5252,59 +4678,13 @@
           <w:szCs w:val="24"/>
         </w:rPr>
       </w:pPr>
-      <w:proofErr w:type="spellStart"/>
       <w:r>
         <w:rPr>
           <w:rFonts w:cs="宋体"/>
           <w:sz w:val="24"/>
           <w:szCs w:val="24"/>
         </w:rPr>
-        <w:t>使用统一</w:t>
-      </w:r>
-      <w:proofErr w:type="spellEnd"/>
-      <w:r>
-        <w:rPr>
-          <w:rFonts w:cs="宋体"/>
-          <w:sz w:val="24"/>
-          <w:szCs w:val="24"/>
-        </w:rPr>
-        <w:t xml:space="preserve"> </w:t>
-      </w:r>
-      <w:proofErr w:type="spellStart"/>
-      <w:r>
-        <w:rPr>
-          <w:rFonts w:cs="宋体"/>
-          <w:sz w:val="24"/>
-          <w:szCs w:val="24"/>
-        </w:rPr>
-        <w:t>CLI、Streamlit</w:t>
-      </w:r>
-      <w:proofErr w:type="spellEnd"/>
-      <w:r>
-        <w:rPr>
-          <w:rFonts w:cs="宋体"/>
-          <w:sz w:val="24"/>
-          <w:szCs w:val="24"/>
-        </w:rPr>
-        <w:t xml:space="preserve"> </w:t>
-      </w:r>
-      <w:proofErr w:type="spellStart"/>
-      <w:r>
-        <w:rPr>
-          <w:rFonts w:cs="宋体"/>
-          <w:sz w:val="24"/>
-          <w:szCs w:val="24"/>
-        </w:rPr>
-        <w:t>页面和</w:t>
-      </w:r>
-      <w:proofErr w:type="spellEnd"/>
-      <w:r>
-        <w:rPr>
-          <w:rFonts w:cs="宋体"/>
-          <w:sz w:val="24"/>
-          <w:szCs w:val="24"/>
-        </w:rPr>
-        <w:t xml:space="preserve"> Word 论文形成完整交付。</w:t>
+        <w:t>使用统一 CLI、Streamlit 页面和 Word 论文形成完整交付。</w:t>
       </w:r>
     </w:p>
     <w:p>
@@ -5317,7 +4697,7 @@
           <w:szCs w:val="28"/>
         </w:rPr>
       </w:pPr>
-      <w:bookmarkStart w:id="5" w:name="_Toc233156904"/>
+      <w:bookmarkStart w:id="5" w:name="_Toc233219562"/>
       <w:r>
         <w:rPr>
           <w:rFonts w:ascii="黑体" w:eastAsia="黑体" w:hAnsi="黑体" w:cs="黑体"/>
@@ -5346,9 +4726,17 @@
           <w:szCs w:val="24"/>
           <w:lang w:eastAsia="zh-CN"/>
         </w:rPr>
-        <w:t>第2章介绍数据集和污染审计；第3章说明清洗与特征工程；第4章介绍五种算法；第5章给出实验设计；第6章分析基线与额外维度结果；第7章讨论鲁棒性和过拟合；第8章介绍工程结构与展示系统；第9</w:t>
+        <w:t>第2章介绍数据集；第3章说明</w:t>
       </w:r>
-      <w:proofErr w:type="gramStart"/>
+      <w:r>
+        <w:rPr>
+          <w:rFonts w:cs="宋体" w:hint="eastAsia"/>
+          <w:sz w:val="24"/>
+          <w:szCs w:val="24"/>
+          <w:lang w:eastAsia="zh-CN"/>
+        </w:rPr>
+        <w:t>数据处理</w:t>
+      </w:r>
       <w:r>
         <w:rPr>
           <w:rFonts w:cs="宋体"/>
@@ -5356,9 +4744,17 @@
           <w:szCs w:val="24"/>
           <w:lang w:eastAsia="zh-CN"/>
         </w:rPr>
-        <w:t>章总结</w:t>
+        <w:t>与特征工程；第4章介绍五种算法；第5章给出实验设计；第6章分析</w:t>
       </w:r>
-      <w:proofErr w:type="gramEnd"/>
+      <w:r>
+        <w:rPr>
+          <w:rFonts w:cs="宋体" w:hint="eastAsia"/>
+          <w:sz w:val="24"/>
+          <w:szCs w:val="24"/>
+          <w:lang w:eastAsia="zh-CN"/>
+        </w:rPr>
+        <w:t>实验</w:t>
+      </w:r>
       <w:r>
         <w:rPr>
           <w:rFonts w:cs="宋体"/>
@@ -5366,7 +4762,7 @@
           <w:szCs w:val="24"/>
           <w:lang w:eastAsia="zh-CN"/>
         </w:rPr>
-        <w:t>课程收获。</w:t>
+        <w:t>与额外维度结果；第7章讨论鲁棒性和过拟合；第8章介绍工程结构与展示系统；第9章总结课程收获。</w:t>
       </w:r>
     </w:p>
     <w:p>
@@ -5393,7 +4789,7 @@
           <w:lang w:eastAsia="zh-CN"/>
         </w:rPr>
       </w:pPr>
-      <w:bookmarkStart w:id="6" w:name="_Toc233156905"/>
+      <w:bookmarkStart w:id="6" w:name="_Toc233219563"/>
       <w:r>
         <w:rPr>
           <w:rFonts w:ascii="黑体" w:eastAsia="黑体" w:hAnsi="黑体" w:cs="黑体"/>
@@ -5416,7 +4812,7 @@
           <w:lang w:eastAsia="zh-CN"/>
         </w:rPr>
       </w:pPr>
-      <w:bookmarkStart w:id="7" w:name="_Toc233156906"/>
+      <w:bookmarkStart w:id="7" w:name="_Toc233219564"/>
       <w:r>
         <w:rPr>
           <w:rFonts w:ascii="黑体" w:eastAsia="黑体" w:hAnsi="黑体" w:cs="黑体"/>
@@ -5446,127 +4842,7 @@
           <w:szCs w:val="24"/>
           <w:lang w:eastAsia="zh-CN"/>
         </w:rPr>
-        <w:t xml:space="preserve">Dry Bean Dataset 的样本来源于干豆图像。每个样本通过图像处理获得 16 </w:t>
-      </w:r>
-      <w:proofErr w:type="gramStart"/>
-      <w:r>
-        <w:rPr>
-          <w:rFonts w:cs="宋体"/>
-          <w:sz w:val="24"/>
-          <w:szCs w:val="24"/>
-          <w:lang w:eastAsia="zh-CN"/>
-        </w:rPr>
-        <w:t>个</w:t>
-      </w:r>
-      <w:proofErr w:type="gramEnd"/>
-      <w:r>
-        <w:rPr>
-          <w:rFonts w:cs="宋体"/>
-          <w:sz w:val="24"/>
-          <w:szCs w:val="24"/>
-          <w:lang w:eastAsia="zh-CN"/>
-        </w:rPr>
-        <w:t>数值特征，目标是识别 7 种豆类。Area、Perimeter、</w:t>
-      </w:r>
-      <w:proofErr w:type="spellStart"/>
-      <w:r>
-        <w:rPr>
-          <w:rFonts w:cs="宋体"/>
-          <w:sz w:val="24"/>
-          <w:szCs w:val="24"/>
-          <w:lang w:eastAsia="zh-CN"/>
-        </w:rPr>
-        <w:t>MajorAxisLength</w:t>
-      </w:r>
-      <w:proofErr w:type="spellEnd"/>
-      <w:r>
-        <w:rPr>
-          <w:rFonts w:cs="宋体"/>
-          <w:sz w:val="24"/>
-          <w:szCs w:val="24"/>
-          <w:lang w:eastAsia="zh-CN"/>
-        </w:rPr>
-        <w:t xml:space="preserve"> 和 </w:t>
-      </w:r>
-      <w:proofErr w:type="spellStart"/>
-      <w:r>
-        <w:rPr>
-          <w:rFonts w:cs="宋体"/>
-          <w:sz w:val="24"/>
-          <w:szCs w:val="24"/>
-          <w:lang w:eastAsia="zh-CN"/>
-        </w:rPr>
-        <w:t>MinorAxisLength</w:t>
-      </w:r>
-      <w:proofErr w:type="spellEnd"/>
-      <w:r>
-        <w:rPr>
-          <w:rFonts w:cs="宋体"/>
-          <w:sz w:val="24"/>
-          <w:szCs w:val="24"/>
-          <w:lang w:eastAsia="zh-CN"/>
-        </w:rPr>
-        <w:t xml:space="preserve"> 描述基本尺寸；</w:t>
-      </w:r>
-      <w:proofErr w:type="spellStart"/>
-      <w:r>
-        <w:rPr>
-          <w:rFonts w:cs="宋体"/>
-          <w:sz w:val="24"/>
-          <w:szCs w:val="24"/>
-          <w:lang w:eastAsia="zh-CN"/>
-        </w:rPr>
-        <w:t>AspectRation</w:t>
-      </w:r>
-      <w:proofErr w:type="spellEnd"/>
-      <w:r>
-        <w:rPr>
-          <w:rFonts w:cs="宋体"/>
-          <w:sz w:val="24"/>
-          <w:szCs w:val="24"/>
-          <w:lang w:eastAsia="zh-CN"/>
-        </w:rPr>
-        <w:t>、Eccentricity、roundness 与 Compactness 描述轮廓形态；</w:t>
-      </w:r>
-      <w:proofErr w:type="spellStart"/>
-      <w:r>
-        <w:rPr>
-          <w:rFonts w:cs="宋体"/>
-          <w:sz w:val="24"/>
-          <w:szCs w:val="24"/>
-          <w:lang w:eastAsia="zh-CN"/>
-        </w:rPr>
-        <w:t>ConvexArea</w:t>
-      </w:r>
-      <w:proofErr w:type="spellEnd"/>
-      <w:r>
-        <w:rPr>
-          <w:rFonts w:cs="宋体"/>
-          <w:sz w:val="24"/>
-          <w:szCs w:val="24"/>
-          <w:lang w:eastAsia="zh-CN"/>
-        </w:rPr>
-        <w:t xml:space="preserve">、Solidity 和 Extent 描述豆粒与凸包及外接区域的关系；四个 </w:t>
-      </w:r>
-      <w:proofErr w:type="spellStart"/>
-      <w:r>
-        <w:rPr>
-          <w:rFonts w:cs="宋体"/>
-          <w:sz w:val="24"/>
-          <w:szCs w:val="24"/>
-          <w:lang w:eastAsia="zh-CN"/>
-        </w:rPr>
-        <w:t>ShapeFactor</w:t>
-      </w:r>
-      <w:proofErr w:type="spellEnd"/>
-      <w:r>
-        <w:rPr>
-          <w:rFonts w:cs="宋体"/>
-          <w:sz w:val="24"/>
-          <w:szCs w:val="24"/>
-          <w:lang w:eastAsia="zh-CN"/>
-        </w:rPr>
-        <w:t xml:space="preserve"> 则进一步刻画尺度归一化后的形状差异。</w:t>
+        <w:t>Dry Bean Dataset 的样本来源于干豆图像。每个样本通过图像处理获得 16 个数值特征，目标是识别 7 种豆类。Area、Perimeter、MajorAxisLength 和 MinorAxisLength 描述基本尺寸；AspectRation、Eccentricity、roundness 与 Compactness 描述轮廓形态；ConvexArea、Solidity 和 Extent 描述豆粒与凸包及外接区域的关系；四个 ShapeFactor 则进一步刻画尺度归一化后的形状差异。</w:t>
       </w:r>
     </w:p>
     <w:tbl>
@@ -5608,7 +4884,6 @@
                 <w:szCs w:val="24"/>
               </w:rPr>
             </w:pPr>
-            <w:proofErr w:type="spellStart"/>
             <w:r>
               <w:rPr>
                 <w:rFonts w:cs="宋体"/>
@@ -5618,7 +4893,6 @@
               </w:rPr>
               <w:t>数据划分</w:t>
             </w:r>
-            <w:proofErr w:type="spellEnd"/>
           </w:p>
         </w:tc>
         <w:tc>
@@ -5902,7 +5176,6 @@
                 <w:szCs w:val="24"/>
               </w:rPr>
             </w:pPr>
-            <w:proofErr w:type="spellStart"/>
             <w:r>
               <w:rPr>
                 <w:rFonts w:cs="宋体"/>
@@ -5911,7 +5184,6 @@
               </w:rPr>
               <w:t>测试集</w:t>
             </w:r>
-            <w:proofErr w:type="spellEnd"/>
           </w:p>
         </w:tc>
         <w:tc>
@@ -6016,7 +5288,7 @@
           <w:lang w:eastAsia="zh-CN"/>
         </w:rPr>
       </w:pPr>
-      <w:bookmarkStart w:id="8" w:name="_Toc233156907"/>
+      <w:bookmarkStart w:id="8" w:name="_Toc233219565"/>
       <w:r>
         <w:rPr>
           <w:rFonts w:ascii="黑体" w:eastAsia="黑体" w:hAnsi="黑体" w:cs="黑体"/>
@@ -6046,47 +5318,7 @@
           <w:szCs w:val="24"/>
           <w:lang w:eastAsia="zh-CN"/>
         </w:rPr>
-        <w:t xml:space="preserve">原始 CSV 并非完全数值化。Perimeter 存在空缺；Solidity 中既有空缺，也有问号作为未知值；Compactness 的部分记录在数值后附加了 cm 单位。若直接调用浮点转换，程序会在字符串处失败。标签列也存在多个表面类别，例如 </w:t>
-      </w:r>
-      <w:proofErr w:type="spellStart"/>
-      <w:r>
-        <w:rPr>
-          <w:rFonts w:cs="宋体"/>
-          <w:sz w:val="24"/>
-          <w:szCs w:val="24"/>
-          <w:lang w:eastAsia="zh-CN"/>
-        </w:rPr>
-        <w:t>dermason</w:t>
-      </w:r>
-      <w:proofErr w:type="spellEnd"/>
-      <w:r>
-        <w:rPr>
-          <w:rFonts w:cs="宋体"/>
-          <w:sz w:val="24"/>
-          <w:szCs w:val="24"/>
-          <w:lang w:eastAsia="zh-CN"/>
-        </w:rPr>
-        <w:t>、DERMASON、DERMASON（尾随空格）和 D3RMAS0N，实际上都指向同</w:t>
-      </w:r>
-      <w:proofErr w:type="gramStart"/>
-      <w:r>
-        <w:rPr>
-          <w:rFonts w:cs="宋体"/>
-          <w:sz w:val="24"/>
-          <w:szCs w:val="24"/>
-          <w:lang w:eastAsia="zh-CN"/>
-        </w:rPr>
-        <w:t>一真实</w:t>
-      </w:r>
-      <w:proofErr w:type="gramEnd"/>
-      <w:r>
-        <w:rPr>
-          <w:rFonts w:cs="宋体"/>
-          <w:sz w:val="24"/>
-          <w:szCs w:val="24"/>
-          <w:lang w:eastAsia="zh-CN"/>
-        </w:rPr>
-        <w:t>类别。</w:t>
+        <w:t>原始 CSV 并非完全数值化。Perimeter 存在空缺；Solidity 中既有空缺，也有问号作为未知值；Compactness 的部分记录在数值后附加了 cm 单位。若直接调用浮点转换，程序会在字符串处失败。标签列也存在多个表面类别，例如 dermason、DERMASON、DERMASON（尾随空格）和 D3RMAS0N，实际上都指向同一真实类别。</w:t>
       </w:r>
     </w:p>
     <w:tbl>
@@ -6130,7 +5362,6 @@
                 <w:szCs w:val="24"/>
               </w:rPr>
             </w:pPr>
-            <w:proofErr w:type="spellStart"/>
             <w:r>
               <w:rPr>
                 <w:rFonts w:cs="宋体"/>
@@ -6140,7 +5371,6 @@
               </w:rPr>
               <w:t>划分</w:t>
             </w:r>
-            <w:proofErr w:type="spellEnd"/>
           </w:p>
         </w:tc>
         <w:tc>
@@ -6778,26 +6008,16 @@
           <w:szCs w:val="28"/>
         </w:rPr>
       </w:pPr>
-      <w:bookmarkStart w:id="9" w:name="_Toc233156908"/>
+      <w:bookmarkStart w:id="9" w:name="_Toc233219566"/>
       <w:r>
         <w:rPr>
           <w:rFonts w:ascii="黑体" w:eastAsia="黑体" w:hAnsi="黑体" w:cs="黑体"/>
           <w:sz w:val="28"/>
           <w:szCs w:val="28"/>
         </w:rPr>
-        <w:t xml:space="preserve">2.3 </w:t>
-      </w:r>
-      <w:proofErr w:type="spellStart"/>
-      <w:r>
-        <w:rPr>
-          <w:rFonts w:ascii="黑体" w:eastAsia="黑体" w:hAnsi="黑体" w:cs="黑体"/>
-          <w:sz w:val="28"/>
-          <w:szCs w:val="28"/>
-        </w:rPr>
-        <w:t>类别分布与评价影响</w:t>
+        <w:t>2.3 类别分布与评价影响</w:t>
       </w:r>
       <w:bookmarkEnd w:id="9"/>
-      <w:proofErr w:type="spellEnd"/>
     </w:p>
     <w:tbl>
       <w:tblPr>
@@ -7617,6 +6837,7 @@
           <w:rFonts w:cs="宋体" w:hint="eastAsia"/>
           <w:sz w:val="24"/>
           <w:szCs w:val="24"/>
+          <w:lang w:eastAsia="zh-CN"/>
         </w:rPr>
       </w:pPr>
       <w:r>
@@ -7625,88 +6846,25 @@
           <w:sz w:val="24"/>
           <w:szCs w:val="24"/>
         </w:rPr>
-        <w:t xml:space="preserve">DERMASON 和 SIRA </w:t>
-      </w:r>
-      <w:proofErr w:type="spellStart"/>
-      <w:r>
-        <w:rPr>
-          <w:rFonts w:cs="宋体"/>
-          <w:sz w:val="24"/>
-          <w:szCs w:val="24"/>
-        </w:rPr>
-        <w:t>样本较多，而</w:t>
-      </w:r>
-      <w:proofErr w:type="spellEnd"/>
-      <w:r>
-        <w:rPr>
-          <w:rFonts w:cs="宋体"/>
-          <w:sz w:val="24"/>
-          <w:szCs w:val="24"/>
-        </w:rPr>
-        <w:t xml:space="preserve"> BOMBAY </w:t>
-      </w:r>
-      <w:proofErr w:type="spellStart"/>
-      <w:r>
-        <w:rPr>
-          <w:rFonts w:cs="宋体"/>
-          <w:sz w:val="24"/>
-          <w:szCs w:val="24"/>
-        </w:rPr>
-        <w:t>样本最少。Accuracy</w:t>
-      </w:r>
-      <w:proofErr w:type="spellEnd"/>
-      <w:r>
-        <w:rPr>
-          <w:rFonts w:cs="宋体"/>
-          <w:sz w:val="24"/>
-          <w:szCs w:val="24"/>
-        </w:rPr>
-        <w:t xml:space="preserve"> </w:t>
-      </w:r>
-      <w:proofErr w:type="spellStart"/>
-      <w:r>
-        <w:rPr>
-          <w:rFonts w:cs="宋体"/>
-          <w:sz w:val="24"/>
-          <w:szCs w:val="24"/>
-        </w:rPr>
-        <w:t>容易被多数类别主导，因此本文同时报告</w:t>
-      </w:r>
-      <w:proofErr w:type="spellEnd"/>
-      <w:r>
-        <w:rPr>
-          <w:rFonts w:cs="宋体"/>
-          <w:sz w:val="24"/>
-          <w:szCs w:val="24"/>
-        </w:rPr>
-        <w:t xml:space="preserve"> Macro-F1，使每个类别在总体评价中具有相同权重。</w:t>
+        <w:t>DERMASON 和 SIRA 样本较多，而 BOMBAY 样本最少。Accuracy 容易被多数类别主导，因此本文同时报告 Macro-F1，使每个类别在总体评价中具有相同权重</w:t>
       </w:r>
     </w:p>
     <w:p>
       <w:pPr>
-        <w:rPr>
-          <w:rFonts w:hint="eastAsia"/>
-        </w:rPr>
-      </w:pPr>
-      <w:r>
-        <w:lastRenderedPageBreak/>
-        <w:br w:type="page"/>
-      </w:r>
-    </w:p>
-    <w:p>
-      <w:pPr>
         <w:pStyle w:val="1"/>
         <w:spacing w:beforeLines="50" w:before="120" w:afterLines="50" w:after="120" w:line="360" w:lineRule="auto"/>
         <w:rPr>
           <w:rFonts w:ascii="黑体" w:eastAsia="黑体" w:hAnsi="黑体" w:cs="黑体" w:hint="eastAsia"/>
           <w:szCs w:val="32"/>
-        </w:rPr>
-      </w:pPr>
-      <w:bookmarkStart w:id="10" w:name="_Toc233156909"/>
+          <w:lang w:eastAsia="zh-CN"/>
+        </w:rPr>
+      </w:pPr>
+      <w:bookmarkStart w:id="10" w:name="_Toc233219567"/>
       <w:r>
         <w:rPr>
           <w:rFonts w:ascii="黑体" w:eastAsia="黑体" w:hAnsi="黑体" w:cs="黑体"/>
           <w:szCs w:val="32"/>
+          <w:lang w:eastAsia="zh-CN"/>
         </w:rPr>
         <w:lastRenderedPageBreak/>
         <w:t>第3章 数据清洗与特征工程</w:t>
@@ -7724,7 +6882,7 @@
           <w:lang w:eastAsia="zh-CN"/>
         </w:rPr>
       </w:pPr>
-      <w:bookmarkStart w:id="11" w:name="_Toc233156910"/>
+      <w:bookmarkStart w:id="11" w:name="_Toc233219568"/>
       <w:r>
         <w:rPr>
           <w:rFonts w:ascii="黑体" w:eastAsia="黑体" w:hAnsi="黑体" w:cs="黑体"/>
@@ -7732,103 +6890,37 @@
           <w:szCs w:val="28"/>
           <w:lang w:eastAsia="zh-CN"/>
         </w:rPr>
-        <w:t>3.1 防止数据泄漏的总体原则</w:t>
+        <w:t>3.</w:t>
+      </w:r>
+      <w:r>
+        <w:rPr>
+          <w:rFonts w:ascii="黑体" w:eastAsia="黑体" w:hAnsi="黑体" w:cs="黑体" w:hint="eastAsia"/>
+          <w:sz w:val="28"/>
+          <w:szCs w:val="28"/>
+          <w:lang w:eastAsia="zh-CN"/>
+        </w:rPr>
+        <w:t>1</w:t>
+      </w:r>
+      <w:r>
+        <w:rPr>
+          <w:rFonts w:ascii="黑体" w:eastAsia="黑体" w:hAnsi="黑体" w:cs="黑体"/>
+          <w:sz w:val="28"/>
+          <w:szCs w:val="28"/>
+          <w:lang w:eastAsia="zh-CN"/>
+        </w:rPr>
+        <w:t xml:space="preserve"> 标签与数值清洗</w:t>
       </w:r>
       <w:bookmarkEnd w:id="11"/>
     </w:p>
-    <w:tbl>
-      <w:tblPr>
-        <w:tblW w:w="0" w:type="auto"/>
-        <w:jc w:val="center"/>
-        <w:tblLook w:val="04A0" w:firstRow="1" w:lastRow="0" w:firstColumn="1" w:lastColumn="0" w:noHBand="0" w:noVBand="1"/>
-      </w:tblPr>
-      <w:tblGrid>
-        <w:gridCol w:w="9648"/>
-      </w:tblGrid>
-      <w:tr>
-        <w:trPr>
-          <w:jc w:val="center"/>
-        </w:trPr>
-        <w:tc>
-          <w:tcPr>
-            <w:tcW w:w="9648" w:type="dxa"/>
-            <w:tcMar>
-              <w:top w:w="130" w:type="dxa"/>
-              <w:left w:w="180" w:type="dxa"/>
-              <w:bottom w:w="130" w:type="dxa"/>
-              <w:right w:w="180" w:type="dxa"/>
-            </w:tcMar>
-          </w:tcPr>
-          <w:p>
-            <w:pPr>
-              <w:spacing w:line="360" w:lineRule="auto"/>
-              <w:rPr>
-                <w:rFonts w:cs="宋体" w:hint="eastAsia"/>
-                <w:sz w:val="24"/>
-                <w:szCs w:val="24"/>
-                <w:lang w:eastAsia="zh-CN"/>
-              </w:rPr>
-            </w:pPr>
-            <w:r>
-              <w:rPr>
-                <w:rFonts w:cs="宋体"/>
-                <w:b/>
-                <w:sz w:val="24"/>
-                <w:szCs w:val="24"/>
-                <w:lang w:eastAsia="zh-CN"/>
-              </w:rPr>
-              <w:t>核心原则：</w:t>
-            </w:r>
-            <w:r>
-              <w:rPr>
-                <w:rFonts w:cs="宋体"/>
-                <w:sz w:val="24"/>
-                <w:szCs w:val="24"/>
-                <w:lang w:eastAsia="zh-CN"/>
-              </w:rPr>
-              <w:t>所有依赖数据分布的参数仅在训练集拟合，验证集和</w:t>
-            </w:r>
-            <w:proofErr w:type="gramStart"/>
-            <w:r>
-              <w:rPr>
-                <w:rFonts w:cs="宋体"/>
-                <w:sz w:val="24"/>
-                <w:szCs w:val="24"/>
-                <w:lang w:eastAsia="zh-CN"/>
-              </w:rPr>
-              <w:t>测试集只调用</w:t>
-            </w:r>
-            <w:proofErr w:type="gramEnd"/>
-            <w:r>
-              <w:rPr>
-                <w:rFonts w:cs="宋体"/>
-                <w:sz w:val="24"/>
-                <w:szCs w:val="24"/>
-                <w:lang w:eastAsia="zh-CN"/>
-              </w:rPr>
-              <w:t xml:space="preserve"> transform。</w:t>
-            </w:r>
-          </w:p>
-        </w:tc>
-      </w:tr>
-    </w:tbl>
     <w:p>
       <w:pPr>
-        <w:spacing w:after="40"/>
-        <w:rPr>
-          <w:rFonts w:hint="eastAsia"/>
-          <w:lang w:eastAsia="zh-CN"/>
-        </w:rPr>
-      </w:pPr>
-    </w:p>
-    <w:p>
-      <w:pPr>
+        <w:pStyle w:val="a0"/>
         <w:spacing w:line="360" w:lineRule="auto"/>
-        <w:ind w:firstLineChars="200" w:firstLine="480"/>
         <w:rPr>
           <w:rFonts w:cs="宋体" w:hint="eastAsia"/>
           <w:sz w:val="24"/>
           <w:szCs w:val="24"/>
+          <w:lang w:eastAsia="zh-CN"/>
         </w:rPr>
       </w:pPr>
       <w:r>
@@ -7838,9 +6930,20 @@
           <w:szCs w:val="24"/>
           <w:lang w:eastAsia="zh-CN"/>
         </w:rPr>
-        <w:t>如果使用测试</w:t>
+        <w:t>标签先去除首尾空白，再统一为大写。</w:t>
       </w:r>
-      <w:proofErr w:type="gramStart"/>
+    </w:p>
+    <w:p>
+      <w:pPr>
+        <w:pStyle w:val="a0"/>
+        <w:spacing w:line="360" w:lineRule="auto"/>
+        <w:rPr>
+          <w:rFonts w:cs="宋体" w:hint="eastAsia"/>
+          <w:sz w:val="24"/>
+          <w:szCs w:val="24"/>
+          <w:lang w:eastAsia="zh-CN"/>
+        </w:rPr>
+      </w:pPr>
       <w:r>
         <w:rPr>
           <w:rFonts w:cs="宋体"/>
@@ -7848,9 +6951,20 @@
           <w:szCs w:val="24"/>
           <w:lang w:eastAsia="zh-CN"/>
         </w:rPr>
-        <w:t>集计算</w:t>
+        <w:t>将标签中的数字 0 替换为字母 O，将数字 3 替换为字母 E。</w:t>
       </w:r>
-      <w:proofErr w:type="gramEnd"/>
+    </w:p>
+    <w:p>
+      <w:pPr>
+        <w:pStyle w:val="a0"/>
+        <w:spacing w:line="360" w:lineRule="auto"/>
+        <w:rPr>
+          <w:rFonts w:cs="宋体" w:hint="eastAsia"/>
+          <w:sz w:val="24"/>
+          <w:szCs w:val="24"/>
+          <w:lang w:eastAsia="zh-CN"/>
+        </w:rPr>
+      </w:pPr>
       <w:r>
         <w:rPr>
           <w:rFonts w:cs="宋体"/>
@@ -7858,87 +6972,49 @@
           <w:szCs w:val="24"/>
           <w:lang w:eastAsia="zh-CN"/>
         </w:rPr>
-        <w:t>中位数、标准差或异常值阈值，测试信息会提前进入模型，导致结果高估。</w:t>
+        <w:t>清洗结果必须属于 7 个合法类别，否则立即报错并停止实验。</w:t>
       </w:r>
+    </w:p>
+    <w:p>
+      <w:pPr>
+        <w:pStyle w:val="a0"/>
+        <w:spacing w:line="360" w:lineRule="auto"/>
+        <w:rPr>
+          <w:rFonts w:cs="宋体" w:hint="eastAsia"/>
+          <w:sz w:val="24"/>
+          <w:szCs w:val="24"/>
+          <w:lang w:eastAsia="zh-CN"/>
+        </w:rPr>
+      </w:pPr>
       <w:r>
         <w:rPr>
           <w:rFonts w:cs="宋体"/>
           <w:sz w:val="24"/>
           <w:szCs w:val="24"/>
-        </w:rPr>
-        <w:t xml:space="preserve">为避免这一问题，项目将中位数、0.5%/99.5% </w:t>
+          <w:lang w:eastAsia="zh-CN"/>
+        </w:rPr>
+        <w:t>数值特征使用正则表达式提取数字部分，问号和无法解析内容转为 NaN。</w:t>
       </w:r>
-      <w:proofErr w:type="spellStart"/>
+    </w:p>
+    <w:p>
+      <w:pPr>
+        <w:pStyle w:val="a0"/>
+        <w:spacing w:line="360" w:lineRule="auto"/>
+        <w:rPr>
+          <w:rFonts w:cs="宋体" w:hint="eastAsia"/>
+          <w:sz w:val="24"/>
+          <w:szCs w:val="24"/>
+          <w:lang w:eastAsia="zh-CN"/>
+        </w:rPr>
+      </w:pPr>
       <w:r>
         <w:rPr>
           <w:rFonts w:cs="宋体"/>
           <w:sz w:val="24"/>
           <w:szCs w:val="24"/>
-        </w:rPr>
-        <w:t>分位数阈值和StandardScaler</w:t>
-      </w:r>
-      <w:proofErr w:type="spellEnd"/>
-      <w:r>
-        <w:rPr>
-          <w:rFonts w:cs="宋体"/>
-          <w:sz w:val="24"/>
-          <w:szCs w:val="24"/>
-        </w:rPr>
-        <w:t xml:space="preserve"> </w:t>
-      </w:r>
-      <w:proofErr w:type="spellStart"/>
-      <w:r>
-        <w:rPr>
-          <w:rFonts w:cs="宋体"/>
-          <w:sz w:val="24"/>
-          <w:szCs w:val="24"/>
-        </w:rPr>
-        <w:t>参数封装在</w:t>
-      </w:r>
-      <w:proofErr w:type="spellEnd"/>
-      <w:r>
-        <w:rPr>
-          <w:rFonts w:cs="宋体"/>
-          <w:sz w:val="24"/>
-          <w:szCs w:val="24"/>
-        </w:rPr>
-        <w:t xml:space="preserve"> </w:t>
-      </w:r>
-      <w:proofErr w:type="spellStart"/>
-      <w:r>
-        <w:rPr>
-          <w:rFonts w:cs="宋体"/>
-          <w:sz w:val="24"/>
-          <w:szCs w:val="24"/>
-        </w:rPr>
-        <w:t>TabularPreprocessor</w:t>
-      </w:r>
-      <w:proofErr w:type="spellEnd"/>
-      <w:r>
-        <w:rPr>
-          <w:rFonts w:cs="宋体"/>
-          <w:sz w:val="24"/>
-          <w:szCs w:val="24"/>
-        </w:rPr>
-        <w:t xml:space="preserve"> </w:t>
-      </w:r>
-      <w:proofErr w:type="spellStart"/>
-      <w:r>
-        <w:rPr>
-          <w:rFonts w:cs="宋体"/>
-          <w:sz w:val="24"/>
-          <w:szCs w:val="24"/>
-        </w:rPr>
-        <w:t>中，并保存拟合后的对象</w:t>
-      </w:r>
-      <w:proofErr w:type="spellEnd"/>
-      <w:r>
-        <w:rPr>
-          <w:rFonts w:cs="宋体"/>
-          <w:sz w:val="24"/>
-          <w:szCs w:val="24"/>
-        </w:rPr>
-        <w:t>。</w:t>
+          <w:lang w:eastAsia="zh-CN"/>
+        </w:rPr>
+        <w:t>只删除训练集的完全重复记录，验证集和测试集保持教师原始划分。</w:t>
       </w:r>
     </w:p>
     <w:p>
@@ -7949,23 +7025,43 @@
           <w:rFonts w:ascii="黑体" w:eastAsia="黑体" w:hAnsi="黑体" w:cs="黑体" w:hint="eastAsia"/>
           <w:sz w:val="28"/>
           <w:szCs w:val="28"/>
-        </w:rPr>
-      </w:pPr>
-      <w:bookmarkStart w:id="12" w:name="_Toc233156911"/>
+          <w:lang w:eastAsia="zh-CN"/>
+        </w:rPr>
+      </w:pPr>
+      <w:bookmarkStart w:id="12" w:name="_Toc233219569"/>
       <w:r>
         <w:rPr>
           <w:rFonts w:ascii="黑体" w:eastAsia="黑体" w:hAnsi="黑体" w:cs="黑体"/>
           <w:sz w:val="28"/>
           <w:szCs w:val="28"/>
-        </w:rPr>
-        <w:t>3.2 标签与数值清洗</w:t>
+          <w:lang w:eastAsia="zh-CN"/>
+        </w:rPr>
+        <w:t>3.</w:t>
+      </w:r>
+      <w:r>
+        <w:rPr>
+          <w:rFonts w:ascii="黑体" w:eastAsia="黑体" w:hAnsi="黑体" w:cs="黑体" w:hint="eastAsia"/>
+          <w:sz w:val="28"/>
+          <w:szCs w:val="28"/>
+          <w:lang w:eastAsia="zh-CN"/>
+        </w:rPr>
+        <w:t>2</w:t>
+      </w:r>
+      <w:r>
+        <w:rPr>
+          <w:rFonts w:ascii="黑体" w:eastAsia="黑体" w:hAnsi="黑体" w:cs="黑体"/>
+          <w:sz w:val="28"/>
+          <w:szCs w:val="28"/>
+          <w:lang w:eastAsia="zh-CN"/>
+        </w:rPr>
+        <w:t xml:space="preserve"> 缺失值与异常值处理</w:t>
       </w:r>
       <w:bookmarkEnd w:id="12"/>
     </w:p>
     <w:p>
       <w:pPr>
-        <w:pStyle w:val="a0"/>
         <w:spacing w:line="360" w:lineRule="auto"/>
+        <w:ind w:firstLineChars="200" w:firstLine="480"/>
         <w:rPr>
           <w:rFonts w:cs="宋体" w:hint="eastAsia"/>
           <w:sz w:val="24"/>
@@ -7980,267 +7076,46 @@
           <w:szCs w:val="24"/>
           <w:lang w:eastAsia="zh-CN"/>
         </w:rPr>
-        <w:t>标签先去除首尾空白，再统一为大写。</w:t>
+        <w:t>中位数相较均值对极端值更稳健，适合形态特征中存在长尾分布的情况。异常值处理不直接删除样本，而是使用训练集分位数截尾，将小于 0.5% 分位数或大于99.5% 分位数的值限制到边界，减少少量错误或极端样本对线性模型的影响。</w:t>
       </w:r>
     </w:p>
     <w:p>
       <w:pPr>
-        <w:pStyle w:val="a0"/>
-        <w:spacing w:line="360" w:lineRule="auto"/>
-        <w:rPr>
-          <w:rFonts w:cs="宋体" w:hint="eastAsia"/>
-          <w:sz w:val="24"/>
-          <w:szCs w:val="24"/>
-          <w:lang w:eastAsia="zh-CN"/>
-        </w:rPr>
-      </w:pPr>
-      <w:r>
-        <w:rPr>
-          <w:rFonts w:cs="宋体"/>
-          <w:sz w:val="24"/>
-          <w:szCs w:val="24"/>
-          <w:lang w:eastAsia="zh-CN"/>
-        </w:rPr>
-        <w:t>将标签中的数字 0 替换为字母 O，将数字 3 替换为字母 E。</w:t>
-      </w:r>
-    </w:p>
-    <w:p>
-      <w:pPr>
-        <w:pStyle w:val="a0"/>
-        <w:spacing w:line="360" w:lineRule="auto"/>
-        <w:rPr>
-          <w:rFonts w:cs="宋体" w:hint="eastAsia"/>
-          <w:sz w:val="24"/>
-          <w:szCs w:val="24"/>
-          <w:lang w:eastAsia="zh-CN"/>
-        </w:rPr>
-      </w:pPr>
-      <w:r>
-        <w:rPr>
-          <w:rFonts w:cs="宋体"/>
-          <w:sz w:val="24"/>
-          <w:szCs w:val="24"/>
-          <w:lang w:eastAsia="zh-CN"/>
-        </w:rPr>
-        <w:t xml:space="preserve">清洗结果必须属于 7 </w:t>
-      </w:r>
-      <w:proofErr w:type="gramStart"/>
-      <w:r>
-        <w:rPr>
-          <w:rFonts w:cs="宋体"/>
-          <w:sz w:val="24"/>
-          <w:szCs w:val="24"/>
-          <w:lang w:eastAsia="zh-CN"/>
-        </w:rPr>
-        <w:t>个</w:t>
-      </w:r>
-      <w:proofErr w:type="gramEnd"/>
-      <w:r>
-        <w:rPr>
-          <w:rFonts w:cs="宋体"/>
-          <w:sz w:val="24"/>
-          <w:szCs w:val="24"/>
-          <w:lang w:eastAsia="zh-CN"/>
-        </w:rPr>
-        <w:t>合法类别，否则立即报错并停止实验。</w:t>
-      </w:r>
-    </w:p>
-    <w:p>
-      <w:pPr>
-        <w:pStyle w:val="a0"/>
-        <w:spacing w:line="360" w:lineRule="auto"/>
-        <w:rPr>
-          <w:rFonts w:cs="宋体" w:hint="eastAsia"/>
-          <w:sz w:val="24"/>
-          <w:szCs w:val="24"/>
-          <w:lang w:eastAsia="zh-CN"/>
-        </w:rPr>
-      </w:pPr>
-      <w:r>
-        <w:rPr>
-          <w:rFonts w:cs="宋体"/>
-          <w:sz w:val="24"/>
-          <w:szCs w:val="24"/>
-          <w:lang w:eastAsia="zh-CN"/>
-        </w:rPr>
-        <w:t xml:space="preserve">数值特征使用正则表达式提取数字部分，问号和无法解析内容转为 </w:t>
-      </w:r>
-      <w:proofErr w:type="spellStart"/>
-      <w:r>
-        <w:rPr>
-          <w:rFonts w:cs="宋体"/>
-          <w:sz w:val="24"/>
-          <w:szCs w:val="24"/>
-          <w:lang w:eastAsia="zh-CN"/>
-        </w:rPr>
-        <w:t>NaN</w:t>
-      </w:r>
-      <w:proofErr w:type="spellEnd"/>
-      <w:r>
-        <w:rPr>
-          <w:rFonts w:cs="宋体"/>
-          <w:sz w:val="24"/>
-          <w:szCs w:val="24"/>
-          <w:lang w:eastAsia="zh-CN"/>
-        </w:rPr>
-        <w:t>。</w:t>
-      </w:r>
-    </w:p>
-    <w:p>
-      <w:pPr>
-        <w:pStyle w:val="a0"/>
-        <w:spacing w:line="360" w:lineRule="auto"/>
-        <w:rPr>
-          <w:rFonts w:cs="宋体" w:hint="eastAsia"/>
-          <w:sz w:val="24"/>
-          <w:szCs w:val="24"/>
-          <w:lang w:eastAsia="zh-CN"/>
-        </w:rPr>
-      </w:pPr>
-      <w:r>
-        <w:rPr>
-          <w:rFonts w:cs="宋体"/>
-          <w:sz w:val="24"/>
-          <w:szCs w:val="24"/>
-          <w:lang w:eastAsia="zh-CN"/>
-        </w:rPr>
-        <w:t>只删除训练集的完全重复记录，验证集和测试</w:t>
-      </w:r>
-      <w:proofErr w:type="gramStart"/>
-      <w:r>
-        <w:rPr>
-          <w:rFonts w:cs="宋体"/>
-          <w:sz w:val="24"/>
-          <w:szCs w:val="24"/>
-          <w:lang w:eastAsia="zh-CN"/>
-        </w:rPr>
-        <w:t>集保持</w:t>
-      </w:r>
-      <w:proofErr w:type="gramEnd"/>
-      <w:r>
-        <w:rPr>
-          <w:rFonts w:cs="宋体"/>
-          <w:sz w:val="24"/>
-          <w:szCs w:val="24"/>
-          <w:lang w:eastAsia="zh-CN"/>
-        </w:rPr>
-        <w:t>教师原始划分。</w:t>
-      </w:r>
-    </w:p>
-    <w:p>
-      <w:pPr>
         <w:pStyle w:val="21"/>
         <w:spacing w:beforeLines="50" w:before="120" w:afterLines="50" w:line="360" w:lineRule="auto"/>
         <w:rPr>
           <w:rFonts w:ascii="黑体" w:eastAsia="黑体" w:hAnsi="黑体" w:cs="黑体" w:hint="eastAsia"/>
           <w:sz w:val="28"/>
           <w:szCs w:val="28"/>
-          <w:lang w:eastAsia="zh-CN"/>
-        </w:rPr>
-      </w:pPr>
-      <w:bookmarkStart w:id="13" w:name="_Toc233156912"/>
+        </w:rPr>
+      </w:pPr>
+      <w:bookmarkStart w:id="13" w:name="_Toc233219570"/>
       <w:r>
         <w:rPr>
           <w:rFonts w:ascii="黑体" w:eastAsia="黑体" w:hAnsi="黑体" w:cs="黑体"/>
           <w:sz w:val="28"/>
           <w:szCs w:val="28"/>
-          <w:lang w:eastAsia="zh-CN"/>
-        </w:rPr>
-        <w:t xml:space="preserve">3.3 </w:t>
+        </w:rPr>
+        <w:t>3.</w:t>
       </w:r>
-      <w:proofErr w:type="gramStart"/>
+      <w:r>
+        <w:rPr>
+          <w:rFonts w:ascii="黑体" w:eastAsia="黑体" w:hAnsi="黑体" w:cs="黑体" w:hint="eastAsia"/>
+          <w:sz w:val="28"/>
+          <w:szCs w:val="28"/>
+          <w:lang w:eastAsia="zh-CN"/>
+        </w:rPr>
+        <w:t>3</w:t>
+      </w:r>
       <w:r>
         <w:rPr>
           <w:rFonts w:ascii="黑体" w:eastAsia="黑体" w:hAnsi="黑体" w:cs="黑体"/>
           <w:sz w:val="28"/>
           <w:szCs w:val="28"/>
-          <w:lang w:eastAsia="zh-CN"/>
-        </w:rPr>
-        <w:t>缺失值</w:t>
-      </w:r>
-      <w:proofErr w:type="gramEnd"/>
-      <w:r>
-        <w:rPr>
-          <w:rFonts w:ascii="黑体" w:eastAsia="黑体" w:hAnsi="黑体" w:cs="黑体"/>
-          <w:sz w:val="28"/>
-          <w:szCs w:val="28"/>
-          <w:lang w:eastAsia="zh-CN"/>
-        </w:rPr>
-        <w:t>与异常值处理</w:t>
+        </w:rPr>
+        <w:t xml:space="preserve"> 衍生特征设计</w:t>
       </w:r>
       <w:bookmarkEnd w:id="13"/>
-    </w:p>
-    <w:p>
-      <w:pPr>
-        <w:spacing w:line="360" w:lineRule="auto"/>
-        <w:ind w:firstLineChars="200" w:firstLine="480"/>
-        <w:rPr>
-          <w:rFonts w:cs="宋体" w:hint="eastAsia"/>
-          <w:sz w:val="24"/>
-          <w:szCs w:val="24"/>
-          <w:lang w:eastAsia="zh-CN"/>
-        </w:rPr>
-      </w:pPr>
-      <w:r>
-        <w:rPr>
-          <w:rFonts w:cs="宋体"/>
-          <w:sz w:val="24"/>
-          <w:szCs w:val="24"/>
-          <w:lang w:eastAsia="zh-CN"/>
-        </w:rPr>
-        <w:t>中位数相较均值对极端值更稳健，适合形态特征中存在长尾分布的情况。异常值处理不直接删除样本，而是使用训练集分位数截尾，将小于 0.5% 分位数或大于99.5% 分位数的</w:t>
-      </w:r>
-      <w:proofErr w:type="gramStart"/>
-      <w:r>
-        <w:rPr>
-          <w:rFonts w:cs="宋体"/>
-          <w:sz w:val="24"/>
-          <w:szCs w:val="24"/>
-          <w:lang w:eastAsia="zh-CN"/>
-        </w:rPr>
-        <w:t>值限制</w:t>
-      </w:r>
-      <w:proofErr w:type="gramEnd"/>
-      <w:r>
-        <w:rPr>
-          <w:rFonts w:cs="宋体"/>
-          <w:sz w:val="24"/>
-          <w:szCs w:val="24"/>
-          <w:lang w:eastAsia="zh-CN"/>
-        </w:rPr>
-        <w:t>到边界，减少少量错误或极端样本对线性模型的影响。</w:t>
-      </w:r>
-    </w:p>
-    <w:p>
-      <w:pPr>
-        <w:pStyle w:val="21"/>
-        <w:spacing w:beforeLines="50" w:before="120" w:afterLines="50" w:line="360" w:lineRule="auto"/>
-        <w:rPr>
-          <w:rFonts w:ascii="黑体" w:eastAsia="黑体" w:hAnsi="黑体" w:cs="黑体" w:hint="eastAsia"/>
-          <w:sz w:val="28"/>
-          <w:szCs w:val="28"/>
-        </w:rPr>
-      </w:pPr>
-      <w:bookmarkStart w:id="14" w:name="_Toc233156913"/>
-      <w:r>
-        <w:rPr>
-          <w:rFonts w:ascii="黑体" w:eastAsia="黑体" w:hAnsi="黑体" w:cs="黑体"/>
-          <w:sz w:val="28"/>
-          <w:szCs w:val="28"/>
-        </w:rPr>
-        <w:t xml:space="preserve">3.4 </w:t>
-      </w:r>
-      <w:proofErr w:type="spellStart"/>
-      <w:r>
-        <w:rPr>
-          <w:rFonts w:ascii="黑体" w:eastAsia="黑体" w:hAnsi="黑体" w:cs="黑体"/>
-          <w:sz w:val="28"/>
-          <w:szCs w:val="28"/>
-        </w:rPr>
-        <w:t>衍生特征设计</w:t>
-      </w:r>
-      <w:bookmarkEnd w:id="14"/>
-      <w:proofErr w:type="spellEnd"/>
     </w:p>
     <w:tbl>
       <w:tblPr>
@@ -8251,7 +7126,7 @@
         <w:tblLook w:val="04A0" w:firstRow="1" w:lastRow="0" w:firstColumn="1" w:lastColumn="0" w:noHBand="0" w:noVBand="1"/>
       </w:tblPr>
       <w:tblGrid>
-        <w:gridCol w:w="2304"/>
+        <w:gridCol w:w="2810"/>
         <w:gridCol w:w="3168"/>
         <w:gridCol w:w="3311"/>
       </w:tblGrid>
@@ -8262,7 +7137,7 @@
         </w:trPr>
         <w:tc>
           <w:tcPr>
-            <w:tcW w:w="2304" w:type="dxa"/>
+            <w:tcW w:w="2810" w:type="dxa"/>
             <w:shd w:val="clear" w:color="auto" w:fill="E9F1EC"/>
             <w:tcMar>
               <w:top w:w="90" w:type="dxa"/>
@@ -8363,7 +7238,7 @@
         </w:trPr>
         <w:tc>
           <w:tcPr>
-            <w:tcW w:w="2304" w:type="dxa"/>
+            <w:tcW w:w="2810" w:type="dxa"/>
             <w:tcMar>
               <w:top w:w="90" w:type="dxa"/>
               <w:left w:w="120" w:type="dxa"/>
@@ -8435,6 +7310,7 @@
           <w:p>
             <w:pPr>
               <w:spacing w:line="360" w:lineRule="auto"/>
+              <w:ind w:firstLine="0"/>
               <w:rPr>
                 <w:rFonts w:cs="宋体" w:hint="eastAsia"/>
                 <w:sz w:val="24"/>
@@ -8460,7 +7336,7 @@
         </w:trPr>
         <w:tc>
           <w:tcPr>
-            <w:tcW w:w="2304" w:type="dxa"/>
+            <w:tcW w:w="2810" w:type="dxa"/>
             <w:tcMar>
               <w:top w:w="90" w:type="dxa"/>
               <w:left w:w="120" w:type="dxa"/>
@@ -8478,17 +7354,14 @@
                 <w:szCs w:val="24"/>
               </w:rPr>
             </w:pPr>
-            <w:proofErr w:type="spellStart"/>
             <w:r>
               <w:rPr>
                 <w:rFonts w:cs="宋体"/>
                 <w:sz w:val="24"/>
                 <w:szCs w:val="24"/>
               </w:rPr>
-              <w:lastRenderedPageBreak/>
               <w:t>AxisLengthDiff</w:t>
             </w:r>
-            <w:proofErr w:type="spellEnd"/>
           </w:p>
         </w:tc>
         <w:tc>
@@ -8558,7 +7431,7 @@
         </w:trPr>
         <w:tc>
           <w:tcPr>
-            <w:tcW w:w="2304" w:type="dxa"/>
+            <w:tcW w:w="2810" w:type="dxa"/>
             <w:tcMar>
               <w:top w:w="90" w:type="dxa"/>
               <w:left w:w="120" w:type="dxa"/>
@@ -8655,7 +7528,7 @@
         </w:trPr>
         <w:tc>
           <w:tcPr>
-            <w:tcW w:w="2304" w:type="dxa"/>
+            <w:tcW w:w="2810" w:type="dxa"/>
             <w:tcMar>
               <w:top w:w="90" w:type="dxa"/>
               <w:left w:w="120" w:type="dxa"/>
@@ -8673,7 +7546,6 @@
                 <w:szCs w:val="24"/>
               </w:rPr>
             </w:pPr>
-            <w:proofErr w:type="spellStart"/>
             <w:r>
               <w:rPr>
                 <w:rFonts w:cs="宋体"/>
@@ -8682,7 +7554,6 @@
               </w:rPr>
               <w:t>PerimeterDiameterRatio</w:t>
             </w:r>
-            <w:proofErr w:type="spellEnd"/>
           </w:p>
         </w:tc>
         <w:tc>
@@ -8794,25 +7665,12 @@
           <w:szCs w:val="24"/>
           <w:lang w:eastAsia="zh-CN"/>
         </w:rPr>
+        <w:lastRenderedPageBreak/>
         <w:t>部分衍生特征与已有 Solidity、Compactness 等指标相关，因此不能仅凭直觉认定其有效。本文通过原始特征与加入衍生特征两组实验进行消融，以测试集Accuracy 的差值评价实际收益。</w:t>
       </w:r>
     </w:p>
     <w:p>
       <w:pPr>
-        <w:rPr>
-          <w:rFonts w:hint="eastAsia"/>
-          <w:lang w:eastAsia="zh-CN"/>
-        </w:rPr>
-      </w:pPr>
-      <w:r>
-        <w:rPr>
-          <w:lang w:eastAsia="zh-CN"/>
-        </w:rPr>
-        <w:br w:type="page"/>
-      </w:r>
-    </w:p>
-    <w:p>
-      <w:pPr>
         <w:pStyle w:val="1"/>
         <w:spacing w:beforeLines="50" w:before="120" w:afterLines="50" w:after="120" w:line="360" w:lineRule="auto"/>
         <w:rPr>
@@ -8821,14 +7679,13 @@
           <w:lang w:eastAsia="zh-CN"/>
         </w:rPr>
       </w:pPr>
-      <w:bookmarkStart w:id="15" w:name="_Toc233156914"/>
+      <w:bookmarkStart w:id="14" w:name="_Toc233219571"/>
       <w:r>
         <w:rPr>
           <w:rFonts w:ascii="黑体" w:eastAsia="黑体" w:hAnsi="黑体" w:cs="黑体"/>
           <w:szCs w:val="32"/>
           <w:lang w:eastAsia="zh-CN"/>
         </w:rPr>
-        <w:lastRenderedPageBreak/>
         <w:t xml:space="preserve">第4章 </w:t>
       </w:r>
       <w:r>
@@ -8846,11 +7703,90 @@
           <w:lang w:eastAsia="zh-CN"/>
         </w:rPr>
         <w:t>分类算法原理与实现</w:t>
+      </w:r>
+      <w:bookmarkEnd w:id="14"/>
+    </w:p>
+    <w:p>
+      <w:pPr>
+        <w:pStyle w:val="21"/>
+        <w:spacing w:beforeLines="50" w:before="120" w:afterLines="50" w:line="360" w:lineRule="auto"/>
+        <w:rPr>
+          <w:rFonts w:ascii="黑体" w:eastAsia="黑体" w:hAnsi="黑体" w:cs="黑体" w:hint="eastAsia"/>
+          <w:sz w:val="28"/>
+          <w:szCs w:val="28"/>
+          <w:lang w:eastAsia="zh-CN"/>
+        </w:rPr>
+      </w:pPr>
+      <w:bookmarkStart w:id="15" w:name="_Toc233219572"/>
+      <w:r>
+        <w:rPr>
+          <w:rFonts w:ascii="黑体" w:eastAsia="黑体" w:hAnsi="黑体" w:cs="黑体"/>
+          <w:sz w:val="28"/>
+          <w:szCs w:val="28"/>
+          <w:lang w:eastAsia="zh-CN"/>
+        </w:rPr>
+        <w:t>4.1 逻辑回归</w:t>
       </w:r>
       <w:bookmarkEnd w:id="15"/>
     </w:p>
     <w:p>
       <w:pPr>
+        <w:spacing w:line="360" w:lineRule="auto"/>
+        <w:ind w:firstLineChars="200" w:firstLine="480"/>
+        <w:rPr>
+          <w:rFonts w:cs="宋体" w:hint="eastAsia"/>
+          <w:sz w:val="24"/>
+          <w:szCs w:val="24"/>
+          <w:lang w:eastAsia="zh-CN"/>
+        </w:rPr>
+      </w:pPr>
+      <w:r>
+        <w:rPr>
+          <w:rFonts w:cs="宋体"/>
+          <w:sz w:val="24"/>
+          <w:szCs w:val="24"/>
+          <w:lang w:eastAsia="zh-CN"/>
+        </w:rPr>
+        <w:t>多分类逻辑回归通过 Softmax 将各类</w:t>
+      </w:r>
+      <w:r>
+        <w:rPr>
+          <w:rFonts w:cs="宋体"/>
+          <w:sz w:val="24"/>
+          <w:szCs w:val="24"/>
+          <w:lang w:eastAsia="zh-CN"/>
+        </w:rPr>
+        <w:t>别线性得</w:t>
+      </w:r>
+      <w:r>
+        <w:rPr>
+          <w:rFonts w:cs="宋体"/>
+          <w:sz w:val="24"/>
+          <w:szCs w:val="24"/>
+          <w:lang w:eastAsia="zh-CN"/>
+        </w:rPr>
+        <w:t>分转换为概率。对样本 x 和类别 k，概率可写为 p(y=k|x)=exp(w_k^T x+b_k)/</w:t>
+      </w:r>
+      <w:r>
+        <w:rPr>
+          <w:rFonts w:cs="宋体"/>
+          <w:sz w:val="24"/>
+          <w:szCs w:val="24"/>
+        </w:rPr>
+        <w:t>Σ</w:t>
+      </w:r>
+      <w:r>
+        <w:rPr>
+          <w:rFonts w:cs="宋体"/>
+          <w:sz w:val="24"/>
+          <w:szCs w:val="24"/>
+          <w:lang w:eastAsia="zh-CN"/>
+        </w:rPr>
+        <w:t>_j exp(w_j^T x+b_j)。训练目标是最小化多分类交叉熵。本文使用可逐轮 partial_fit 的 SGDClassifier，并记录每轮训练集与验证集 Log Loss，从而满足 Loss 曲线分析要求。</w:t>
+      </w:r>
+    </w:p>
+    <w:p>
+      <w:pPr>
         <w:pStyle w:val="21"/>
         <w:spacing w:beforeLines="50" w:before="120" w:afterLines="50" w:line="360" w:lineRule="auto"/>
         <w:rPr>
@@ -8860,7 +7796,7 @@
           <w:lang w:eastAsia="zh-CN"/>
         </w:rPr>
       </w:pPr>
-      <w:bookmarkStart w:id="16" w:name="_Toc233156915"/>
+      <w:bookmarkStart w:id="16" w:name="_Toc233219573"/>
       <w:r>
         <w:rPr>
           <w:rFonts w:ascii="黑体" w:eastAsia="黑体" w:hAnsi="黑体" w:cs="黑体"/>
@@ -8868,7 +7804,7 @@
           <w:szCs w:val="28"/>
           <w:lang w:eastAsia="zh-CN"/>
         </w:rPr>
-        <w:t>4.1 逻辑回归</w:t>
+        <w:t>4.2 K近邻</w:t>
       </w:r>
       <w:bookmarkEnd w:id="16"/>
     </w:p>
@@ -8890,233 +7826,7 @@
           <w:szCs w:val="24"/>
           <w:lang w:eastAsia="zh-CN"/>
         </w:rPr>
-        <w:t xml:space="preserve">多分类逻辑回归通过 </w:t>
-      </w:r>
-      <w:proofErr w:type="spellStart"/>
-      <w:r>
-        <w:rPr>
-          <w:rFonts w:cs="宋体"/>
-          <w:sz w:val="24"/>
-          <w:szCs w:val="24"/>
-          <w:lang w:eastAsia="zh-CN"/>
-        </w:rPr>
-        <w:t>Softmax</w:t>
-      </w:r>
-      <w:proofErr w:type="spellEnd"/>
-      <w:r>
-        <w:rPr>
-          <w:rFonts w:cs="宋体"/>
-          <w:sz w:val="24"/>
-          <w:szCs w:val="24"/>
-          <w:lang w:eastAsia="zh-CN"/>
-        </w:rPr>
-        <w:t xml:space="preserve"> 将各类</w:t>
-      </w:r>
-      <w:r>
-        <w:rPr>
-          <w:rFonts w:cs="宋体"/>
-          <w:sz w:val="24"/>
-          <w:szCs w:val="24"/>
-          <w:lang w:eastAsia="zh-CN"/>
-        </w:rPr>
-        <w:t>别线性得</w:t>
-      </w:r>
-      <w:r>
-        <w:rPr>
-          <w:rFonts w:cs="宋体"/>
-          <w:sz w:val="24"/>
-          <w:szCs w:val="24"/>
-          <w:lang w:eastAsia="zh-CN"/>
-        </w:rPr>
-        <w:t>分转换为概率。对样本 x 和类别 k，概率可写为 p(y=</w:t>
-      </w:r>
-      <w:proofErr w:type="spellStart"/>
-      <w:r>
-        <w:rPr>
-          <w:rFonts w:cs="宋体"/>
-          <w:sz w:val="24"/>
-          <w:szCs w:val="24"/>
-          <w:lang w:eastAsia="zh-CN"/>
-        </w:rPr>
-        <w:t>k|x</w:t>
-      </w:r>
-      <w:proofErr w:type="spellEnd"/>
-      <w:r>
-        <w:rPr>
-          <w:rFonts w:cs="宋体"/>
-          <w:sz w:val="24"/>
-          <w:szCs w:val="24"/>
-          <w:lang w:eastAsia="zh-CN"/>
-        </w:rPr>
-        <w:t>)=exp(</w:t>
-      </w:r>
-      <w:proofErr w:type="spellStart"/>
-      <w:r>
-        <w:rPr>
-          <w:rFonts w:cs="宋体"/>
-          <w:sz w:val="24"/>
-          <w:szCs w:val="24"/>
-          <w:lang w:eastAsia="zh-CN"/>
-        </w:rPr>
-        <w:t>w_k^T</w:t>
-      </w:r>
-      <w:proofErr w:type="spellEnd"/>
-      <w:r>
-        <w:rPr>
-          <w:rFonts w:cs="宋体"/>
-          <w:sz w:val="24"/>
-          <w:szCs w:val="24"/>
-          <w:lang w:eastAsia="zh-CN"/>
-        </w:rPr>
-        <w:t xml:space="preserve"> </w:t>
-      </w:r>
-      <w:proofErr w:type="spellStart"/>
-      <w:r>
-        <w:rPr>
-          <w:rFonts w:cs="宋体"/>
-          <w:sz w:val="24"/>
-          <w:szCs w:val="24"/>
-          <w:lang w:eastAsia="zh-CN"/>
-        </w:rPr>
-        <w:t>x+b_k</w:t>
-      </w:r>
-      <w:proofErr w:type="spellEnd"/>
-      <w:r>
-        <w:rPr>
-          <w:rFonts w:cs="宋体"/>
-          <w:sz w:val="24"/>
-          <w:szCs w:val="24"/>
-          <w:lang w:eastAsia="zh-CN"/>
-        </w:rPr>
-        <w:t>)/</w:t>
-      </w:r>
-      <w:proofErr w:type="spellStart"/>
-      <w:r>
-        <w:rPr>
-          <w:rFonts w:cs="宋体"/>
-          <w:sz w:val="24"/>
-          <w:szCs w:val="24"/>
-        </w:rPr>
-        <w:t>Σ</w:t>
-      </w:r>
-      <w:r>
-        <w:rPr>
-          <w:rFonts w:cs="宋体"/>
-          <w:sz w:val="24"/>
-          <w:szCs w:val="24"/>
-          <w:lang w:eastAsia="zh-CN"/>
-        </w:rPr>
-        <w:t>_j</w:t>
-      </w:r>
-      <w:proofErr w:type="spellEnd"/>
-      <w:r>
-        <w:rPr>
-          <w:rFonts w:cs="宋体"/>
-          <w:sz w:val="24"/>
-          <w:szCs w:val="24"/>
-          <w:lang w:eastAsia="zh-CN"/>
-        </w:rPr>
-        <w:t xml:space="preserve"> exp(</w:t>
-      </w:r>
-      <w:proofErr w:type="spellStart"/>
-      <w:r>
-        <w:rPr>
-          <w:rFonts w:cs="宋体"/>
-          <w:sz w:val="24"/>
-          <w:szCs w:val="24"/>
-          <w:lang w:eastAsia="zh-CN"/>
-        </w:rPr>
-        <w:t>w_j^T</w:t>
-      </w:r>
-      <w:proofErr w:type="spellEnd"/>
-      <w:r>
-        <w:rPr>
-          <w:rFonts w:cs="宋体"/>
-          <w:sz w:val="24"/>
-          <w:szCs w:val="24"/>
-          <w:lang w:eastAsia="zh-CN"/>
-        </w:rPr>
-        <w:t xml:space="preserve"> </w:t>
-      </w:r>
-      <w:proofErr w:type="spellStart"/>
-      <w:r>
-        <w:rPr>
-          <w:rFonts w:cs="宋体"/>
-          <w:sz w:val="24"/>
-          <w:szCs w:val="24"/>
-          <w:lang w:eastAsia="zh-CN"/>
-        </w:rPr>
-        <w:t>x+b_j</w:t>
-      </w:r>
-      <w:proofErr w:type="spellEnd"/>
-      <w:r>
-        <w:rPr>
-          <w:rFonts w:cs="宋体"/>
-          <w:sz w:val="24"/>
-          <w:szCs w:val="24"/>
-          <w:lang w:eastAsia="zh-CN"/>
-        </w:rPr>
-        <w:t>)。训练目标是</w:t>
-      </w:r>
-      <w:proofErr w:type="gramStart"/>
-      <w:r>
-        <w:rPr>
-          <w:rFonts w:cs="宋体"/>
-          <w:sz w:val="24"/>
-          <w:szCs w:val="24"/>
-          <w:lang w:eastAsia="zh-CN"/>
-        </w:rPr>
-        <w:t>最小化多分类</w:t>
-      </w:r>
-      <w:proofErr w:type="gramEnd"/>
-      <w:r>
-        <w:rPr>
-          <w:rFonts w:cs="宋体"/>
-          <w:sz w:val="24"/>
-          <w:szCs w:val="24"/>
-          <w:lang w:eastAsia="zh-CN"/>
-        </w:rPr>
-        <w:t xml:space="preserve">交叉熵。本文使用可逐轮 </w:t>
-      </w:r>
-      <w:proofErr w:type="spellStart"/>
-      <w:r>
-        <w:rPr>
-          <w:rFonts w:cs="宋体"/>
-          <w:sz w:val="24"/>
-          <w:szCs w:val="24"/>
-          <w:lang w:eastAsia="zh-CN"/>
-        </w:rPr>
-        <w:t>partial_fit</w:t>
-      </w:r>
-      <w:proofErr w:type="spellEnd"/>
-      <w:r>
-        <w:rPr>
-          <w:rFonts w:cs="宋体"/>
-          <w:sz w:val="24"/>
-          <w:szCs w:val="24"/>
-          <w:lang w:eastAsia="zh-CN"/>
-        </w:rPr>
-        <w:t xml:space="preserve"> 的 </w:t>
-      </w:r>
-      <w:proofErr w:type="spellStart"/>
-      <w:r>
-        <w:rPr>
-          <w:rFonts w:cs="宋体"/>
-          <w:sz w:val="24"/>
-          <w:szCs w:val="24"/>
-          <w:lang w:eastAsia="zh-CN"/>
-        </w:rPr>
-        <w:t>SGDClassifier</w:t>
-      </w:r>
-      <w:proofErr w:type="spellEnd"/>
-      <w:r>
-        <w:rPr>
-          <w:rFonts w:cs="宋体"/>
-          <w:sz w:val="24"/>
-          <w:szCs w:val="24"/>
-          <w:lang w:eastAsia="zh-CN"/>
-        </w:rPr>
-        <w:t>，并记录每轮训练集与验证集 Log Loss，从而满足 Loss 曲线分析要求。</w:t>
+        <w:t>KNN 不显式学习参数，而是在预测时计算待分类样本与训练样本的距离，并由最近邻居投票。本文取 K=7 并使用距离加权。它几乎没有训练成本，但预测需要搜索训练样本，因此推理速度和模型文件大小是重要观察指标。</w:t>
       </w:r>
     </w:p>
     <w:p>
@@ -9130,7 +7840,7 @@
           <w:lang w:eastAsia="zh-CN"/>
         </w:rPr>
       </w:pPr>
-      <w:bookmarkStart w:id="17" w:name="_Toc233156916"/>
+      <w:bookmarkStart w:id="17" w:name="_Toc233219574"/>
       <w:r>
         <w:rPr>
           <w:rFonts w:ascii="黑体" w:eastAsia="黑体" w:hAnsi="黑体" w:cs="黑体"/>
@@ -9138,7 +7848,7 @@
           <w:szCs w:val="28"/>
           <w:lang w:eastAsia="zh-CN"/>
         </w:rPr>
-        <w:t>4.2 K近邻</w:t>
+        <w:t>4.3 随机森林</w:t>
       </w:r>
       <w:bookmarkEnd w:id="17"/>
     </w:p>
@@ -9160,7 +7870,7 @@
           <w:szCs w:val="24"/>
           <w:lang w:eastAsia="zh-CN"/>
         </w:rPr>
-        <w:t>KNN 不显式学习参数，而是在预测时计算待分类样本与训练样本的距离，并由最近邻居投票。本文取 K=7 并使用距离加权。它几乎没有训练成本，但预测需要搜索训练样本，因此推理速度和模型文件大小是重要观察指标。</w:t>
+        <w:t>随机森林通过 Bootstrap 抽样训练多棵决策树，并在节点分裂时随机选择部分特征。Bagging 能降低单棵树的方差，对非线性关系和特征尺度不敏感。本文使用 250 棵树，并输出基于不纯度下降的特征重要性。</w:t>
       </w:r>
     </w:p>
     <w:p>
@@ -9174,7 +7884,7 @@
           <w:lang w:eastAsia="zh-CN"/>
         </w:rPr>
       </w:pPr>
-      <w:bookmarkStart w:id="18" w:name="_Toc233156917"/>
+      <w:bookmarkStart w:id="18" w:name="_Toc233219575"/>
       <w:r>
         <w:rPr>
           <w:rFonts w:ascii="黑体" w:eastAsia="黑体" w:hAnsi="黑体" w:cs="黑体"/>
@@ -9182,7 +7892,7 @@
           <w:szCs w:val="28"/>
           <w:lang w:eastAsia="zh-CN"/>
         </w:rPr>
-        <w:t>4.3 随机森林</w:t>
+        <w:t>4.4 XGBoost</w:t>
       </w:r>
       <w:bookmarkEnd w:id="18"/>
     </w:p>
@@ -9204,9 +7914,43 @@
           <w:szCs w:val="24"/>
           <w:lang w:eastAsia="zh-CN"/>
         </w:rPr>
-        <w:t>随机森林通过 Bootstrap 抽样训练多棵决策树，并在节点分裂时随机选择部分特征。Bagging 能降低单棵树的方差，对非线性关系和特征尺度不敏感。本文使用 250 棵树，并输出基于</w:t>
+        <w:t>XGBoost 以加法方式逐轮构建弱树，每一轮拟合当前损失函数的一阶与二阶梯度，同时通过学习率、行采样、列采样和树复杂度正则化控制过拟合。本文将 XGBoost作为课堂外算法，记录训练集和验证集多分类对数损失。</w:t>
       </w:r>
-      <w:proofErr w:type="gramStart"/>
+    </w:p>
+    <w:p>
+      <w:pPr>
+        <w:pStyle w:val="21"/>
+        <w:spacing w:beforeLines="50" w:before="120" w:afterLines="50" w:line="360" w:lineRule="auto"/>
+        <w:rPr>
+          <w:rFonts w:ascii="黑体" w:eastAsia="黑体" w:hAnsi="黑体" w:cs="黑体" w:hint="eastAsia"/>
+          <w:sz w:val="28"/>
+          <w:szCs w:val="28"/>
+          <w:lang w:eastAsia="zh-CN"/>
+        </w:rPr>
+      </w:pPr>
+      <w:bookmarkStart w:id="19" w:name="_Toc233219576"/>
+      <w:r>
+        <w:rPr>
+          <w:rFonts w:ascii="黑体" w:eastAsia="黑体" w:hAnsi="黑体" w:cs="黑体"/>
+          <w:sz w:val="28"/>
+          <w:szCs w:val="28"/>
+          <w:lang w:eastAsia="zh-CN"/>
+        </w:rPr>
+        <w:t>4.5 高斯朴素贝叶斯</w:t>
+      </w:r>
+      <w:bookmarkEnd w:id="19"/>
+    </w:p>
+    <w:p>
+      <w:pPr>
+        <w:spacing w:line="360" w:lineRule="auto"/>
+        <w:ind w:firstLineChars="200" w:firstLine="480"/>
+        <w:rPr>
+          <w:rFonts w:cs="宋体" w:hint="eastAsia"/>
+          <w:sz w:val="24"/>
+          <w:szCs w:val="24"/>
+          <w:lang w:eastAsia="zh-CN"/>
+        </w:rPr>
+      </w:pPr>
       <w:r>
         <w:rPr>
           <w:rFonts w:cs="宋体"/>
@@ -9214,377 +7958,131 @@
           <w:szCs w:val="24"/>
           <w:lang w:eastAsia="zh-CN"/>
         </w:rPr>
-        <w:t>不</w:t>
+        <w:t xml:space="preserve">高斯朴素贝叶斯假设在给定类别后，各特征条件独立且服从高斯分布。本文没有调用sklearn 的 GaussianNB，而是自行计算类别先验 </w:t>
       </w:r>
-      <w:proofErr w:type="gramEnd"/>
       <w:r>
         <w:rPr>
           <w:rFonts w:cs="宋体"/>
           <w:sz w:val="24"/>
           <w:szCs w:val="24"/>
-          <w:lang w:eastAsia="zh-CN"/>
-        </w:rPr>
-        <w:t>纯度下降的特征重要性。</w:t>
+        </w:rPr>
+        <w:t>π</w:t>
+      </w:r>
+      <w:r>
+        <w:rPr>
+          <w:rFonts w:cs="宋体"/>
+          <w:sz w:val="24"/>
+          <w:szCs w:val="24"/>
+          <w:lang w:eastAsia="zh-CN"/>
+        </w:rPr>
+        <w:t xml:space="preserve">_k、各类别每个特征的均值 </w:t>
+      </w:r>
+      <w:r>
+        <w:rPr>
+          <w:rFonts w:cs="宋体"/>
+          <w:sz w:val="24"/>
+          <w:szCs w:val="24"/>
+        </w:rPr>
+        <w:t>μ</w:t>
+      </w:r>
+      <w:r>
+        <w:rPr>
+          <w:rFonts w:cs="宋体"/>
+          <w:sz w:val="24"/>
+          <w:szCs w:val="24"/>
+          <w:lang w:eastAsia="zh-CN"/>
+        </w:rPr>
+        <w:t>_kj和</w:t>
+      </w:r>
+      <w:r>
+        <w:rPr>
+          <w:rFonts w:cs="宋体"/>
+          <w:sz w:val="24"/>
+          <w:szCs w:val="24"/>
+          <w:lang w:eastAsia="zh-CN"/>
+        </w:rPr>
+        <w:lastRenderedPageBreak/>
+        <w:t xml:space="preserve">方差 </w:t>
+      </w:r>
+      <w:r>
+        <w:rPr>
+          <w:rFonts w:cs="宋体"/>
+          <w:sz w:val="24"/>
+          <w:szCs w:val="24"/>
+        </w:rPr>
+        <w:t>σ</w:t>
+      </w:r>
+      <w:r>
+        <w:rPr>
+          <w:rFonts w:cs="宋体"/>
+          <w:sz w:val="24"/>
+          <w:szCs w:val="24"/>
+          <w:lang w:eastAsia="zh-CN"/>
+        </w:rPr>
+        <w:t xml:space="preserve">²_kj，并在对数域中累加 log </w:t>
+      </w:r>
+      <w:r>
+        <w:rPr>
+          <w:rFonts w:cs="宋体"/>
+          <w:sz w:val="24"/>
+          <w:szCs w:val="24"/>
+        </w:rPr>
+        <w:t>π</w:t>
+      </w:r>
+      <w:r>
+        <w:rPr>
+          <w:rFonts w:cs="宋体"/>
+          <w:sz w:val="24"/>
+          <w:szCs w:val="24"/>
+          <w:lang w:eastAsia="zh-CN"/>
+        </w:rPr>
+        <w:t>_k 与各特征的高斯对数似然。对数计算避免了多个小概率相乘导致的下溢。预测概率则通过减去最大对数后验后指数归一化。</w:t>
       </w:r>
     </w:p>
     <w:p>
       <w:pPr>
-        <w:pStyle w:val="21"/>
-        <w:spacing w:beforeLines="50" w:before="120" w:afterLines="50" w:line="360" w:lineRule="auto"/>
+        <w:pStyle w:val="1"/>
+        <w:spacing w:beforeLines="50" w:before="120" w:afterLines="50" w:after="120" w:line="360" w:lineRule="auto"/>
         <w:rPr>
           <w:rFonts w:ascii="黑体" w:eastAsia="黑体" w:hAnsi="黑体" w:cs="黑体" w:hint="eastAsia"/>
-          <w:sz w:val="28"/>
-          <w:szCs w:val="28"/>
-          <w:lang w:eastAsia="zh-CN"/>
-        </w:rPr>
-      </w:pPr>
-      <w:bookmarkStart w:id="19" w:name="_Toc233156918"/>
+          <w:szCs w:val="32"/>
+          <w:lang w:eastAsia="zh-CN"/>
+        </w:rPr>
+      </w:pPr>
+      <w:bookmarkStart w:id="20" w:name="_Toc233219577"/>
       <w:r>
         <w:rPr>
           <w:rFonts w:ascii="黑体" w:eastAsia="黑体" w:hAnsi="黑体" w:cs="黑体"/>
-          <w:sz w:val="28"/>
-          <w:szCs w:val="28"/>
-          <w:lang w:eastAsia="zh-CN"/>
-        </w:rPr>
-        <w:t xml:space="preserve">4.4 </w:t>
-      </w:r>
-      <w:proofErr w:type="spellStart"/>
-      <w:r>
-        <w:rPr>
-          <w:rFonts w:ascii="黑体" w:eastAsia="黑体" w:hAnsi="黑体" w:cs="黑体"/>
-          <w:sz w:val="28"/>
-          <w:szCs w:val="28"/>
-          <w:lang w:eastAsia="zh-CN"/>
-        </w:rPr>
-        <w:t>XGBoost</w:t>
-      </w:r>
-      <w:bookmarkEnd w:id="19"/>
-      <w:proofErr w:type="spellEnd"/>
-    </w:p>
-    <w:p>
-      <w:pPr>
-        <w:spacing w:line="360" w:lineRule="auto"/>
-        <w:ind w:firstLineChars="200" w:firstLine="480"/>
-        <w:rPr>
-          <w:rFonts w:cs="宋体" w:hint="eastAsia"/>
-          <w:sz w:val="24"/>
-          <w:szCs w:val="24"/>
-          <w:lang w:eastAsia="zh-CN"/>
-        </w:rPr>
-      </w:pPr>
-      <w:proofErr w:type="spellStart"/>
-      <w:r>
-        <w:rPr>
-          <w:rFonts w:cs="宋体"/>
-          <w:sz w:val="24"/>
-          <w:szCs w:val="24"/>
-          <w:lang w:eastAsia="zh-CN"/>
-        </w:rPr>
-        <w:t>XGBoost</w:t>
-      </w:r>
-      <w:proofErr w:type="spellEnd"/>
-      <w:r>
-        <w:rPr>
-          <w:rFonts w:cs="宋体"/>
-          <w:sz w:val="24"/>
-          <w:szCs w:val="24"/>
-          <w:lang w:eastAsia="zh-CN"/>
-        </w:rPr>
-        <w:t xml:space="preserve"> 以加法方式逐轮构建弱树，每一轮拟合当前损失函数的一阶与二阶梯度，同时通过学习率、行采样、列采样和</w:t>
-      </w:r>
-      <w:proofErr w:type="gramStart"/>
-      <w:r>
-        <w:rPr>
-          <w:rFonts w:cs="宋体"/>
-          <w:sz w:val="24"/>
-          <w:szCs w:val="24"/>
-          <w:lang w:eastAsia="zh-CN"/>
-        </w:rPr>
-        <w:t>树复杂</w:t>
-      </w:r>
-      <w:proofErr w:type="gramEnd"/>
-      <w:r>
-        <w:rPr>
-          <w:rFonts w:cs="宋体"/>
-          <w:sz w:val="24"/>
-          <w:szCs w:val="24"/>
-          <w:lang w:eastAsia="zh-CN"/>
-        </w:rPr>
-        <w:t xml:space="preserve">度正则化控制过拟合。本文将 </w:t>
-      </w:r>
-      <w:proofErr w:type="spellStart"/>
-      <w:r>
-        <w:rPr>
-          <w:rFonts w:cs="宋体"/>
-          <w:sz w:val="24"/>
-          <w:szCs w:val="24"/>
-          <w:lang w:eastAsia="zh-CN"/>
-        </w:rPr>
-        <w:t>XGBoost</w:t>
-      </w:r>
-      <w:proofErr w:type="spellEnd"/>
-      <w:r>
-        <w:rPr>
-          <w:rFonts w:cs="宋体"/>
-          <w:sz w:val="24"/>
-          <w:szCs w:val="24"/>
-          <w:lang w:eastAsia="zh-CN"/>
-        </w:rPr>
-        <w:t>作为课堂外算法，记录训练集和验证集多分类对数损失。</w:t>
-      </w:r>
-    </w:p>
-    <w:p>
-      <w:pPr>
-        <w:pStyle w:val="21"/>
-        <w:spacing w:beforeLines="50" w:before="120" w:afterLines="50" w:line="360" w:lineRule="auto"/>
-        <w:rPr>
-          <w:rFonts w:ascii="黑体" w:eastAsia="黑体" w:hAnsi="黑体" w:cs="黑体" w:hint="eastAsia"/>
-          <w:sz w:val="28"/>
-          <w:szCs w:val="28"/>
-          <w:lang w:eastAsia="zh-CN"/>
-        </w:rPr>
-      </w:pPr>
-      <w:bookmarkStart w:id="20" w:name="_Toc233156919"/>
-      <w:r>
-        <w:rPr>
-          <w:rFonts w:ascii="黑体" w:eastAsia="黑体" w:hAnsi="黑体" w:cs="黑体"/>
-          <w:sz w:val="28"/>
-          <w:szCs w:val="28"/>
-          <w:lang w:eastAsia="zh-CN"/>
-        </w:rPr>
-        <w:t>4.5 手写高斯朴素贝叶斯</w:t>
+          <w:szCs w:val="32"/>
+          <w:lang w:eastAsia="zh-CN"/>
+        </w:rPr>
+        <w:t>第5章 实验设计与评价指标</w:t>
       </w:r>
       <w:bookmarkEnd w:id="20"/>
     </w:p>
     <w:p>
       <w:pPr>
-        <w:spacing w:line="360" w:lineRule="auto"/>
-        <w:ind w:firstLineChars="200" w:firstLine="480"/>
-        <w:rPr>
-          <w:rFonts w:cs="宋体" w:hint="eastAsia"/>
-          <w:sz w:val="24"/>
-          <w:szCs w:val="24"/>
-          <w:lang w:eastAsia="zh-CN"/>
-        </w:rPr>
-      </w:pPr>
+        <w:pStyle w:val="21"/>
+        <w:spacing w:beforeLines="50" w:before="120" w:afterLines="50" w:line="360" w:lineRule="auto"/>
+        <w:rPr>
+          <w:rFonts w:ascii="黑体" w:eastAsia="黑体" w:hAnsi="黑体" w:cs="黑体" w:hint="eastAsia"/>
+          <w:sz w:val="28"/>
+          <w:szCs w:val="28"/>
+        </w:rPr>
+      </w:pPr>
+      <w:bookmarkStart w:id="21" w:name="_Toc233219578"/>
       <w:r>
         <w:rPr>
-          <w:rFonts w:cs="宋体"/>
-          <w:sz w:val="24"/>
-          <w:szCs w:val="24"/>
-          <w:lang w:eastAsia="zh-CN"/>
-        </w:rPr>
-        <w:t>高斯朴素贝叶斯假设在给定类别后，各特征条件独立且服从高斯分布。本文没有调用</w:t>
-      </w:r>
-      <w:proofErr w:type="spellStart"/>
-      <w:r>
-        <w:rPr>
-          <w:rFonts w:cs="宋体"/>
-          <w:sz w:val="24"/>
-          <w:szCs w:val="24"/>
-          <w:lang w:eastAsia="zh-CN"/>
-        </w:rPr>
-        <w:t>sklearn</w:t>
-      </w:r>
-      <w:proofErr w:type="spellEnd"/>
-      <w:r>
-        <w:rPr>
-          <w:rFonts w:cs="宋体"/>
-          <w:sz w:val="24"/>
-          <w:szCs w:val="24"/>
-          <w:lang w:eastAsia="zh-CN"/>
-        </w:rPr>
-        <w:t xml:space="preserve"> 的 </w:t>
-      </w:r>
-      <w:proofErr w:type="spellStart"/>
-      <w:r>
-        <w:rPr>
-          <w:rFonts w:cs="宋体"/>
-          <w:sz w:val="24"/>
-          <w:szCs w:val="24"/>
-          <w:lang w:eastAsia="zh-CN"/>
-        </w:rPr>
-        <w:t>GaussianNB</w:t>
-      </w:r>
-      <w:proofErr w:type="spellEnd"/>
-      <w:r>
-        <w:rPr>
-          <w:rFonts w:cs="宋体"/>
-          <w:sz w:val="24"/>
-          <w:szCs w:val="24"/>
-          <w:lang w:eastAsia="zh-CN"/>
-        </w:rPr>
-        <w:t xml:space="preserve">，而是自行计算类别先验 </w:t>
-      </w:r>
-      <w:r>
-        <w:rPr>
-          <w:rFonts w:cs="宋体"/>
-          <w:sz w:val="24"/>
-          <w:szCs w:val="24"/>
-        </w:rPr>
-        <w:t>π</w:t>
-      </w:r>
-      <w:r>
-        <w:rPr>
-          <w:rFonts w:cs="宋体"/>
-          <w:sz w:val="24"/>
-          <w:szCs w:val="24"/>
-          <w:lang w:eastAsia="zh-CN"/>
-        </w:rPr>
-        <w:t xml:space="preserve">_k、各类别每个特征的均值 </w:t>
-      </w:r>
-      <w:proofErr w:type="spellStart"/>
-      <w:r>
-        <w:rPr>
-          <w:rFonts w:cs="宋体"/>
-          <w:sz w:val="24"/>
-          <w:szCs w:val="24"/>
-        </w:rPr>
-        <w:t>μ</w:t>
-      </w:r>
-      <w:r>
-        <w:rPr>
-          <w:rFonts w:cs="宋体"/>
-          <w:sz w:val="24"/>
-          <w:szCs w:val="24"/>
-          <w:lang w:eastAsia="zh-CN"/>
-        </w:rPr>
-        <w:t>_kj</w:t>
-      </w:r>
-      <w:proofErr w:type="spellEnd"/>
-      <w:r>
-        <w:rPr>
-          <w:rFonts w:cs="宋体"/>
-          <w:sz w:val="24"/>
-          <w:szCs w:val="24"/>
-          <w:lang w:eastAsia="zh-CN"/>
-        </w:rPr>
-        <w:t xml:space="preserve">和方差 </w:t>
-      </w:r>
-      <w:r>
-        <w:rPr>
-          <w:rFonts w:cs="宋体"/>
-          <w:sz w:val="24"/>
-          <w:szCs w:val="24"/>
-        </w:rPr>
-        <w:t>σ</w:t>
-      </w:r>
-      <w:r>
-        <w:rPr>
-          <w:rFonts w:cs="宋体"/>
-          <w:sz w:val="24"/>
-          <w:szCs w:val="24"/>
-          <w:lang w:eastAsia="zh-CN"/>
-        </w:rPr>
-        <w:t xml:space="preserve">²_kj，并在对数域中累加 log </w:t>
-      </w:r>
-      <w:r>
-        <w:rPr>
-          <w:rFonts w:cs="宋体"/>
-          <w:sz w:val="24"/>
-          <w:szCs w:val="24"/>
-        </w:rPr>
-        <w:t>π</w:t>
-      </w:r>
-      <w:r>
-        <w:rPr>
-          <w:rFonts w:cs="宋体"/>
-          <w:sz w:val="24"/>
-          <w:szCs w:val="24"/>
-          <w:lang w:eastAsia="zh-CN"/>
-        </w:rPr>
-        <w:t>_k 与</w:t>
-      </w:r>
-      <w:proofErr w:type="gramStart"/>
-      <w:r>
-        <w:rPr>
-          <w:rFonts w:cs="宋体"/>
-          <w:sz w:val="24"/>
-          <w:szCs w:val="24"/>
-          <w:lang w:eastAsia="zh-CN"/>
-        </w:rPr>
-        <w:t>各特征</w:t>
-      </w:r>
-      <w:proofErr w:type="gramEnd"/>
-      <w:r>
-        <w:rPr>
-          <w:rFonts w:cs="宋体"/>
-          <w:sz w:val="24"/>
-          <w:szCs w:val="24"/>
-          <w:lang w:eastAsia="zh-CN"/>
-        </w:rPr>
-        <w:t>的高斯对数似然。对数计算避免了多个小概率相乘导致的下溢。预测概率则通过减去最大对数后验后指数归一化。</w:t>
-      </w:r>
-    </w:p>
-    <w:p>
-      <w:pPr>
-        <w:rPr>
-          <w:rFonts w:hint="eastAsia"/>
-          <w:lang w:eastAsia="zh-CN"/>
-        </w:rPr>
-      </w:pPr>
-      <w:r>
-        <w:rPr>
-          <w:lang w:eastAsia="zh-CN"/>
-        </w:rPr>
-        <w:br w:type="page"/>
-      </w:r>
-    </w:p>
-    <w:p>
-      <w:pPr>
-        <w:pStyle w:val="1"/>
-        <w:spacing w:beforeLines="50" w:before="120" w:afterLines="50" w:after="120" w:line="360" w:lineRule="auto"/>
-        <w:rPr>
-          <w:rFonts w:ascii="黑体" w:eastAsia="黑体" w:hAnsi="黑体" w:cs="黑体" w:hint="eastAsia"/>
-          <w:szCs w:val="32"/>
-          <w:lang w:eastAsia="zh-CN"/>
-        </w:rPr>
-      </w:pPr>
-      <w:bookmarkStart w:id="21" w:name="_Toc233156920"/>
-      <w:r>
-        <w:rPr>
           <w:rFonts w:ascii="黑体" w:eastAsia="黑体" w:hAnsi="黑体" w:cs="黑体"/>
-          <w:szCs w:val="32"/>
-          <w:lang w:eastAsia="zh-CN"/>
-        </w:rPr>
-        <w:lastRenderedPageBreak/>
-        <w:t>第5章 实验设计与评价指标</w:t>
+          <w:sz w:val="28"/>
+          <w:szCs w:val="28"/>
+        </w:rPr>
+        <w:t>5.1 实验环境与统一口径</w:t>
       </w:r>
       <w:bookmarkEnd w:id="21"/>
     </w:p>
     <w:p>
       <w:pPr>
-        <w:pStyle w:val="21"/>
-        <w:spacing w:beforeLines="50" w:before="120" w:afterLines="50" w:line="360" w:lineRule="auto"/>
-        <w:rPr>
-          <w:rFonts w:ascii="黑体" w:eastAsia="黑体" w:hAnsi="黑体" w:cs="黑体" w:hint="eastAsia"/>
-          <w:sz w:val="28"/>
-          <w:szCs w:val="28"/>
-        </w:rPr>
-      </w:pPr>
-      <w:bookmarkStart w:id="22" w:name="_Toc233156921"/>
-      <w:r>
-        <w:rPr>
-          <w:rFonts w:ascii="黑体" w:eastAsia="黑体" w:hAnsi="黑体" w:cs="黑体"/>
-          <w:sz w:val="28"/>
-          <w:szCs w:val="28"/>
-        </w:rPr>
-        <w:t xml:space="preserve">5.1 </w:t>
-      </w:r>
-      <w:proofErr w:type="spellStart"/>
-      <w:r>
-        <w:rPr>
-          <w:rFonts w:ascii="黑体" w:eastAsia="黑体" w:hAnsi="黑体" w:cs="黑体"/>
-          <w:sz w:val="28"/>
-          <w:szCs w:val="28"/>
-        </w:rPr>
-        <w:t>实验环境与统一口径</w:t>
-      </w:r>
-      <w:bookmarkEnd w:id="22"/>
-      <w:proofErr w:type="spellEnd"/>
-    </w:p>
-    <w:p>
-      <w:pPr>
         <w:spacing w:line="360" w:lineRule="auto"/>
         <w:ind w:firstLineChars="200" w:firstLine="480"/>
         <w:rPr>
@@ -9613,26 +8111,16 @@
           <w:szCs w:val="28"/>
         </w:rPr>
       </w:pPr>
-      <w:bookmarkStart w:id="23" w:name="_Toc233156922"/>
+      <w:bookmarkStart w:id="22" w:name="_Toc233219579"/>
       <w:r>
         <w:rPr>
           <w:rFonts w:ascii="黑体" w:eastAsia="黑体" w:hAnsi="黑体" w:cs="黑体"/>
           <w:sz w:val="28"/>
           <w:szCs w:val="28"/>
         </w:rPr>
-        <w:t xml:space="preserve">5.2 </w:t>
+        <w:t>5.2 基础评价指标</w:t>
       </w:r>
-      <w:proofErr w:type="spellStart"/>
-      <w:r>
-        <w:rPr>
-          <w:rFonts w:ascii="黑体" w:eastAsia="黑体" w:hAnsi="黑体" w:cs="黑体"/>
-          <w:sz w:val="28"/>
-          <w:szCs w:val="28"/>
-        </w:rPr>
-        <w:t>基础评价指标</w:t>
-      </w:r>
-      <w:bookmarkEnd w:id="23"/>
-      <w:proofErr w:type="spellEnd"/>
+      <w:bookmarkEnd w:id="22"/>
     </w:p>
     <w:tbl>
       <w:tblPr>
@@ -9673,7 +8161,6 @@
                 <w:szCs w:val="24"/>
               </w:rPr>
             </w:pPr>
-            <w:proofErr w:type="spellStart"/>
             <w:r>
               <w:rPr>
                 <w:rFonts w:cs="宋体"/>
@@ -9683,7 +8170,6 @@
               </w:rPr>
               <w:t>指标</w:t>
             </w:r>
-            <w:proofErr w:type="spellEnd"/>
           </w:p>
         </w:tc>
         <w:tc>
@@ -9837,7 +8323,6 @@
                 <w:szCs w:val="24"/>
               </w:rPr>
             </w:pPr>
-            <w:proofErr w:type="spellStart"/>
             <w:r>
               <w:rPr>
                 <w:rFonts w:cs="宋体"/>
@@ -9846,7 +8331,6 @@
               </w:rPr>
               <w:t>总体正确率</w:t>
             </w:r>
-            <w:proofErr w:type="spellEnd"/>
           </w:p>
         </w:tc>
       </w:tr>
@@ -10023,6 +8507,7 @@
           <w:p>
             <w:pPr>
               <w:spacing w:line="360" w:lineRule="auto"/>
+              <w:ind w:firstLine="0"/>
               <w:rPr>
                 <w:rFonts w:cs="宋体" w:hint="eastAsia"/>
                 <w:sz w:val="24"/>
@@ -10066,7 +8551,6 @@
                 <w:szCs w:val="24"/>
               </w:rPr>
             </w:pPr>
-            <w:proofErr w:type="spellStart"/>
             <w:r>
               <w:rPr>
                 <w:rFonts w:cs="宋体"/>
@@ -10075,7 +8559,6 @@
               </w:rPr>
               <w:t>推理时间</w:t>
             </w:r>
-            <w:proofErr w:type="spellEnd"/>
           </w:p>
         </w:tc>
         <w:tc>
@@ -10130,7 +8613,6 @@
                 <w:szCs w:val="24"/>
               </w:rPr>
             </w:pPr>
-            <w:proofErr w:type="spellStart"/>
             <w:r>
               <w:rPr>
                 <w:rFonts w:cs="宋体"/>
@@ -10139,7 +8621,6 @@
               </w:rPr>
               <w:t>评价在线预测成本</w:t>
             </w:r>
-            <w:proofErr w:type="spellEnd"/>
           </w:p>
         </w:tc>
       </w:tr>
@@ -10279,7 +8760,7 @@
           <w:lang w:eastAsia="zh-CN"/>
         </w:rPr>
       </w:pPr>
-      <w:bookmarkStart w:id="24" w:name="_Toc233156923"/>
+      <w:bookmarkStart w:id="23" w:name="_Toc233219580"/>
       <w:r>
         <w:rPr>
           <w:rFonts w:ascii="黑体" w:eastAsia="黑体" w:hAnsi="黑体" w:cs="黑体"/>
@@ -10289,7 +8770,7 @@
         </w:rPr>
         <w:t>5.3 额外对比维度</w:t>
       </w:r>
-      <w:bookmarkEnd w:id="24"/>
+      <w:bookmarkEnd w:id="23"/>
     </w:p>
     <w:p>
       <w:pPr>
@@ -10309,7 +8790,25 @@
           <w:szCs w:val="24"/>
           <w:lang w:eastAsia="zh-CN"/>
         </w:rPr>
-        <w:t>在要求之外，本文只保留四项信息增益较高的维度：Macro-F1、训练时间、模型文件大小和特征工程消融。训练时间与推理时间共同反映计算成本；模型大小反映存储成本；消融实验直接证明数据处理是否带来收益。</w:t>
+        <w:t>在要求之外，本文</w:t>
+      </w:r>
+      <w:r>
+        <w:rPr>
+          <w:rFonts w:cs="宋体" w:hint="eastAsia"/>
+          <w:sz w:val="24"/>
+          <w:szCs w:val="24"/>
+          <w:lang w:eastAsia="zh-CN"/>
+        </w:rPr>
+        <w:t>增加四项对比维度</w:t>
+      </w:r>
+      <w:r>
+        <w:rPr>
+          <w:rFonts w:cs="宋体"/>
+          <w:sz w:val="24"/>
+          <w:szCs w:val="24"/>
+          <w:lang w:eastAsia="zh-CN"/>
+        </w:rPr>
+        <w:t>：Macro-F1、训练时间、模型文件大小和特征工程消融。训练时间与推理时间共同反映计算成本；模型大小反映存储成本；消融实验直接证明数据处理是否带来收益。</w:t>
       </w:r>
     </w:p>
     <w:p>
@@ -10322,7 +8821,7 @@
           <w:szCs w:val="28"/>
         </w:rPr>
       </w:pPr>
-      <w:bookmarkStart w:id="25" w:name="_Toc233156924"/>
+      <w:bookmarkStart w:id="24" w:name="_Toc233219581"/>
       <w:r>
         <w:rPr>
           <w:rFonts w:ascii="黑体" w:eastAsia="黑体" w:hAnsi="黑体" w:cs="黑体"/>
@@ -10330,19 +8829,9 @@
           <w:szCs w:val="28"/>
         </w:rPr>
         <w:lastRenderedPageBreak/>
-        <w:t xml:space="preserve">5.4 </w:t>
+        <w:t>5.4 鲁棒性实验</w:t>
       </w:r>
-      <w:proofErr w:type="spellStart"/>
-      <w:r>
-        <w:rPr>
-          <w:rFonts w:ascii="黑体" w:eastAsia="黑体" w:hAnsi="黑体" w:cs="黑体"/>
-          <w:sz w:val="28"/>
-          <w:szCs w:val="28"/>
-        </w:rPr>
-        <w:t>鲁棒性实验</w:t>
-      </w:r>
-      <w:bookmarkEnd w:id="25"/>
-      <w:proofErr w:type="spellEnd"/>
+      <w:bookmarkEnd w:id="24"/>
     </w:p>
     <w:tbl>
       <w:tblPr>
@@ -10383,7 +8872,6 @@
                 <w:szCs w:val="24"/>
               </w:rPr>
             </w:pPr>
-            <w:proofErr w:type="spellStart"/>
             <w:r>
               <w:rPr>
                 <w:rFonts w:cs="宋体"/>
@@ -10393,7 +8881,6 @@
               </w:rPr>
               <w:t>噪声类型</w:t>
             </w:r>
-            <w:proofErr w:type="spellEnd"/>
           </w:p>
         </w:tc>
         <w:tc>
@@ -10546,7 +9033,6 @@
                 <w:lang w:eastAsia="zh-CN"/>
               </w:rPr>
             </w:pPr>
-            <w:proofErr w:type="gramStart"/>
             <w:r>
               <w:rPr>
                 <w:rFonts w:cs="宋体"/>
@@ -10554,17 +9040,7 @@
                 <w:szCs w:val="24"/>
                 <w:lang w:eastAsia="zh-CN"/>
               </w:rPr>
-              <w:t>按列标准差</w:t>
-            </w:r>
-            <w:proofErr w:type="gramEnd"/>
-            <w:r>
-              <w:rPr>
-                <w:rFonts w:cs="宋体"/>
-                <w:sz w:val="24"/>
-                <w:szCs w:val="24"/>
-                <w:lang w:eastAsia="zh-CN"/>
-              </w:rPr>
-              <w:t>缩放的随机扰动</w:t>
+              <w:t>按列标准差缩放的随机扰动</w:t>
             </w:r>
           </w:p>
         </w:tc>
@@ -10593,7 +9069,6 @@
                 <w:szCs w:val="24"/>
               </w:rPr>
             </w:pPr>
-            <w:proofErr w:type="spellStart"/>
             <w:r>
               <w:rPr>
                 <w:rFonts w:cs="宋体"/>
@@ -10602,7 +9077,6 @@
               </w:rPr>
               <w:t>脉冲噪声</w:t>
             </w:r>
-            <w:proofErr w:type="spellEnd"/>
           </w:p>
         </w:tc>
         <w:tc>
@@ -10692,7 +9166,6 @@
                 <w:szCs w:val="24"/>
               </w:rPr>
             </w:pPr>
-            <w:proofErr w:type="spellStart"/>
             <w:r>
               <w:rPr>
                 <w:rFonts w:cs="宋体"/>
@@ -10701,7 +9174,6 @@
               </w:rPr>
               <w:t>缺失噪声</w:t>
             </w:r>
-            <w:proofErr w:type="spellEnd"/>
           </w:p>
         </w:tc>
         <w:tc>
@@ -10911,65 +9383,11 @@
           <w:szCs w:val="24"/>
           <w:lang w:eastAsia="zh-CN"/>
         </w:rPr>
-        <w:t>每次</w:t>
-      </w:r>
-      <w:proofErr w:type="gramStart"/>
-      <w:r>
-        <w:rPr>
-          <w:rFonts w:cs="宋体"/>
-          <w:sz w:val="24"/>
-          <w:szCs w:val="24"/>
-          <w:lang w:eastAsia="zh-CN"/>
-        </w:rPr>
-        <w:t>只污染</w:t>
-      </w:r>
-      <w:proofErr w:type="gramEnd"/>
-      <w:r>
-        <w:rPr>
-          <w:rFonts w:cs="宋体"/>
-          <w:sz w:val="24"/>
-          <w:szCs w:val="24"/>
-          <w:lang w:eastAsia="zh-CN"/>
-        </w:rPr>
-        <w:t>训练数据，测试</w:t>
-      </w:r>
-      <w:proofErr w:type="gramStart"/>
-      <w:r>
-        <w:rPr>
-          <w:rFonts w:cs="宋体"/>
-          <w:sz w:val="24"/>
-          <w:szCs w:val="24"/>
-          <w:lang w:eastAsia="zh-CN"/>
-        </w:rPr>
-        <w:t>集始终</w:t>
-      </w:r>
-      <w:proofErr w:type="gramEnd"/>
-      <w:r>
-        <w:rPr>
-          <w:rFonts w:cs="宋体"/>
-          <w:sz w:val="24"/>
-          <w:szCs w:val="24"/>
-          <w:lang w:eastAsia="zh-CN"/>
-        </w:rPr>
-        <w:t>保持干净；随后重新拟合预处理器和模型，以干净测试集 Accuracy 相对无噪声基线的下降量衡量鲁棒性。</w:t>
+        <w:t>每次只污染训练数据，测试集始终保持干净；随后重新拟合预处理器和模型，以干净测试集 Accuracy 相对无噪声基线的下降量衡量鲁棒性。</w:t>
       </w:r>
     </w:p>
     <w:p>
       <w:pPr>
-        <w:rPr>
-          <w:rFonts w:hint="eastAsia"/>
-          <w:lang w:eastAsia="zh-CN"/>
-        </w:rPr>
-      </w:pPr>
-      <w:r>
-        <w:rPr>
-          <w:lang w:eastAsia="zh-CN"/>
-        </w:rPr>
-        <w:br w:type="page"/>
-      </w:r>
-    </w:p>
-    <w:p>
-      <w:pPr>
         <w:pStyle w:val="1"/>
         <w:spacing w:beforeLines="50" w:before="120" w:afterLines="50" w:after="120" w:line="360" w:lineRule="auto"/>
         <w:rPr>
@@ -10978,17 +9396,16 @@
           <w:lang w:eastAsia="zh-CN"/>
         </w:rPr>
       </w:pPr>
-      <w:bookmarkStart w:id="26" w:name="_Toc233156925"/>
+      <w:bookmarkStart w:id="25" w:name="_Toc233219582"/>
       <w:r>
         <w:rPr>
           <w:rFonts w:ascii="黑体" w:eastAsia="黑体" w:hAnsi="黑体" w:cs="黑体"/>
           <w:szCs w:val="32"/>
           <w:lang w:eastAsia="zh-CN"/>
         </w:rPr>
-        <w:lastRenderedPageBreak/>
         <w:t>第6章 实验结果与多维分析</w:t>
       </w:r>
-      <w:bookmarkEnd w:id="26"/>
+      <w:bookmarkEnd w:id="25"/>
     </w:p>
     <w:p>
       <w:pPr>
@@ -11000,26 +9417,16 @@
           <w:szCs w:val="28"/>
         </w:rPr>
       </w:pPr>
-      <w:bookmarkStart w:id="27" w:name="_Toc233156926"/>
+      <w:bookmarkStart w:id="26" w:name="_Toc233219583"/>
       <w:r>
         <w:rPr>
           <w:rFonts w:ascii="黑体" w:eastAsia="黑体" w:hAnsi="黑体" w:cs="黑体"/>
           <w:sz w:val="28"/>
           <w:szCs w:val="28"/>
         </w:rPr>
-        <w:t xml:space="preserve">6.1 </w:t>
+        <w:t>6.1 五算法测试集结果</w:t>
       </w:r>
-      <w:proofErr w:type="spellStart"/>
-      <w:r>
-        <w:rPr>
-          <w:rFonts w:ascii="黑体" w:eastAsia="黑体" w:hAnsi="黑体" w:cs="黑体"/>
-          <w:sz w:val="28"/>
-          <w:szCs w:val="28"/>
-        </w:rPr>
-        <w:t>五算法测试集结果</w:t>
-      </w:r>
-      <w:bookmarkEnd w:id="27"/>
-      <w:proofErr w:type="spellEnd"/>
+      <w:bookmarkEnd w:id="26"/>
     </w:p>
     <w:tbl>
       <w:tblPr>
@@ -11030,12 +9437,12 @@
         <w:tblLook w:val="04A0" w:firstRow="1" w:lastRow="0" w:firstColumn="1" w:lastColumn="0" w:noHBand="0" w:noVBand="1"/>
       </w:tblPr>
       <w:tblGrid>
-        <w:gridCol w:w="1742"/>
+        <w:gridCol w:w="1600"/>
         <w:gridCol w:w="1701"/>
-        <w:gridCol w:w="1276"/>
+        <w:gridCol w:w="1418"/>
         <w:gridCol w:w="1377"/>
-        <w:gridCol w:w="1701"/>
-        <w:gridCol w:w="1648"/>
+        <w:gridCol w:w="1741"/>
+        <w:gridCol w:w="1608"/>
       </w:tblGrid>
       <w:tr>
         <w:trPr>
@@ -11044,7 +9451,7 @@
         </w:trPr>
         <w:tc>
           <w:tcPr>
-            <w:tcW w:w="1742" w:type="dxa"/>
+            <w:tcW w:w="1600" w:type="dxa"/>
             <w:shd w:val="clear" w:color="auto" w:fill="E9F1EC"/>
             <w:tcMar>
               <w:top w:w="90" w:type="dxa"/>
@@ -11063,7 +9470,6 @@
                 <w:szCs w:val="24"/>
               </w:rPr>
             </w:pPr>
-            <w:proofErr w:type="spellStart"/>
             <w:r>
               <w:rPr>
                 <w:rFonts w:cs="宋体"/>
@@ -11073,7 +9479,6 @@
               </w:rPr>
               <w:t>模型</w:t>
             </w:r>
-            <w:proofErr w:type="spellEnd"/>
           </w:p>
         </w:tc>
         <w:tc>
@@ -11091,6 +9496,7 @@
           <w:p>
             <w:pPr>
               <w:spacing w:line="360" w:lineRule="auto"/>
+              <w:ind w:firstLineChars="100" w:firstLine="241"/>
               <w:rPr>
                 <w:rFonts w:cs="宋体" w:hint="eastAsia"/>
                 <w:sz w:val="24"/>
@@ -11110,7 +9516,7 @@
         </w:tc>
         <w:tc>
           <w:tcPr>
-            <w:tcW w:w="1276" w:type="dxa"/>
+            <w:tcW w:w="1418" w:type="dxa"/>
             <w:shd w:val="clear" w:color="auto" w:fill="E9F1EC"/>
             <w:tcMar>
               <w:top w:w="90" w:type="dxa"/>
@@ -11123,6 +9529,7 @@
           <w:p>
             <w:pPr>
               <w:spacing w:line="360" w:lineRule="auto"/>
+              <w:ind w:firstLine="0"/>
               <w:rPr>
                 <w:rFonts w:cs="宋体" w:hint="eastAsia"/>
                 <w:sz w:val="24"/>
@@ -11155,6 +9562,7 @@
           <w:p>
             <w:pPr>
               <w:spacing w:line="360" w:lineRule="auto"/>
+              <w:ind w:firstLine="0"/>
               <w:rPr>
                 <w:rFonts w:cs="宋体" w:hint="eastAsia"/>
                 <w:sz w:val="24"/>
@@ -11174,7 +9582,7 @@
         </w:tc>
         <w:tc>
           <w:tcPr>
-            <w:tcW w:w="1701" w:type="dxa"/>
+            <w:tcW w:w="1741" w:type="dxa"/>
             <w:shd w:val="clear" w:color="auto" w:fill="E9F1EC"/>
             <w:tcMar>
               <w:top w:w="90" w:type="dxa"/>
@@ -11187,6 +9595,7 @@
           <w:p>
             <w:pPr>
               <w:spacing w:line="360" w:lineRule="auto"/>
+              <w:ind w:firstLine="0"/>
               <w:rPr>
                 <w:rFonts w:cs="宋体" w:hint="eastAsia"/>
                 <w:sz w:val="24"/>
@@ -11206,7 +9615,7 @@
         </w:tc>
         <w:tc>
           <w:tcPr>
-            <w:tcW w:w="1648" w:type="dxa"/>
+            <w:tcW w:w="1608" w:type="dxa"/>
             <w:shd w:val="clear" w:color="auto" w:fill="E9F1EC"/>
             <w:tcMar>
               <w:top w:w="90" w:type="dxa"/>
@@ -11219,13 +9628,13 @@
           <w:p>
             <w:pPr>
               <w:spacing w:line="360" w:lineRule="auto"/>
+              <w:ind w:firstLine="0"/>
               <w:rPr>
                 <w:rFonts w:cs="宋体" w:hint="eastAsia"/>
                 <w:sz w:val="24"/>
                 <w:szCs w:val="24"/>
               </w:rPr>
             </w:pPr>
-            <w:proofErr w:type="gramStart"/>
             <w:r>
               <w:rPr>
                 <w:rFonts w:cs="宋体"/>
@@ -11233,17 +9642,7 @@
                 <w:sz w:val="24"/>
                 <w:szCs w:val="24"/>
               </w:rPr>
-              <w:t>大小(</w:t>
-            </w:r>
-            <w:proofErr w:type="gramEnd"/>
-            <w:r>
-              <w:rPr>
-                <w:rFonts w:cs="宋体"/>
-                <w:b/>
-                <w:sz w:val="24"/>
-                <w:szCs w:val="24"/>
-              </w:rPr>
-              <w:t>MB)</w:t>
+              <w:t>大小(MB)</w:t>
             </w:r>
           </w:p>
         </w:tc>
@@ -11254,7 +9653,7 @@
         </w:trPr>
         <w:tc>
           <w:tcPr>
-            <w:tcW w:w="1742" w:type="dxa"/>
+            <w:tcW w:w="1600" w:type="dxa"/>
             <w:tcMar>
               <w:top w:w="90" w:type="dxa"/>
               <w:left w:w="120" w:type="dxa"/>
@@ -11314,7 +9713,7 @@
         </w:tc>
         <w:tc>
           <w:tcPr>
-            <w:tcW w:w="1276" w:type="dxa"/>
+            <w:tcW w:w="1418" w:type="dxa"/>
             <w:tcMar>
               <w:top w:w="90" w:type="dxa"/>
               <w:left w:w="120" w:type="dxa"/>
@@ -11374,7 +9773,7 @@
         </w:tc>
         <w:tc>
           <w:tcPr>
-            <w:tcW w:w="1701" w:type="dxa"/>
+            <w:tcW w:w="1741" w:type="dxa"/>
             <w:tcMar>
               <w:top w:w="90" w:type="dxa"/>
               <w:left w:w="120" w:type="dxa"/>
@@ -11404,7 +9803,7 @@
         </w:tc>
         <w:tc>
           <w:tcPr>
-            <w:tcW w:w="1648" w:type="dxa"/>
+            <w:tcW w:w="1608" w:type="dxa"/>
             <w:tcMar>
               <w:top w:w="90" w:type="dxa"/>
               <w:left w:w="120" w:type="dxa"/>
@@ -11439,7 +9838,7 @@
         </w:trPr>
         <w:tc>
           <w:tcPr>
-            <w:tcW w:w="1742" w:type="dxa"/>
+            <w:tcW w:w="1600" w:type="dxa"/>
             <w:tcMar>
               <w:top w:w="90" w:type="dxa"/>
               <w:left w:w="120" w:type="dxa"/>
@@ -11451,13 +9850,13 @@
           <w:p>
             <w:pPr>
               <w:spacing w:line="360" w:lineRule="auto"/>
+              <w:ind w:firstLineChars="100" w:firstLine="240"/>
               <w:rPr>
                 <w:rFonts w:cs="宋体" w:hint="eastAsia"/>
                 <w:sz w:val="24"/>
                 <w:szCs w:val="24"/>
               </w:rPr>
             </w:pPr>
-            <w:proofErr w:type="spellStart"/>
             <w:r>
               <w:rPr>
                 <w:rFonts w:cs="宋体"/>
@@ -11466,7 +9865,6 @@
               </w:rPr>
               <w:t>XGBoost</w:t>
             </w:r>
-            <w:proofErr w:type="spellEnd"/>
           </w:p>
         </w:tc>
         <w:tc>
@@ -11501,7 +9899,7 @@
         </w:tc>
         <w:tc>
           <w:tcPr>
-            <w:tcW w:w="1276" w:type="dxa"/>
+            <w:tcW w:w="1418" w:type="dxa"/>
             <w:tcMar>
               <w:top w:w="90" w:type="dxa"/>
               <w:left w:w="120" w:type="dxa"/>
@@ -11561,7 +9959,7 @@
         </w:tc>
         <w:tc>
           <w:tcPr>
-            <w:tcW w:w="1701" w:type="dxa"/>
+            <w:tcW w:w="1741" w:type="dxa"/>
             <w:tcMar>
               <w:top w:w="90" w:type="dxa"/>
               <w:left w:w="120" w:type="dxa"/>
@@ -11591,7 +9989,7 @@
         </w:tc>
         <w:tc>
           <w:tcPr>
-            <w:tcW w:w="1648" w:type="dxa"/>
+            <w:tcW w:w="1608" w:type="dxa"/>
             <w:tcMar>
               <w:top w:w="90" w:type="dxa"/>
               <w:left w:w="120" w:type="dxa"/>
@@ -11626,7 +10024,7 @@
         </w:trPr>
         <w:tc>
           <w:tcPr>
-            <w:tcW w:w="1742" w:type="dxa"/>
+            <w:tcW w:w="1600" w:type="dxa"/>
             <w:tcMar>
               <w:top w:w="90" w:type="dxa"/>
               <w:left w:w="120" w:type="dxa"/>
@@ -11638,6 +10036,8 @@
           <w:p>
             <w:pPr>
               <w:spacing w:line="360" w:lineRule="auto"/>
+              <w:ind w:firstLine="0"/>
+              <w:jc w:val="center"/>
               <w:rPr>
                 <w:rFonts w:cs="宋体" w:hint="eastAsia"/>
                 <w:sz w:val="24"/>
@@ -11686,7 +10086,7 @@
         </w:tc>
         <w:tc>
           <w:tcPr>
-            <w:tcW w:w="1276" w:type="dxa"/>
+            <w:tcW w:w="1418" w:type="dxa"/>
             <w:tcMar>
               <w:top w:w="90" w:type="dxa"/>
               <w:left w:w="120" w:type="dxa"/>
@@ -11746,7 +10146,7 @@
         </w:tc>
         <w:tc>
           <w:tcPr>
-            <w:tcW w:w="1701" w:type="dxa"/>
+            <w:tcW w:w="1741" w:type="dxa"/>
             <w:tcMar>
               <w:top w:w="90" w:type="dxa"/>
               <w:left w:w="120" w:type="dxa"/>
@@ -11776,7 +10176,7 @@
         </w:tc>
         <w:tc>
           <w:tcPr>
-            <w:tcW w:w="1648" w:type="dxa"/>
+            <w:tcW w:w="1608" w:type="dxa"/>
             <w:tcMar>
               <w:top w:w="90" w:type="dxa"/>
               <w:left w:w="120" w:type="dxa"/>
@@ -11811,7 +10211,7 @@
         </w:trPr>
         <w:tc>
           <w:tcPr>
-            <w:tcW w:w="1742" w:type="dxa"/>
+            <w:tcW w:w="1600" w:type="dxa"/>
             <w:tcMar>
               <w:top w:w="90" w:type="dxa"/>
               <w:left w:w="120" w:type="dxa"/>
@@ -11823,6 +10223,7 @@
           <w:p>
             <w:pPr>
               <w:spacing w:line="360" w:lineRule="auto"/>
+              <w:ind w:firstLineChars="100" w:firstLine="240"/>
               <w:rPr>
                 <w:rFonts w:cs="宋体" w:hint="eastAsia"/>
                 <w:sz w:val="24"/>
@@ -11871,7 +10272,7 @@
         </w:tc>
         <w:tc>
           <w:tcPr>
-            <w:tcW w:w="1276" w:type="dxa"/>
+            <w:tcW w:w="1418" w:type="dxa"/>
             <w:tcMar>
               <w:top w:w="90" w:type="dxa"/>
               <w:left w:w="120" w:type="dxa"/>
@@ -11931,7 +10332,7 @@
         </w:tc>
         <w:tc>
           <w:tcPr>
-            <w:tcW w:w="1701" w:type="dxa"/>
+            <w:tcW w:w="1741" w:type="dxa"/>
             <w:tcMar>
               <w:top w:w="90" w:type="dxa"/>
               <w:left w:w="120" w:type="dxa"/>
@@ -11961,7 +10362,7 @@
         </w:tc>
         <w:tc>
           <w:tcPr>
-            <w:tcW w:w="1648" w:type="dxa"/>
+            <w:tcW w:w="1608" w:type="dxa"/>
             <w:tcMar>
               <w:top w:w="90" w:type="dxa"/>
               <w:left w:w="120" w:type="dxa"/>
@@ -11996,7 +10397,7 @@
         </w:trPr>
         <w:tc>
           <w:tcPr>
-            <w:tcW w:w="1742" w:type="dxa"/>
+            <w:tcW w:w="1600" w:type="dxa"/>
             <w:tcMar>
               <w:top w:w="90" w:type="dxa"/>
               <w:left w:w="120" w:type="dxa"/>
@@ -12008,6 +10409,7 @@
           <w:p>
             <w:pPr>
               <w:spacing w:line="360" w:lineRule="auto"/>
+              <w:ind w:firstLine="0"/>
               <w:rPr>
                 <w:rFonts w:cs="宋体" w:hint="eastAsia"/>
                 <w:sz w:val="24"/>
@@ -12020,7 +10422,8 @@
                 <w:sz w:val="24"/>
                 <w:szCs w:val="24"/>
               </w:rPr>
-              <w:t>手写高斯朴素贝叶斯</w:t>
+              <w:lastRenderedPageBreak/>
+              <w:t>高斯朴素贝叶斯</w:t>
             </w:r>
           </w:p>
         </w:tc>
@@ -12056,7 +10459,7 @@
         </w:tc>
         <w:tc>
           <w:tcPr>
-            <w:tcW w:w="1276" w:type="dxa"/>
+            <w:tcW w:w="1418" w:type="dxa"/>
             <w:tcMar>
               <w:top w:w="90" w:type="dxa"/>
               <w:left w:w="120" w:type="dxa"/>
@@ -12116,7 +10519,7 @@
         </w:tc>
         <w:tc>
           <w:tcPr>
-            <w:tcW w:w="1701" w:type="dxa"/>
+            <w:tcW w:w="1741" w:type="dxa"/>
             <w:tcMar>
               <w:top w:w="90" w:type="dxa"/>
               <w:left w:w="120" w:type="dxa"/>
@@ -12146,7 +10549,7 @@
         </w:tc>
         <w:tc>
           <w:tcPr>
-            <w:tcW w:w="1648" w:type="dxa"/>
+            <w:tcW w:w="1608" w:type="dxa"/>
             <w:tcMar>
               <w:top w:w="90" w:type="dxa"/>
               <w:left w:w="120" w:type="dxa"/>
@@ -12217,7 +10620,6 @@
         <w:rPr>
           <w:noProof/>
         </w:rPr>
-        <w:lastRenderedPageBreak/>
         <w:drawing>
           <wp:inline distT="0" distB="0" distL="0" distR="0" wp14:anchorId="22D50408" wp14:editId="61086EC3">
             <wp:extent cx="5623560" cy="2967826"/>
@@ -12313,7 +10715,7 @@
           <w:szCs w:val="28"/>
         </w:rPr>
       </w:pPr>
-      <w:bookmarkStart w:id="28" w:name="_Toc233156927"/>
+      <w:bookmarkStart w:id="27" w:name="_Toc233219584"/>
       <w:r>
         <w:rPr>
           <w:rFonts w:ascii="黑体" w:eastAsia="黑体" w:hAnsi="黑体" w:cs="黑体"/>
@@ -12321,19 +10723,9 @@
           <w:szCs w:val="28"/>
         </w:rPr>
         <w:lastRenderedPageBreak/>
-        <w:t xml:space="preserve">6.2 Loss </w:t>
+        <w:t>6.2 Loss 曲线分析</w:t>
       </w:r>
-      <w:proofErr w:type="spellStart"/>
-      <w:r>
-        <w:rPr>
-          <w:rFonts w:ascii="黑体" w:eastAsia="黑体" w:hAnsi="黑体" w:cs="黑体"/>
-          <w:sz w:val="28"/>
-          <w:szCs w:val="28"/>
-        </w:rPr>
-        <w:t>曲线分析</w:t>
-      </w:r>
-      <w:bookmarkEnd w:id="28"/>
-      <w:proofErr w:type="spellEnd"/>
+      <w:bookmarkEnd w:id="27"/>
     </w:p>
     <w:p>
       <w:pPr>
@@ -12472,9 +10864,20 @@
           <w:szCs w:val="24"/>
           <w:lang w:eastAsia="zh-CN"/>
         </w:rPr>
-        <w:t xml:space="preserve">图6-3 </w:t>
+        <w:t>图6-3 XGBoost 训练集与验证集 Loss</w:t>
       </w:r>
-      <w:proofErr w:type="spellStart"/>
+    </w:p>
+    <w:p>
+      <w:pPr>
+        <w:spacing w:line="360" w:lineRule="auto"/>
+        <w:ind w:firstLineChars="200" w:firstLine="480"/>
+        <w:rPr>
+          <w:rFonts w:cs="宋体" w:hint="eastAsia"/>
+          <w:sz w:val="24"/>
+          <w:szCs w:val="24"/>
+          <w:lang w:eastAsia="zh-CN"/>
+        </w:rPr>
+      </w:pPr>
       <w:r>
         <w:rPr>
           <w:rFonts w:cs="宋体"/>
@@ -12482,83 +10885,12 @@
           <w:szCs w:val="24"/>
           <w:lang w:eastAsia="zh-CN"/>
         </w:rPr>
-        <w:t>XGBoost</w:t>
-      </w:r>
-      <w:proofErr w:type="spellEnd"/>
-      <w:r>
-        <w:rPr>
-          <w:rFonts w:cs="宋体"/>
-          <w:sz w:val="24"/>
-          <w:szCs w:val="24"/>
-          <w:lang w:eastAsia="zh-CN"/>
-        </w:rPr>
-        <w:t xml:space="preserve"> 训练集与验证集 Loss</w:t>
+        <w:lastRenderedPageBreak/>
+        <w:t>逻辑回归的 Loss 在早期快速下降，随后围绕较稳定区间波动，这是随机梯度优化的典型现象。XGBoost 的训练 Loss 持续下降，验证 Loss 后期趋于平缓，说明继续增加树数量带来的收益减少。KNN、随机森林和高斯朴素贝叶斯没有对应的逐轮梯度训练 Loss，因此不绘制曲线。</w:t>
       </w:r>
     </w:p>
     <w:p>
       <w:pPr>
-        <w:spacing w:line="360" w:lineRule="auto"/>
-        <w:ind w:firstLineChars="200" w:firstLine="480"/>
-        <w:rPr>
-          <w:rFonts w:cs="宋体" w:hint="eastAsia"/>
-          <w:sz w:val="24"/>
-          <w:szCs w:val="24"/>
-          <w:lang w:eastAsia="zh-CN"/>
-        </w:rPr>
-      </w:pPr>
-      <w:r>
-        <w:rPr>
-          <w:rFonts w:cs="宋体"/>
-          <w:sz w:val="24"/>
-          <w:szCs w:val="24"/>
-          <w:lang w:eastAsia="zh-CN"/>
-        </w:rPr>
-        <w:lastRenderedPageBreak/>
-        <w:t>逻辑回归的 Loss 在早期快速下降，随后围绕较稳定区间波动，这是随机梯度优化的典型现象。</w:t>
-      </w:r>
-      <w:proofErr w:type="spellStart"/>
-      <w:r>
-        <w:rPr>
-          <w:rFonts w:cs="宋体"/>
-          <w:sz w:val="24"/>
-          <w:szCs w:val="24"/>
-          <w:lang w:eastAsia="zh-CN"/>
-        </w:rPr>
-        <w:t>XGBoost</w:t>
-      </w:r>
-      <w:proofErr w:type="spellEnd"/>
-      <w:r>
-        <w:rPr>
-          <w:rFonts w:cs="宋体"/>
-          <w:sz w:val="24"/>
-          <w:szCs w:val="24"/>
-          <w:lang w:eastAsia="zh-CN"/>
-        </w:rPr>
-        <w:t xml:space="preserve"> 的训练 Loss 持续下降，验证 Loss 后期趋于平缓，说明继续增加</w:t>
-      </w:r>
-      <w:proofErr w:type="gramStart"/>
-      <w:r>
-        <w:rPr>
-          <w:rFonts w:cs="宋体"/>
-          <w:sz w:val="24"/>
-          <w:szCs w:val="24"/>
-          <w:lang w:eastAsia="zh-CN"/>
-        </w:rPr>
-        <w:t>树数量</w:t>
-      </w:r>
-      <w:proofErr w:type="gramEnd"/>
-      <w:r>
-        <w:rPr>
-          <w:rFonts w:cs="宋体"/>
-          <w:sz w:val="24"/>
-          <w:szCs w:val="24"/>
-          <w:lang w:eastAsia="zh-CN"/>
-        </w:rPr>
-        <w:t>带来的收益减少。KNN、随机森林和高斯朴素贝叶斯没有对应的逐轮梯度训练 Loss，因此不绘制曲线。</w:t>
-      </w:r>
-    </w:p>
-    <w:p>
-      <w:pPr>
         <w:pStyle w:val="21"/>
         <w:spacing w:beforeLines="50" w:before="120" w:afterLines="50" w:line="360" w:lineRule="auto"/>
         <w:rPr>
@@ -12568,7 +10900,7 @@
           <w:lang w:eastAsia="zh-CN"/>
         </w:rPr>
       </w:pPr>
-      <w:bookmarkStart w:id="29" w:name="_Toc233156928"/>
+      <w:bookmarkStart w:id="28" w:name="_Toc233219585"/>
       <w:r>
         <w:rPr>
           <w:rFonts w:ascii="黑体" w:eastAsia="黑体" w:hAnsi="黑体" w:cs="黑体"/>
@@ -12578,7 +10910,7 @@
         </w:rPr>
         <w:t>6.3 训练时间、推理速度与模型大小</w:t>
       </w:r>
-      <w:bookmarkEnd w:id="29"/>
+      <w:bookmarkEnd w:id="28"/>
     </w:p>
     <w:p>
       <w:pPr>
@@ -12668,27 +11000,7 @@
           <w:szCs w:val="24"/>
           <w:lang w:eastAsia="zh-CN"/>
         </w:rPr>
-        <w:t>KNN 训练阶段仅保存样本，因此训练时间最短，但其模型文件需要存储训练数据，推理也需要邻居搜索。逻辑回归模型仅包含线性权重，模型体积约 0.009 MB，单样本推理最快。随机森林包含 250 棵树，文件大小约 30 MB，是五种模型中最大的。</w:t>
-      </w:r>
-      <w:proofErr w:type="spellStart"/>
-      <w:r>
-        <w:rPr>
-          <w:rFonts w:cs="宋体"/>
-          <w:sz w:val="24"/>
-          <w:szCs w:val="24"/>
-          <w:lang w:eastAsia="zh-CN"/>
-        </w:rPr>
-        <w:t>XGBoost</w:t>
-      </w:r>
-      <w:proofErr w:type="spellEnd"/>
-      <w:r>
-        <w:rPr>
-          <w:rFonts w:cs="宋体"/>
-          <w:sz w:val="24"/>
-          <w:szCs w:val="24"/>
-          <w:lang w:eastAsia="zh-CN"/>
-        </w:rPr>
-        <w:t xml:space="preserve"> 在精度和计算成本之间保持较好平衡。</w:t>
+        <w:t>KNN 训练阶段仅保存样本，因此训练时间最短，但其模型文件需要存储训练数据，推理也需要邻居搜索。逻辑回归模型仅包含线性权重，模型体积约 0.009 MB，单样本推理最快。随机森林包含 250 棵树，文件大小约 30 MB，是五种模型中最大的。XGBoost 在精度和计算成本之间保持较好平衡。</w:t>
       </w:r>
     </w:p>
     <w:p>
@@ -12702,7 +11014,7 @@
           <w:lang w:eastAsia="zh-CN"/>
         </w:rPr>
       </w:pPr>
-      <w:bookmarkStart w:id="30" w:name="_Toc233156929"/>
+      <w:bookmarkStart w:id="29" w:name="_Toc233219586"/>
       <w:r>
         <w:rPr>
           <w:rFonts w:ascii="黑体" w:eastAsia="黑体" w:hAnsi="黑体" w:cs="黑体"/>
@@ -12713,7 +11025,7 @@
         <w:lastRenderedPageBreak/>
         <w:t>6.4 混淆矩阵与类别错误</w:t>
       </w:r>
-      <w:bookmarkEnd w:id="30"/>
+      <w:bookmarkEnd w:id="29"/>
     </w:p>
     <w:p>
       <w:pPr>
@@ -12725,13 +11037,14 @@
       </w:pPr>
       <w:r>
         <w:rPr>
+          <w:rFonts w:hint="eastAsia"/>
           <w:noProof/>
         </w:rPr>
         <w:drawing>
-          <wp:inline distT="0" distB="0" distL="0" distR="0" wp14:anchorId="07315046" wp14:editId="09E148DA">
-            <wp:extent cx="5029200" cy="4561764"/>
-            <wp:effectExtent l="0" t="0" r="0" b="0"/>
-            <wp:docPr id="5" name="Picture 5"/>
+          <wp:inline distT="0" distB="0" distL="0" distR="0" wp14:anchorId="23A3676B" wp14:editId="2FD871EF">
+            <wp:extent cx="3727615" cy="3381154"/>
+            <wp:effectExtent l="0" t="0" r="6350" b="0"/>
+            <wp:docPr id="1068186430" name="图片 7"/>
             <wp:cNvGraphicFramePr>
               <a:graphicFrameLocks xmlns:a="http://schemas.openxmlformats.org/drawingml/2006/main" noChangeAspect="1"/>
             </wp:cNvGraphicFramePr>
@@ -12739,7 +11052,7 @@
               <a:graphicData uri="http://schemas.openxmlformats.org/drawingml/2006/picture">
                 <pic:pic xmlns:pic="http://schemas.openxmlformats.org/drawingml/2006/picture">
                   <pic:nvPicPr>
-                    <pic:cNvPr id="0" name="confusion_knn.png"/>
+                    <pic:cNvPr id="1068186430" name=""/>
                     <pic:cNvPicPr/>
                   </pic:nvPicPr>
                   <pic:blipFill>
@@ -12751,7 +11064,7 @@
                   <pic:spPr>
                     <a:xfrm>
                       <a:off x="0" y="0"/>
-                      <a:ext cx="5029200" cy="4561764"/>
+                      <a:ext cx="3772750" cy="3422094"/>
                     </a:xfrm>
                     <a:prstGeom prst="rect">
                       <a:avLst/>
@@ -12780,11 +11093,36 @@
           <w:sz w:val="24"/>
           <w:szCs w:val="24"/>
         </w:rPr>
-        <w:t>图6-5 KNN 混淆矩阵</w:t>
+        <w:t xml:space="preserve">图6-5 </w:t>
+      </w:r>
+      <w:r>
+        <w:rPr>
+          <w:rFonts w:cs="宋体" w:hint="eastAsia"/>
+          <w:sz w:val="24"/>
+          <w:szCs w:val="24"/>
+          <w:lang w:eastAsia="zh-CN"/>
+        </w:rPr>
+        <w:t>逻辑回归</w:t>
+      </w:r>
+      <w:r>
+        <w:rPr>
+          <w:rFonts w:cs="宋体"/>
+          <w:sz w:val="24"/>
+          <w:szCs w:val="24"/>
+        </w:rPr>
+        <w:t xml:space="preserve"> 混淆矩阵</w:t>
       </w:r>
     </w:p>
     <w:p>
       <w:pPr>
+        <w:rPr>
+          <w:rFonts w:hint="eastAsia"/>
+          <w:lang w:eastAsia="zh-CN"/>
+        </w:rPr>
+      </w:pPr>
+    </w:p>
+    <w:p>
+      <w:pPr>
         <w:keepNext/>
         <w:jc w:val="center"/>
         <w:rPr>
@@ -12795,12 +11133,11 @@
         <w:rPr>
           <w:noProof/>
         </w:rPr>
-        <w:lastRenderedPageBreak/>
         <w:drawing>
-          <wp:inline distT="0" distB="0" distL="0" distR="0" wp14:anchorId="22B4883F" wp14:editId="02DBA372">
-            <wp:extent cx="5029200" cy="4561764"/>
-            <wp:effectExtent l="0" t="0" r="0" b="0"/>
-            <wp:docPr id="6" name="Picture 6"/>
+          <wp:inline distT="0" distB="0" distL="0" distR="0" wp14:anchorId="07315046" wp14:editId="13725A39">
+            <wp:extent cx="3753293" cy="3404446"/>
+            <wp:effectExtent l="0" t="0" r="0" b="5715"/>
+            <wp:docPr id="5" name="Picture 5"/>
             <wp:cNvGraphicFramePr>
               <a:graphicFrameLocks xmlns:a="http://schemas.openxmlformats.org/drawingml/2006/main" noChangeAspect="1"/>
             </wp:cNvGraphicFramePr>
@@ -12808,7 +11145,7 @@
               <a:graphicData uri="http://schemas.openxmlformats.org/drawingml/2006/picture">
                 <pic:pic xmlns:pic="http://schemas.openxmlformats.org/drawingml/2006/picture">
                   <pic:nvPicPr>
-                    <pic:cNvPr id="0" name="confusion_xgboost.png"/>
+                    <pic:cNvPr id="0" name="confusion_knn.png"/>
                     <pic:cNvPicPr/>
                   </pic:nvPicPr>
                   <pic:blipFill>
@@ -12820,7 +11157,7 @@
                   <pic:spPr>
                     <a:xfrm>
                       <a:off x="0" y="0"/>
-                      <a:ext cx="5029200" cy="4561764"/>
+                      <a:ext cx="3765194" cy="3415241"/>
                     </a:xfrm>
                     <a:prstGeom prst="rect">
                       <a:avLst/>
@@ -12838,38 +11175,145 @@
         <w:spacing w:line="360" w:lineRule="auto"/>
         <w:jc w:val="center"/>
         <w:rPr>
+          <w:rFonts w:cs="宋体"/>
+          <w:sz w:val="24"/>
+          <w:szCs w:val="24"/>
+          <w:lang w:eastAsia="zh-CN"/>
+        </w:rPr>
+      </w:pPr>
+      <w:r>
+        <w:rPr>
+          <w:rFonts w:cs="宋体"/>
+          <w:sz w:val="24"/>
+          <w:szCs w:val="24"/>
+        </w:rPr>
+        <w:t>图6-</w:t>
+      </w:r>
+      <w:r>
+        <w:rPr>
           <w:rFonts w:cs="宋体" w:hint="eastAsia"/>
           <w:sz w:val="24"/>
           <w:szCs w:val="24"/>
           <w:lang w:eastAsia="zh-CN"/>
         </w:rPr>
-      </w:pPr>
+        <w:t>6</w:t>
+      </w:r>
       <w:r>
         <w:rPr>
           <w:rFonts w:cs="宋体"/>
           <w:sz w:val="24"/>
           <w:szCs w:val="24"/>
-          <w:lang w:eastAsia="zh-CN"/>
-        </w:rPr>
-        <w:t xml:space="preserve">图6-6 </w:t>
+        </w:rPr>
+        <w:t xml:space="preserve"> KNN 混淆矩阵</w:t>
       </w:r>
-      <w:proofErr w:type="spellStart"/>
+    </w:p>
+    <w:p>
+      <w:pPr>
+        <w:rPr>
+          <w:rFonts w:hint="eastAsia"/>
+          <w:lang w:eastAsia="zh-CN"/>
+        </w:rPr>
+      </w:pPr>
+    </w:p>
+    <w:p>
+      <w:pPr>
+        <w:keepNext/>
+        <w:jc w:val="center"/>
+        <w:rPr>
+          <w:rFonts w:hint="eastAsia"/>
+        </w:rPr>
+      </w:pPr>
+      <w:r>
+        <w:rPr>
+          <w:rFonts w:hint="eastAsia"/>
+          <w:noProof/>
+        </w:rPr>
+        <w:drawing>
+          <wp:inline distT="0" distB="0" distL="0" distR="0" wp14:anchorId="1A853512" wp14:editId="7BA5B69C">
+            <wp:extent cx="3751059" cy="3402419"/>
+            <wp:effectExtent l="0" t="0" r="1905" b="7620"/>
+            <wp:docPr id="1673658725" name="图片 8"/>
+            <wp:cNvGraphicFramePr>
+              <a:graphicFrameLocks xmlns:a="http://schemas.openxmlformats.org/drawingml/2006/main" noChangeAspect="1"/>
+            </wp:cNvGraphicFramePr>
+            <a:graphic xmlns:a="http://schemas.openxmlformats.org/drawingml/2006/main">
+              <a:graphicData uri="http://schemas.openxmlformats.org/drawingml/2006/picture">
+                <pic:pic xmlns:pic="http://schemas.openxmlformats.org/drawingml/2006/picture">
+                  <pic:nvPicPr>
+                    <pic:cNvPr id="1673658725" name=""/>
+                    <pic:cNvPicPr/>
+                  </pic:nvPicPr>
+                  <pic:blipFill>
+                    <a:blip r:embed="rId14"/>
+                    <a:stretch>
+                      <a:fillRect/>
+                    </a:stretch>
+                  </pic:blipFill>
+                  <pic:spPr>
+                    <a:xfrm>
+                      <a:off x="0" y="0"/>
+                      <a:ext cx="3786770" cy="3434811"/>
+                    </a:xfrm>
+                    <a:prstGeom prst="rect">
+                      <a:avLst/>
+                    </a:prstGeom>
+                  </pic:spPr>
+                </pic:pic>
+              </a:graphicData>
+            </a:graphic>
+          </wp:inline>
+        </w:drawing>
+      </w:r>
+    </w:p>
+    <w:p>
+      <w:pPr>
+        <w:spacing w:line="360" w:lineRule="auto"/>
+        <w:jc w:val="center"/>
+        <w:rPr>
+          <w:rFonts w:cs="宋体" w:hint="eastAsia"/>
+          <w:sz w:val="24"/>
+          <w:szCs w:val="24"/>
+        </w:rPr>
+      </w:pPr>
       <w:r>
         <w:rPr>
           <w:rFonts w:cs="宋体"/>
           <w:sz w:val="24"/>
           <w:szCs w:val="24"/>
-          <w:lang w:eastAsia="zh-CN"/>
-        </w:rPr>
-        <w:t>XGBoost</w:t>
+        </w:rPr>
+        <w:t>图6-</w:t>
       </w:r>
-      <w:proofErr w:type="spellEnd"/>
+      <w:r>
+        <w:rPr>
+          <w:rFonts w:cs="宋体" w:hint="eastAsia"/>
+          <w:sz w:val="24"/>
+          <w:szCs w:val="24"/>
+          <w:lang w:eastAsia="zh-CN"/>
+        </w:rPr>
+        <w:t>7</w:t>
+      </w:r>
       <w:r>
         <w:rPr>
           <w:rFonts w:cs="宋体"/>
           <w:sz w:val="24"/>
           <w:szCs w:val="24"/>
-          <w:lang w:eastAsia="zh-CN"/>
+        </w:rPr>
+        <w:t xml:space="preserve"> </w:t>
+      </w:r>
+      <w:r>
+        <w:rPr>
+          <w:rFonts w:cs="宋体" w:hint="eastAsia"/>
+          <w:sz w:val="24"/>
+          <w:szCs w:val="24"/>
+          <w:lang w:eastAsia="zh-CN"/>
+        </w:rPr>
+        <w:t>随机森林</w:t>
+      </w:r>
+      <w:r>
+        <w:rPr>
+          <w:rFonts w:cs="宋体"/>
+          <w:sz w:val="24"/>
+          <w:szCs w:val="24"/>
         </w:rPr>
         <w:t xml:space="preserve"> 混淆矩阵</w:t>
       </w:r>
@@ -12877,11 +11321,73 @@
     <w:p>
       <w:pPr>
         <w:spacing w:line="360" w:lineRule="auto"/>
-        <w:ind w:firstLineChars="200" w:firstLine="480"/>
+        <w:jc w:val="center"/>
         <w:rPr>
           <w:rFonts w:cs="宋体" w:hint="eastAsia"/>
           <w:sz w:val="24"/>
           <w:szCs w:val="24"/>
+          <w:lang w:eastAsia="zh-CN"/>
+        </w:rPr>
+      </w:pPr>
+    </w:p>
+    <w:p>
+      <w:pPr>
+        <w:keepNext/>
+        <w:jc w:val="center"/>
+        <w:rPr>
+          <w:rFonts w:hint="eastAsia"/>
+        </w:rPr>
+      </w:pPr>
+      <w:r>
+        <w:rPr>
+          <w:noProof/>
+        </w:rPr>
+        <w:drawing>
+          <wp:inline distT="0" distB="0" distL="0" distR="0" wp14:anchorId="22B4883F" wp14:editId="4C2225F6">
+            <wp:extent cx="3610395" cy="3274828"/>
+            <wp:effectExtent l="0" t="0" r="9525" b="1905"/>
+            <wp:docPr id="6" name="Picture 6"/>
+            <wp:cNvGraphicFramePr>
+              <a:graphicFrameLocks xmlns:a="http://schemas.openxmlformats.org/drawingml/2006/main" noChangeAspect="1"/>
+            </wp:cNvGraphicFramePr>
+            <a:graphic xmlns:a="http://schemas.openxmlformats.org/drawingml/2006/main">
+              <a:graphicData uri="http://schemas.openxmlformats.org/drawingml/2006/picture">
+                <pic:pic xmlns:pic="http://schemas.openxmlformats.org/drawingml/2006/picture">
+                  <pic:nvPicPr>
+                    <pic:cNvPr id="0" name="confusion_xgboost.png"/>
+                    <pic:cNvPicPr/>
+                  </pic:nvPicPr>
+                  <pic:blipFill>
+                    <a:blip r:embed="rId15"/>
+                    <a:stretch>
+                      <a:fillRect/>
+                    </a:stretch>
+                  </pic:blipFill>
+                  <pic:spPr>
+                    <a:xfrm>
+                      <a:off x="0" y="0"/>
+                      <a:ext cx="3655351" cy="3315606"/>
+                    </a:xfrm>
+                    <a:prstGeom prst="rect">
+                      <a:avLst/>
+                    </a:prstGeom>
+                  </pic:spPr>
+                </pic:pic>
+              </a:graphicData>
+            </a:graphic>
+          </wp:inline>
+        </w:drawing>
+      </w:r>
+    </w:p>
+    <w:p>
+      <w:pPr>
+        <w:spacing w:line="360" w:lineRule="auto"/>
+        <w:jc w:val="center"/>
+        <w:rPr>
+          <w:rFonts w:cs="宋体" w:hint="eastAsia"/>
+          <w:sz w:val="24"/>
+          <w:szCs w:val="24"/>
+          <w:lang w:eastAsia="zh-CN"/>
         </w:rPr>
       </w:pPr>
       <w:r>
@@ -12891,6 +11397,152 @@
           <w:szCs w:val="24"/>
           <w:lang w:eastAsia="zh-CN"/>
         </w:rPr>
+        <w:t>图6-</w:t>
+      </w:r>
+      <w:r>
+        <w:rPr>
+          <w:rFonts w:cs="宋体" w:hint="eastAsia"/>
+          <w:sz w:val="24"/>
+          <w:szCs w:val="24"/>
+          <w:lang w:eastAsia="zh-CN"/>
+        </w:rPr>
+        <w:t>8</w:t>
+      </w:r>
+      <w:r>
+        <w:rPr>
+          <w:rFonts w:cs="宋体"/>
+          <w:sz w:val="24"/>
+          <w:szCs w:val="24"/>
+          <w:lang w:eastAsia="zh-CN"/>
+        </w:rPr>
+        <w:t xml:space="preserve"> XGBoost 混淆矩阵</w:t>
+      </w:r>
+    </w:p>
+    <w:p>
+      <w:pPr>
+        <w:keepNext/>
+        <w:jc w:val="center"/>
+        <w:rPr>
+          <w:rFonts w:hint="eastAsia"/>
+        </w:rPr>
+      </w:pPr>
+      <w:r>
+        <w:rPr>
+          <w:rFonts w:hint="eastAsia"/>
+          <w:noProof/>
+        </w:rPr>
+        <w:lastRenderedPageBreak/>
+        <w:drawing>
+          <wp:inline distT="0" distB="0" distL="0" distR="0" wp14:anchorId="4A7C9A6E" wp14:editId="60A885A8">
+            <wp:extent cx="4359349" cy="3954172"/>
+            <wp:effectExtent l="0" t="0" r="3175" b="8255"/>
+            <wp:docPr id="2103421287" name="图片 9"/>
+            <wp:cNvGraphicFramePr>
+              <a:graphicFrameLocks xmlns:a="http://schemas.openxmlformats.org/drawingml/2006/main" noChangeAspect="1"/>
+            </wp:cNvGraphicFramePr>
+            <a:graphic xmlns:a="http://schemas.openxmlformats.org/drawingml/2006/main">
+              <a:graphicData uri="http://schemas.openxmlformats.org/drawingml/2006/picture">
+                <pic:pic xmlns:pic="http://schemas.openxmlformats.org/drawingml/2006/picture">
+                  <pic:nvPicPr>
+                    <pic:cNvPr id="2103421287" name=""/>
+                    <pic:cNvPicPr/>
+                  </pic:nvPicPr>
+                  <pic:blipFill>
+                    <a:blip r:embed="rId16"/>
+                    <a:stretch>
+                      <a:fillRect/>
+                    </a:stretch>
+                  </pic:blipFill>
+                  <pic:spPr>
+                    <a:xfrm>
+                      <a:off x="0" y="0"/>
+                      <a:ext cx="4376092" cy="3969359"/>
+                    </a:xfrm>
+                    <a:prstGeom prst="rect">
+                      <a:avLst/>
+                    </a:prstGeom>
+                  </pic:spPr>
+                </pic:pic>
+              </a:graphicData>
+            </a:graphic>
+          </wp:inline>
+        </w:drawing>
+      </w:r>
+    </w:p>
+    <w:p>
+      <w:pPr>
+        <w:spacing w:line="360" w:lineRule="auto"/>
+        <w:jc w:val="center"/>
+        <w:rPr>
+          <w:rFonts w:cs="宋体" w:hint="eastAsia"/>
+          <w:sz w:val="24"/>
+          <w:szCs w:val="24"/>
+          <w:lang w:eastAsia="zh-CN"/>
+        </w:rPr>
+      </w:pPr>
+      <w:r>
+        <w:rPr>
+          <w:rFonts w:cs="宋体"/>
+          <w:sz w:val="24"/>
+          <w:szCs w:val="24"/>
+          <w:lang w:eastAsia="zh-CN"/>
+        </w:rPr>
+        <w:t>图6-</w:t>
+      </w:r>
+      <w:r>
+        <w:rPr>
+          <w:rFonts w:cs="宋体" w:hint="eastAsia"/>
+          <w:sz w:val="24"/>
+          <w:szCs w:val="24"/>
+          <w:lang w:eastAsia="zh-CN"/>
+        </w:rPr>
+        <w:t>9</w:t>
+      </w:r>
+      <w:r>
+        <w:rPr>
+          <w:rFonts w:cs="宋体"/>
+          <w:sz w:val="24"/>
+          <w:szCs w:val="24"/>
+          <w:lang w:eastAsia="zh-CN"/>
+        </w:rPr>
+        <w:t xml:space="preserve"> </w:t>
+      </w:r>
+      <w:r>
+        <w:rPr>
+          <w:rFonts w:cs="宋体" w:hint="eastAsia"/>
+          <w:sz w:val="24"/>
+          <w:szCs w:val="24"/>
+          <w:lang w:eastAsia="zh-CN"/>
+        </w:rPr>
+        <w:t>高斯朴素贝叶斯</w:t>
+      </w:r>
+      <w:r>
+        <w:rPr>
+          <w:rFonts w:cs="宋体"/>
+          <w:sz w:val="24"/>
+          <w:szCs w:val="24"/>
+          <w:lang w:eastAsia="zh-CN"/>
+        </w:rPr>
+        <w:t xml:space="preserve"> 混淆矩阵</w:t>
+      </w:r>
+    </w:p>
+    <w:p>
+      <w:pPr>
+        <w:spacing w:line="360" w:lineRule="auto"/>
+        <w:ind w:firstLineChars="200" w:firstLine="480"/>
+        <w:rPr>
+          <w:rFonts w:cs="宋体" w:hint="eastAsia"/>
+          <w:sz w:val="24"/>
+          <w:szCs w:val="24"/>
+        </w:rPr>
+      </w:pPr>
+      <w:r>
+        <w:rPr>
+          <w:rFonts w:cs="宋体"/>
+          <w:sz w:val="24"/>
+          <w:szCs w:val="24"/>
+          <w:lang w:eastAsia="zh-CN"/>
+        </w:rPr>
         <w:t>混淆矩阵显示，大部分类别集中在对角线。主要错误发生在形态相近的类别之间，说明剩余误差更多来自类别边界重叠，而不是简单的数据处理缺陷。</w:t>
       </w:r>
       <w:r>
@@ -12899,43 +11551,7 @@
           <w:sz w:val="24"/>
           <w:szCs w:val="24"/>
         </w:rPr>
-        <w:t xml:space="preserve">Macro-F1 </w:t>
-      </w:r>
-      <w:proofErr w:type="spellStart"/>
-      <w:r>
-        <w:rPr>
-          <w:rFonts w:cs="宋体"/>
-          <w:sz w:val="24"/>
-          <w:szCs w:val="24"/>
-        </w:rPr>
-        <w:t>与Accuracy</w:t>
-      </w:r>
-      <w:proofErr w:type="spellEnd"/>
-      <w:r>
-        <w:rPr>
-          <w:rFonts w:cs="宋体"/>
-          <w:sz w:val="24"/>
-          <w:szCs w:val="24"/>
-        </w:rPr>
-        <w:t xml:space="preserve"> </w:t>
-      </w:r>
-      <w:proofErr w:type="spellStart"/>
-      <w:r>
-        <w:rPr>
-          <w:rFonts w:cs="宋体"/>
-          <w:sz w:val="24"/>
-          <w:szCs w:val="24"/>
-        </w:rPr>
-        <w:t>均较高，也表明模型没有只依赖多数类别获得成绩</w:t>
-      </w:r>
-      <w:proofErr w:type="spellEnd"/>
-      <w:r>
-        <w:rPr>
-          <w:rFonts w:cs="宋体"/>
-          <w:sz w:val="24"/>
-          <w:szCs w:val="24"/>
-        </w:rPr>
-        <w:t>。</w:t>
+        <w:t>Macro-F1 与Accuracy 均较高，也表明模型没有只依赖多数类别获得成绩。</w:t>
       </w:r>
     </w:p>
     <w:p>
@@ -12948,7 +11564,7 @@
           <w:szCs w:val="28"/>
         </w:rPr>
       </w:pPr>
-      <w:bookmarkStart w:id="31" w:name="_Toc233156930"/>
+      <w:bookmarkStart w:id="30" w:name="_Toc233219587"/>
       <w:r>
         <w:rPr>
           <w:rFonts w:ascii="黑体" w:eastAsia="黑体" w:hAnsi="黑体" w:cs="黑体"/>
@@ -12958,7 +11574,7 @@
         <w:lastRenderedPageBreak/>
         <w:t>6.5 特征工程消融</w:t>
       </w:r>
-      <w:bookmarkEnd w:id="31"/>
+      <w:bookmarkEnd w:id="30"/>
     </w:p>
     <w:p>
       <w:pPr>
@@ -12988,7 +11604,7 @@
                     <pic:cNvPicPr/>
                   </pic:nvPicPr>
                   <pic:blipFill>
-                    <a:blip r:embed="rId14"/>
+                    <a:blip r:embed="rId17"/>
                     <a:stretch>
                       <a:fillRect/>
                     </a:stretch>
@@ -13070,7 +11686,6 @@
                 <w:szCs w:val="24"/>
               </w:rPr>
             </w:pPr>
-            <w:proofErr w:type="spellStart"/>
             <w:r>
               <w:rPr>
                 <w:rFonts w:cs="宋体"/>
@@ -13080,7 +11695,6 @@
               </w:rPr>
               <w:t>模型</w:t>
             </w:r>
-            <w:proofErr w:type="spellEnd"/>
           </w:p>
         </w:tc>
         <w:tc>
@@ -13098,6 +11712,8 @@
           <w:p>
             <w:pPr>
               <w:spacing w:line="360" w:lineRule="auto"/>
+              <w:ind w:firstLineChars="50" w:firstLine="120"/>
+              <w:jc w:val="center"/>
               <w:rPr>
                 <w:rFonts w:cs="宋体" w:hint="eastAsia"/>
                 <w:sz w:val="24"/>
@@ -13130,6 +11746,7 @@
           <w:p>
             <w:pPr>
               <w:spacing w:line="360" w:lineRule="auto"/>
+              <w:ind w:firstLineChars="50" w:firstLine="120"/>
               <w:rPr>
                 <w:rFonts w:cs="宋体" w:hint="eastAsia"/>
                 <w:sz w:val="24"/>
@@ -13199,6 +11816,7 @@
           <w:p>
             <w:pPr>
               <w:spacing w:line="360" w:lineRule="auto"/>
+              <w:ind w:firstLineChars="150" w:firstLine="360"/>
               <w:rPr>
                 <w:rFonts w:cs="宋体" w:hint="eastAsia"/>
                 <w:sz w:val="24"/>
@@ -13211,7 +11829,7 @@
                 <w:sz w:val="24"/>
                 <w:szCs w:val="24"/>
               </w:rPr>
-              <w:t>手写高斯朴素贝叶斯</w:t>
+              <w:t>高斯朴素贝叶斯</w:t>
             </w:r>
           </w:p>
         </w:tc>
@@ -13229,6 +11847,7 @@
           <w:p>
             <w:pPr>
               <w:spacing w:line="360" w:lineRule="auto"/>
+              <w:jc w:val="center"/>
               <w:rPr>
                 <w:rFonts w:cs="宋体" w:hint="eastAsia"/>
                 <w:sz w:val="24"/>
@@ -13355,6 +11974,7 @@
           <w:p>
             <w:pPr>
               <w:spacing w:line="360" w:lineRule="auto"/>
+              <w:jc w:val="center"/>
               <w:rPr>
                 <w:rFonts w:cs="宋体" w:hint="eastAsia"/>
                 <w:sz w:val="24"/>
@@ -13481,6 +12101,7 @@
           <w:p>
             <w:pPr>
               <w:spacing w:line="360" w:lineRule="auto"/>
+              <w:jc w:val="center"/>
               <w:rPr>
                 <w:rFonts w:cs="宋体" w:hint="eastAsia"/>
                 <w:sz w:val="24"/>
@@ -13607,6 +12228,7 @@
           <w:p>
             <w:pPr>
               <w:spacing w:line="360" w:lineRule="auto"/>
+              <w:jc w:val="center"/>
               <w:rPr>
                 <w:rFonts w:cs="宋体" w:hint="eastAsia"/>
                 <w:sz w:val="24"/>
@@ -13733,6 +12355,7 @@
           <w:p>
             <w:pPr>
               <w:spacing w:line="360" w:lineRule="auto"/>
+              <w:jc w:val="center"/>
               <w:rPr>
                 <w:rFonts w:cs="宋体" w:hint="eastAsia"/>
                 <w:sz w:val="24"/>
@@ -13857,108 +12480,7 @@
           <w:szCs w:val="24"/>
           <w:lang w:eastAsia="zh-CN"/>
         </w:rPr>
-        <w:lastRenderedPageBreak/>
-        <w:t xml:space="preserve">衍生特征对手写高斯朴素贝叶斯的提升达到 7.64 </w:t>
-      </w:r>
-      <w:proofErr w:type="gramStart"/>
-      <w:r>
-        <w:rPr>
-          <w:rFonts w:cs="宋体"/>
-          <w:sz w:val="24"/>
-          <w:szCs w:val="24"/>
-          <w:lang w:eastAsia="zh-CN"/>
-        </w:rPr>
-        <w:t>个</w:t>
-      </w:r>
-      <w:proofErr w:type="gramEnd"/>
-      <w:r>
-        <w:rPr>
-          <w:rFonts w:cs="宋体"/>
-          <w:sz w:val="24"/>
-          <w:szCs w:val="24"/>
-          <w:lang w:eastAsia="zh-CN"/>
-        </w:rPr>
-        <w:t xml:space="preserve">百分点，对 KNN 提升约0.37 </w:t>
-      </w:r>
-      <w:proofErr w:type="gramStart"/>
-      <w:r>
-        <w:rPr>
-          <w:rFonts w:cs="宋体"/>
-          <w:sz w:val="24"/>
-          <w:szCs w:val="24"/>
-          <w:lang w:eastAsia="zh-CN"/>
-        </w:rPr>
-        <w:t>个</w:t>
-      </w:r>
-      <w:proofErr w:type="gramEnd"/>
-      <w:r>
-        <w:rPr>
-          <w:rFonts w:cs="宋体"/>
-          <w:sz w:val="24"/>
-          <w:szCs w:val="24"/>
-          <w:lang w:eastAsia="zh-CN"/>
-        </w:rPr>
-        <w:t xml:space="preserve">百分点，对随机森林和 </w:t>
-      </w:r>
-      <w:proofErr w:type="spellStart"/>
-      <w:r>
-        <w:rPr>
-          <w:rFonts w:cs="宋体"/>
-          <w:sz w:val="24"/>
-          <w:szCs w:val="24"/>
-          <w:lang w:eastAsia="zh-CN"/>
-        </w:rPr>
-        <w:t>XGBoost</w:t>
-      </w:r>
-      <w:proofErr w:type="spellEnd"/>
-      <w:r>
-        <w:rPr>
-          <w:rFonts w:cs="宋体"/>
-          <w:sz w:val="24"/>
-          <w:szCs w:val="24"/>
-          <w:lang w:eastAsia="zh-CN"/>
-        </w:rPr>
-        <w:t xml:space="preserve"> 各提升约 0.11 </w:t>
-      </w:r>
-      <w:proofErr w:type="gramStart"/>
-      <w:r>
-        <w:rPr>
-          <w:rFonts w:cs="宋体"/>
-          <w:sz w:val="24"/>
-          <w:szCs w:val="24"/>
-          <w:lang w:eastAsia="zh-CN"/>
-        </w:rPr>
-        <w:t>个</w:t>
-      </w:r>
-      <w:proofErr w:type="gramEnd"/>
-      <w:r>
-        <w:rPr>
-          <w:rFonts w:cs="宋体"/>
-          <w:sz w:val="24"/>
-          <w:szCs w:val="24"/>
-          <w:lang w:eastAsia="zh-CN"/>
-        </w:rPr>
-        <w:t xml:space="preserve">百分点；逻辑回归则下降约 0.22 </w:t>
-      </w:r>
-      <w:proofErr w:type="gramStart"/>
-      <w:r>
-        <w:rPr>
-          <w:rFonts w:cs="宋体"/>
-          <w:sz w:val="24"/>
-          <w:szCs w:val="24"/>
-          <w:lang w:eastAsia="zh-CN"/>
-        </w:rPr>
-        <w:t>个</w:t>
-      </w:r>
-      <w:proofErr w:type="gramEnd"/>
-      <w:r>
-        <w:rPr>
-          <w:rFonts w:cs="宋体"/>
-          <w:sz w:val="24"/>
-          <w:szCs w:val="24"/>
-          <w:lang w:eastAsia="zh-CN"/>
-        </w:rPr>
-        <w:t>百分点。结果说明衍生比率能帮助概率模型形成更合适的分布，但也可能给线性模型引入冗余相关性。</w:t>
+        <w:t>衍生特征对高斯朴素贝叶斯的提升达到 7.64 个百分点，对 KNN 提升约0.37 个百分点，对随机森林和 XGBoost 各提升约 0.11 个百分点；逻辑回归则下降约 0.22 个百分点。结果说明衍生比率能帮助概率模型形成更合适的分布，但也可能给线性模型引入冗余相关性。</w:t>
       </w:r>
     </w:p>
     <w:p>
@@ -13971,26 +12493,17 @@
           <w:szCs w:val="28"/>
         </w:rPr>
       </w:pPr>
-      <w:bookmarkStart w:id="32" w:name="_Toc233156931"/>
+      <w:bookmarkStart w:id="31" w:name="_Toc233219588"/>
       <w:r>
         <w:rPr>
           <w:rFonts w:ascii="黑体" w:eastAsia="黑体" w:hAnsi="黑体" w:cs="黑体"/>
           <w:sz w:val="28"/>
           <w:szCs w:val="28"/>
         </w:rPr>
-        <w:t xml:space="preserve">6.6 </w:t>
+        <w:lastRenderedPageBreak/>
+        <w:t>6.6 特征重要性</w:t>
       </w:r>
-      <w:proofErr w:type="spellStart"/>
-      <w:r>
-        <w:rPr>
-          <w:rFonts w:ascii="黑体" w:eastAsia="黑体" w:hAnsi="黑体" w:cs="黑体"/>
-          <w:sz w:val="28"/>
-          <w:szCs w:val="28"/>
-        </w:rPr>
-        <w:t>特征重要性</w:t>
-      </w:r>
-      <w:bookmarkEnd w:id="32"/>
-      <w:proofErr w:type="spellEnd"/>
+      <w:bookmarkEnd w:id="31"/>
     </w:p>
     <w:p>
       <w:pPr>
@@ -14020,7 +12533,7 @@
                     <pic:cNvPicPr/>
                   </pic:nvPicPr>
                   <pic:blipFill>
-                    <a:blip r:embed="rId15"/>
+                    <a:blip r:embed="rId18"/>
                     <a:stretch>
                       <a:fillRect/>
                     </a:stretch>
@@ -14072,7 +12585,6 @@
         <w:rPr>
           <w:noProof/>
         </w:rPr>
-        <w:lastRenderedPageBreak/>
         <w:drawing>
           <wp:inline distT="0" distB="0" distL="0" distR="0" wp14:anchorId="1B60AEDF" wp14:editId="67216AE4">
             <wp:extent cx="5623560" cy="3309716"/>
@@ -14089,7 +12601,7 @@
                     <pic:cNvPicPr/>
                   </pic:nvPicPr>
                   <pic:blipFill>
-                    <a:blip r:embed="rId16"/>
+                    <a:blip r:embed="rId19"/>
                     <a:stretch>
                       <a:fillRect/>
                     </a:stretch>
@@ -14128,9 +12640,20 @@
           <w:szCs w:val="24"/>
           <w:lang w:eastAsia="zh-CN"/>
         </w:rPr>
-        <w:t xml:space="preserve">图6-9 </w:t>
+        <w:t>图6-9 XGBoost 特征重要性</w:t>
       </w:r>
-      <w:proofErr w:type="spellStart"/>
+    </w:p>
+    <w:p>
+      <w:pPr>
+        <w:spacing w:line="360" w:lineRule="auto"/>
+        <w:ind w:firstLineChars="200" w:firstLine="480"/>
+        <w:rPr>
+          <w:rFonts w:cs="宋体" w:hint="eastAsia"/>
+          <w:sz w:val="24"/>
+          <w:szCs w:val="24"/>
+          <w:lang w:eastAsia="zh-CN"/>
+        </w:rPr>
+      </w:pPr>
       <w:r>
         <w:rPr>
           <w:rFonts w:cs="宋体"/>
@@ -14138,169 +12661,54 @@
           <w:szCs w:val="24"/>
           <w:lang w:eastAsia="zh-CN"/>
         </w:rPr>
-        <w:t>XGBoost</w:t>
-      </w:r>
-      <w:proofErr w:type="spellEnd"/>
-      <w:r>
-        <w:rPr>
-          <w:rFonts w:cs="宋体"/>
-          <w:sz w:val="24"/>
-          <w:szCs w:val="24"/>
-          <w:lang w:eastAsia="zh-CN"/>
-        </w:rPr>
-        <w:t xml:space="preserve"> 特征重要性</w:t>
+        <w:lastRenderedPageBreak/>
+        <w:t>树模型的重要性结果表明，形状因子、轴长关系、紧致度和面积相关特征共同决定分类结果。不同树模型对特征的排序并不完全相同，原因在于随机森林以并行树降低方差，而 XGBoost 逐轮修正前一阶段残差。</w:t>
       </w:r>
     </w:p>
     <w:p>
       <w:pPr>
-        <w:spacing w:line="360" w:lineRule="auto"/>
-        <w:ind w:firstLineChars="200" w:firstLine="480"/>
-        <w:rPr>
-          <w:rFonts w:cs="宋体" w:hint="eastAsia"/>
-          <w:sz w:val="24"/>
-          <w:szCs w:val="24"/>
-          <w:lang w:eastAsia="zh-CN"/>
-        </w:rPr>
-      </w:pPr>
+        <w:pStyle w:val="1"/>
+        <w:spacing w:beforeLines="50" w:before="120" w:afterLines="50" w:after="120" w:line="360" w:lineRule="auto"/>
+        <w:rPr>
+          <w:rFonts w:ascii="黑体" w:eastAsia="黑体" w:hAnsi="黑体" w:cs="黑体" w:hint="eastAsia"/>
+          <w:szCs w:val="32"/>
+          <w:lang w:eastAsia="zh-CN"/>
+        </w:rPr>
+      </w:pPr>
+      <w:bookmarkStart w:id="32" w:name="_Toc233219589"/>
       <w:r>
         <w:rPr>
-          <w:rFonts w:cs="宋体"/>
-          <w:sz w:val="24"/>
-          <w:szCs w:val="24"/>
-          <w:lang w:eastAsia="zh-CN"/>
-        </w:rPr>
-        <w:t>树模型的重要性结果表明，形状因子、轴长关系、</w:t>
+          <w:rFonts w:ascii="黑体" w:eastAsia="黑体" w:hAnsi="黑体" w:cs="黑体"/>
+          <w:szCs w:val="32"/>
+          <w:lang w:eastAsia="zh-CN"/>
+        </w:rPr>
+        <w:t>第7章 鲁棒性与过拟合分析</w:t>
       </w:r>
-      <w:proofErr w:type="gramStart"/>
-      <w:r>
-        <w:rPr>
-          <w:rFonts w:cs="宋体"/>
-          <w:sz w:val="24"/>
-          <w:szCs w:val="24"/>
-          <w:lang w:eastAsia="zh-CN"/>
-        </w:rPr>
-        <w:t>紧致度</w:t>
-      </w:r>
-      <w:proofErr w:type="gramEnd"/>
-      <w:r>
-        <w:rPr>
-          <w:rFonts w:cs="宋体"/>
-          <w:sz w:val="24"/>
-          <w:szCs w:val="24"/>
-          <w:lang w:eastAsia="zh-CN"/>
-        </w:rPr>
-        <w:t>和面积相关特征共同决定分类结果。不同树模型对特征的排序并不完全相同，原因在于随机森林以并行</w:t>
-      </w:r>
-      <w:proofErr w:type="gramStart"/>
-      <w:r>
-        <w:rPr>
-          <w:rFonts w:cs="宋体"/>
-          <w:sz w:val="24"/>
-          <w:szCs w:val="24"/>
-          <w:lang w:eastAsia="zh-CN"/>
-        </w:rPr>
-        <w:t>树降低</w:t>
-      </w:r>
-      <w:proofErr w:type="gramEnd"/>
-      <w:r>
-        <w:rPr>
-          <w:rFonts w:cs="宋体"/>
-          <w:sz w:val="24"/>
-          <w:szCs w:val="24"/>
-          <w:lang w:eastAsia="zh-CN"/>
-        </w:rPr>
-        <w:t xml:space="preserve">方差，而 </w:t>
-      </w:r>
-      <w:proofErr w:type="spellStart"/>
-      <w:r>
-        <w:rPr>
-          <w:rFonts w:cs="宋体"/>
-          <w:sz w:val="24"/>
-          <w:szCs w:val="24"/>
-          <w:lang w:eastAsia="zh-CN"/>
-        </w:rPr>
-        <w:t>XGBoost</w:t>
-      </w:r>
-      <w:proofErr w:type="spellEnd"/>
-      <w:r>
-        <w:rPr>
-          <w:rFonts w:cs="宋体"/>
-          <w:sz w:val="24"/>
-          <w:szCs w:val="24"/>
-          <w:lang w:eastAsia="zh-CN"/>
-        </w:rPr>
-        <w:t xml:space="preserve"> 逐轮修正前一阶段残差。</w:t>
-      </w:r>
+      <w:bookmarkEnd w:id="32"/>
     </w:p>
     <w:p>
       <w:pPr>
-        <w:rPr>
-          <w:rFonts w:hint="eastAsia"/>
-          <w:lang w:eastAsia="zh-CN"/>
-        </w:rPr>
-      </w:pPr>
+        <w:pStyle w:val="21"/>
+        <w:spacing w:beforeLines="50" w:before="120" w:afterLines="50" w:line="360" w:lineRule="auto"/>
+        <w:rPr>
+          <w:rFonts w:ascii="黑体" w:eastAsia="黑体" w:hAnsi="黑体" w:cs="黑体" w:hint="eastAsia"/>
+          <w:sz w:val="28"/>
+          <w:szCs w:val="28"/>
+        </w:rPr>
+      </w:pPr>
+      <w:bookmarkStart w:id="33" w:name="_Toc233219590"/>
       <w:r>
         <w:rPr>
-          <w:lang w:eastAsia="zh-CN"/>
-        </w:rPr>
-        <w:br w:type="page"/>
-      </w:r>
-    </w:p>
-    <w:p>
-      <w:pPr>
-        <w:pStyle w:val="1"/>
-        <w:spacing w:beforeLines="50" w:before="120" w:afterLines="50" w:after="120" w:line="360" w:lineRule="auto"/>
-        <w:rPr>
-          <w:rFonts w:ascii="黑体" w:eastAsia="黑体" w:hAnsi="黑体" w:cs="黑体" w:hint="eastAsia"/>
-          <w:szCs w:val="32"/>
-          <w:lang w:eastAsia="zh-CN"/>
-        </w:rPr>
-      </w:pPr>
-      <w:bookmarkStart w:id="33" w:name="_Toc233156932"/>
-      <w:r>
-        <w:rPr>
           <w:rFonts w:ascii="黑体" w:eastAsia="黑体" w:hAnsi="黑体" w:cs="黑体"/>
-          <w:szCs w:val="32"/>
-          <w:lang w:eastAsia="zh-CN"/>
-        </w:rPr>
-        <w:lastRenderedPageBreak/>
-        <w:t>第7章 鲁棒性与过拟合分析</w:t>
+          <w:sz w:val="28"/>
+          <w:szCs w:val="28"/>
+        </w:rPr>
+        <w:t>7.1 多类型噪声鲁棒性</w:t>
       </w:r>
       <w:bookmarkEnd w:id="33"/>
     </w:p>
     <w:p>
       <w:pPr>
-        <w:pStyle w:val="21"/>
-        <w:spacing w:beforeLines="50" w:before="120" w:afterLines="50" w:line="360" w:lineRule="auto"/>
-        <w:rPr>
-          <w:rFonts w:ascii="黑体" w:eastAsia="黑体" w:hAnsi="黑体" w:cs="黑体" w:hint="eastAsia"/>
-          <w:sz w:val="28"/>
-          <w:szCs w:val="28"/>
-        </w:rPr>
-      </w:pPr>
-      <w:bookmarkStart w:id="34" w:name="_Toc233156933"/>
-      <w:r>
-        <w:rPr>
-          <w:rFonts w:ascii="黑体" w:eastAsia="黑体" w:hAnsi="黑体" w:cs="黑体"/>
-          <w:sz w:val="28"/>
-          <w:szCs w:val="28"/>
-        </w:rPr>
-        <w:t xml:space="preserve">7.1 </w:t>
-      </w:r>
-      <w:proofErr w:type="spellStart"/>
-      <w:r>
-        <w:rPr>
-          <w:rFonts w:ascii="黑体" w:eastAsia="黑体" w:hAnsi="黑体" w:cs="黑体"/>
-          <w:sz w:val="28"/>
-          <w:szCs w:val="28"/>
-        </w:rPr>
-        <w:t>多类型噪声鲁棒性</w:t>
-      </w:r>
-      <w:bookmarkEnd w:id="34"/>
-      <w:proofErr w:type="spellEnd"/>
-    </w:p>
-    <w:p>
-      <w:pPr>
         <w:keepNext/>
         <w:jc w:val="center"/>
         <w:rPr>
@@ -14312,9 +12720,9 @@
           <w:noProof/>
         </w:rPr>
         <w:drawing>
-          <wp:inline distT="0" distB="0" distL="0" distR="0" wp14:anchorId="080E8A6B" wp14:editId="30E0D954">
-            <wp:extent cx="5623560" cy="3397970"/>
-            <wp:effectExtent l="0" t="0" r="0" b="0"/>
+          <wp:inline distT="0" distB="0" distL="0" distR="0" wp14:anchorId="080E8A6B" wp14:editId="71158D4A">
+            <wp:extent cx="4632045" cy="2798859"/>
+            <wp:effectExtent l="0" t="0" r="0" b="1905"/>
             <wp:docPr id="10" name="Picture 10"/>
             <wp:cNvGraphicFramePr>
               <a:graphicFrameLocks xmlns:a="http://schemas.openxmlformats.org/drawingml/2006/main" noChangeAspect="1"/>
@@ -14327,7 +12735,7 @@
                     <pic:cNvPicPr/>
                   </pic:nvPicPr>
                   <pic:blipFill>
-                    <a:blip r:embed="rId17"/>
+                    <a:blip r:embed="rId20"/>
                     <a:stretch>
                       <a:fillRect/>
                     </a:stretch>
@@ -14335,7 +12743,7 @@
                   <pic:spPr>
                     <a:xfrm>
                       <a:off x="0" y="0"/>
-                      <a:ext cx="5623560" cy="3397970"/>
+                      <a:ext cx="4655094" cy="2812786"/>
                     </a:xfrm>
                     <a:prstGeom prst="rect">
                       <a:avLst/>
@@ -14379,10 +12787,9 @@
         <w:rPr>
           <w:noProof/>
         </w:rPr>
-        <w:lastRenderedPageBreak/>
         <w:drawing>
-          <wp:inline distT="0" distB="0" distL="0" distR="0" wp14:anchorId="3CFE36AB" wp14:editId="7F841F13">
-            <wp:extent cx="5623560" cy="3437344"/>
+          <wp:inline distT="0" distB="0" distL="0" distR="0" wp14:anchorId="3CFE36AB" wp14:editId="39F9C234">
+            <wp:extent cx="4619708" cy="2823751"/>
             <wp:effectExtent l="0" t="0" r="0" b="0"/>
             <wp:docPr id="11" name="Picture 11"/>
             <wp:cNvGraphicFramePr>
@@ -14396,7 +12803,7 @@
                     <pic:cNvPicPr/>
                   </pic:nvPicPr>
                   <pic:blipFill>
-                    <a:blip r:embed="rId18"/>
+                    <a:blip r:embed="rId21"/>
                     <a:stretch>
                       <a:fillRect/>
                     </a:stretch>
@@ -14404,7 +12811,7 @@
                   <pic:spPr>
                     <a:xfrm>
                       <a:off x="0" y="0"/>
-                      <a:ext cx="5623560" cy="3437344"/>
+                      <a:ext cx="4656789" cy="2846416"/>
                     </a:xfrm>
                     <a:prstGeom prst="rect">
                       <a:avLst/>
@@ -14448,10 +12855,11 @@
         <w:rPr>
           <w:noProof/>
         </w:rPr>
+        <w:lastRenderedPageBreak/>
         <w:drawing>
-          <wp:inline distT="0" distB="0" distL="0" distR="0" wp14:anchorId="0AA91DC2" wp14:editId="14E746B7">
-            <wp:extent cx="5623560" cy="3397970"/>
-            <wp:effectExtent l="0" t="0" r="0" b="0"/>
+          <wp:inline distT="0" distB="0" distL="0" distR="0" wp14:anchorId="0AA91DC2" wp14:editId="2CBDDC57">
+            <wp:extent cx="5790057" cy="3498574"/>
+            <wp:effectExtent l="0" t="0" r="1270" b="6985"/>
             <wp:docPr id="12" name="Picture 12"/>
             <wp:cNvGraphicFramePr>
               <a:graphicFrameLocks xmlns:a="http://schemas.openxmlformats.org/drawingml/2006/main" noChangeAspect="1"/>
@@ -14464,7 +12872,7 @@
                     <pic:cNvPicPr/>
                   </pic:nvPicPr>
                   <pic:blipFill>
-                    <a:blip r:embed="rId19"/>
+                    <a:blip r:embed="rId22"/>
                     <a:stretch>
                       <a:fillRect/>
                     </a:stretch>
@@ -14472,7 +12880,7 @@
                   <pic:spPr>
                     <a:xfrm>
                       <a:off x="0" y="0"/>
-                      <a:ext cx="5623560" cy="3397970"/>
+                      <a:ext cx="5792508" cy="3500055"/>
                     </a:xfrm>
                     <a:prstGeom prst="rect">
                       <a:avLst/>
@@ -14516,10 +12924,9 @@
         <w:rPr>
           <w:noProof/>
         </w:rPr>
-        <w:lastRenderedPageBreak/>
         <w:drawing>
-          <wp:inline distT="0" distB="0" distL="0" distR="0" wp14:anchorId="0790868B" wp14:editId="4E862E7A">
-            <wp:extent cx="5623560" cy="3437344"/>
+          <wp:inline distT="0" distB="0" distL="0" distR="0" wp14:anchorId="0790868B" wp14:editId="7CE12335">
+            <wp:extent cx="5736741" cy="3506525"/>
             <wp:effectExtent l="0" t="0" r="0" b="0"/>
             <wp:docPr id="13" name="Picture 13"/>
             <wp:cNvGraphicFramePr>
@@ -14533,7 +12940,7 @@
                     <pic:cNvPicPr/>
                   </pic:nvPicPr>
                   <pic:blipFill>
-                    <a:blip r:embed="rId20"/>
+                    <a:blip r:embed="rId23"/>
                     <a:stretch>
                       <a:fillRect/>
                     </a:stretch>
@@ -14541,7 +12948,7 @@
                   <pic:spPr>
                     <a:xfrm>
                       <a:off x="0" y="0"/>
-                      <a:ext cx="5623560" cy="3437344"/>
+                      <a:ext cx="5737801" cy="3507173"/>
                     </a:xfrm>
                     <a:prstGeom prst="rect">
                       <a:avLst/>
@@ -14559,19 +12966,32 @@
         <w:spacing w:line="360" w:lineRule="auto"/>
         <w:jc w:val="center"/>
         <w:rPr>
+          <w:rFonts w:cs="宋体"/>
+          <w:sz w:val="24"/>
+          <w:szCs w:val="24"/>
+          <w:lang w:eastAsia="zh-CN"/>
+        </w:rPr>
+      </w:pPr>
+      <w:r>
+        <w:rPr>
+          <w:rFonts w:cs="宋体"/>
+          <w:sz w:val="24"/>
+          <w:szCs w:val="24"/>
+        </w:rPr>
+        <w:t>图7-4 标签噪声下的 Accuracy 下降</w:t>
+      </w:r>
+    </w:p>
+    <w:p>
+      <w:pPr>
+        <w:spacing w:line="360" w:lineRule="auto"/>
+        <w:jc w:val="center"/>
+        <w:rPr>
           <w:rFonts w:cs="宋体" w:hint="eastAsia"/>
           <w:sz w:val="24"/>
           <w:szCs w:val="24"/>
-        </w:rPr>
-      </w:pPr>
-      <w:r>
-        <w:rPr>
-          <w:rFonts w:cs="宋体"/>
-          <w:sz w:val="24"/>
-          <w:szCs w:val="24"/>
-        </w:rPr>
-        <w:t>图7-4 标签噪声下的 Accuracy 下降</w:t>
-      </w:r>
+          <w:lang w:eastAsia="zh-CN"/>
+        </w:rPr>
+      </w:pPr>
     </w:p>
     <w:tbl>
       <w:tblPr>
@@ -14618,6 +13038,7 @@
                 <w:sz w:val="24"/>
                 <w:szCs w:val="24"/>
               </w:rPr>
+              <w:lastRenderedPageBreak/>
               <w:t>模型</w:t>
             </w:r>
           </w:p>
@@ -14637,6 +13058,7 @@
           <w:p>
             <w:pPr>
               <w:spacing w:line="360" w:lineRule="auto"/>
+              <w:ind w:firstLine="0"/>
               <w:rPr>
                 <w:rFonts w:cs="宋体" w:hint="eastAsia"/>
                 <w:sz w:val="24"/>
@@ -14715,7 +13137,24 @@
                 <w:sz w:val="24"/>
                 <w:szCs w:val="24"/>
               </w:rPr>
-              <w:t>0.082 个百分点</w:t>
+              <w:t>0.</w:t>
+            </w:r>
+            <w:r>
+              <w:rPr>
+                <w:rFonts w:cs="宋体" w:hint="eastAsia"/>
+                <w:sz w:val="24"/>
+                <w:szCs w:val="24"/>
+                <w:lang w:eastAsia="zh-CN"/>
+              </w:rPr>
+              <w:t>11</w:t>
+            </w:r>
+            <w:r>
+              <w:rPr>
+                <w:rFonts w:cs="宋体"/>
+                <w:sz w:val="24"/>
+                <w:szCs w:val="24"/>
+              </w:rPr>
+              <w:t xml:space="preserve"> 个百分点</w:t>
             </w:r>
           </w:p>
         </w:tc>
@@ -14780,7 +13219,24 @@
                 <w:sz w:val="24"/>
                 <w:szCs w:val="24"/>
               </w:rPr>
-              <w:t>0.174 个百分点</w:t>
+              <w:t>0.</w:t>
+            </w:r>
+            <w:r>
+              <w:rPr>
+                <w:rFonts w:cs="宋体" w:hint="eastAsia"/>
+                <w:sz w:val="24"/>
+                <w:szCs w:val="24"/>
+                <w:lang w:eastAsia="zh-CN"/>
+              </w:rPr>
+              <w:t>21</w:t>
+            </w:r>
+            <w:r>
+              <w:rPr>
+                <w:rFonts w:cs="宋体"/>
+                <w:sz w:val="24"/>
+                <w:szCs w:val="24"/>
+              </w:rPr>
+              <w:t xml:space="preserve"> 个百分点</w:t>
             </w:r>
           </w:p>
         </w:tc>
@@ -14845,7 +13301,24 @@
                 <w:sz w:val="24"/>
                 <w:szCs w:val="24"/>
               </w:rPr>
-              <w:t>0.679 个百分点</w:t>
+              <w:t>0.6</w:t>
+            </w:r>
+            <w:r>
+              <w:rPr>
+                <w:rFonts w:cs="宋体" w:hint="eastAsia"/>
+                <w:sz w:val="24"/>
+                <w:szCs w:val="24"/>
+                <w:lang w:eastAsia="zh-CN"/>
+              </w:rPr>
+              <w:t>9</w:t>
+            </w:r>
+            <w:r>
+              <w:rPr>
+                <w:rFonts w:cs="宋体"/>
+                <w:sz w:val="24"/>
+                <w:szCs w:val="24"/>
+              </w:rPr>
+              <w:t xml:space="preserve"> 个百分点</w:t>
             </w:r>
           </w:p>
         </w:tc>
@@ -14906,11 +13379,20 @@
             </w:pPr>
             <w:r>
               <w:rPr>
+                <w:rFonts w:cs="宋体" w:hint="eastAsia"/>
+                <w:sz w:val="24"/>
+                <w:szCs w:val="24"/>
+                <w:lang w:eastAsia="zh-CN"/>
+              </w:rPr>
+              <w:t>0.93</w:t>
+            </w:r>
+            <w:r>
+              <w:rPr>
                 <w:rFonts w:cs="宋体"/>
                 <w:sz w:val="24"/>
                 <w:szCs w:val="24"/>
               </w:rPr>
-              <w:t>1.069 个百分点</w:t>
+              <w:t xml:space="preserve"> 个百分点</w:t>
             </w:r>
           </w:p>
         </w:tc>
@@ -14945,7 +13427,7 @@
                 <w:sz w:val="24"/>
                 <w:szCs w:val="24"/>
               </w:rPr>
-              <w:t>手写高斯朴素贝叶斯</w:t>
+              <w:t>高斯朴素贝叶斯</w:t>
             </w:r>
           </w:p>
         </w:tc>
@@ -14971,11 +13453,20 @@
             </w:pPr>
             <w:r>
               <w:rPr>
+                <w:rFonts w:cs="宋体" w:hint="eastAsia"/>
+                <w:sz w:val="24"/>
+                <w:szCs w:val="24"/>
+                <w:lang w:eastAsia="zh-CN"/>
+              </w:rPr>
+              <w:t>1.10</w:t>
+            </w:r>
+            <w:r>
+              <w:rPr>
                 <w:rFonts w:cs="宋体"/>
                 <w:sz w:val="24"/>
                 <w:szCs w:val="24"/>
               </w:rPr>
-              <w:t>3.791 个百分点</w:t>
+              <w:t xml:space="preserve"> 个百分点</w:t>
             </w:r>
           </w:p>
         </w:tc>
@@ -15013,7 +13504,7 @@
     <w:p>
       <w:pPr>
         <w:spacing w:line="360" w:lineRule="auto"/>
-        <w:ind w:firstLineChars="200" w:firstLine="480"/>
+        <w:ind w:firstLineChars="200"/>
         <w:rPr>
           <w:rFonts w:cs="宋体" w:hint="eastAsia"/>
           <w:sz w:val="24"/>
@@ -15021,46 +13512,11 @@
           <w:lang w:eastAsia="zh-CN"/>
         </w:rPr>
       </w:pPr>
-      <w:proofErr w:type="spellStart"/>
       <w:r>
         <w:rPr>
-          <w:rFonts w:cs="宋体"/>
-          <w:sz w:val="24"/>
-          <w:szCs w:val="24"/>
-          <w:lang w:eastAsia="zh-CN"/>
-        </w:rPr>
-        <w:lastRenderedPageBreak/>
-        <w:t>XGBoost</w:t>
-      </w:r>
-      <w:proofErr w:type="spellEnd"/>
-      <w:r>
-        <w:rPr>
-          <w:rFonts w:cs="宋体"/>
-          <w:sz w:val="24"/>
-          <w:szCs w:val="24"/>
-          <w:lang w:eastAsia="zh-CN"/>
-        </w:rPr>
-        <w:t xml:space="preserve"> 的平均 Accuracy 下降最低，仅约 0.082 </w:t>
-      </w:r>
-      <w:proofErr w:type="gramStart"/>
-      <w:r>
-        <w:rPr>
-          <w:rFonts w:cs="宋体"/>
-          <w:sz w:val="24"/>
-          <w:szCs w:val="24"/>
-          <w:lang w:eastAsia="zh-CN"/>
-        </w:rPr>
-        <w:t>个</w:t>
-      </w:r>
-      <w:proofErr w:type="gramEnd"/>
-      <w:r>
-        <w:rPr>
-          <w:rFonts w:cs="宋体"/>
-          <w:sz w:val="24"/>
-          <w:szCs w:val="24"/>
-          <w:lang w:eastAsia="zh-CN"/>
-        </w:rPr>
-        <w:t>百分点；随机森林同样稳定。手写高斯朴素贝叶斯对脉冲、缺失和标签噪声更敏感，说明其参数估计容易被异常样本或错误标签改变。部分轻微噪声下出现负下降，即加入噪声后的结果略高于基线，这属于随机扰动产生的微小波动，不应解释为噪声必然提升模型。</w:t>
+          <w:lang w:eastAsia="zh-CN"/>
+        </w:rPr>
+        <w:t>XGBoost 的平均 Accuracy 下降最低，仅 0.11 个百分点；随机森林为 0.21%，同样表现稳定。KNN 平均下降 0.69%，逻辑回归平均下降 0.93%，手写高斯朴素贝叶斯平均下降 1.10%，对脉冲、缺失和标签噪声更敏感，说明其参数估计容易被异常样本或错误标签改变。随着四类噪声强度升高，各模型 Accuracy 下降量严格单调增大，说明训练数据污染会持续削弱模型泛化性能。</w:t>
       </w:r>
     </w:p>
     <w:p>
@@ -15073,26 +13529,17 @@
           <w:szCs w:val="28"/>
         </w:rPr>
       </w:pPr>
-      <w:bookmarkStart w:id="35" w:name="_Toc233156934"/>
+      <w:bookmarkStart w:id="34" w:name="_Toc233219591"/>
       <w:r>
         <w:rPr>
           <w:rFonts w:ascii="黑体" w:eastAsia="黑体" w:hAnsi="黑体" w:cs="黑体"/>
           <w:sz w:val="28"/>
           <w:szCs w:val="28"/>
         </w:rPr>
-        <w:t xml:space="preserve">7.2 </w:t>
+        <w:lastRenderedPageBreak/>
+        <w:t>7.2 过拟合分析</w:t>
       </w:r>
-      <w:proofErr w:type="spellStart"/>
-      <w:r>
-        <w:rPr>
-          <w:rFonts w:ascii="黑体" w:eastAsia="黑体" w:hAnsi="黑体" w:cs="黑体"/>
-          <w:sz w:val="28"/>
-          <w:szCs w:val="28"/>
-        </w:rPr>
-        <w:t>过拟合分析</w:t>
-      </w:r>
-      <w:bookmarkEnd w:id="35"/>
-      <w:proofErr w:type="spellEnd"/>
+      <w:bookmarkEnd w:id="34"/>
     </w:p>
     <w:p>
       <w:pPr>
@@ -15122,7 +13569,7 @@
                     <pic:cNvPicPr/>
                   </pic:nvPicPr>
                   <pic:blipFill>
-                    <a:blip r:embed="rId21"/>
+                    <a:blip r:embed="rId24"/>
                     <a:stretch>
                       <a:fillRect/>
                     </a:stretch>
@@ -15171,10 +13618,10 @@
         <w:tblLook w:val="04A0" w:firstRow="1" w:lastRow="0" w:firstColumn="1" w:lastColumn="0" w:noHBand="0" w:noVBand="1"/>
       </w:tblPr>
       <w:tblGrid>
-        <w:gridCol w:w="2958"/>
+        <w:gridCol w:w="3337"/>
         <w:gridCol w:w="1944"/>
         <w:gridCol w:w="1944"/>
-        <w:gridCol w:w="1584"/>
+        <w:gridCol w:w="2043"/>
       </w:tblGrid>
       <w:tr>
         <w:trPr>
@@ -15183,7 +13630,7 @@
         </w:trPr>
         <w:tc>
           <w:tcPr>
-            <w:tcW w:w="2958" w:type="dxa"/>
+            <w:tcW w:w="3337" w:type="dxa"/>
             <w:shd w:val="clear" w:color="auto" w:fill="E9F1EC"/>
             <w:tcMar>
               <w:top w:w="90" w:type="dxa"/>
@@ -15202,7 +13649,6 @@
                 <w:szCs w:val="24"/>
               </w:rPr>
             </w:pPr>
-            <w:proofErr w:type="spellStart"/>
             <w:r>
               <w:rPr>
                 <w:rFonts w:cs="宋体"/>
@@ -15212,7 +13658,6 @@
               </w:rPr>
               <w:t>模型</w:t>
             </w:r>
-            <w:proofErr w:type="spellEnd"/>
           </w:p>
         </w:tc>
         <w:tc>
@@ -15230,6 +13675,7 @@
           <w:p>
             <w:pPr>
               <w:spacing w:line="360" w:lineRule="auto"/>
+              <w:ind w:firstLine="0"/>
               <w:rPr>
                 <w:rFonts w:cs="宋体" w:hint="eastAsia"/>
                 <w:sz w:val="24"/>
@@ -15262,6 +13708,7 @@
           <w:p>
             <w:pPr>
               <w:spacing w:line="360" w:lineRule="auto"/>
+              <w:ind w:firstLine="0"/>
               <w:rPr>
                 <w:rFonts w:cs="宋体" w:hint="eastAsia"/>
                 <w:sz w:val="24"/>
@@ -15281,7 +13728,7 @@
         </w:tc>
         <w:tc>
           <w:tcPr>
-            <w:tcW w:w="1584" w:type="dxa"/>
+            <w:tcW w:w="2043" w:type="dxa"/>
             <w:shd w:val="clear" w:color="auto" w:fill="E9F1EC"/>
             <w:tcMar>
               <w:top w:w="90" w:type="dxa"/>
@@ -15318,7 +13765,7 @@
         </w:trPr>
         <w:tc>
           <w:tcPr>
-            <w:tcW w:w="2958" w:type="dxa"/>
+            <w:tcW w:w="3337" w:type="dxa"/>
             <w:tcMar>
               <w:top w:w="90" w:type="dxa"/>
               <w:left w:w="120" w:type="dxa"/>
@@ -15408,7 +13855,7 @@
         </w:tc>
         <w:tc>
           <w:tcPr>
-            <w:tcW w:w="1584" w:type="dxa"/>
+            <w:tcW w:w="2043" w:type="dxa"/>
             <w:tcMar>
               <w:top w:w="90" w:type="dxa"/>
               <w:left w:w="120" w:type="dxa"/>
@@ -15443,7 +13890,7 @@
         </w:trPr>
         <w:tc>
           <w:tcPr>
-            <w:tcW w:w="2958" w:type="dxa"/>
+            <w:tcW w:w="3337" w:type="dxa"/>
             <w:tcMar>
               <w:top w:w="90" w:type="dxa"/>
               <w:left w:w="120" w:type="dxa"/>
@@ -15533,7 +13980,7 @@
         </w:tc>
         <w:tc>
           <w:tcPr>
-            <w:tcW w:w="1584" w:type="dxa"/>
+            <w:tcW w:w="2043" w:type="dxa"/>
             <w:tcMar>
               <w:top w:w="90" w:type="dxa"/>
               <w:left w:w="120" w:type="dxa"/>
@@ -15568,7 +14015,7 @@
         </w:trPr>
         <w:tc>
           <w:tcPr>
-            <w:tcW w:w="2958" w:type="dxa"/>
+            <w:tcW w:w="3337" w:type="dxa"/>
             <w:tcMar>
               <w:top w:w="90" w:type="dxa"/>
               <w:left w:w="120" w:type="dxa"/>
@@ -15658,7 +14105,7 @@
         </w:tc>
         <w:tc>
           <w:tcPr>
-            <w:tcW w:w="1584" w:type="dxa"/>
+            <w:tcW w:w="2043" w:type="dxa"/>
             <w:tcMar>
               <w:top w:w="90" w:type="dxa"/>
               <w:left w:w="120" w:type="dxa"/>
@@ -15693,7 +14140,7 @@
         </w:trPr>
         <w:tc>
           <w:tcPr>
-            <w:tcW w:w="2958" w:type="dxa"/>
+            <w:tcW w:w="3337" w:type="dxa"/>
             <w:tcMar>
               <w:top w:w="90" w:type="dxa"/>
               <w:left w:w="120" w:type="dxa"/>
@@ -15783,7 +14230,7 @@
         </w:tc>
         <w:tc>
           <w:tcPr>
-            <w:tcW w:w="1584" w:type="dxa"/>
+            <w:tcW w:w="2043" w:type="dxa"/>
             <w:tcMar>
               <w:top w:w="90" w:type="dxa"/>
               <w:left w:w="120" w:type="dxa"/>
@@ -15818,7 +14265,7 @@
         </w:trPr>
         <w:tc>
           <w:tcPr>
-            <w:tcW w:w="2958" w:type="dxa"/>
+            <w:tcW w:w="3337" w:type="dxa"/>
             <w:tcMar>
               <w:top w:w="90" w:type="dxa"/>
               <w:left w:w="120" w:type="dxa"/>
@@ -15842,8 +14289,7 @@
                 <w:sz w:val="24"/>
                 <w:szCs w:val="24"/>
               </w:rPr>
-              <w:lastRenderedPageBreak/>
-              <w:t>手写高斯朴素贝叶斯</w:t>
+              <w:t>高斯朴素贝叶斯</w:t>
             </w:r>
           </w:p>
         </w:tc>
@@ -15909,7 +14355,7 @@
         </w:tc>
         <w:tc>
           <w:tcPr>
-            <w:tcW w:w="1584" w:type="dxa"/>
+            <w:tcW w:w="2043" w:type="dxa"/>
             <w:tcMar>
               <w:top w:w="90" w:type="dxa"/>
               <w:left w:w="120" w:type="dxa"/>
@@ -15984,9 +14430,8 @@
           <w:szCs w:val="24"/>
           <w:lang w:eastAsia="zh-CN"/>
         </w:rPr>
-        <w:t xml:space="preserve">KNN 在训练集上使用距离加权，几乎能够记住训练样本，因此训练—测试差距较大；随机森林和 </w:t>
+        <w:t>KNN 在训练集上使用距离加权，几乎能够记住训练样本，因此训练—测试差距较大；随机森林和 XGBoost 也具有较强拟合能力。逻辑回归的差距明显较小，说明其线性结构提供</w:t>
       </w:r>
-      <w:proofErr w:type="spellStart"/>
       <w:r>
         <w:rPr>
           <w:rFonts w:cs="宋体"/>
@@ -15994,100 +14439,56 @@
           <w:szCs w:val="24"/>
           <w:lang w:eastAsia="zh-CN"/>
         </w:rPr>
-        <w:t>XGBoost</w:t>
-      </w:r>
-      <w:proofErr w:type="spellEnd"/>
-      <w:r>
-        <w:rPr>
-          <w:rFonts w:cs="宋体"/>
-          <w:sz w:val="24"/>
-          <w:szCs w:val="24"/>
-          <w:lang w:eastAsia="zh-CN"/>
-        </w:rPr>
-        <w:t xml:space="preserve"> 也具有较强拟合能力。逻辑回归的差距明显较小，说明其线性结构提供了较强约束。过拟合差距需要与测试精度共同分析：差距大不等于模型</w:t>
-      </w:r>
-      <w:proofErr w:type="gramStart"/>
-      <w:r>
-        <w:rPr>
-          <w:rFonts w:cs="宋体"/>
-          <w:sz w:val="24"/>
-          <w:szCs w:val="24"/>
-          <w:lang w:eastAsia="zh-CN"/>
-        </w:rPr>
-        <w:t>不</w:t>
-      </w:r>
-      <w:proofErr w:type="gramEnd"/>
-      <w:r>
-        <w:rPr>
-          <w:rFonts w:cs="宋体"/>
-          <w:sz w:val="24"/>
-          <w:szCs w:val="24"/>
-          <w:lang w:eastAsia="zh-CN"/>
-        </w:rPr>
-        <w:t>可用，但提示应关注正则化和泛化稳定性。</w:t>
+        <w:lastRenderedPageBreak/>
+        <w:t>了较强约束。过拟合差距需要与测试精度共同分析：差距大不等于模型不可用，但提示应关注正则化和泛化稳定性。</w:t>
       </w:r>
     </w:p>
     <w:p>
       <w:pPr>
-        <w:rPr>
-          <w:rFonts w:hint="eastAsia"/>
-          <w:lang w:eastAsia="zh-CN"/>
-        </w:rPr>
-      </w:pPr>
+        <w:pStyle w:val="1"/>
+        <w:spacing w:beforeLines="50" w:before="120" w:afterLines="50" w:after="120" w:line="360" w:lineRule="auto"/>
+        <w:rPr>
+          <w:rFonts w:ascii="黑体" w:eastAsia="黑体" w:hAnsi="黑体" w:cs="黑体" w:hint="eastAsia"/>
+          <w:szCs w:val="32"/>
+          <w:lang w:eastAsia="zh-CN"/>
+        </w:rPr>
+      </w:pPr>
+      <w:bookmarkStart w:id="35" w:name="_Toc233219592"/>
       <w:r>
         <w:rPr>
-          <w:lang w:eastAsia="zh-CN"/>
-        </w:rPr>
-        <w:br w:type="page"/>
+          <w:rFonts w:ascii="黑体" w:eastAsia="黑体" w:hAnsi="黑体" w:cs="黑体"/>
+          <w:szCs w:val="32"/>
+          <w:lang w:eastAsia="zh-CN"/>
+        </w:rPr>
+        <w:t>第8章 系统设计与网页展示</w:t>
       </w:r>
+      <w:bookmarkEnd w:id="35"/>
     </w:p>
     <w:p>
       <w:pPr>
-        <w:pStyle w:val="1"/>
-        <w:spacing w:beforeLines="50" w:before="120" w:afterLines="50" w:after="120" w:line="360" w:lineRule="auto"/>
+        <w:pStyle w:val="21"/>
+        <w:spacing w:beforeLines="50" w:before="120" w:afterLines="50" w:line="360" w:lineRule="auto"/>
         <w:rPr>
           <w:rFonts w:ascii="黑体" w:eastAsia="黑体" w:hAnsi="黑体" w:cs="黑体" w:hint="eastAsia"/>
-          <w:szCs w:val="32"/>
-          <w:lang w:eastAsia="zh-CN"/>
-        </w:rPr>
-      </w:pPr>
-      <w:bookmarkStart w:id="36" w:name="_Toc233156935"/>
+          <w:sz w:val="28"/>
+          <w:szCs w:val="28"/>
+          <w:lang w:eastAsia="zh-CN"/>
+        </w:rPr>
+      </w:pPr>
+      <w:bookmarkStart w:id="36" w:name="_Toc233219593"/>
       <w:r>
         <w:rPr>
           <w:rFonts w:ascii="黑体" w:eastAsia="黑体" w:hAnsi="黑体" w:cs="黑体"/>
-          <w:szCs w:val="32"/>
-          <w:lang w:eastAsia="zh-CN"/>
-        </w:rPr>
-        <w:lastRenderedPageBreak/>
-        <w:t>第8章 系统设计与网页展示</w:t>
+          <w:sz w:val="28"/>
+          <w:szCs w:val="28"/>
+          <w:lang w:eastAsia="zh-CN"/>
+        </w:rPr>
+        <w:t>8.1 工程文件结构</w:t>
       </w:r>
       <w:bookmarkEnd w:id="36"/>
     </w:p>
     <w:p>
       <w:pPr>
-        <w:pStyle w:val="21"/>
-        <w:spacing w:beforeLines="50" w:before="120" w:afterLines="50" w:line="360" w:lineRule="auto"/>
-        <w:rPr>
-          <w:rFonts w:ascii="黑体" w:eastAsia="黑体" w:hAnsi="黑体" w:cs="黑体" w:hint="eastAsia"/>
-          <w:sz w:val="28"/>
-          <w:szCs w:val="28"/>
-          <w:lang w:eastAsia="zh-CN"/>
-        </w:rPr>
-      </w:pPr>
-      <w:bookmarkStart w:id="37" w:name="_Toc233156936"/>
-      <w:r>
-        <w:rPr>
-          <w:rFonts w:ascii="黑体" w:eastAsia="黑体" w:hAnsi="黑体" w:cs="黑体"/>
-          <w:sz w:val="28"/>
-          <w:szCs w:val="28"/>
-          <w:lang w:eastAsia="zh-CN"/>
-        </w:rPr>
-        <w:t>8.1 工程文件结构</w:t>
-      </w:r>
-      <w:bookmarkEnd w:id="37"/>
-    </w:p>
-    <w:p>
-      <w:pPr>
         <w:spacing w:line="360" w:lineRule="auto"/>
         <w:ind w:firstLineChars="200" w:firstLine="480"/>
         <w:rPr>
@@ -16104,27 +14505,7 @@
           <w:szCs w:val="24"/>
           <w:lang w:eastAsia="zh-CN"/>
         </w:rPr>
-        <w:t>项目按照职责拆分为数据加载、标签清洗、预处理、特征工程、模型、指标、噪声、实验、绘图和命令行模块。离线实验产物统一写入 artifacts 目录，</w:t>
-      </w:r>
-      <w:proofErr w:type="spellStart"/>
-      <w:r>
-        <w:rPr>
-          <w:rFonts w:cs="宋体"/>
-          <w:sz w:val="24"/>
-          <w:szCs w:val="24"/>
-          <w:lang w:eastAsia="zh-CN"/>
-        </w:rPr>
-        <w:t>Streamlit</w:t>
-      </w:r>
-      <w:proofErr w:type="spellEnd"/>
-      <w:r>
-        <w:rPr>
-          <w:rFonts w:cs="宋体"/>
-          <w:sz w:val="24"/>
-          <w:szCs w:val="24"/>
-          <w:lang w:eastAsia="zh-CN"/>
-        </w:rPr>
-        <w:t xml:space="preserve"> 页面和论文只读取这些结果，不会在 UI 阶段重新训练。</w:t>
+        <w:t>项目按照职责拆分为数据加载、标签清洗、预处理、特征工程、模型、指标、噪声、实验、绘图和命令行模块。离线实验产物统一写入 artifacts 目录，Streamlit 页面和论文只读取这些结果，不会在 UI 阶段重新训练。</w:t>
       </w:r>
     </w:p>
     <w:tbl>
@@ -16165,7 +14546,6 @@
                 <w:szCs w:val="24"/>
               </w:rPr>
             </w:pPr>
-            <w:proofErr w:type="spellStart"/>
             <w:r>
               <w:rPr>
                 <w:rFonts w:cs="宋体"/>
@@ -16173,29 +14553,8 @@
                 <w:sz w:val="24"/>
                 <w:szCs w:val="24"/>
               </w:rPr>
-              <w:t>文件</w:t>
+              <w:t>文件/目录</w:t>
             </w:r>
-            <w:proofErr w:type="spellEnd"/>
-            <w:r>
-              <w:rPr>
-                <w:rFonts w:cs="宋体"/>
-                <w:b/>
-                <w:sz w:val="24"/>
-                <w:szCs w:val="24"/>
-              </w:rPr>
-              <w:t>/</w:t>
-            </w:r>
-            <w:proofErr w:type="spellStart"/>
-            <w:r>
-              <w:rPr>
-                <w:rFonts w:cs="宋体"/>
-                <w:b/>
-                <w:sz w:val="24"/>
-                <w:szCs w:val="24"/>
-              </w:rPr>
-              <w:t>目录</w:t>
-            </w:r>
-            <w:proofErr w:type="spellEnd"/>
           </w:p>
         </w:tc>
         <w:tc>
@@ -16360,27 +14719,7 @@
                 <w:szCs w:val="24"/>
                 <w:lang w:eastAsia="zh-CN"/>
               </w:rPr>
-              <w:t>中位数、</w:t>
-            </w:r>
-            <w:proofErr w:type="gramStart"/>
-            <w:r>
-              <w:rPr>
-                <w:rFonts w:cs="宋体"/>
-                <w:sz w:val="24"/>
-                <w:szCs w:val="24"/>
-                <w:lang w:eastAsia="zh-CN"/>
-              </w:rPr>
-              <w:t>截尾与</w:t>
-            </w:r>
-            <w:proofErr w:type="gramEnd"/>
-            <w:r>
-              <w:rPr>
-                <w:rFonts w:cs="宋体"/>
-                <w:sz w:val="24"/>
-                <w:szCs w:val="24"/>
-                <w:lang w:eastAsia="zh-CN"/>
-              </w:rPr>
-              <w:t>标准化</w:t>
+              <w:t>中位数、截尾与标准化</w:t>
             </w:r>
           </w:p>
         </w:tc>
@@ -16409,41 +14748,13 @@
                 <w:szCs w:val="24"/>
               </w:rPr>
             </w:pPr>
-            <w:proofErr w:type="spellStart"/>
             <w:r>
               <w:rPr>
                 <w:rFonts w:cs="宋体"/>
                 <w:sz w:val="24"/>
                 <w:szCs w:val="24"/>
               </w:rPr>
-              <w:t>src</w:t>
-            </w:r>
-            <w:proofErr w:type="spellEnd"/>
-            <w:r>
-              <w:rPr>
-                <w:rFonts w:cs="宋体"/>
-                <w:sz w:val="24"/>
-                <w:szCs w:val="24"/>
-              </w:rPr>
-              <w:t>/</w:t>
-            </w:r>
-            <w:proofErr w:type="spellStart"/>
-            <w:r>
-              <w:rPr>
-                <w:rFonts w:cs="宋体"/>
-                <w:sz w:val="24"/>
-                <w:szCs w:val="24"/>
-              </w:rPr>
-              <w:t>drybean</w:t>
-            </w:r>
-            <w:proofErr w:type="spellEnd"/>
-            <w:r>
-              <w:rPr>
-                <w:rFonts w:cs="宋体"/>
-                <w:sz w:val="24"/>
-                <w:szCs w:val="24"/>
-              </w:rPr>
-              <w:t>/models/</w:t>
+              <w:t>src/drybean/models/</w:t>
             </w:r>
           </w:p>
         </w:tc>
@@ -16504,41 +14815,13 @@
                 <w:szCs w:val="24"/>
               </w:rPr>
             </w:pPr>
-            <w:proofErr w:type="spellStart"/>
             <w:r>
               <w:rPr>
                 <w:rFonts w:cs="宋体"/>
                 <w:sz w:val="24"/>
                 <w:szCs w:val="24"/>
               </w:rPr>
-              <w:t>src</w:t>
-            </w:r>
-            <w:proofErr w:type="spellEnd"/>
-            <w:r>
-              <w:rPr>
-                <w:rFonts w:cs="宋体"/>
-                <w:sz w:val="24"/>
-                <w:szCs w:val="24"/>
-              </w:rPr>
-              <w:t>/</w:t>
-            </w:r>
-            <w:proofErr w:type="spellStart"/>
-            <w:r>
-              <w:rPr>
-                <w:rFonts w:cs="宋体"/>
-                <w:sz w:val="24"/>
-                <w:szCs w:val="24"/>
-              </w:rPr>
-              <w:t>drybean</w:t>
-            </w:r>
-            <w:proofErr w:type="spellEnd"/>
-            <w:r>
-              <w:rPr>
-                <w:rFonts w:cs="宋体"/>
-                <w:sz w:val="24"/>
-                <w:szCs w:val="24"/>
-              </w:rPr>
-              <w:t>/experiments/</w:t>
+              <w:t>src/drybean/experiments/</w:t>
             </w:r>
           </w:p>
         </w:tc>
@@ -16815,7 +15098,7 @@
           <w:lang w:eastAsia="zh-CN"/>
         </w:rPr>
       </w:pPr>
-      <w:bookmarkStart w:id="38" w:name="_Toc233156937"/>
+      <w:bookmarkStart w:id="37" w:name="_Toc233219594"/>
       <w:r>
         <w:rPr>
           <w:rFonts w:ascii="黑体" w:eastAsia="黑体" w:hAnsi="黑体" w:cs="黑体"/>
@@ -16825,7 +15108,7 @@
         </w:rPr>
         <w:t>8.2 命令行运行方式</w:t>
       </w:r>
-      <w:bookmarkEnd w:id="38"/>
+      <w:bookmarkEnd w:id="37"/>
     </w:p>
     <w:tbl>
       <w:tblPr>
@@ -16865,76 +15148,9 @@
                 <w:rFonts w:cs="宋体"/>
                 <w:sz w:val="24"/>
                 <w:szCs w:val="24"/>
-                <w:lang w:eastAsia="zh-CN"/>
-              </w:rPr>
-              <w:t xml:space="preserve">统一命令：执行 </w:t>
+              </w:rPr>
+              <w:t>展示页面运行命令为 streamlit run streamlit_app_scoring.py，用于打开</w:t>
             </w:r>
-            <w:proofErr w:type="spellStart"/>
-            <w:r>
-              <w:rPr>
-                <w:rFonts w:cs="宋体"/>
-                <w:sz w:val="24"/>
-                <w:szCs w:val="24"/>
-                <w:lang w:eastAsia="zh-CN"/>
-              </w:rPr>
-              <w:t>drybean</w:t>
-            </w:r>
-            <w:proofErr w:type="spellEnd"/>
-            <w:r>
-              <w:rPr>
-                <w:rFonts w:cs="宋体"/>
-                <w:sz w:val="24"/>
-                <w:szCs w:val="24"/>
-                <w:lang w:eastAsia="zh-CN"/>
-              </w:rPr>
-              <w:t xml:space="preserve"> all 可依次完成数据分析、五算法训练、特征消融、鲁棒性实验和绘图。</w:t>
-            </w:r>
-            <w:proofErr w:type="spellStart"/>
-            <w:r>
-              <w:rPr>
-                <w:rFonts w:cs="宋体"/>
-                <w:sz w:val="24"/>
-                <w:szCs w:val="24"/>
-              </w:rPr>
-              <w:t>展示页面运行命令为</w:t>
-            </w:r>
-            <w:proofErr w:type="spellEnd"/>
-            <w:r>
-              <w:rPr>
-                <w:rFonts w:cs="宋体"/>
-                <w:sz w:val="24"/>
-                <w:szCs w:val="24"/>
-              </w:rPr>
-              <w:t xml:space="preserve"> </w:t>
-            </w:r>
-            <w:proofErr w:type="spellStart"/>
-            <w:r>
-              <w:rPr>
-                <w:rFonts w:cs="宋体"/>
-                <w:sz w:val="24"/>
-                <w:szCs w:val="24"/>
-              </w:rPr>
-              <w:t>streamlit</w:t>
-            </w:r>
-            <w:proofErr w:type="spellEnd"/>
-            <w:r>
-              <w:rPr>
-                <w:rFonts w:cs="宋体"/>
-                <w:sz w:val="24"/>
-                <w:szCs w:val="24"/>
-              </w:rPr>
-              <w:t xml:space="preserve"> run </w:t>
-            </w:r>
-            <w:proofErr w:type="spellStart"/>
-            <w:r>
-              <w:rPr>
-                <w:rFonts w:cs="宋体"/>
-                <w:sz w:val="24"/>
-                <w:szCs w:val="24"/>
-              </w:rPr>
-              <w:t>streamlit_app_scoring.py，用于打开</w:t>
-            </w:r>
-            <w:proofErr w:type="spellEnd"/>
             <w:r>
               <w:rPr>
                 <w:rFonts w:cs="宋体"/>
@@ -16944,23 +15160,22 @@
               </w:rPr>
               <w:t>本</w:t>
             </w:r>
-            <w:proofErr w:type="spellStart"/>
             <w:r>
               <w:rPr>
                 <w:rFonts w:cs="宋体"/>
                 <w:sz w:val="24"/>
                 <w:szCs w:val="24"/>
               </w:rPr>
-              <w:t>地网页</w:t>
+              <w:t>地网</w:t>
             </w:r>
-            <w:proofErr w:type="spellEnd"/>
             <w:r>
               <w:rPr>
                 <w:rFonts w:cs="宋体"/>
                 <w:sz w:val="24"/>
                 <w:szCs w:val="24"/>
               </w:rPr>
-              <w:t>。</w:t>
+              <w:lastRenderedPageBreak/>
+              <w:t>页。</w:t>
             </w:r>
           </w:p>
         </w:tc>
@@ -16968,35 +15183,6 @@
     </w:tbl>
     <w:p>
       <w:pPr>
-        <w:spacing w:after="40"/>
-        <w:rPr>
-          <w:rFonts w:hint="eastAsia"/>
-          <w:lang w:eastAsia="zh-CN"/>
-        </w:rPr>
-      </w:pPr>
-    </w:p>
-    <w:p>
-      <w:pPr>
-        <w:spacing w:line="360" w:lineRule="auto"/>
-        <w:ind w:firstLineChars="200" w:firstLine="480"/>
-        <w:rPr>
-          <w:rFonts w:cs="宋体" w:hint="eastAsia"/>
-          <w:sz w:val="24"/>
-          <w:szCs w:val="24"/>
-        </w:rPr>
-      </w:pPr>
-      <w:r>
-        <w:rPr>
-          <w:rFonts w:cs="宋体"/>
-          <w:sz w:val="24"/>
-          <w:szCs w:val="24"/>
-        </w:rPr>
-        <w:lastRenderedPageBreak/>
-        <w:t>项目还支持 drybean analyze、drybean train、drybean ablation、drybean robustness 和 drybean plot 分阶段运行。算法运行期间仅输出命令行日志，不调用 UI；Streamlit 页面只读取 artifacts 中已经生成的结果表和图表，用于展示和截图。</w:t>
-      </w:r>
-    </w:p>
-    <w:p>
-      <w:pPr>
         <w:pStyle w:val="21"/>
         <w:spacing w:beforeLines="50" w:before="120" w:afterLines="50" w:line="360" w:lineRule="auto"/>
         <w:rPr>
@@ -17005,16 +15191,17 @@
           <w:szCs w:val="28"/>
         </w:rPr>
       </w:pPr>
-      <w:bookmarkStart w:id="39" w:name="_Toc233156938"/>
+      <w:bookmarkStart w:id="38" w:name="_Toc233219595"/>
       <w:r>
         <w:rPr>
           <w:rFonts w:ascii="黑体" w:eastAsia="黑体" w:hAnsi="黑体" w:cs="黑体"/>
           <w:sz w:val="28"/>
           <w:szCs w:val="28"/>
         </w:rPr>
+        <w:lastRenderedPageBreak/>
         <w:t>8.3 Streamlit 展示界面</w:t>
       </w:r>
-      <w:bookmarkEnd w:id="39"/>
+      <w:bookmarkEnd w:id="38"/>
     </w:p>
     <w:p>
       <w:pPr>
@@ -17044,7 +15231,7 @@
                     <pic:cNvPicPr/>
                   </pic:nvPicPr>
                   <pic:blipFill>
-                    <a:blip r:embed="rId22"/>
+                    <a:blip r:embed="rId25"/>
                     <a:stretch>
                       <a:fillRect/>
                     </a:stretch>
@@ -17126,7 +15313,7 @@
                     <pic:cNvPicPr/>
                   </pic:nvPicPr>
                   <pic:blipFill>
-                    <a:blip r:embed="rId23"/>
+                    <a:blip r:embed="rId26"/>
                     <a:stretch>
                       <a:fillRect/>
                     </a:stretch>
@@ -17198,7 +15385,7 @@
                     <pic:cNvPicPr/>
                   </pic:nvPicPr>
                   <pic:blipFill>
-                    <a:blip r:embed="rId24"/>
+                    <a:blip r:embed="rId27"/>
                     <a:stretch>
                       <a:fillRect/>
                     </a:stretch>
@@ -17261,7 +15448,7 @@
                     <pic:cNvPicPr/>
                   </pic:nvPicPr>
                   <pic:blipFill>
-                    <a:blip r:embed="rId25"/>
+                    <a:blip r:embed="rId28"/>
                     <a:stretch>
                       <a:fillRect/>
                     </a:stretch>
@@ -17316,18 +15503,8 @@
           <w:sz w:val="24"/>
           <w:szCs w:val="24"/>
         </w:rPr>
-        <w:t xml:space="preserve"> </w:t>
+        <w:t xml:space="preserve"> 测试精度对比页面</w:t>
       </w:r>
-      <w:proofErr w:type="spellStart"/>
-      <w:r>
-        <w:rPr>
-          <w:rFonts w:cs="宋体"/>
-          <w:sz w:val="24"/>
-          <w:szCs w:val="24"/>
-        </w:rPr>
-        <w:t>测试精度对比页面</w:t>
-      </w:r>
-      <w:proofErr w:type="spellEnd"/>
     </w:p>
     <w:p>
       <w:pPr>
@@ -17358,7 +15535,7 @@
                     <pic:cNvPicPr/>
                   </pic:nvPicPr>
                   <pic:blipFill>
-                    <a:blip r:embed="rId26"/>
+                    <a:blip r:embed="rId29"/>
                     <a:stretch>
                       <a:fillRect/>
                     </a:stretch>
@@ -17429,7 +15606,7 @@
                     <pic:cNvPicPr/>
                   </pic:nvPicPr>
                   <pic:blipFill>
-                    <a:blip r:embed="rId22"/>
+                    <a:blip r:embed="rId25"/>
                     <a:stretch>
                       <a:fillRect/>
                     </a:stretch>
@@ -17494,12 +15671,13 @@
         <w:rPr>
           <w:rFonts w:hint="eastAsia"/>
           <w:noProof/>
+          <w:lang w:eastAsia="zh-CN"/>
         </w:rPr>
         <w:drawing>
-          <wp:inline distT="0" distB="0" distL="0" distR="0" wp14:anchorId="3DC4F7AC" wp14:editId="5F07C90F">
-            <wp:extent cx="6126480" cy="3604895"/>
-            <wp:effectExtent l="0" t="0" r="7620" b="0"/>
-            <wp:docPr id="186172640" name="图片 3"/>
+          <wp:inline distT="0" distB="0" distL="0" distR="0" wp14:anchorId="21D3C5FE" wp14:editId="056AD0A4">
+            <wp:extent cx="6126480" cy="3615055"/>
+            <wp:effectExtent l="0" t="0" r="7620" b="4445"/>
+            <wp:docPr id="306415164" name="图片 10"/>
             <wp:cNvGraphicFramePr>
               <a:graphicFrameLocks xmlns:a="http://schemas.openxmlformats.org/drawingml/2006/main" noChangeAspect="1"/>
             </wp:cNvGraphicFramePr>
@@ -17507,11 +15685,11 @@
               <a:graphicData uri="http://schemas.openxmlformats.org/drawingml/2006/picture">
                 <pic:pic xmlns:pic="http://schemas.openxmlformats.org/drawingml/2006/picture">
                   <pic:nvPicPr>
-                    <pic:cNvPr id="186172640" name=""/>
+                    <pic:cNvPr id="306415164" name=""/>
                     <pic:cNvPicPr/>
                   </pic:nvPicPr>
                   <pic:blipFill>
-                    <a:blip r:embed="rId27"/>
+                    <a:blip r:embed="rId30"/>
                     <a:stretch>
                       <a:fillRect/>
                     </a:stretch>
@@ -17519,7 +15697,7 @@
                   <pic:spPr>
                     <a:xfrm>
                       <a:off x="0" y="0"/>
-                      <a:ext cx="6126480" cy="3604895"/>
+                      <a:ext cx="6126480" cy="3615055"/>
                     </a:xfrm>
                     <a:prstGeom prst="rect">
                       <a:avLst/>
@@ -17566,18 +15744,8 @@
           <w:sz w:val="24"/>
           <w:szCs w:val="24"/>
         </w:rPr>
-        <w:t xml:space="preserve"> </w:t>
+        <w:t xml:space="preserve"> 鲁棒性对比页面</w:t>
       </w:r>
-      <w:proofErr w:type="spellStart"/>
-      <w:r>
-        <w:rPr>
-          <w:rFonts w:cs="宋体"/>
-          <w:sz w:val="24"/>
-          <w:szCs w:val="24"/>
-        </w:rPr>
-        <w:t>鲁棒性对比页面</w:t>
-      </w:r>
-      <w:proofErr w:type="spellEnd"/>
     </w:p>
     <w:p>
       <w:pPr>
@@ -17610,7 +15778,7 @@
                     <pic:cNvPicPr/>
                   </pic:nvPicPr>
                   <pic:blipFill>
-                    <a:blip r:embed="rId28"/>
+                    <a:blip r:embed="rId31"/>
                     <a:stretch>
                       <a:fillRect/>
                     </a:stretch>
@@ -17662,7 +15830,7 @@
                     <pic:cNvPicPr/>
                   </pic:nvPicPr>
                   <pic:blipFill>
-                    <a:blip r:embed="rId29"/>
+                    <a:blip r:embed="rId32"/>
                     <a:stretch>
                       <a:fillRect/>
                     </a:stretch>
@@ -17715,7 +15883,7 @@
                     <pic:cNvPicPr/>
                   </pic:nvPicPr>
                   <pic:blipFill>
-                    <a:blip r:embed="rId30"/>
+                    <a:blip r:embed="rId33"/>
                     <a:stretch>
                       <a:fillRect/>
                     </a:stretch>
@@ -17786,7 +15954,7 @@
           <w:lang w:eastAsia="zh-CN"/>
         </w:rPr>
       </w:pPr>
-      <w:bookmarkStart w:id="40" w:name="_Toc233156939"/>
+      <w:bookmarkStart w:id="39" w:name="_Toc233219596"/>
       <w:r>
         <w:rPr>
           <w:rFonts w:ascii="黑体" w:eastAsia="黑体" w:hAnsi="黑体" w:cs="黑体"/>
@@ -17807,7 +15975,7 @@
         </w:rPr>
         <w:t>说明</w:t>
       </w:r>
-      <w:bookmarkEnd w:id="40"/>
+      <w:bookmarkEnd w:id="39"/>
     </w:p>
     <w:p>
       <w:pPr>
@@ -17829,62 +15997,26 @@
         </w:rPr>
         <w:t>README 包含项目简介、污染说明、数据处理、五算法介绍、完整结果表、关键图表、项目结构、运行命令和评分项导向的展示说明。仓库链接</w:t>
       </w:r>
+      <w:hyperlink r:id="rId34" w:history="1">
+        <w:r>
+          <w:rPr>
+            <w:rStyle w:val="aff9"/>
+            <w:rFonts w:cs="宋体"/>
+            <w:sz w:val="24"/>
+            <w:szCs w:val="24"/>
+            <w:lang w:eastAsia="zh-CN"/>
+          </w:rPr>
+          <w:t>WenYulin0418/dry-bean-ml-project</w:t>
+        </w:r>
+      </w:hyperlink>
       <w:r>
-        <w:fldChar w:fldCharType="begin"/>
-      </w:r>
-      <w:r>
-        <w:rPr>
-          <w:lang w:eastAsia="zh-CN"/>
-        </w:rPr>
-        <w:instrText>HYPERLINK "https://github.com/WenYulin0418/dry-bean-ml-project"</w:instrText>
-      </w:r>
-      <w:r>
-        <w:rPr>
-          <w:rFonts w:hint="eastAsia"/>
-        </w:rPr>
-        <w:fldChar w:fldCharType="separate"/>
-      </w:r>
-      <w:r>
-        <w:rPr>
-          <w:rStyle w:val="aff9"/>
+        <w:rPr>
           <w:rFonts w:cs="宋体"/>
           <w:sz w:val="24"/>
           <w:szCs w:val="24"/>
           <w:lang w:eastAsia="zh-CN"/>
         </w:rPr>
-        <w:t>WenYulin0418/dry-bean-ml-project</w:t>
-      </w:r>
-      <w:r>
-        <w:fldChar w:fldCharType="end"/>
-      </w:r>
-      <w:r>
-        <w:rPr>
-          <w:rFonts w:cs="宋体"/>
-          <w:sz w:val="24"/>
-          <w:szCs w:val="24"/>
-          <w:lang w:eastAsia="zh-CN"/>
-        </w:rPr>
-        <w:t xml:space="preserve">，可通过 </w:t>
-      </w:r>
-      <w:proofErr w:type="spellStart"/>
-      <w:r>
-        <w:rPr>
-          <w:rFonts w:cs="宋体"/>
-          <w:sz w:val="24"/>
-          <w:szCs w:val="24"/>
-          <w:lang w:eastAsia="zh-CN"/>
-        </w:rPr>
-        <w:t>streamlit</w:t>
-      </w:r>
-      <w:proofErr w:type="spellEnd"/>
-      <w:r>
-        <w:rPr>
-          <w:rFonts w:cs="宋体"/>
-          <w:sz w:val="24"/>
-          <w:szCs w:val="24"/>
-          <w:lang w:eastAsia="zh-CN"/>
-        </w:rPr>
-        <w:t xml:space="preserve"> run streamlit_app_scoring.py 打开本地展示页面。</w:t>
+        <w:t>，可通过 streamlit run streamlit_app_scoring.py 打开本地展示页面。</w:t>
       </w:r>
     </w:p>
     <w:p>
@@ -17911,7 +16043,7 @@
           <w:lang w:eastAsia="zh-CN"/>
         </w:rPr>
       </w:pPr>
-      <w:bookmarkStart w:id="41" w:name="_Toc233156940"/>
+      <w:bookmarkStart w:id="40" w:name="_Toc233219597"/>
       <w:r>
         <w:rPr>
           <w:rFonts w:ascii="黑体" w:eastAsia="黑体" w:hAnsi="黑体" w:cs="黑体"/>
@@ -17920,172 +16052,124 @@
         </w:rPr>
         <w:lastRenderedPageBreak/>
         <w:t>第9章 课程总结</w:t>
+      </w:r>
+      <w:bookmarkEnd w:id="40"/>
+    </w:p>
+    <w:p>
+      <w:pPr>
+        <w:spacing w:line="360" w:lineRule="auto"/>
+        <w:ind w:firstLineChars="200" w:firstLine="480"/>
+        <w:rPr>
+          <w:rFonts w:cs="宋体" w:hint="eastAsia"/>
+          <w:sz w:val="24"/>
+          <w:szCs w:val="24"/>
+          <w:lang w:eastAsia="zh-CN"/>
+        </w:rPr>
+      </w:pPr>
+      <w:r>
+        <w:rPr>
+          <w:rFonts w:cs="宋体"/>
+          <w:sz w:val="24"/>
+          <w:szCs w:val="24"/>
+          <w:lang w:eastAsia="zh-CN"/>
+        </w:rPr>
+        <w:t>本项目最重要的收获是认识到，机器学习性能并不只由分类算法决定。最初的真实训练失败来自数值列中的问号和单位字符串，而不是模型本身；如果忽略这类污染，后续算法比较没有意义。通过将数据解析、标签规范化、训练集拟合和自动测试组合起来，项目建立了更可信的数据基础。</w:t>
+      </w:r>
+    </w:p>
+    <w:p>
+      <w:pPr>
+        <w:spacing w:line="360" w:lineRule="auto"/>
+        <w:ind w:firstLineChars="200"/>
+        <w:rPr>
+          <w:rFonts w:cs="宋体" w:hint="eastAsia"/>
+          <w:sz w:val="24"/>
+          <w:szCs w:val="24"/>
+          <w:lang w:eastAsia="zh-CN"/>
+        </w:rPr>
+      </w:pPr>
+      <w:r>
+        <w:rPr>
+          <w:lang w:eastAsia="zh-CN"/>
+        </w:rPr>
+        <w:t>第二个收获是理解多维评价的必要性。KNN 以 92.69% 获得最高测试 Accuracy（Macro-F1 93.80%），但训练集记忆程度较高（训练-测试 Accuracy 差距 7.31%）；XGBoost 以 92.62% 紧随其后，差距仅 0.07 个百分点，且鲁棒性最强（四类噪声、三种强度共 12 组实验中，平均 Accuracy 下降仅 0.11%）；逻辑回归 Accuracy 为 91.52%，但模型仅 0.009 MB、单样本推理仅 0.0003 ms，泛化差距仅 0.37%，适合轻量快速部署。不同场景下的最佳模型并不相同。</w:t>
+      </w:r>
+    </w:p>
+    <w:p>
+      <w:pPr>
+        <w:spacing w:line="360" w:lineRule="auto"/>
+        <w:ind w:firstLineChars="200" w:firstLine="480"/>
+        <w:rPr>
+          <w:rFonts w:cs="宋体" w:hint="eastAsia"/>
+          <w:sz w:val="24"/>
+          <w:szCs w:val="24"/>
+          <w:lang w:eastAsia="zh-CN"/>
+        </w:rPr>
+      </w:pPr>
+      <w:r>
+        <w:rPr>
+          <w:rFonts w:cs="宋体"/>
+          <w:sz w:val="24"/>
+          <w:szCs w:val="24"/>
+          <w:lang w:eastAsia="zh-CN"/>
+        </w:rPr>
+        <w:t>第三个收获来自手写高斯朴素贝叶斯。自行实现对数似然和概率归一化后，可以更直观地理解先验、条件独立假设和数值稳定性。其准确率低于集成模型并不代表实现失败，而是揭示了模型假设与数据分布之间的差距。</w:t>
+      </w:r>
+    </w:p>
+    <w:p>
+      <w:pPr>
+        <w:spacing w:line="360" w:lineRule="auto"/>
+        <w:ind w:firstLineChars="200"/>
+        <w:rPr>
+          <w:rFonts w:cs="宋体" w:hint="eastAsia"/>
+          <w:sz w:val="24"/>
+          <w:szCs w:val="24"/>
+          <w:lang w:eastAsia="zh-CN"/>
+        </w:rPr>
+      </w:pPr>
+      <w:r>
+        <w:rPr>
+          <w:lang w:eastAsia="zh-CN"/>
+        </w:rPr>
+        <w:t>最后，特征消融说明数据处理也需要实验证据。四项衍生特征使手写高斯朴素贝叶斯 Accuracy 提升 7.64 个百分点，KNN 提升 0.37 个百分点，随机森林和 XGBoost 各提升约 0.11 个百分点，但逻辑回归反而下降 0.22 个百分点，说明衍生特征对不同算法收益差异显著。今后的改进方向可以包括更严格的交叉验证、基于验证集的小规模超参数选择、SHAP 解释以及更精细的类别边界分析，但这些扩展应建立在当前可复现基线之上，而不是替代基本的数据质量与实验规范。</w:t>
+      </w:r>
+    </w:p>
+    <w:p>
+      <w:pPr>
+        <w:rPr>
+          <w:rFonts w:hint="eastAsia"/>
+          <w:lang w:eastAsia="zh-CN"/>
+        </w:rPr>
+      </w:pPr>
+      <w:r>
+        <w:rPr>
+          <w:lang w:eastAsia="zh-CN"/>
+        </w:rPr>
+        <w:br w:type="page"/>
+      </w:r>
+    </w:p>
+    <w:p>
+      <w:pPr>
+        <w:pStyle w:val="1"/>
+        <w:spacing w:beforeLines="50" w:before="120" w:afterLines="50" w:after="120" w:line="360" w:lineRule="auto"/>
+        <w:rPr>
+          <w:rFonts w:ascii="黑体" w:eastAsia="黑体" w:hAnsi="黑体" w:cs="黑体" w:hint="eastAsia"/>
+          <w:szCs w:val="32"/>
+        </w:rPr>
+      </w:pPr>
+      <w:bookmarkStart w:id="41" w:name="_Toc233219598"/>
+      <w:r>
+        <w:rPr>
+          <w:rFonts w:ascii="黑体" w:eastAsia="黑体" w:hAnsi="黑体" w:cs="黑体"/>
+          <w:szCs w:val="32"/>
+        </w:rPr>
+        <w:lastRenderedPageBreak/>
+        <w:t>参考文献</w:t>
       </w:r>
       <w:bookmarkEnd w:id="41"/>
     </w:p>
     <w:p>
       <w:pPr>
         <w:spacing w:line="360" w:lineRule="auto"/>
-        <w:ind w:firstLineChars="200" w:firstLine="480"/>
-        <w:rPr>
-          <w:rFonts w:cs="宋体" w:hint="eastAsia"/>
-          <w:sz w:val="24"/>
-          <w:szCs w:val="24"/>
-          <w:lang w:eastAsia="zh-CN"/>
-        </w:rPr>
-      </w:pPr>
-      <w:r>
-        <w:rPr>
-          <w:rFonts w:cs="宋体"/>
-          <w:sz w:val="24"/>
-          <w:szCs w:val="24"/>
-          <w:lang w:eastAsia="zh-CN"/>
-        </w:rPr>
-        <w:t>本项目最重要的收获是认识到，机器学习性能并</w:t>
-      </w:r>
-      <w:proofErr w:type="gramStart"/>
-      <w:r>
-        <w:rPr>
-          <w:rFonts w:cs="宋体"/>
-          <w:sz w:val="24"/>
-          <w:szCs w:val="24"/>
-          <w:lang w:eastAsia="zh-CN"/>
-        </w:rPr>
-        <w:t>不只由</w:t>
-      </w:r>
-      <w:proofErr w:type="gramEnd"/>
-      <w:r>
-        <w:rPr>
-          <w:rFonts w:cs="宋体"/>
-          <w:sz w:val="24"/>
-          <w:szCs w:val="24"/>
-          <w:lang w:eastAsia="zh-CN"/>
-        </w:rPr>
-        <w:t>分类算法决定。最初的真实训练失败来自数值列中的问号和单位字符串，而不是模型本身；如果忽略这类污染，后续算法比较没有意义。通过将数据解析、标签规范化、训练集拟合和自动测试组合起来，项目建立了更可信的数据基础。</w:t>
-      </w:r>
-    </w:p>
-    <w:p>
-      <w:pPr>
-        <w:spacing w:line="360" w:lineRule="auto"/>
-        <w:ind w:firstLineChars="200" w:firstLine="480"/>
-        <w:rPr>
-          <w:rFonts w:cs="宋体" w:hint="eastAsia"/>
-          <w:sz w:val="24"/>
-          <w:szCs w:val="24"/>
-          <w:lang w:eastAsia="zh-CN"/>
-        </w:rPr>
-      </w:pPr>
-      <w:r>
-        <w:rPr>
-          <w:rFonts w:cs="宋体"/>
-          <w:sz w:val="24"/>
-          <w:szCs w:val="24"/>
-          <w:lang w:eastAsia="zh-CN"/>
-        </w:rPr>
-        <w:t>第二个收获是理解多维评价的必要性。KNN 获得最高测试 Accuracy，但训练集记忆程度较高；</w:t>
-      </w:r>
-      <w:proofErr w:type="spellStart"/>
-      <w:r>
-        <w:rPr>
-          <w:rFonts w:cs="宋体"/>
-          <w:sz w:val="24"/>
-          <w:szCs w:val="24"/>
-          <w:lang w:eastAsia="zh-CN"/>
-        </w:rPr>
-        <w:t>XGBoost</w:t>
-      </w:r>
-      <w:proofErr w:type="spellEnd"/>
-      <w:r>
-        <w:rPr>
-          <w:rFonts w:cs="宋体"/>
-          <w:sz w:val="24"/>
-          <w:szCs w:val="24"/>
-          <w:lang w:eastAsia="zh-CN"/>
-        </w:rPr>
-        <w:t xml:space="preserve"> 的精度几乎相同，鲁棒性更强；逻辑回归虽然精度略低，却具有最小模型、最快推理和较小泛化差距。不同场景下的最佳模型并不相同。</w:t>
-      </w:r>
-    </w:p>
-    <w:p>
-      <w:pPr>
-        <w:spacing w:line="360" w:lineRule="auto"/>
-        <w:ind w:firstLineChars="200" w:firstLine="480"/>
-        <w:rPr>
-          <w:rFonts w:cs="宋体" w:hint="eastAsia"/>
-          <w:sz w:val="24"/>
-          <w:szCs w:val="24"/>
-          <w:lang w:eastAsia="zh-CN"/>
-        </w:rPr>
-      </w:pPr>
-      <w:r>
-        <w:rPr>
-          <w:rFonts w:cs="宋体"/>
-          <w:sz w:val="24"/>
-          <w:szCs w:val="24"/>
-          <w:lang w:eastAsia="zh-CN"/>
-        </w:rPr>
-        <w:t>第三个收获来自手写高斯朴素贝叶斯。自行实现对数似然和概率归一化后，可以更直观地理解先验、条件独立假设和数值稳定性。其准确率低于集成模型并不代表实现失败，而是揭示了模型假设与数据分布之间的差距。</w:t>
-      </w:r>
-    </w:p>
-    <w:p>
-      <w:pPr>
-        <w:spacing w:line="360" w:lineRule="auto"/>
-        <w:ind w:firstLineChars="200" w:firstLine="480"/>
-        <w:rPr>
-          <w:rFonts w:cs="宋体" w:hint="eastAsia"/>
-          <w:sz w:val="24"/>
-          <w:szCs w:val="24"/>
-          <w:lang w:eastAsia="zh-CN"/>
-        </w:rPr>
-      </w:pPr>
-      <w:r>
-        <w:rPr>
-          <w:rFonts w:cs="宋体"/>
-          <w:sz w:val="24"/>
-          <w:szCs w:val="24"/>
-          <w:lang w:eastAsia="zh-CN"/>
-        </w:rPr>
-        <w:t>最后，特征消融说明数据处理也需要实验证据。四项衍生特征对概率模型帮助明显，却使逻辑回归略有下降。今后的改进方向可以包括更严格的交叉验证、基于验证集的小规模超参数选择、SHAP 解释以及更精细的类别边界分析，但这些扩展应建立在当前可复现基线之上，而不是替代基本的数据质量与实验规范。</w:t>
-      </w:r>
-    </w:p>
-    <w:p>
-      <w:pPr>
-        <w:rPr>
-          <w:rFonts w:hint="eastAsia"/>
-          <w:lang w:eastAsia="zh-CN"/>
-        </w:rPr>
-      </w:pPr>
-      <w:r>
-        <w:rPr>
-          <w:lang w:eastAsia="zh-CN"/>
-        </w:rPr>
-        <w:br w:type="page"/>
-      </w:r>
-    </w:p>
-    <w:p>
-      <w:pPr>
-        <w:pStyle w:val="1"/>
-        <w:spacing w:beforeLines="50" w:before="120" w:afterLines="50" w:after="120" w:line="360" w:lineRule="auto"/>
-        <w:rPr>
-          <w:rFonts w:ascii="黑体" w:eastAsia="黑体" w:hAnsi="黑体" w:cs="黑体" w:hint="eastAsia"/>
-          <w:szCs w:val="32"/>
-        </w:rPr>
-      </w:pPr>
-      <w:bookmarkStart w:id="42" w:name="_Toc233156941"/>
-      <w:proofErr w:type="spellStart"/>
-      <w:r>
-        <w:rPr>
-          <w:rFonts w:ascii="黑体" w:eastAsia="黑体" w:hAnsi="黑体" w:cs="黑体"/>
-          <w:szCs w:val="32"/>
-        </w:rPr>
-        <w:lastRenderedPageBreak/>
-        <w:t>参考文献</w:t>
-      </w:r>
-      <w:bookmarkEnd w:id="42"/>
-      <w:proofErr w:type="spellEnd"/>
-    </w:p>
-    <w:p>
-      <w:pPr>
-        <w:spacing w:line="360" w:lineRule="auto"/>
         <w:ind w:left="420" w:hangingChars="200" w:hanging="420"/>
         <w:rPr>
           <w:rFonts w:cs="宋体" w:hint="eastAsia"/>
@@ -18203,7 +16287,7 @@
       </w:r>
     </w:p>
     <w:sectPr>
-      <w:footerReference w:type="default" r:id="rId31"/>
+      <w:footerReference w:type="default" r:id="rId35"/>
       <w:pgSz w:w="12240" w:h="15840"/>
       <w:pgMar w:top="1224" w:right="1296" w:bottom="1152" w:left="1296" w:header="605" w:footer="605" w:gutter="0"/>
       <w:cols w:space="720"/>
